--- a/results/10_iterations/canary/canaries_analysis_softimpute_updated.docx
+++ b/results/10_iterations/canary/canaries_analysis_softimpute_updated.docx
@@ -12,25 +12,14 @@
           <w:lang w:val="en-US"/>
         </w:rPr>
       </w:pPr>
-      <w:proofErr w:type="spellStart"/>
-      <w:r>
-        <w:rPr>
-          <w:rFonts w:ascii="David" w:hAnsi="David" w:cs="David"/>
-          <w:b/>
-          <w:bCs/>
-          <w:lang w:val="en-US"/>
-        </w:rPr>
-        <w:t>Softimpute</w:t>
-      </w:r>
-      <w:proofErr w:type="spellEnd"/>
-      <w:r>
-        <w:rPr>
-          <w:rFonts w:ascii="David" w:hAnsi="David" w:cs="David"/>
-          <w:b/>
-          <w:bCs/>
-          <w:lang w:val="en-US"/>
-        </w:rPr>
-        <w:t xml:space="preserve"> – </w:t>
+      <w:r>
+        <w:rPr>
+          <w:rFonts w:ascii="David" w:hAnsi="David" w:cs="David"/>
+          <w:b/>
+          <w:bCs/>
+          <w:lang w:val="en-US"/>
+        </w:rPr>
+        <w:t xml:space="preserve">Softimpute – </w:t>
       </w:r>
       <w:r>
         <w:rPr>
@@ -74,64 +63,7 @@
           <w:rFonts w:ascii="David" w:hAnsi="David" w:cs="David"/>
           <w:lang w:val="en-US"/>
         </w:rPr>
-        <w:t xml:space="preserve">Working code: </w:t>
-      </w:r>
-      <w:proofErr w:type="spellStart"/>
-      <w:r>
-        <w:rPr>
-          <w:rFonts w:ascii="David" w:hAnsi="David" w:cs="David"/>
-          <w:lang w:val="en-US"/>
-        </w:rPr>
-        <w:t>softimpute_</w:t>
-      </w:r>
-      <w:proofErr w:type="gramStart"/>
-      <w:r>
-        <w:rPr>
-          <w:rFonts w:ascii="David" w:hAnsi="David" w:cs="David"/>
-          <w:lang w:val="en-US"/>
-        </w:rPr>
-        <w:t>bootstrap.R</w:t>
-      </w:r>
-      <w:proofErr w:type="spellEnd"/>
-      <w:proofErr w:type="gramEnd"/>
-      <w:r>
-        <w:rPr>
-          <w:rFonts w:ascii="David" w:hAnsi="David" w:cs="David"/>
-          <w:lang w:val="en-US"/>
-        </w:rPr>
-        <w:t xml:space="preserve"> in the </w:t>
-      </w:r>
-      <w:proofErr w:type="spellStart"/>
-      <w:r>
-        <w:rPr>
-          <w:rFonts w:ascii="David" w:hAnsi="David" w:cs="David"/>
-          <w:lang w:val="en-US"/>
-        </w:rPr>
-        <w:t>softimpute</w:t>
-      </w:r>
-      <w:proofErr w:type="spellEnd"/>
-      <w:r>
-        <w:rPr>
-          <w:rFonts w:ascii="David" w:hAnsi="David" w:cs="David"/>
-          <w:lang w:val="en-US"/>
-        </w:rPr>
-        <w:t xml:space="preserve"> </w:t>
-      </w:r>
-      <w:proofErr w:type="spellStart"/>
-      <w:r>
-        <w:rPr>
-          <w:rFonts w:ascii="David" w:hAnsi="David" w:cs="David"/>
-          <w:lang w:val="en-US"/>
-        </w:rPr>
-        <w:t>github</w:t>
-      </w:r>
-      <w:proofErr w:type="spellEnd"/>
-      <w:r>
-        <w:rPr>
-          <w:rFonts w:ascii="David" w:hAnsi="David" w:cs="David"/>
-          <w:lang w:val="en-US"/>
-        </w:rPr>
-        <w:t xml:space="preserve"> repository</w:t>
+        <w:t>Working code: softimpute_bootstrap.R in the softimpute github repository</w:t>
       </w:r>
     </w:p>
     <w:p>
@@ -148,7 +80,6 @@
         </w:rPr>
         <w:t xml:space="preserve">Yielded </w:t>
       </w:r>
-      <w:proofErr w:type="gramStart"/>
       <w:r>
         <w:rPr>
           <w:rFonts w:ascii="David" w:hAnsi="David" w:cs="David"/>
@@ -161,110 +92,22 @@
           <w:rFonts w:ascii="David" w:hAnsi="David" w:cs="David"/>
           <w:lang w:val="en-US"/>
         </w:rPr>
-        <w:t xml:space="preserve"> very</w:t>
-      </w:r>
-      <w:proofErr w:type="gramEnd"/>
-      <w:r>
-        <w:rPr>
-          <w:rFonts w:ascii="David" w:hAnsi="David" w:cs="David"/>
-          <w:lang w:val="en-US"/>
-        </w:rPr>
-        <w:t xml:space="preserve"> large csv </w:t>
-      </w:r>
-      <w:proofErr w:type="gramStart"/>
-      <w:r>
-        <w:rPr>
-          <w:rFonts w:ascii="David" w:hAnsi="David" w:cs="David"/>
-          <w:lang w:val="en-US"/>
-        </w:rPr>
-        <w:t>files</w:t>
-      </w:r>
-      <w:proofErr w:type="gramEnd"/>
-      <w:r>
-        <w:rPr>
-          <w:rFonts w:ascii="David" w:hAnsi="David" w:cs="David"/>
-          <w:lang w:val="en-US"/>
-        </w:rPr>
-        <w:t xml:space="preserve"> for the pollination networks </w:t>
-      </w:r>
-      <w:proofErr w:type="spellStart"/>
-      <w:r>
-        <w:rPr>
-          <w:rFonts w:ascii="David" w:hAnsi="David" w:cs="David"/>
-          <w:lang w:val="en-US"/>
-        </w:rPr>
-        <w:t>inthe</w:t>
-      </w:r>
-      <w:proofErr w:type="spellEnd"/>
-      <w:r>
-        <w:rPr>
-          <w:rFonts w:ascii="David" w:hAnsi="David" w:cs="David"/>
-          <w:lang w:val="en-US"/>
-        </w:rPr>
-        <w:t xml:space="preserve"> Canary Islands (in the Google Drive Research folder), with 100 iterations for removing zeros.</w:t>
-      </w:r>
-    </w:p>
-    <w:p>
-      <w:pPr>
-        <w:rPr>
-          <w:rFonts w:ascii="David" w:hAnsi="David" w:cs="David"/>
-          <w:lang w:val="en-US"/>
-        </w:rPr>
-      </w:pPr>
-      <w:r>
-        <w:rPr>
-          <w:rFonts w:ascii="David" w:hAnsi="David" w:cs="David"/>
-          <w:lang w:val="en-US"/>
-        </w:rPr>
-        <w:t xml:space="preserve">The amount of removed zeros is equal to the </w:t>
-      </w:r>
-      <w:proofErr w:type="gramStart"/>
-      <w:r>
-        <w:rPr>
-          <w:rFonts w:ascii="David" w:hAnsi="David" w:cs="David"/>
-          <w:lang w:val="en-US"/>
-        </w:rPr>
-        <w:t>amount</w:t>
-      </w:r>
-      <w:proofErr w:type="gramEnd"/>
-      <w:r>
-        <w:rPr>
-          <w:rFonts w:ascii="David" w:hAnsi="David" w:cs="David"/>
-          <w:lang w:val="en-US"/>
-        </w:rPr>
-        <w:t xml:space="preserve"> of ones removed (which are 20% of ones). </w:t>
-      </w:r>
-      <w:proofErr w:type="gramStart"/>
-      <w:r>
-        <w:rPr>
-          <w:rFonts w:ascii="David" w:hAnsi="David" w:cs="David"/>
-          <w:lang w:val="en-US"/>
-        </w:rPr>
-        <w:t>Otherwise</w:t>
-      </w:r>
-      <w:proofErr w:type="gramEnd"/>
-      <w:r>
-        <w:rPr>
-          <w:rFonts w:ascii="David" w:hAnsi="David" w:cs="David"/>
-          <w:lang w:val="en-US"/>
-        </w:rPr>
-        <w:t xml:space="preserve"> the amount of </w:t>
-      </w:r>
-      <w:proofErr w:type="gramStart"/>
-      <w:r>
-        <w:rPr>
-          <w:rFonts w:ascii="David" w:hAnsi="David" w:cs="David"/>
-          <w:lang w:val="en-US"/>
-        </w:rPr>
-        <w:t>removed zeros</w:t>
-      </w:r>
-      <w:proofErr w:type="gramEnd"/>
-      <w:r>
-        <w:rPr>
-          <w:rFonts w:ascii="David" w:hAnsi="David" w:cs="David"/>
-          <w:lang w:val="en-US"/>
-        </w:rPr>
-        <w:t xml:space="preserve"> i</w:t>
+        <w:t xml:space="preserve"> very large csv files for the pollination networks inthe Canary Islands (in the Google Drive Research folder), with 100 iterations for removing zeros.</w:t>
+      </w:r>
+    </w:p>
+    <w:p>
+      <w:pPr>
+        <w:rPr>
+          <w:rFonts w:ascii="David" w:hAnsi="David" w:cs="David"/>
+          <w:lang w:val="en-US"/>
+        </w:rPr>
+      </w:pPr>
+      <w:r>
+        <w:rPr>
+          <w:rFonts w:ascii="David" w:hAnsi="David" w:cs="David"/>
+          <w:lang w:val="en-US"/>
+        </w:rPr>
+        <w:t>The amount of removed zeros is equal to the amount of ones removed (which are 20% of ones). Otherwise the amount of removed zeros i</w:t>
       </w:r>
       <w:r>
         <w:rPr>
@@ -293,48 +136,7 @@
           <w:rFonts w:ascii="David" w:hAnsi="David" w:cs="David"/>
           <w:lang w:val="en-US"/>
         </w:rPr>
-        <w:t xml:space="preserve">Analysis code: </w:t>
-      </w:r>
-      <w:proofErr w:type="spellStart"/>
-      <w:r>
-        <w:rPr>
-          <w:rFonts w:ascii="David" w:hAnsi="David" w:cs="David"/>
-          <w:lang w:val="en-US"/>
-        </w:rPr>
-        <w:t>brazil_canary_</w:t>
-      </w:r>
-      <w:proofErr w:type="gramStart"/>
-      <w:r>
-        <w:rPr>
-          <w:rFonts w:ascii="David" w:hAnsi="David" w:cs="David"/>
-          <w:lang w:val="en-US"/>
-        </w:rPr>
-        <w:t>analysis.R</w:t>
-      </w:r>
-      <w:proofErr w:type="spellEnd"/>
-      <w:proofErr w:type="gramEnd"/>
-      <w:r>
-        <w:rPr>
-          <w:rFonts w:ascii="David" w:hAnsi="David" w:cs="David"/>
-          <w:lang w:val="en-US"/>
-        </w:rPr>
-        <w:t xml:space="preserve"> in the </w:t>
-      </w:r>
-      <w:proofErr w:type="spellStart"/>
-      <w:r>
-        <w:rPr>
-          <w:rFonts w:ascii="David" w:hAnsi="David" w:cs="David"/>
-          <w:lang w:val="en-US"/>
-        </w:rPr>
-        <w:t>github</w:t>
-      </w:r>
-      <w:proofErr w:type="spellEnd"/>
-      <w:r>
-        <w:rPr>
-          <w:rFonts w:ascii="David" w:hAnsi="David" w:cs="David"/>
-          <w:lang w:val="en-US"/>
-        </w:rPr>
-        <w:t xml:space="preserve"> repository. </w:t>
+        <w:t xml:space="preserve">Analysis code: brazil_canary_analysis.R in the github repository. </w:t>
       </w:r>
     </w:p>
     <w:p>
@@ -513,23 +315,7 @@
           <w:rFonts w:ascii="David" w:hAnsi="David" w:cs="David"/>
           <w:lang w:val="en-US"/>
         </w:rPr>
-        <w:t xml:space="preserve">The same trends were observed for both Brazil and the Canary Islands; </w:t>
-      </w:r>
-      <w:proofErr w:type="gramStart"/>
-      <w:r>
-        <w:rPr>
-          <w:rFonts w:ascii="David" w:hAnsi="David" w:cs="David"/>
-          <w:lang w:val="en-US"/>
-        </w:rPr>
-        <w:t>therefore</w:t>
-      </w:r>
-      <w:proofErr w:type="gramEnd"/>
-      <w:r>
-        <w:rPr>
-          <w:rFonts w:ascii="David" w:hAnsi="David" w:cs="David"/>
-          <w:lang w:val="en-US"/>
-        </w:rPr>
-        <w:t xml:space="preserve"> I continued the analysis using only these values of k and lambda.</w:t>
+        <w:t>The same trends were observed for both Brazil and the Canary Islands; therefore I continued the analysis using only these values of k and lambda.</w:t>
       </w:r>
     </w:p>
     <w:p>
@@ -722,23 +508,7 @@
           <w:rFonts w:ascii="David" w:hAnsi="David" w:cs="David"/>
           <w:lang w:val="en-US"/>
         </w:rPr>
-        <w:t xml:space="preserve">Sigmoid = converting the predicted values using sigmoid function, </w:t>
-      </w:r>
-      <w:proofErr w:type="gramStart"/>
-      <w:r>
-        <w:rPr>
-          <w:rFonts w:ascii="David" w:hAnsi="David" w:cs="David"/>
-          <w:lang w:val="en-US"/>
-        </w:rPr>
-        <w:t>than</w:t>
-      </w:r>
-      <w:proofErr w:type="gramEnd"/>
-      <w:r>
-        <w:rPr>
-          <w:rFonts w:ascii="David" w:hAnsi="David" w:cs="David"/>
-          <w:lang w:val="en-US"/>
-        </w:rPr>
-        <w:t xml:space="preserve"> probabilities over 0.5 are considered links.</w:t>
+        <w:t>Sigmoid = converting the predicted values using sigmoid function, than probabilities over 0.5 are considered links.</w:t>
       </w:r>
     </w:p>
     <w:p>
@@ -936,78 +706,28 @@
           </wp:inline>
         </w:drawing>
       </w:r>
-      <w:proofErr w:type="gramStart"/>
-      <w:r>
-        <w:rPr>
-          <w:rFonts w:ascii="David" w:hAnsi="David" w:cs="David"/>
-          <w:lang w:val="en-US"/>
-        </w:rPr>
-        <w:t>the</w:t>
-      </w:r>
-      <w:proofErr w:type="gramEnd"/>
-      <w:r>
-        <w:rPr>
-          <w:rFonts w:ascii="David" w:hAnsi="David" w:cs="David"/>
-          <w:lang w:val="en-US"/>
-        </w:rPr>
-        <w:t xml:space="preserve"> min-max looks like the worse option since it cannot calculate the f1 score in some cases. The sigmoid and prob above 0 have similar results, with higher maximal f1 than sigmoid </w:t>
-      </w:r>
-      <w:proofErr w:type="gramStart"/>
-      <w:r>
-        <w:rPr>
-          <w:rFonts w:ascii="David" w:hAnsi="David" w:cs="David"/>
-          <w:lang w:val="en-US"/>
-        </w:rPr>
-        <w:t>0.5 .</w:t>
-      </w:r>
-      <w:proofErr w:type="gramEnd"/>
-      <w:r>
-        <w:rPr>
-          <w:rFonts w:ascii="David" w:hAnsi="David" w:cs="David"/>
-          <w:lang w:val="en-US"/>
-        </w:rPr>
-        <w:t xml:space="preserve"> </w:t>
-      </w:r>
-    </w:p>
-    <w:p>
-      <w:pPr>
-        <w:rPr>
-          <w:rFonts w:ascii="David" w:hAnsi="David" w:cs="David"/>
-          <w:lang w:val="en-US"/>
-        </w:rPr>
-      </w:pPr>
-      <w:r>
-        <w:rPr>
-          <w:rFonts w:ascii="David" w:hAnsi="David" w:cs="David"/>
-          <w:lang w:val="en-US"/>
-        </w:rPr>
-        <w:t xml:space="preserve">Max f1 for </w:t>
-      </w:r>
-      <w:proofErr w:type="spellStart"/>
-      <w:r>
-        <w:rPr>
-          <w:rFonts w:ascii="David" w:hAnsi="David" w:cs="David"/>
-          <w:lang w:val="en-US"/>
-        </w:rPr>
-        <w:t>sigm</w:t>
-      </w:r>
-      <w:proofErr w:type="spellEnd"/>
-      <w:r>
-        <w:rPr>
-          <w:rFonts w:ascii="David" w:hAnsi="David" w:cs="David"/>
-          <w:lang w:val="en-US"/>
-        </w:rPr>
-        <w:t xml:space="preserve"> and &gt; 0 are the same (checked on 1 iteration in the Canaries): </w:t>
-      </w:r>
-      <w:proofErr w:type="gramStart"/>
-      <w:r>
-        <w:rPr>
-          <w:rFonts w:ascii="David" w:hAnsi="David" w:cs="David"/>
-          <w:lang w:val="en-US"/>
-        </w:rPr>
-        <w:t>0.72 .</w:t>
-      </w:r>
-      <w:proofErr w:type="gramEnd"/>
+      <w:r>
+        <w:rPr>
+          <w:rFonts w:ascii="David" w:hAnsi="David" w:cs="David"/>
+          <w:lang w:val="en-US"/>
+        </w:rPr>
+        <w:t xml:space="preserve">the min-max looks like the worse option since it cannot calculate the f1 score in some cases. The sigmoid and prob above 0 have similar results, with higher maximal f1 than sigmoid 0.5 . </w:t>
+      </w:r>
+    </w:p>
+    <w:p>
+      <w:pPr>
+        <w:rPr>
+          <w:rFonts w:ascii="David" w:hAnsi="David" w:cs="David"/>
+          <w:lang w:val="en-US"/>
+        </w:rPr>
+      </w:pPr>
+      <w:r>
+        <w:rPr>
+          <w:rFonts w:ascii="David" w:hAnsi="David" w:cs="David"/>
+          <w:lang w:val="en-US"/>
+        </w:rPr>
+        <w:t>Max f1 for sigm and &gt; 0 are the same (checked on 1 iteration in the Canaries): 0.72 .</w:t>
+      </w:r>
     </w:p>
     <w:p>
       <w:pPr>
@@ -1022,23 +742,7 @@
           <w:lang w:val="en-US"/>
         </w:rPr>
         <w:lastRenderedPageBreak/>
-        <w:t xml:space="preserve">Average f1 </w:t>
-      </w:r>
-      <w:proofErr w:type="spellStart"/>
-      <w:r>
-        <w:rPr>
-          <w:rFonts w:ascii="David" w:hAnsi="David" w:cs="David"/>
-          <w:lang w:val="en-US"/>
-        </w:rPr>
-        <w:t>sigm</w:t>
-      </w:r>
-      <w:proofErr w:type="spellEnd"/>
-      <w:r>
-        <w:rPr>
-          <w:rFonts w:ascii="David" w:hAnsi="David" w:cs="David"/>
-          <w:lang w:val="en-US"/>
-        </w:rPr>
-        <w:t xml:space="preserve"> = 0.468, average f1 &gt; 0 = 0.476. </w:t>
+        <w:t xml:space="preserve">Average f1 sigm = 0.468, average f1 &gt; 0 = 0.476. </w:t>
       </w:r>
       <w:r>
         <w:rPr>
@@ -1154,23 +858,7 @@
           <w:rFonts w:ascii="David" w:hAnsi="David" w:cs="David"/>
           <w:lang w:val="en-US"/>
         </w:rPr>
-        <w:t xml:space="preserve">The predictions for the </w:t>
-      </w:r>
-      <w:proofErr w:type="gramStart"/>
-      <w:r>
-        <w:rPr>
-          <w:rFonts w:ascii="David" w:hAnsi="David" w:cs="David"/>
-          <w:lang w:val="en-US"/>
-        </w:rPr>
-        <w:t>off-diagonals</w:t>
-      </w:r>
-      <w:proofErr w:type="gramEnd"/>
-      <w:r>
-        <w:rPr>
-          <w:rFonts w:ascii="David" w:hAnsi="David" w:cs="David"/>
-          <w:lang w:val="en-US"/>
-        </w:rPr>
-        <w:t xml:space="preserve"> are actually better than for the diagonal.</w:t>
+        <w:t>The predictions for the off-diagonals are actually better than for the diagonal.</w:t>
       </w:r>
     </w:p>
     <w:p>
@@ -1227,23 +915,7 @@
           <w:rFonts w:ascii="David" w:hAnsi="David" w:cs="David"/>
           <w:lang w:val="en-US"/>
         </w:rPr>
-        <w:t xml:space="preserve">We reduced the number of bootstrapping iterations from 100 to 10 since 100 iterations yield huge </w:t>
-      </w:r>
-      <w:proofErr w:type="spellStart"/>
-      <w:r>
-        <w:rPr>
-          <w:rFonts w:ascii="David" w:hAnsi="David" w:cs="David"/>
-          <w:lang w:val="en-US"/>
-        </w:rPr>
-        <w:t>csvs</w:t>
-      </w:r>
-      <w:proofErr w:type="spellEnd"/>
-      <w:r>
-        <w:rPr>
-          <w:rFonts w:ascii="David" w:hAnsi="David" w:cs="David"/>
-          <w:lang w:val="en-US"/>
-        </w:rPr>
-        <w:t>.</w:t>
+        <w:t>We reduced the number of bootstrapping iterations from 100 to 10 since 100 iterations yield huge csvs.</w:t>
       </w:r>
     </w:p>
     <w:p>
@@ -1321,39 +993,8 @@
           <w:bCs/>
           <w:lang w:val="en-US"/>
         </w:rPr>
-        <w:t xml:space="preserve">Links are considered as ones if sigmoid prob based on the predicted </w:t>
-      </w:r>
-      <w:proofErr w:type="spellStart"/>
-      <w:r>
-        <w:rPr>
-          <w:rFonts w:ascii="David" w:hAnsi="David" w:cs="David"/>
-          <w:b/>
-          <w:bCs/>
-          <w:lang w:val="en-US"/>
-        </w:rPr>
-        <w:t>svd</w:t>
-      </w:r>
-      <w:proofErr w:type="spellEnd"/>
-      <w:r>
-        <w:rPr>
-          <w:rFonts w:ascii="David" w:hAnsi="David" w:cs="David"/>
-          <w:b/>
-          <w:bCs/>
-          <w:lang w:val="en-US"/>
-        </w:rPr>
-        <w:t xml:space="preserve"> value is larger than </w:t>
-      </w:r>
-      <w:proofErr w:type="gramStart"/>
-      <w:r>
-        <w:rPr>
-          <w:rFonts w:ascii="David" w:hAnsi="David" w:cs="David"/>
-          <w:b/>
-          <w:bCs/>
-          <w:lang w:val="en-US"/>
-        </w:rPr>
-        <w:t>0.5 .</w:t>
-      </w:r>
-      <w:proofErr w:type="gramEnd"/>
+        <w:t>Links are considered as ones if sigmoid prob based on the predicted svd value is larger than 0.5 .</w:t>
+      </w:r>
     </w:p>
     <w:p>
       <w:pPr>
@@ -1384,23 +1025,12 @@
         </w:rPr>
         <w:t xml:space="preserve">what appears to be, at first, </w:t>
       </w:r>
-      <w:proofErr w:type="spellStart"/>
-      <w:proofErr w:type="gramStart"/>
-      <w:r>
-        <w:rPr>
-          <w:rFonts w:ascii="David" w:hAnsi="David" w:cs="David"/>
-          <w:lang w:val="en-US"/>
-        </w:rPr>
-        <w:t>non intuitive</w:t>
-      </w:r>
-      <w:proofErr w:type="spellEnd"/>
-      <w:proofErr w:type="gramEnd"/>
-      <w:r>
-        <w:rPr>
-          <w:rFonts w:ascii="David" w:hAnsi="David" w:cs="David"/>
-          <w:lang w:val="en-US"/>
-        </w:rPr>
-        <w:t xml:space="preserve"> results.</w:t>
+      <w:r>
+        <w:rPr>
+          <w:rFonts w:ascii="David" w:hAnsi="David" w:cs="David"/>
+          <w:lang w:val="en-US"/>
+        </w:rPr>
+        <w:t>non intuitive results.</w:t>
       </w:r>
     </w:p>
     <w:p>
@@ -1695,21 +1325,12 @@
           </wp:inline>
         </w:drawing>
       </w:r>
-      <w:proofErr w:type="gramStart"/>
-      <w:r>
-        <w:rPr>
-          <w:rFonts w:ascii="David" w:hAnsi="David" w:cs="David"/>
-          <w:lang w:val="en-US"/>
-        </w:rPr>
-        <w:t>is</w:t>
-      </w:r>
-      <w:proofErr w:type="gramEnd"/>
-      <w:r>
-        <w:rPr>
-          <w:rFonts w:ascii="David" w:hAnsi="David" w:cs="David"/>
-          <w:lang w:val="en-US"/>
-        </w:rPr>
-        <w:t xml:space="preserve"> that right?</w:t>
+      <w:r>
+        <w:rPr>
+          <w:rFonts w:ascii="David" w:hAnsi="David" w:cs="David"/>
+          <w:lang w:val="en-US"/>
+        </w:rPr>
+        <w:t>is that right?</w:t>
       </w:r>
     </w:p>
     <w:p>
@@ -1850,125 +1471,7 @@
                 <w:lang w:val="en-IL" w:eastAsia="en-IL"/>
                 <w14:ligatures w14:val="none"/>
               </w:rPr>
-              <w:t xml:space="preserve">&gt; </w:t>
-            </w:r>
-            <w:proofErr w:type="spellStart"/>
-            <w:r>
-              <w:rPr>
-                <w:rFonts w:ascii="Lucida Console" w:eastAsia="Times New Roman" w:hAnsi="Lucida Console" w:cs="Times New Roman"/>
-                <w:color w:val="0000FF"/>
-                <w:kern w:val="0"/>
-                <w:sz w:val="14"/>
-                <w:szCs w:val="14"/>
-                <w:lang w:val="en-IL" w:eastAsia="en-IL"/>
-                <w14:ligatures w14:val="none"/>
-              </w:rPr>
-              <w:t>anova_result</w:t>
-            </w:r>
-            <w:proofErr w:type="spellEnd"/>
-            <w:r>
-              <w:rPr>
-                <w:rFonts w:ascii="Lucida Console" w:eastAsia="Times New Roman" w:hAnsi="Lucida Console" w:cs="Times New Roman"/>
-                <w:color w:val="0000FF"/>
-                <w:kern w:val="0"/>
-                <w:sz w:val="14"/>
-                <w:szCs w:val="14"/>
-                <w:lang w:val="en-IL" w:eastAsia="en-IL"/>
-                <w14:ligatures w14:val="none"/>
-              </w:rPr>
-              <w:t xml:space="preserve"> &lt;- </w:t>
-            </w:r>
-            <w:proofErr w:type="spellStart"/>
-            <w:proofErr w:type="gramStart"/>
-            <w:r>
-              <w:rPr>
-                <w:rFonts w:ascii="Lucida Console" w:eastAsia="Times New Roman" w:hAnsi="Lucida Console" w:cs="Times New Roman"/>
-                <w:color w:val="0000FF"/>
-                <w:kern w:val="0"/>
-                <w:sz w:val="14"/>
-                <w:szCs w:val="14"/>
-                <w:lang w:val="en-IL" w:eastAsia="en-IL"/>
-                <w14:ligatures w14:val="none"/>
-              </w:rPr>
-              <w:t>aov</w:t>
-            </w:r>
-            <w:proofErr w:type="spellEnd"/>
-            <w:r>
-              <w:rPr>
-                <w:rFonts w:ascii="Lucida Console" w:eastAsia="Times New Roman" w:hAnsi="Lucida Console" w:cs="Times New Roman"/>
-                <w:color w:val="0000FF"/>
-                <w:kern w:val="0"/>
-                <w:sz w:val="14"/>
-                <w:szCs w:val="14"/>
-                <w:lang w:val="en-IL" w:eastAsia="en-IL"/>
-                <w14:ligatures w14:val="none"/>
-              </w:rPr>
-              <w:t>(</w:t>
-            </w:r>
-            <w:proofErr w:type="gramEnd"/>
-            <w:r>
-              <w:rPr>
-                <w:rFonts w:ascii="Lucida Console" w:eastAsia="Times New Roman" w:hAnsi="Lucida Console" w:cs="Times New Roman"/>
-                <w:color w:val="0000FF"/>
-                <w:kern w:val="0"/>
-                <w:sz w:val="14"/>
-                <w:szCs w:val="14"/>
-                <w:lang w:val="en-IL" w:eastAsia="en-IL"/>
-                <w14:ligatures w14:val="none"/>
-              </w:rPr>
-              <w:t xml:space="preserve">f1_score ~ </w:t>
-            </w:r>
-            <w:proofErr w:type="spellStart"/>
-            <w:r>
-              <w:rPr>
-                <w:rFonts w:ascii="Lucida Console" w:eastAsia="Times New Roman" w:hAnsi="Lucida Console" w:cs="Times New Roman"/>
-                <w:color w:val="0000FF"/>
-                <w:kern w:val="0"/>
-                <w:sz w:val="14"/>
-                <w:szCs w:val="14"/>
-                <w:lang w:val="en-IL" w:eastAsia="en-IL"/>
-                <w14:ligatures w14:val="none"/>
-              </w:rPr>
-              <w:t>layer_comparison</w:t>
-            </w:r>
-            <w:proofErr w:type="spellEnd"/>
-            <w:r>
-              <w:rPr>
-                <w:rFonts w:ascii="Lucida Console" w:eastAsia="Times New Roman" w:hAnsi="Lucida Console" w:cs="Times New Roman"/>
-                <w:color w:val="0000FF"/>
-                <w:kern w:val="0"/>
-                <w:sz w:val="14"/>
-                <w:szCs w:val="14"/>
-                <w:lang w:val="en-IL" w:eastAsia="en-IL"/>
-                <w14:ligatures w14:val="none"/>
-              </w:rPr>
-              <w:t xml:space="preserve">, data = </w:t>
-            </w:r>
-            <w:proofErr w:type="spellStart"/>
-            <w:r>
-              <w:rPr>
-                <w:rFonts w:ascii="Lucida Console" w:eastAsia="Times New Roman" w:hAnsi="Lucida Console" w:cs="Times New Roman"/>
-                <w:color w:val="0000FF"/>
-                <w:kern w:val="0"/>
-                <w:sz w:val="14"/>
-                <w:szCs w:val="14"/>
-                <w:lang w:val="en-IL" w:eastAsia="en-IL"/>
-                <w14:ligatures w14:val="none"/>
-              </w:rPr>
-              <w:t>result_table</w:t>
-            </w:r>
-            <w:proofErr w:type="spellEnd"/>
-            <w:r>
-              <w:rPr>
-                <w:rFonts w:ascii="Lucida Console" w:eastAsia="Times New Roman" w:hAnsi="Lucida Console" w:cs="Times New Roman"/>
-                <w:color w:val="0000FF"/>
-                <w:kern w:val="0"/>
-                <w:sz w:val="14"/>
-                <w:szCs w:val="14"/>
-                <w:lang w:val="en-IL" w:eastAsia="en-IL"/>
-                <w14:ligatures w14:val="none"/>
-              </w:rPr>
-              <w:t>)</w:t>
+              <w:t>&gt; anova_result &lt;- aov(f1_score ~ layer_comparison, data = result_table)</w:t>
             </w:r>
           </w:p>
         </w:tc>
@@ -2013,33 +1516,7 @@
                 <w:lang w:val="en-IL" w:eastAsia="en-IL"/>
                 <w14:ligatures w14:val="none"/>
               </w:rPr>
-              <w:t>&gt; summary(</w:t>
-            </w:r>
-            <w:proofErr w:type="spellStart"/>
-            <w:r>
-              <w:rPr>
-                <w:rFonts w:ascii="Lucida Console" w:eastAsia="Times New Roman" w:hAnsi="Lucida Console" w:cs="Times New Roman"/>
-                <w:color w:val="0000FF"/>
-                <w:kern w:val="0"/>
-                <w:sz w:val="14"/>
-                <w:szCs w:val="14"/>
-                <w:lang w:val="en-IL" w:eastAsia="en-IL"/>
-                <w14:ligatures w14:val="none"/>
-              </w:rPr>
-              <w:t>anova_result</w:t>
-            </w:r>
-            <w:proofErr w:type="spellEnd"/>
-            <w:r>
-              <w:rPr>
-                <w:rFonts w:ascii="Lucida Console" w:eastAsia="Times New Roman" w:hAnsi="Lucida Console" w:cs="Times New Roman"/>
-                <w:color w:val="0000FF"/>
-                <w:kern w:val="0"/>
-                <w:sz w:val="14"/>
-                <w:szCs w:val="14"/>
-                <w:lang w:val="en-IL" w:eastAsia="en-IL"/>
-                <w14:ligatures w14:val="none"/>
-              </w:rPr>
-              <w:t>)</w:t>
+              <w:t>&gt; summary(anova_result)</w:t>
             </w:r>
           </w:p>
         </w:tc>
@@ -2220,85 +1697,7 @@
                 <w:lang w:val="en-IL" w:eastAsia="en-IL"/>
                 <w14:ligatures w14:val="none"/>
               </w:rPr>
-              <w:t xml:space="preserve">                  </w:t>
-            </w:r>
-            <w:proofErr w:type="spellStart"/>
-            <w:r>
-              <w:rPr>
-                <w:rFonts w:ascii="Lucida Console" w:eastAsia="Times New Roman" w:hAnsi="Lucida Console" w:cs="Times New Roman"/>
-                <w:color w:val="000000"/>
-                <w:kern w:val="0"/>
-                <w:sz w:val="14"/>
-                <w:szCs w:val="14"/>
-                <w:lang w:val="en-IL" w:eastAsia="en-IL"/>
-                <w14:ligatures w14:val="none"/>
-              </w:rPr>
-              <w:t>Df</w:t>
-            </w:r>
-            <w:proofErr w:type="spellEnd"/>
-            <w:r>
-              <w:rPr>
-                <w:rFonts w:ascii="Lucida Console" w:eastAsia="Times New Roman" w:hAnsi="Lucida Console" w:cs="Times New Roman"/>
-                <w:color w:val="000000"/>
-                <w:kern w:val="0"/>
-                <w:sz w:val="14"/>
-                <w:szCs w:val="14"/>
-                <w:lang w:val="en-IL" w:eastAsia="en-IL"/>
-                <w14:ligatures w14:val="none"/>
-              </w:rPr>
-              <w:t xml:space="preserve"> Sum Sq Mean Sq F </w:t>
-            </w:r>
-            <w:proofErr w:type="gramStart"/>
-            <w:r>
-              <w:rPr>
-                <w:rFonts w:ascii="Lucida Console" w:eastAsia="Times New Roman" w:hAnsi="Lucida Console" w:cs="Times New Roman"/>
-                <w:color w:val="000000"/>
-                <w:kern w:val="0"/>
-                <w:sz w:val="14"/>
-                <w:szCs w:val="14"/>
-                <w:lang w:val="en-IL" w:eastAsia="en-IL"/>
-                <w14:ligatures w14:val="none"/>
-              </w:rPr>
-              <w:t>value</w:t>
-            </w:r>
-            <w:proofErr w:type="gramEnd"/>
-            <w:r>
-              <w:rPr>
-                <w:rFonts w:ascii="Lucida Console" w:eastAsia="Times New Roman" w:hAnsi="Lucida Console" w:cs="Times New Roman"/>
-                <w:color w:val="000000"/>
-                <w:kern w:val="0"/>
-                <w:sz w:val="14"/>
-                <w:szCs w:val="14"/>
-                <w:lang w:val="en-IL" w:eastAsia="en-IL"/>
-                <w14:ligatures w14:val="none"/>
-              </w:rPr>
-              <w:t xml:space="preserve"> </w:t>
-            </w:r>
-            <w:proofErr w:type="spellStart"/>
-            <w:r>
-              <w:rPr>
-                <w:rFonts w:ascii="Lucida Console" w:eastAsia="Times New Roman" w:hAnsi="Lucida Console" w:cs="Times New Roman"/>
-                <w:color w:val="000000"/>
-                <w:kern w:val="0"/>
-                <w:sz w:val="14"/>
-                <w:szCs w:val="14"/>
-                <w:lang w:val="en-IL" w:eastAsia="en-IL"/>
-                <w14:ligatures w14:val="none"/>
-              </w:rPr>
-              <w:t>Pr</w:t>
-            </w:r>
-            <w:proofErr w:type="spellEnd"/>
-            <w:r>
-              <w:rPr>
-                <w:rFonts w:ascii="Lucida Console" w:eastAsia="Times New Roman" w:hAnsi="Lucida Console" w:cs="Times New Roman"/>
-                <w:color w:val="000000"/>
-                <w:kern w:val="0"/>
-                <w:sz w:val="14"/>
-                <w:szCs w:val="14"/>
-                <w:lang w:val="en-IL" w:eastAsia="en-IL"/>
-                <w14:ligatures w14:val="none"/>
-              </w:rPr>
-              <w:t xml:space="preserve">(&gt;F)  </w:t>
+              <w:t xml:space="preserve">                  Df Sum Sq Mean Sq F value Pr(&gt;F)  </w:t>
             </w:r>
           </w:p>
         </w:tc>
@@ -2469,7 +1868,6 @@
                 <w14:ligatures w14:val="none"/>
               </w:rPr>
             </w:pPr>
-            <w:proofErr w:type="spellStart"/>
             <w:r>
               <w:rPr>
                 <w:rFonts w:ascii="Lucida Console" w:eastAsia="Times New Roman" w:hAnsi="Lucida Console" w:cs="Times New Roman"/>
@@ -2480,35 +1878,8 @@
                 <w:lang w:val="en-IL" w:eastAsia="en-IL"/>
                 <w14:ligatures w14:val="none"/>
               </w:rPr>
-              <w:t>layer_comparison</w:t>
+              <w:t>layer_comparison   2 0.0802 0.04010   3.021 0.0511 .</w:t>
             </w:r>
-            <w:proofErr w:type="spellEnd"/>
-            <w:r>
-              <w:rPr>
-                <w:rFonts w:ascii="Lucida Console" w:eastAsia="Times New Roman" w:hAnsi="Lucida Console" w:cs="Times New Roman"/>
-                <w:color w:val="000000"/>
-                <w:kern w:val="0"/>
-                <w:sz w:val="14"/>
-                <w:szCs w:val="14"/>
-                <w:lang w:val="en-IL" w:eastAsia="en-IL"/>
-                <w14:ligatures w14:val="none"/>
-              </w:rPr>
-              <w:t xml:space="preserve">   2 0.0802 0.04010   3.021 0.</w:t>
-            </w:r>
-            <w:proofErr w:type="gramStart"/>
-            <w:r>
-              <w:rPr>
-                <w:rFonts w:ascii="Lucida Console" w:eastAsia="Times New Roman" w:hAnsi="Lucida Console" w:cs="Times New Roman"/>
-                <w:color w:val="000000"/>
-                <w:kern w:val="0"/>
-                <w:sz w:val="14"/>
-                <w:szCs w:val="14"/>
-                <w:lang w:val="en-IL" w:eastAsia="en-IL"/>
-                <w14:ligatures w14:val="none"/>
-              </w:rPr>
-              <w:t>0511 .</w:t>
-            </w:r>
-            <w:proofErr w:type="gramEnd"/>
           </w:p>
         </w:tc>
         <w:tc>
@@ -3040,7 +2411,6 @@
                 <w14:ligatures w14:val="none"/>
               </w:rPr>
             </w:pPr>
-            <w:proofErr w:type="spellStart"/>
             <w:r>
               <w:rPr>
                 <w:rFonts w:ascii="Lucida Console" w:eastAsia="Times New Roman" w:hAnsi="Lucida Console" w:cs="Times New Roman"/>
@@ -3051,10 +2421,26 @@
                 <w:lang w:val="en-IL" w:eastAsia="en-IL"/>
                 <w14:ligatures w14:val="none"/>
               </w:rPr>
-              <w:t>Signif</w:t>
+              <w:t>Signif. codes:  0 ‘***’ 0.001 ‘**’ 0.01 ‘*’ 0.05 ‘.’ 0.1 ‘ ’ 1</w:t>
             </w:r>
-            <w:proofErr w:type="spellEnd"/>
-            <w:r>
+          </w:p>
+        </w:tc>
+        <w:tc>
+          <w:tcPr>
+            <w:tcW w:w="38" w:type="dxa"/>
+            <w:tcBorders>
+              <w:top w:val="nil"/>
+              <w:left w:val="nil"/>
+              <w:bottom w:val="nil"/>
+              <w:right w:val="nil"/>
+            </w:tcBorders>
+            <w:shd w:val="clear" w:color="auto" w:fill="auto"/>
+            <w:noWrap/>
+            <w:vAlign w:val="bottom"/>
+            <w:hideMark/>
+          </w:tcPr>
+          <w:p>
+            <w:pPr>
               <w:rPr>
                 <w:rFonts w:ascii="Lucida Console" w:eastAsia="Times New Roman" w:hAnsi="Lucida Console" w:cs="Times New Roman"/>
                 <w:color w:val="000000"/>
@@ -3064,61 +2450,6 @@
                 <w:lang w:val="en-IL" w:eastAsia="en-IL"/>
                 <w14:ligatures w14:val="none"/>
               </w:rPr>
-              <w:t xml:space="preserve">. codes:  0 ‘***’ 0.001 ‘**’ 0.01 ‘*’ 0.05 ‘.’ 0.1 </w:t>
-            </w:r>
-            <w:proofErr w:type="gramStart"/>
-            <w:r>
-              <w:rPr>
-                <w:rFonts w:ascii="Lucida Console" w:eastAsia="Times New Roman" w:hAnsi="Lucida Console" w:cs="Times New Roman"/>
-                <w:color w:val="000000"/>
-                <w:kern w:val="0"/>
-                <w:sz w:val="14"/>
-                <w:szCs w:val="14"/>
-                <w:lang w:val="en-IL" w:eastAsia="en-IL"/>
-                <w14:ligatures w14:val="none"/>
-              </w:rPr>
-              <w:t>‘ ’</w:t>
-            </w:r>
-            <w:proofErr w:type="gramEnd"/>
-            <w:r>
-              <w:rPr>
-                <w:rFonts w:ascii="Lucida Console" w:eastAsia="Times New Roman" w:hAnsi="Lucida Console" w:cs="Times New Roman"/>
-                <w:color w:val="000000"/>
-                <w:kern w:val="0"/>
-                <w:sz w:val="14"/>
-                <w:szCs w:val="14"/>
-                <w:lang w:val="en-IL" w:eastAsia="en-IL"/>
-                <w14:ligatures w14:val="none"/>
-              </w:rPr>
-              <w:t xml:space="preserve"> 1</w:t>
-            </w:r>
-          </w:p>
-        </w:tc>
-        <w:tc>
-          <w:tcPr>
-            <w:tcW w:w="38" w:type="dxa"/>
-            <w:tcBorders>
-              <w:top w:val="nil"/>
-              <w:left w:val="nil"/>
-              <w:bottom w:val="nil"/>
-              <w:right w:val="nil"/>
-            </w:tcBorders>
-            <w:shd w:val="clear" w:color="auto" w:fill="auto"/>
-            <w:noWrap/>
-            <w:vAlign w:val="bottom"/>
-            <w:hideMark/>
-          </w:tcPr>
-          <w:p>
-            <w:pPr>
-              <w:rPr>
-                <w:rFonts w:ascii="Lucida Console" w:eastAsia="Times New Roman" w:hAnsi="Lucida Console" w:cs="Times New Roman"/>
-                <w:color w:val="000000"/>
-                <w:kern w:val="0"/>
-                <w:sz w:val="14"/>
-                <w:szCs w:val="14"/>
-                <w:lang w:val="en-IL" w:eastAsia="en-IL"/>
-                <w14:ligatures w14:val="none"/>
-              </w:rPr>
             </w:pPr>
           </w:p>
         </w:tc>
@@ -3252,38 +2583,18 @@
           <w:rFonts w:ascii="David" w:hAnsi="David" w:cs="David"/>
           <w:lang w:val="en-US"/>
         </w:rPr>
-        <w:t xml:space="preserve">There is a difference. </w:t>
-      </w:r>
-      <w:r>
-        <w:rPr>
-          <w:rFonts w:ascii="David" w:hAnsi="David" w:cs="David"/>
-          <w:color w:val="FF0000"/>
-          <w:lang w:val="en-US"/>
-        </w:rPr>
-        <w:t xml:space="preserve">This is a t-test, </w:t>
-      </w:r>
-      <w:proofErr w:type="gramStart"/>
-      <w:r>
-        <w:rPr>
-          <w:rFonts w:ascii="David" w:hAnsi="David" w:cs="David"/>
-          <w:color w:val="FF0000"/>
-          <w:lang w:val="en-US"/>
-        </w:rPr>
-        <w:t>replace</w:t>
-      </w:r>
-      <w:proofErr w:type="gramEnd"/>
-      <w:r>
-        <w:rPr>
-          <w:rFonts w:ascii="David" w:hAnsi="David" w:cs="David"/>
-          <w:color w:val="FF0000"/>
-          <w:lang w:val="en-US"/>
-        </w:rPr>
-        <w:t xml:space="preserve"> with ANOVA</w:t>
-      </w:r>
-      <w:r>
-        <w:rPr>
-          <w:rFonts w:ascii="David" w:hAnsi="David" w:cs="David"/>
-          <w:color w:val="FF0000"/>
+        <w:t xml:space="preserve">There is a </w:t>
+      </w:r>
+      <w:r>
+        <w:rPr>
+          <w:rFonts w:ascii="David" w:hAnsi="David" w:cs="David"/>
+          <w:lang w:val="en-US"/>
+        </w:rPr>
+        <w:t>difference. This is a t-test</w:t>
+      </w:r>
+      <w:r>
+        <w:rPr>
+          <w:rFonts w:ascii="David" w:hAnsi="David" w:cs="David"/>
           <w:lang w:val="en-US"/>
         </w:rPr>
         <w:t xml:space="preserve">. </w:t>
@@ -3293,23 +2604,21 @@
           <w:rFonts w:ascii="David" w:hAnsi="David" w:cs="David"/>
           <w:lang w:val="en-US"/>
         </w:rPr>
-        <w:t xml:space="preserve">It shows marginally significant results, that in my opinion is </w:t>
-      </w:r>
-      <w:proofErr w:type="gramStart"/>
-      <w:r>
-        <w:rPr>
-          <w:rFonts w:ascii="David" w:hAnsi="David" w:cs="David"/>
-          <w:lang w:val="en-US"/>
-        </w:rPr>
-        <w:t>actually meaningful</w:t>
-      </w:r>
-      <w:proofErr w:type="gramEnd"/>
-      <w:r>
-        <w:rPr>
-          <w:rFonts w:ascii="David" w:hAnsi="David" w:cs="David"/>
-          <w:lang w:val="en-US"/>
-        </w:rPr>
-        <w:t>.</w:t>
+        <w:t xml:space="preserve"> </w:t>
+      </w:r>
+      <w:r>
+        <w:rPr>
+          <w:rFonts w:ascii="David" w:hAnsi="David" w:cs="David"/>
+          <w:lang w:val="en-US"/>
+        </w:rPr>
+        <w:t xml:space="preserve">ANOVA </w:t>
+      </w:r>
+      <w:r>
+        <w:rPr>
+          <w:rFonts w:ascii="David" w:hAnsi="David" w:cs="David"/>
+          <w:lang w:val="en-US"/>
+        </w:rPr>
+        <w:t>shows marginally significant results, that in my opinion is actually meaningful.</w:t>
       </w:r>
     </w:p>
     <w:p>
@@ -3445,125 +2754,7 @@
                 <w:lang w:val="en-IL" w:eastAsia="en-IL"/>
                 <w14:ligatures w14:val="none"/>
               </w:rPr>
-              <w:t xml:space="preserve">&gt; </w:t>
-            </w:r>
-            <w:proofErr w:type="spellStart"/>
-            <w:r>
-              <w:rPr>
-                <w:rFonts w:ascii="Lucida Console" w:eastAsia="Times New Roman" w:hAnsi="Lucida Console" w:cs="Times New Roman"/>
-                <w:color w:val="0000FF"/>
-                <w:kern w:val="0"/>
-                <w:sz w:val="14"/>
-                <w:szCs w:val="14"/>
-                <w:lang w:val="en-IL" w:eastAsia="en-IL"/>
-                <w14:ligatures w14:val="none"/>
-              </w:rPr>
-              <w:t>anova_result</w:t>
-            </w:r>
-            <w:proofErr w:type="spellEnd"/>
-            <w:r>
-              <w:rPr>
-                <w:rFonts w:ascii="Lucida Console" w:eastAsia="Times New Roman" w:hAnsi="Lucida Console" w:cs="Times New Roman"/>
-                <w:color w:val="0000FF"/>
-                <w:kern w:val="0"/>
-                <w:sz w:val="14"/>
-                <w:szCs w:val="14"/>
-                <w:lang w:val="en-IL" w:eastAsia="en-IL"/>
-                <w14:ligatures w14:val="none"/>
-              </w:rPr>
-              <w:t xml:space="preserve"> &lt;- </w:t>
-            </w:r>
-            <w:proofErr w:type="spellStart"/>
-            <w:proofErr w:type="gramStart"/>
-            <w:r>
-              <w:rPr>
-                <w:rFonts w:ascii="Lucida Console" w:eastAsia="Times New Roman" w:hAnsi="Lucida Console" w:cs="Times New Roman"/>
-                <w:color w:val="0000FF"/>
-                <w:kern w:val="0"/>
-                <w:sz w:val="14"/>
-                <w:szCs w:val="14"/>
-                <w:lang w:val="en-IL" w:eastAsia="en-IL"/>
-                <w14:ligatures w14:val="none"/>
-              </w:rPr>
-              <w:t>aov</w:t>
-            </w:r>
-            <w:proofErr w:type="spellEnd"/>
-            <w:r>
-              <w:rPr>
-                <w:rFonts w:ascii="Lucida Console" w:eastAsia="Times New Roman" w:hAnsi="Lucida Console" w:cs="Times New Roman"/>
-                <w:color w:val="0000FF"/>
-                <w:kern w:val="0"/>
-                <w:sz w:val="14"/>
-                <w:szCs w:val="14"/>
-                <w:lang w:val="en-IL" w:eastAsia="en-IL"/>
-                <w14:ligatures w14:val="none"/>
-              </w:rPr>
-              <w:t>(</w:t>
-            </w:r>
-            <w:proofErr w:type="gramEnd"/>
-            <w:r>
-              <w:rPr>
-                <w:rFonts w:ascii="Lucida Console" w:eastAsia="Times New Roman" w:hAnsi="Lucida Console" w:cs="Times New Roman"/>
-                <w:color w:val="0000FF"/>
-                <w:kern w:val="0"/>
-                <w:sz w:val="14"/>
-                <w:szCs w:val="14"/>
-                <w:lang w:val="en-IL" w:eastAsia="en-IL"/>
-                <w14:ligatures w14:val="none"/>
-              </w:rPr>
-              <w:t xml:space="preserve">f1_score ~ </w:t>
-            </w:r>
-            <w:proofErr w:type="spellStart"/>
-            <w:r>
-              <w:rPr>
-                <w:rFonts w:ascii="Lucida Console" w:eastAsia="Times New Roman" w:hAnsi="Lucida Console" w:cs="Times New Roman"/>
-                <w:color w:val="0000FF"/>
-                <w:kern w:val="0"/>
-                <w:sz w:val="14"/>
-                <w:szCs w:val="14"/>
-                <w:lang w:val="en-IL" w:eastAsia="en-IL"/>
-                <w14:ligatures w14:val="none"/>
-              </w:rPr>
-              <w:t>layer_comparison</w:t>
-            </w:r>
-            <w:proofErr w:type="spellEnd"/>
-            <w:r>
-              <w:rPr>
-                <w:rFonts w:ascii="Lucida Console" w:eastAsia="Times New Roman" w:hAnsi="Lucida Console" w:cs="Times New Roman"/>
-                <w:color w:val="0000FF"/>
-                <w:kern w:val="0"/>
-                <w:sz w:val="14"/>
-                <w:szCs w:val="14"/>
-                <w:lang w:val="en-IL" w:eastAsia="en-IL"/>
-                <w14:ligatures w14:val="none"/>
-              </w:rPr>
-              <w:t xml:space="preserve">, data = </w:t>
-            </w:r>
-            <w:proofErr w:type="spellStart"/>
-            <w:r>
-              <w:rPr>
-                <w:rFonts w:ascii="Lucida Console" w:eastAsia="Times New Roman" w:hAnsi="Lucida Console" w:cs="Times New Roman"/>
-                <w:color w:val="0000FF"/>
-                <w:kern w:val="0"/>
-                <w:sz w:val="14"/>
-                <w:szCs w:val="14"/>
-                <w:lang w:val="en-IL" w:eastAsia="en-IL"/>
-                <w14:ligatures w14:val="none"/>
-              </w:rPr>
-              <w:t>result_table</w:t>
-            </w:r>
-            <w:proofErr w:type="spellEnd"/>
-            <w:r>
-              <w:rPr>
-                <w:rFonts w:ascii="Lucida Console" w:eastAsia="Times New Roman" w:hAnsi="Lucida Console" w:cs="Times New Roman"/>
-                <w:color w:val="0000FF"/>
-                <w:kern w:val="0"/>
-                <w:sz w:val="14"/>
-                <w:szCs w:val="14"/>
-                <w:lang w:val="en-IL" w:eastAsia="en-IL"/>
-                <w14:ligatures w14:val="none"/>
-              </w:rPr>
-              <w:t>)</w:t>
+              <w:t>&gt; anova_result &lt;- aov(f1_score ~ layer_comparison, data = result_table)</w:t>
             </w:r>
           </w:p>
         </w:tc>
@@ -3608,33 +2799,7 @@
                 <w:lang w:val="en-IL" w:eastAsia="en-IL"/>
                 <w14:ligatures w14:val="none"/>
               </w:rPr>
-              <w:t>&gt; summary(</w:t>
-            </w:r>
-            <w:proofErr w:type="spellStart"/>
-            <w:r>
-              <w:rPr>
-                <w:rFonts w:ascii="Lucida Console" w:eastAsia="Times New Roman" w:hAnsi="Lucida Console" w:cs="Times New Roman"/>
-                <w:color w:val="0000FF"/>
-                <w:kern w:val="0"/>
-                <w:sz w:val="14"/>
-                <w:szCs w:val="14"/>
-                <w:lang w:val="en-IL" w:eastAsia="en-IL"/>
-                <w14:ligatures w14:val="none"/>
-              </w:rPr>
-              <w:t>anova_result</w:t>
-            </w:r>
-            <w:proofErr w:type="spellEnd"/>
-            <w:r>
-              <w:rPr>
-                <w:rFonts w:ascii="Lucida Console" w:eastAsia="Times New Roman" w:hAnsi="Lucida Console" w:cs="Times New Roman"/>
-                <w:color w:val="0000FF"/>
-                <w:kern w:val="0"/>
-                <w:sz w:val="14"/>
-                <w:szCs w:val="14"/>
-                <w:lang w:val="en-IL" w:eastAsia="en-IL"/>
-                <w14:ligatures w14:val="none"/>
-              </w:rPr>
-              <w:t>)</w:t>
+              <w:t>&gt; summary(anova_result)</w:t>
             </w:r>
           </w:p>
         </w:tc>
@@ -3788,73 +2953,7 @@
                 <w:lang w:val="en-IL" w:eastAsia="en-IL"/>
                 <w14:ligatures w14:val="none"/>
               </w:rPr>
-              <w:t xml:space="preserve">                 </w:t>
-            </w:r>
-            <w:proofErr w:type="spellStart"/>
-            <w:proofErr w:type="gramStart"/>
-            <w:r>
-              <w:rPr>
-                <w:rFonts w:ascii="Lucida Console" w:eastAsia="Times New Roman" w:hAnsi="Lucida Console" w:cs="Times New Roman"/>
-                <w:color w:val="000000"/>
-                <w:kern w:val="0"/>
-                <w:sz w:val="14"/>
-                <w:szCs w:val="14"/>
-                <w:lang w:val="en-IL" w:eastAsia="en-IL"/>
-                <w14:ligatures w14:val="none"/>
-              </w:rPr>
-              <w:t>Df</w:t>
-            </w:r>
-            <w:proofErr w:type="spellEnd"/>
-            <w:r>
-              <w:rPr>
-                <w:rFonts w:ascii="Lucida Console" w:eastAsia="Times New Roman" w:hAnsi="Lucida Console" w:cs="Times New Roman"/>
-                <w:color w:val="000000"/>
-                <w:kern w:val="0"/>
-                <w:sz w:val="14"/>
-                <w:szCs w:val="14"/>
-                <w:lang w:val="en-IL" w:eastAsia="en-IL"/>
-                <w14:ligatures w14:val="none"/>
-              </w:rPr>
-              <w:t xml:space="preserve">  Sum</w:t>
-            </w:r>
-            <w:proofErr w:type="gramEnd"/>
-            <w:r>
-              <w:rPr>
-                <w:rFonts w:ascii="Lucida Console" w:eastAsia="Times New Roman" w:hAnsi="Lucida Console" w:cs="Times New Roman"/>
-                <w:color w:val="000000"/>
-                <w:kern w:val="0"/>
-                <w:sz w:val="14"/>
-                <w:szCs w:val="14"/>
-                <w:lang w:val="en-IL" w:eastAsia="en-IL"/>
-                <w14:ligatures w14:val="none"/>
-              </w:rPr>
-              <w:t xml:space="preserve"> Sq  Mean Sq F value </w:t>
-            </w:r>
-            <w:proofErr w:type="spellStart"/>
-            <w:r>
-              <w:rPr>
-                <w:rFonts w:ascii="Lucida Console" w:eastAsia="Times New Roman" w:hAnsi="Lucida Console" w:cs="Times New Roman"/>
-                <w:color w:val="000000"/>
-                <w:kern w:val="0"/>
-                <w:sz w:val="14"/>
-                <w:szCs w:val="14"/>
-                <w:lang w:val="en-IL" w:eastAsia="en-IL"/>
-                <w14:ligatures w14:val="none"/>
-              </w:rPr>
-              <w:t>Pr</w:t>
-            </w:r>
-            <w:proofErr w:type="spellEnd"/>
-            <w:r>
-              <w:rPr>
-                <w:rFonts w:ascii="Lucida Console" w:eastAsia="Times New Roman" w:hAnsi="Lucida Console" w:cs="Times New Roman"/>
-                <w:color w:val="000000"/>
-                <w:kern w:val="0"/>
-                <w:sz w:val="14"/>
-                <w:szCs w:val="14"/>
-                <w:lang w:val="en-IL" w:eastAsia="en-IL"/>
-                <w14:ligatures w14:val="none"/>
-              </w:rPr>
-              <w:t>(&gt;F)</w:t>
+              <w:t xml:space="preserve">                 Df  Sum Sq  Mean Sq F value Pr(&gt;F)</w:t>
             </w:r>
           </w:p>
         </w:tc>
@@ -3998,7 +3097,6 @@
                 <w14:ligatures w14:val="none"/>
               </w:rPr>
             </w:pPr>
-            <w:proofErr w:type="spellStart"/>
             <w:r>
               <w:rPr>
                 <w:rFonts w:ascii="Lucida Console" w:eastAsia="Times New Roman" w:hAnsi="Lucida Console" w:cs="Times New Roman"/>
@@ -4009,46 +3107,7 @@
                 <w:lang w:val="en-IL" w:eastAsia="en-IL"/>
                 <w14:ligatures w14:val="none"/>
               </w:rPr>
-              <w:t>layer_</w:t>
-            </w:r>
-            <w:proofErr w:type="gramStart"/>
-            <w:r>
-              <w:rPr>
-                <w:rFonts w:ascii="Lucida Console" w:eastAsia="Times New Roman" w:hAnsi="Lucida Console" w:cs="Times New Roman"/>
-                <w:color w:val="000000"/>
-                <w:kern w:val="0"/>
-                <w:sz w:val="14"/>
-                <w:szCs w:val="14"/>
-                <w:lang w:val="en-IL" w:eastAsia="en-IL"/>
-                <w14:ligatures w14:val="none"/>
-              </w:rPr>
-              <w:t>comparison</w:t>
-            </w:r>
-            <w:proofErr w:type="spellEnd"/>
-            <w:r>
-              <w:rPr>
-                <w:rFonts w:ascii="Lucida Console" w:eastAsia="Times New Roman" w:hAnsi="Lucida Console" w:cs="Times New Roman"/>
-                <w:color w:val="000000"/>
-                <w:kern w:val="0"/>
-                <w:sz w:val="14"/>
-                <w:szCs w:val="14"/>
-                <w:lang w:val="en-IL" w:eastAsia="en-IL"/>
-                <w14:ligatures w14:val="none"/>
-              </w:rPr>
-              <w:t xml:space="preserve">  2</w:t>
-            </w:r>
-            <w:proofErr w:type="gramEnd"/>
-            <w:r>
-              <w:rPr>
-                <w:rFonts w:ascii="Lucida Console" w:eastAsia="Times New Roman" w:hAnsi="Lucida Console" w:cs="Times New Roman"/>
-                <w:color w:val="000000"/>
-                <w:kern w:val="0"/>
-                <w:sz w:val="14"/>
-                <w:szCs w:val="14"/>
-                <w:lang w:val="en-IL" w:eastAsia="en-IL"/>
-                <w14:ligatures w14:val="none"/>
-              </w:rPr>
-              <w:t xml:space="preserve"> 0.00405 0.002027    0.33   0.72</w:t>
+              <w:t>layer_comparison  2 0.00405 0.002027    0.33   0.72</w:t>
             </w:r>
           </w:p>
         </w:tc>
@@ -4361,29 +3420,7 @@
           <w:color w:val="FF0000"/>
           <w:lang w:val="en-US"/>
         </w:rPr>
-        <w:t xml:space="preserve"> (make sure that you used the same </w:t>
-      </w:r>
-      <w:proofErr w:type="gramStart"/>
-      <w:r>
-        <w:rPr>
-          <w:rFonts w:ascii="David" w:hAnsi="David" w:cs="David"/>
-          <w:b/>
-          <w:bCs/>
-          <w:color w:val="FF0000"/>
-          <w:lang w:val="en-US"/>
-        </w:rPr>
-        <w:t>off-diagonal</w:t>
-      </w:r>
-      <w:proofErr w:type="gramEnd"/>
-      <w:r>
-        <w:rPr>
-          <w:rFonts w:ascii="David" w:hAnsi="David" w:cs="David"/>
-          <w:b/>
-          <w:bCs/>
-          <w:color w:val="FF0000"/>
-          <w:lang w:val="en-US"/>
-        </w:rPr>
-        <w:t xml:space="preserve"> in all)</w:t>
+        <w:t xml:space="preserve"> (make sure that you used the same off-diagonal in all)</w:t>
       </w:r>
     </w:p>
     <w:p>
@@ -4552,39 +3589,7 @@
           <w:rFonts w:ascii="David" w:hAnsi="David" w:cs="David"/>
           <w:lang w:val="en-US"/>
         </w:rPr>
-        <w:t>Island scale (off-</w:t>
-      </w:r>
-      <w:proofErr w:type="spellStart"/>
-      <w:r>
-        <w:rPr>
-          <w:rFonts w:ascii="David" w:hAnsi="David" w:cs="David"/>
-          <w:lang w:val="en-US"/>
-        </w:rPr>
-        <w:t>diags</w:t>
-      </w:r>
-      <w:proofErr w:type="spellEnd"/>
-      <w:r>
-        <w:rPr>
-          <w:rFonts w:ascii="David" w:hAnsi="David" w:cs="David"/>
-          <w:lang w:val="en-US"/>
-        </w:rPr>
-        <w:t xml:space="preserve"> and </w:t>
-      </w:r>
-      <w:proofErr w:type="spellStart"/>
-      <w:r>
-        <w:rPr>
-          <w:rFonts w:ascii="David" w:hAnsi="David" w:cs="David"/>
-          <w:lang w:val="en-US"/>
-        </w:rPr>
-        <w:t>diag</w:t>
-      </w:r>
-      <w:proofErr w:type="spellEnd"/>
-      <w:r>
-        <w:rPr>
-          <w:rFonts w:ascii="David" w:hAnsi="David" w:cs="David"/>
-          <w:lang w:val="en-US"/>
-        </w:rPr>
-        <w:t>):</w:t>
+        <w:t>Island scale (off-diags and diag):</w:t>
       </w:r>
     </w:p>
     <w:p>
@@ -4652,7 +3657,6 @@
           <w:lang w:val="en-US"/>
         </w:rPr>
       </w:pPr>
-      <w:proofErr w:type="spellStart"/>
       <w:r>
         <w:rPr>
           <w:rFonts w:ascii="David" w:hAnsi="David" w:cs="David"/>
@@ -4660,7 +3664,6 @@
         </w:rPr>
         <w:t>Pumpumpummmm</w:t>
       </w:r>
-      <w:proofErr w:type="spellEnd"/>
     </w:p>
     <w:p>
       <w:pPr>
@@ -4733,15 +3736,7 @@
           <w:rFonts w:ascii="David" w:hAnsi="David" w:cs="David"/>
           <w:lang w:val="en-US"/>
         </w:rPr>
-        <w:t xml:space="preserve">, </w:t>
-      </w:r>
-      <w:proofErr w:type="gramStart"/>
-      <w:r>
-        <w:rPr>
-          <w:rFonts w:ascii="David" w:hAnsi="David" w:cs="David"/>
-          <w:lang w:val="en-US"/>
-        </w:rPr>
-        <w:t>use</w:t>
+        <w:t>, use</w:t>
       </w:r>
       <w:r>
         <w:rPr>
@@ -4750,7 +3745,6 @@
         </w:rPr>
         <w:t>d</w:t>
       </w:r>
-      <w:proofErr w:type="gramEnd"/>
       <w:r>
         <w:rPr>
           <w:rFonts w:ascii="David" w:hAnsi="David" w:cs="David"/>
@@ -4872,7 +3866,6 @@
         </w:rPr>
         <w:t xml:space="preserve">predictive capacity for the </w:t>
       </w:r>
-      <w:proofErr w:type="gramStart"/>
       <w:r>
         <w:rPr>
           <w:rFonts w:ascii="David" w:hAnsi="David" w:cs="David"/>
@@ -4885,15 +3878,7 @@
           <w:rFonts w:ascii="David" w:hAnsi="David" w:cs="David"/>
           <w:lang w:val="en-US"/>
         </w:rPr>
-        <w:t xml:space="preserve"> is</w:t>
-      </w:r>
-      <w:proofErr w:type="gramEnd"/>
-      <w:r>
-        <w:rPr>
-          <w:rFonts w:ascii="David" w:hAnsi="David" w:cs="David"/>
-          <w:lang w:val="en-US"/>
-        </w:rPr>
-        <w:t xml:space="preserve"> lower in comparison to the off-diagonals</w:t>
+        <w:t xml:space="preserve"> is lower in comparison to the off-diagonals</w:t>
       </w:r>
       <w:r>
         <w:rPr>
@@ -5076,20 +4061,8 @@
           <w:color w:val="FF0000"/>
           <w:lang w:val="en-US"/>
         </w:rPr>
-        <w:t xml:space="preserve">ran this analysis again and got different results for density. Check that there </w:t>
-      </w:r>
-      <w:proofErr w:type="gramStart"/>
-      <w:r>
-        <w:rPr>
-          <w:rFonts w:ascii="David" w:hAnsi="David" w:cs="David"/>
-          <w:b/>
-          <w:bCs/>
-          <w:color w:val="FF0000"/>
-          <w:lang w:val="en-US"/>
-        </w:rPr>
-        <w:t>is no mistake</w:t>
-      </w:r>
-      <w:proofErr w:type="gramEnd"/>
+        <w:t>ran this analysis again and got different results for density. Check that there is no mistake</w:t>
+      </w:r>
       <w:r>
         <w:rPr>
           <w:rFonts w:ascii="David" w:hAnsi="David" w:cs="David"/>
@@ -5489,21 +4462,12 @@
           <w:lang w:val="en-US"/>
         </w:rPr>
       </w:pPr>
-      <w:proofErr w:type="gramStart"/>
-      <w:r>
-        <w:rPr>
-          <w:rFonts w:ascii="David" w:hAnsi="David" w:cs="David"/>
-          <w:lang w:val="en-US"/>
-        </w:rPr>
-        <w:t>Overall</w:t>
-      </w:r>
-      <w:proofErr w:type="gramEnd"/>
-      <w:r>
-        <w:rPr>
-          <w:rFonts w:ascii="David" w:hAnsi="David" w:cs="David"/>
-          <w:lang w:val="en-US"/>
-        </w:rPr>
-        <w:t xml:space="preserve"> Bray-Curtis similarity (all layer-to layer predictions, plants and pollinators combined):</w:t>
+      <w:r>
+        <w:rPr>
+          <w:rFonts w:ascii="David" w:hAnsi="David" w:cs="David"/>
+          <w:lang w:val="en-US"/>
+        </w:rPr>
+        <w:t>Overall Bray-Curtis similarity (all layer-to layer predictions, plants and pollinators combined):</w:t>
       </w:r>
     </w:p>
     <w:p>
@@ -5700,9 +4664,33 @@
       <w:r>
         <w:rPr>
           <w:rFonts w:ascii="David" w:hAnsi="David" w:cs="David"/>
-          <w:lang w:val="en-US"/>
-        </w:rPr>
-        <w:t>Jaccard:</w:t>
+          <w:b/>
+          <w:bCs/>
+          <w:lang w:val="en-US"/>
+        </w:rPr>
+        <w:t>Jaccard</w:t>
+      </w:r>
+      <w:r>
+        <w:rPr>
+          <w:rFonts w:ascii="David" w:hAnsi="David" w:cs="David"/>
+          <w:lang w:val="en-US"/>
+        </w:rPr>
+        <w:t>:</w:t>
+      </w:r>
+    </w:p>
+    <w:p>
+      <w:pPr>
+        <w:rPr>
+          <w:rFonts w:ascii="David" w:hAnsi="David" w:cs="David"/>
+          <w:lang w:val="en-US"/>
+        </w:rPr>
+      </w:pPr>
+      <w:r>
+        <w:rPr>
+          <w:rFonts w:ascii="David" w:hAnsi="David" w:cs="David"/>
+          <w:lang w:val="en-US"/>
+        </w:rPr>
+        <w:t>Site scale</w:t>
       </w:r>
     </w:p>
     <w:p>
@@ -6422,51 +5410,15 @@
           <w:color w:val="000000" w:themeColor="text1"/>
           <w:lang w:val="en-US"/>
         </w:rPr>
-        <w:t xml:space="preserve">Here iterations are not </w:t>
-      </w:r>
-      <w:proofErr w:type="gramStart"/>
-      <w:r>
-        <w:rPr>
-          <w:rFonts w:ascii="David" w:hAnsi="David" w:cs="David"/>
-          <w:color w:val="000000" w:themeColor="text1"/>
-          <w:lang w:val="en-US"/>
-        </w:rPr>
-        <w:t>averaged</w:t>
-      </w:r>
-      <w:proofErr w:type="gramEnd"/>
-      <w:r>
-        <w:rPr>
-          <w:rFonts w:ascii="David" w:hAnsi="David" w:cs="David"/>
-          <w:color w:val="000000" w:themeColor="text1"/>
-          <w:lang w:val="en-US"/>
-        </w:rPr>
-        <w:t>. Results for only one off-diagonal (no diagonal)</w:t>
-      </w:r>
-      <w:r>
-        <w:rPr>
-          <w:rFonts w:ascii="David" w:hAnsi="David" w:cs="David"/>
-          <w:color w:val="000000" w:themeColor="text1"/>
-          <w:lang w:val="en-US"/>
-        </w:rPr>
-        <w:t xml:space="preserve">. The results are similar when adding </w:t>
-      </w:r>
-      <w:proofErr w:type="gramStart"/>
-      <w:r>
-        <w:rPr>
-          <w:rFonts w:ascii="David" w:hAnsi="David" w:cs="David"/>
-          <w:color w:val="000000" w:themeColor="text1"/>
-          <w:lang w:val="en-US"/>
-        </w:rPr>
-        <w:t>the diagonal</w:t>
-      </w:r>
-      <w:proofErr w:type="gramEnd"/>
-      <w:r>
-        <w:rPr>
-          <w:rFonts w:ascii="David" w:hAnsi="David" w:cs="David"/>
-          <w:color w:val="000000" w:themeColor="text1"/>
-          <w:lang w:val="en-US"/>
-        </w:rPr>
-        <w:t>.</w:t>
+        <w:t>Here iterations are not averaged. Results for only one off-diagonal (no diagonal)</w:t>
+      </w:r>
+      <w:r>
+        <w:rPr>
+          <w:rFonts w:ascii="David" w:hAnsi="David" w:cs="David"/>
+          <w:color w:val="000000" w:themeColor="text1"/>
+          <w:lang w:val="en-US"/>
+        </w:rPr>
+        <w:t>. The results are similar when adding the diagonal.</w:t>
       </w:r>
       <w:r>
         <w:rPr>
@@ -6482,25 +5434,7 @@
           <w:color w:val="FF0000"/>
           <w:lang w:val="en-US"/>
         </w:rPr>
-        <w:t xml:space="preserve">Do it for </w:t>
-      </w:r>
-      <w:proofErr w:type="gramStart"/>
-      <w:r>
-        <w:rPr>
-          <w:rFonts w:ascii="David" w:hAnsi="David" w:cs="David"/>
-          <w:color w:val="FF0000"/>
-          <w:lang w:val="en-US"/>
-        </w:rPr>
-        <w:t>both off</w:t>
-      </w:r>
-      <w:proofErr w:type="gramEnd"/>
-      <w:r>
-        <w:rPr>
-          <w:rFonts w:ascii="David" w:hAnsi="David" w:cs="David"/>
-          <w:color w:val="FF0000"/>
-          <w:lang w:val="en-US"/>
-        </w:rPr>
-        <w:t>-diagonals</w:t>
+        <w:t>Do it for both off-diagonals</w:t>
       </w:r>
       <w:r>
         <w:rPr>
@@ -7062,43 +5996,7 @@
           <w:color w:val="000000" w:themeColor="text1"/>
           <w:lang w:val="en-US"/>
         </w:rPr>
-        <w:t xml:space="preserve">For the </w:t>
-      </w:r>
-      <w:proofErr w:type="gramStart"/>
-      <w:r>
-        <w:rPr>
-          <w:rFonts w:ascii="David" w:hAnsi="David" w:cs="David"/>
-          <w:color w:val="000000" w:themeColor="text1"/>
-          <w:lang w:val="en-US"/>
-        </w:rPr>
-        <w:t>off-diagonals</w:t>
-      </w:r>
-      <w:proofErr w:type="gramEnd"/>
-      <w:r>
-        <w:rPr>
-          <w:rFonts w:ascii="David" w:hAnsi="David" w:cs="David"/>
-          <w:color w:val="000000" w:themeColor="text1"/>
-          <w:lang w:val="en-US"/>
-        </w:rPr>
-        <w:t xml:space="preserve">, when looking at 1 </w:t>
-      </w:r>
-      <w:proofErr w:type="gramStart"/>
-      <w:r>
-        <w:rPr>
-          <w:rFonts w:ascii="David" w:hAnsi="David" w:cs="David"/>
-          <w:color w:val="000000" w:themeColor="text1"/>
-          <w:lang w:val="en-US"/>
-        </w:rPr>
-        <w:t>iteration</w:t>
-      </w:r>
-      <w:proofErr w:type="gramEnd"/>
-      <w:r>
-        <w:rPr>
-          <w:rFonts w:ascii="David" w:hAnsi="David" w:cs="David"/>
-          <w:color w:val="000000" w:themeColor="text1"/>
-          <w:lang w:val="en-US"/>
-        </w:rPr>
-        <w:t xml:space="preserve"> the trends are the same but not significant</w:t>
+        <w:t>For the off-diagonals, when looking at 1 iteration the trends are the same but not significant</w:t>
       </w:r>
       <w:r>
         <w:rPr>
@@ -7232,25 +6130,7 @@
           <w:color w:val="000000" w:themeColor="text1"/>
           <w:lang w:val="en-US"/>
         </w:rPr>
-        <w:t xml:space="preserve">When looking at the correlations in different iterations, in some cases the </w:t>
-      </w:r>
-      <w:proofErr w:type="spellStart"/>
-      <w:r>
-        <w:rPr>
-          <w:rFonts w:ascii="David" w:hAnsi="David" w:cs="David"/>
-          <w:color w:val="000000" w:themeColor="text1"/>
-          <w:lang w:val="en-US"/>
-        </w:rPr>
-        <w:t>cor</w:t>
-      </w:r>
-      <w:proofErr w:type="spellEnd"/>
-      <w:r>
-        <w:rPr>
-          <w:rFonts w:ascii="David" w:hAnsi="David" w:cs="David"/>
-          <w:color w:val="000000" w:themeColor="text1"/>
-          <w:lang w:val="en-US"/>
-        </w:rPr>
-        <w:t xml:space="preserve"> is positive, sometimes negative, for some cases significant and in others not</w:t>
+        <w:t>When looking at the correlations in different iterations, in some cases the cor is positive, sometimes negative, for some cases significant and in others not</w:t>
       </w:r>
       <w:r>
         <w:rPr>
@@ -7298,25 +6178,7 @@
           <w:color w:val="000000" w:themeColor="text1"/>
           <w:lang w:val="en-US"/>
         </w:rPr>
-        <w:t xml:space="preserve">. </w:t>
-      </w:r>
-      <w:proofErr w:type="gramStart"/>
-      <w:r>
-        <w:rPr>
-          <w:rFonts w:ascii="David" w:hAnsi="David" w:cs="David"/>
-          <w:color w:val="000000" w:themeColor="text1"/>
-          <w:lang w:val="en-US"/>
-        </w:rPr>
-        <w:t>So</w:t>
-      </w:r>
-      <w:proofErr w:type="gramEnd"/>
-      <w:r>
-        <w:rPr>
-          <w:rFonts w:ascii="David" w:hAnsi="David" w:cs="David"/>
-          <w:color w:val="000000" w:themeColor="text1"/>
-          <w:lang w:val="en-US"/>
-        </w:rPr>
-        <w:t xml:space="preserve"> we need to average the iterations.</w:t>
+        <w:t>. So we need to average the iterations.</w:t>
       </w:r>
     </w:p>
     <w:p>
@@ -7525,25 +6387,7 @@
           <w:color w:val="000000" w:themeColor="text1"/>
           <w:lang w:val="en-US"/>
         </w:rPr>
-        <w:t xml:space="preserve">This is based on the weighted data, taking into consideration all layer combinations and iterations. Only interactions that appear in the data </w:t>
-      </w:r>
-      <w:proofErr w:type="gramStart"/>
-      <w:r>
-        <w:rPr>
-          <w:rFonts w:ascii="David" w:hAnsi="David" w:cs="David"/>
-          <w:color w:val="000000" w:themeColor="text1"/>
-          <w:lang w:val="en-US"/>
-        </w:rPr>
-        <w:t>enough</w:t>
-      </w:r>
-      <w:proofErr w:type="gramEnd"/>
-      <w:r>
-        <w:rPr>
-          <w:rFonts w:ascii="David" w:hAnsi="David" w:cs="David"/>
-          <w:color w:val="000000" w:themeColor="text1"/>
-          <w:lang w:val="en-US"/>
-        </w:rPr>
-        <w:t xml:space="preserve"> times to conduct a t-test were taken into consideration in the analysis.</w:t>
+        <w:t>This is based on the weighted data, taking into consideration all layer combinations and iterations. Only interactions that appear in the data enough times to conduct a t-test were taken into consideration in the analysis.</w:t>
       </w:r>
     </w:p>
     <w:p>
@@ -7762,25 +6606,7 @@
           <w:color w:val="FF0000"/>
           <w:lang w:val="en-US"/>
         </w:rPr>
-        <w:t>Check what species are concentrated around pred-</w:t>
-      </w:r>
-      <w:proofErr w:type="spellStart"/>
-      <w:r>
-        <w:rPr>
-          <w:rFonts w:ascii="David" w:hAnsi="David" w:cs="David"/>
-          <w:color w:val="FF0000"/>
-          <w:lang w:val="en-US"/>
-        </w:rPr>
-        <w:t>obs</w:t>
-      </w:r>
-      <w:proofErr w:type="spellEnd"/>
-      <w:r>
-        <w:rPr>
-          <w:rFonts w:ascii="David" w:hAnsi="David" w:cs="David"/>
-          <w:color w:val="FF0000"/>
-          <w:lang w:val="en-US"/>
-        </w:rPr>
-        <w:t xml:space="preserve"> = 0</w:t>
+        <w:t>Check what species are concentrated around pred-obs = 0</w:t>
       </w:r>
     </w:p>
     <w:p>
@@ -8483,23 +7309,13 @@
           <w:lang w:val="en-US"/>
         </w:rPr>
       </w:pPr>
-      <w:proofErr w:type="spellStart"/>
-      <w:r>
-        <w:rPr>
-          <w:rFonts w:ascii="David" w:hAnsi="David" w:cs="David"/>
-          <w:color w:val="000000" w:themeColor="text1"/>
-          <w:lang w:val="en-US"/>
-        </w:rPr>
-        <w:t>Netsize</w:t>
-      </w:r>
-      <w:proofErr w:type="spellEnd"/>
-      <w:r>
-        <w:rPr>
-          <w:rFonts w:ascii="David" w:hAnsi="David" w:cs="David"/>
-          <w:color w:val="000000" w:themeColor="text1"/>
-          <w:lang w:val="en-US"/>
-        </w:rPr>
-        <w:t xml:space="preserve"> and density were tested for 1 off-diagonal, hence variable importance was analyzed for this off-diagonal.</w:t>
+      <w:r>
+        <w:rPr>
+          <w:rFonts w:ascii="David" w:hAnsi="David" w:cs="David"/>
+          <w:color w:val="000000" w:themeColor="text1"/>
+          <w:lang w:val="en-US"/>
+        </w:rPr>
+        <w:t>Netsize and density were tested for 1 off-diagonal, hence variable importance was analyzed for this off-diagonal.</w:t>
       </w:r>
     </w:p>
     <w:p>
@@ -8799,8 +7615,6 @@
                 <w14:ligatures w14:val="none"/>
               </w:rPr>
             </w:pPr>
-            <w:proofErr w:type="spellStart"/>
-            <w:proofErr w:type="gramStart"/>
             <w:r>
               <w:rPr>
                 <w:rFonts w:ascii="Lucida Console" w:eastAsia="Times New Roman" w:hAnsi="Lucida Console" w:cs="Times New Roman"/>
@@ -8811,111 +7625,7 @@
                 <w:lang w:val="en-IL" w:eastAsia="en-IL"/>
                 <w14:ligatures w14:val="none"/>
               </w:rPr>
-              <w:t>lm</w:t>
-            </w:r>
-            <w:proofErr w:type="spellEnd"/>
-            <w:r>
-              <w:rPr>
-                <w:rFonts w:ascii="Lucida Console" w:eastAsia="Times New Roman" w:hAnsi="Lucida Console" w:cs="Times New Roman"/>
-                <w:color w:val="000000"/>
-                <w:kern w:val="0"/>
-                <w:sz w:val="14"/>
-                <w:szCs w:val="14"/>
-                <w:lang w:val="en-IL" w:eastAsia="en-IL"/>
-                <w14:ligatures w14:val="none"/>
-              </w:rPr>
-              <w:t>(</w:t>
-            </w:r>
-            <w:proofErr w:type="gramEnd"/>
-            <w:r>
-              <w:rPr>
-                <w:rFonts w:ascii="Lucida Console" w:eastAsia="Times New Roman" w:hAnsi="Lucida Console" w:cs="Times New Roman"/>
-                <w:color w:val="000000"/>
-                <w:kern w:val="0"/>
-                <w:sz w:val="14"/>
-                <w:szCs w:val="14"/>
-                <w:lang w:val="en-IL" w:eastAsia="en-IL"/>
-                <w14:ligatures w14:val="none"/>
-              </w:rPr>
-              <w:t xml:space="preserve">formula = f1_score ~ </w:t>
-            </w:r>
-            <w:proofErr w:type="spellStart"/>
-            <w:r>
-              <w:rPr>
-                <w:rFonts w:ascii="Lucida Console" w:eastAsia="Times New Roman" w:hAnsi="Lucida Console" w:cs="Times New Roman"/>
-                <w:color w:val="000000"/>
-                <w:kern w:val="0"/>
-                <w:sz w:val="14"/>
-                <w:szCs w:val="14"/>
-                <w:lang w:val="en-IL" w:eastAsia="en-IL"/>
-                <w14:ligatures w14:val="none"/>
-              </w:rPr>
-              <w:t>distance_km</w:t>
-            </w:r>
-            <w:proofErr w:type="spellEnd"/>
-            <w:r>
-              <w:rPr>
-                <w:rFonts w:ascii="Lucida Console" w:eastAsia="Times New Roman" w:hAnsi="Lucida Console" w:cs="Times New Roman"/>
-                <w:color w:val="000000"/>
-                <w:kern w:val="0"/>
-                <w:sz w:val="14"/>
-                <w:szCs w:val="14"/>
-                <w:lang w:val="en-IL" w:eastAsia="en-IL"/>
-                <w14:ligatures w14:val="none"/>
-              </w:rPr>
-              <w:t xml:space="preserve"> + </w:t>
-            </w:r>
-            <w:proofErr w:type="spellStart"/>
-            <w:r>
-              <w:rPr>
-                <w:rFonts w:ascii="Lucida Console" w:eastAsia="Times New Roman" w:hAnsi="Lucida Console" w:cs="Times New Roman"/>
-                <w:color w:val="000000"/>
-                <w:kern w:val="0"/>
-                <w:sz w:val="14"/>
-                <w:szCs w:val="14"/>
-                <w:lang w:val="en-IL" w:eastAsia="en-IL"/>
-                <w14:ligatures w14:val="none"/>
-              </w:rPr>
-              <w:t>avg_sorensen_plants</w:t>
-            </w:r>
-            <w:proofErr w:type="spellEnd"/>
-            <w:r>
-              <w:rPr>
-                <w:rFonts w:ascii="Lucida Console" w:eastAsia="Times New Roman" w:hAnsi="Lucida Console" w:cs="Times New Roman"/>
-                <w:color w:val="000000"/>
-                <w:kern w:val="0"/>
-                <w:sz w:val="14"/>
-                <w:szCs w:val="14"/>
-                <w:lang w:val="en-IL" w:eastAsia="en-IL"/>
-                <w14:ligatures w14:val="none"/>
-              </w:rPr>
-              <w:t xml:space="preserve"> + </w:t>
-            </w:r>
-            <w:proofErr w:type="spellStart"/>
-            <w:r>
-              <w:rPr>
-                <w:rFonts w:ascii="Lucida Console" w:eastAsia="Times New Roman" w:hAnsi="Lucida Console" w:cs="Times New Roman"/>
-                <w:color w:val="000000"/>
-                <w:kern w:val="0"/>
-                <w:sz w:val="14"/>
-                <w:szCs w:val="14"/>
-                <w:lang w:val="en-IL" w:eastAsia="en-IL"/>
-                <w14:ligatures w14:val="none"/>
-              </w:rPr>
-              <w:t>avg_sorensen_pollinators</w:t>
-            </w:r>
-            <w:proofErr w:type="spellEnd"/>
-            <w:r>
-              <w:rPr>
-                <w:rFonts w:ascii="Lucida Console" w:eastAsia="Times New Roman" w:hAnsi="Lucida Console" w:cs="Times New Roman"/>
-                <w:color w:val="000000"/>
-                <w:kern w:val="0"/>
-                <w:sz w:val="14"/>
-                <w:szCs w:val="14"/>
-                <w:lang w:val="en-IL" w:eastAsia="en-IL"/>
-                <w14:ligatures w14:val="none"/>
-              </w:rPr>
-              <w:t xml:space="preserve"> + </w:t>
+              <w:t xml:space="preserve">lm(formula = f1_score ~ distance_km + avg_sorensen_plants + avg_sorensen_pollinators + </w:t>
             </w:r>
           </w:p>
         </w:tc>
@@ -8961,111 +7671,7 @@
                 <w:lang w:val="en-IL" w:eastAsia="en-IL"/>
                 <w14:ligatures w14:val="none"/>
               </w:rPr>
-              <w:t xml:space="preserve">    </w:t>
-            </w:r>
-            <w:proofErr w:type="spellStart"/>
-            <w:r>
-              <w:rPr>
-                <w:rFonts w:ascii="Lucida Console" w:eastAsia="Times New Roman" w:hAnsi="Lucida Console" w:cs="Times New Roman"/>
-                <w:color w:val="000000"/>
-                <w:kern w:val="0"/>
-                <w:sz w:val="14"/>
-                <w:szCs w:val="14"/>
-                <w:lang w:val="en-IL" w:eastAsia="en-IL"/>
-                <w14:ligatures w14:val="none"/>
-              </w:rPr>
-              <w:t>jaccard_pollinators</w:t>
-            </w:r>
-            <w:proofErr w:type="spellEnd"/>
-            <w:r>
-              <w:rPr>
-                <w:rFonts w:ascii="Lucida Console" w:eastAsia="Times New Roman" w:hAnsi="Lucida Console" w:cs="Times New Roman"/>
-                <w:color w:val="000000"/>
-                <w:kern w:val="0"/>
-                <w:sz w:val="14"/>
-                <w:szCs w:val="14"/>
-                <w:lang w:val="en-IL" w:eastAsia="en-IL"/>
-                <w14:ligatures w14:val="none"/>
-              </w:rPr>
-              <w:t xml:space="preserve"> + </w:t>
-            </w:r>
-            <w:proofErr w:type="spellStart"/>
-            <w:r>
-              <w:rPr>
-                <w:rFonts w:ascii="Lucida Console" w:eastAsia="Times New Roman" w:hAnsi="Lucida Console" w:cs="Times New Roman"/>
-                <w:color w:val="000000"/>
-                <w:kern w:val="0"/>
-                <w:sz w:val="14"/>
-                <w:szCs w:val="14"/>
-                <w:lang w:val="en-IL" w:eastAsia="en-IL"/>
-                <w14:ligatures w14:val="none"/>
-              </w:rPr>
-              <w:t>jaccard_plants</w:t>
-            </w:r>
-            <w:proofErr w:type="spellEnd"/>
-            <w:r>
-              <w:rPr>
-                <w:rFonts w:ascii="Lucida Console" w:eastAsia="Times New Roman" w:hAnsi="Lucida Console" w:cs="Times New Roman"/>
-                <w:color w:val="000000"/>
-                <w:kern w:val="0"/>
-                <w:sz w:val="14"/>
-                <w:szCs w:val="14"/>
-                <w:lang w:val="en-IL" w:eastAsia="en-IL"/>
-                <w14:ligatures w14:val="none"/>
-              </w:rPr>
-              <w:t xml:space="preserve"> + </w:t>
-            </w:r>
-            <w:proofErr w:type="spellStart"/>
-            <w:r>
-              <w:rPr>
-                <w:rFonts w:ascii="Lucida Console" w:eastAsia="Times New Roman" w:hAnsi="Lucida Console" w:cs="Times New Roman"/>
-                <w:color w:val="000000"/>
-                <w:kern w:val="0"/>
-                <w:sz w:val="14"/>
-                <w:szCs w:val="14"/>
-                <w:lang w:val="en-IL" w:eastAsia="en-IL"/>
-                <w14:ligatures w14:val="none"/>
-              </w:rPr>
-              <w:t>jaccard_edges</w:t>
-            </w:r>
-            <w:proofErr w:type="spellEnd"/>
-            <w:r>
-              <w:rPr>
-                <w:rFonts w:ascii="Lucida Console" w:eastAsia="Times New Roman" w:hAnsi="Lucida Console" w:cs="Times New Roman"/>
-                <w:color w:val="000000"/>
-                <w:kern w:val="0"/>
-                <w:sz w:val="14"/>
-                <w:szCs w:val="14"/>
-                <w:lang w:val="en-IL" w:eastAsia="en-IL"/>
-                <w14:ligatures w14:val="none"/>
-              </w:rPr>
-              <w:t xml:space="preserve"> + </w:t>
-            </w:r>
-            <w:proofErr w:type="spellStart"/>
-            <w:r>
-              <w:rPr>
-                <w:rFonts w:ascii="Lucida Console" w:eastAsia="Times New Roman" w:hAnsi="Lucida Console" w:cs="Times New Roman"/>
-                <w:color w:val="000000"/>
-                <w:kern w:val="0"/>
-                <w:sz w:val="14"/>
-                <w:szCs w:val="14"/>
-                <w:lang w:val="en-IL" w:eastAsia="en-IL"/>
-                <w14:ligatures w14:val="none"/>
-              </w:rPr>
-              <w:t>size_P</w:t>
-            </w:r>
-            <w:proofErr w:type="spellEnd"/>
-            <w:r>
-              <w:rPr>
-                <w:rFonts w:ascii="Lucida Console" w:eastAsia="Times New Roman" w:hAnsi="Lucida Console" w:cs="Times New Roman"/>
-                <w:color w:val="000000"/>
-                <w:kern w:val="0"/>
-                <w:sz w:val="14"/>
-                <w:szCs w:val="14"/>
-                <w:lang w:val="en-IL" w:eastAsia="en-IL"/>
-                <w14:ligatures w14:val="none"/>
-              </w:rPr>
-              <w:t xml:space="preserve"> + </w:t>
+              <w:t xml:space="preserve">    jaccard_pollinators + jaccard_plants + jaccard_edges + size_P + </w:t>
             </w:r>
           </w:p>
         </w:tc>
@@ -9111,111 +7717,7 @@
                 <w:lang w:val="en-IL" w:eastAsia="en-IL"/>
                 <w14:ligatures w14:val="none"/>
               </w:rPr>
-              <w:t xml:space="preserve">    </w:t>
-            </w:r>
-            <w:proofErr w:type="spellStart"/>
-            <w:r>
-              <w:rPr>
-                <w:rFonts w:ascii="Lucida Console" w:eastAsia="Times New Roman" w:hAnsi="Lucida Console" w:cs="Times New Roman"/>
-                <w:color w:val="000000"/>
-                <w:kern w:val="0"/>
-                <w:sz w:val="14"/>
-                <w:szCs w:val="14"/>
-                <w:lang w:val="en-IL" w:eastAsia="en-IL"/>
-                <w14:ligatures w14:val="none"/>
-              </w:rPr>
-              <w:t>density_P</w:t>
-            </w:r>
-            <w:proofErr w:type="spellEnd"/>
-            <w:r>
-              <w:rPr>
-                <w:rFonts w:ascii="Lucida Console" w:eastAsia="Times New Roman" w:hAnsi="Lucida Console" w:cs="Times New Roman"/>
-                <w:color w:val="000000"/>
-                <w:kern w:val="0"/>
-                <w:sz w:val="14"/>
-                <w:szCs w:val="14"/>
-                <w:lang w:val="en-IL" w:eastAsia="en-IL"/>
-                <w14:ligatures w14:val="none"/>
-              </w:rPr>
-              <w:t xml:space="preserve"> + </w:t>
-            </w:r>
-            <w:proofErr w:type="spellStart"/>
-            <w:r>
-              <w:rPr>
-                <w:rFonts w:ascii="Lucida Console" w:eastAsia="Times New Roman" w:hAnsi="Lucida Console" w:cs="Times New Roman"/>
-                <w:color w:val="000000"/>
-                <w:kern w:val="0"/>
-                <w:sz w:val="14"/>
-                <w:szCs w:val="14"/>
-                <w:lang w:val="en-IL" w:eastAsia="en-IL"/>
-                <w14:ligatures w14:val="none"/>
-              </w:rPr>
-              <w:t>size_C</w:t>
-            </w:r>
-            <w:proofErr w:type="spellEnd"/>
-            <w:r>
-              <w:rPr>
-                <w:rFonts w:ascii="Lucida Console" w:eastAsia="Times New Roman" w:hAnsi="Lucida Console" w:cs="Times New Roman"/>
-                <w:color w:val="000000"/>
-                <w:kern w:val="0"/>
-                <w:sz w:val="14"/>
-                <w:szCs w:val="14"/>
-                <w:lang w:val="en-IL" w:eastAsia="en-IL"/>
-                <w14:ligatures w14:val="none"/>
-              </w:rPr>
-              <w:t xml:space="preserve"> + </w:t>
-            </w:r>
-            <w:proofErr w:type="spellStart"/>
-            <w:r>
-              <w:rPr>
-                <w:rFonts w:ascii="Lucida Console" w:eastAsia="Times New Roman" w:hAnsi="Lucida Console" w:cs="Times New Roman"/>
-                <w:color w:val="000000"/>
-                <w:kern w:val="0"/>
-                <w:sz w:val="14"/>
-                <w:szCs w:val="14"/>
-                <w:lang w:val="en-IL" w:eastAsia="en-IL"/>
-                <w14:ligatures w14:val="none"/>
-              </w:rPr>
-              <w:t>density_C</w:t>
-            </w:r>
-            <w:proofErr w:type="spellEnd"/>
-            <w:r>
-              <w:rPr>
-                <w:rFonts w:ascii="Lucida Console" w:eastAsia="Times New Roman" w:hAnsi="Lucida Console" w:cs="Times New Roman"/>
-                <w:color w:val="000000"/>
-                <w:kern w:val="0"/>
-                <w:sz w:val="14"/>
-                <w:szCs w:val="14"/>
-                <w:lang w:val="en-IL" w:eastAsia="en-IL"/>
-                <w14:ligatures w14:val="none"/>
-              </w:rPr>
-              <w:t xml:space="preserve">, data = </w:t>
-            </w:r>
-            <w:proofErr w:type="spellStart"/>
-            <w:r>
-              <w:rPr>
-                <w:rFonts w:ascii="Lucida Console" w:eastAsia="Times New Roman" w:hAnsi="Lucida Console" w:cs="Times New Roman"/>
-                <w:color w:val="000000"/>
-                <w:kern w:val="0"/>
-                <w:sz w:val="14"/>
-                <w:szCs w:val="14"/>
-                <w:lang w:val="en-IL" w:eastAsia="en-IL"/>
-                <w14:ligatures w14:val="none"/>
-              </w:rPr>
-              <w:t>df</w:t>
-            </w:r>
-            <w:proofErr w:type="spellEnd"/>
-            <w:r>
-              <w:rPr>
-                <w:rFonts w:ascii="Lucida Console" w:eastAsia="Times New Roman" w:hAnsi="Lucida Console" w:cs="Times New Roman"/>
-                <w:color w:val="000000"/>
-                <w:kern w:val="0"/>
-                <w:sz w:val="14"/>
-                <w:szCs w:val="14"/>
-                <w:lang w:val="en-IL" w:eastAsia="en-IL"/>
-                <w14:ligatures w14:val="none"/>
-              </w:rPr>
-              <w:t>)</w:t>
+              <w:t xml:space="preserve">    density_P + size_C + density_C, data = df)</w:t>
             </w:r>
           </w:p>
         </w:tc>
@@ -9738,33 +8240,7 @@
                 <w:lang w:val="en-IL" w:eastAsia="en-IL"/>
                 <w14:ligatures w14:val="none"/>
               </w:rPr>
-              <w:t>-0.165530 -0.</w:t>
-            </w:r>
-            <w:proofErr w:type="gramStart"/>
-            <w:r>
-              <w:rPr>
-                <w:rFonts w:ascii="Lucida Console" w:eastAsia="Times New Roman" w:hAnsi="Lucida Console" w:cs="Times New Roman"/>
-                <w:color w:val="000000"/>
-                <w:kern w:val="0"/>
-                <w:sz w:val="14"/>
-                <w:szCs w:val="14"/>
-                <w:lang w:val="en-IL" w:eastAsia="en-IL"/>
-                <w14:ligatures w14:val="none"/>
-              </w:rPr>
-              <w:t>031493  0.004162</w:t>
-            </w:r>
-            <w:proofErr w:type="gramEnd"/>
-            <w:r>
-              <w:rPr>
-                <w:rFonts w:ascii="Lucida Console" w:eastAsia="Times New Roman" w:hAnsi="Lucida Console" w:cs="Times New Roman"/>
-                <w:color w:val="000000"/>
-                <w:kern w:val="0"/>
-                <w:sz w:val="14"/>
-                <w:szCs w:val="14"/>
-                <w:lang w:val="en-IL" w:eastAsia="en-IL"/>
-                <w14:ligatures w14:val="none"/>
-              </w:rPr>
-              <w:t xml:space="preserve">  0.043171  0.099709 </w:t>
+              <w:t xml:space="preserve">-0.165530 -0.031493  0.004162  0.043171  0.099709 </w:t>
             </w:r>
           </w:p>
         </w:tc>
@@ -10161,33 +8637,7 @@
                 <w14:ligatures w14:val="none"/>
               </w:rPr>
               <w:lastRenderedPageBreak/>
-              <w:t xml:space="preserve">                           Estimate Std. Error t value </w:t>
-            </w:r>
-            <w:proofErr w:type="spellStart"/>
-            <w:r>
-              <w:rPr>
-                <w:rFonts w:ascii="Lucida Console" w:eastAsia="Times New Roman" w:hAnsi="Lucida Console" w:cs="Times New Roman"/>
-                <w:color w:val="000000"/>
-                <w:kern w:val="0"/>
-                <w:sz w:val="14"/>
-                <w:szCs w:val="14"/>
-                <w:lang w:val="en-IL" w:eastAsia="en-IL"/>
-                <w14:ligatures w14:val="none"/>
-              </w:rPr>
-              <w:t>Pr</w:t>
-            </w:r>
-            <w:proofErr w:type="spellEnd"/>
-            <w:r>
-              <w:rPr>
-                <w:rFonts w:ascii="Lucida Console" w:eastAsia="Times New Roman" w:hAnsi="Lucida Console" w:cs="Times New Roman"/>
-                <w:color w:val="000000"/>
-                <w:kern w:val="0"/>
-                <w:sz w:val="14"/>
-                <w:szCs w:val="14"/>
-                <w:lang w:val="en-IL" w:eastAsia="en-IL"/>
-                <w14:ligatures w14:val="none"/>
-              </w:rPr>
-              <w:t xml:space="preserve">(&gt;|t|)  </w:t>
+              <w:t xml:space="preserve">                           Estimate Std. Error t value Pr(&gt;|t|)  </w:t>
             </w:r>
           </w:p>
         </w:tc>
@@ -10233,33 +8683,7 @@
                 <w:lang w:val="en-IL" w:eastAsia="en-IL"/>
                 <w14:ligatures w14:val="none"/>
               </w:rPr>
-              <w:t>(</w:t>
-            </w:r>
-            <w:proofErr w:type="gramStart"/>
-            <w:r>
-              <w:rPr>
-                <w:rFonts w:ascii="Lucida Console" w:eastAsia="Times New Roman" w:hAnsi="Lucida Console" w:cs="Times New Roman"/>
-                <w:color w:val="000000"/>
-                <w:kern w:val="0"/>
-                <w:sz w:val="14"/>
-                <w:szCs w:val="14"/>
-                <w:lang w:val="en-IL" w:eastAsia="en-IL"/>
-                <w14:ligatures w14:val="none"/>
-              </w:rPr>
-              <w:t xml:space="preserve">Intercept)   </w:t>
-            </w:r>
-            <w:proofErr w:type="gramEnd"/>
-            <w:r>
-              <w:rPr>
-                <w:rFonts w:ascii="Lucida Console" w:eastAsia="Times New Roman" w:hAnsi="Lucida Console" w:cs="Times New Roman"/>
-                <w:color w:val="000000"/>
-                <w:kern w:val="0"/>
-                <w:sz w:val="14"/>
-                <w:szCs w:val="14"/>
-                <w:lang w:val="en-IL" w:eastAsia="en-IL"/>
-                <w14:ligatures w14:val="none"/>
-              </w:rPr>
-              <w:t xml:space="preserve">            6.214e-02  3.151e-01   0.197   0.8447  </w:t>
+              <w:t xml:space="preserve">(Intercept)               6.214e-02  3.151e-01   0.197   0.8447  </w:t>
             </w:r>
           </w:p>
         </w:tc>
@@ -10295,7 +8719,6 @@
                 <w14:ligatures w14:val="none"/>
               </w:rPr>
             </w:pPr>
-            <w:proofErr w:type="spellStart"/>
             <w:r>
               <w:rPr>
                 <w:rFonts w:ascii="Lucida Console" w:eastAsia="Times New Roman" w:hAnsi="Lucida Console" w:cs="Times New Roman"/>
@@ -10306,46 +8729,7 @@
                 <w:lang w:val="en-IL" w:eastAsia="en-IL"/>
                 <w14:ligatures w14:val="none"/>
               </w:rPr>
-              <w:t>distance_km</w:t>
-            </w:r>
-            <w:proofErr w:type="spellEnd"/>
-            <w:r>
-              <w:rPr>
-                <w:rFonts w:ascii="Lucida Console" w:eastAsia="Times New Roman" w:hAnsi="Lucida Console" w:cs="Times New Roman"/>
-                <w:color w:val="000000"/>
-                <w:kern w:val="0"/>
-                <w:sz w:val="14"/>
-                <w:szCs w:val="14"/>
-                <w:lang w:val="en-IL" w:eastAsia="en-IL"/>
-                <w14:ligatures w14:val="none"/>
-              </w:rPr>
-              <w:t xml:space="preserve">               7.295e-</w:t>
-            </w:r>
-            <w:proofErr w:type="gramStart"/>
-            <w:r>
-              <w:rPr>
-                <w:rFonts w:ascii="Lucida Console" w:eastAsia="Times New Roman" w:hAnsi="Lucida Console" w:cs="Times New Roman"/>
-                <w:color w:val="000000"/>
-                <w:kern w:val="0"/>
-                <w:sz w:val="14"/>
-                <w:szCs w:val="14"/>
-                <w:lang w:val="en-IL" w:eastAsia="en-IL"/>
-                <w14:ligatures w14:val="none"/>
-              </w:rPr>
-              <w:t>05  1.035e</w:t>
-            </w:r>
-            <w:proofErr w:type="gramEnd"/>
-            <w:r>
-              <w:rPr>
-                <w:rFonts w:ascii="Lucida Console" w:eastAsia="Times New Roman" w:hAnsi="Lucida Console" w:cs="Times New Roman"/>
-                <w:color w:val="000000"/>
-                <w:kern w:val="0"/>
-                <w:sz w:val="14"/>
-                <w:szCs w:val="14"/>
-                <w:lang w:val="en-IL" w:eastAsia="en-IL"/>
-                <w14:ligatures w14:val="none"/>
-              </w:rPr>
-              <w:t xml:space="preserve">-04   0.705   0.4852  </w:t>
+              <w:t xml:space="preserve">distance_km               7.295e-05  1.035e-04   0.705   0.4852  </w:t>
             </w:r>
           </w:p>
         </w:tc>
@@ -10381,7 +8765,6 @@
                 <w14:ligatures w14:val="none"/>
               </w:rPr>
             </w:pPr>
-            <w:proofErr w:type="spellStart"/>
             <w:r>
               <w:rPr>
                 <w:rFonts w:ascii="Lucida Console" w:eastAsia="Times New Roman" w:hAnsi="Lucida Console" w:cs="Times New Roman"/>
@@ -10392,46 +8775,7 @@
                 <w:lang w:val="en-IL" w:eastAsia="en-IL"/>
                 <w14:ligatures w14:val="none"/>
               </w:rPr>
-              <w:t>avg_sorensen_plants</w:t>
-            </w:r>
-            <w:proofErr w:type="spellEnd"/>
-            <w:r>
-              <w:rPr>
-                <w:rFonts w:ascii="Lucida Console" w:eastAsia="Times New Roman" w:hAnsi="Lucida Console" w:cs="Times New Roman"/>
-                <w:color w:val="000000"/>
-                <w:kern w:val="0"/>
-                <w:sz w:val="14"/>
-                <w:szCs w:val="14"/>
-                <w:lang w:val="en-IL" w:eastAsia="en-IL"/>
-                <w14:ligatures w14:val="none"/>
-              </w:rPr>
-              <w:t xml:space="preserve">       1.538e+</w:t>
-            </w:r>
-            <w:proofErr w:type="gramStart"/>
-            <w:r>
-              <w:rPr>
-                <w:rFonts w:ascii="Lucida Console" w:eastAsia="Times New Roman" w:hAnsi="Lucida Console" w:cs="Times New Roman"/>
-                <w:color w:val="000000"/>
-                <w:kern w:val="0"/>
-                <w:sz w:val="14"/>
-                <w:szCs w:val="14"/>
-                <w:lang w:val="en-IL" w:eastAsia="en-IL"/>
-                <w14:ligatures w14:val="none"/>
-              </w:rPr>
-              <w:t>00  6.859e</w:t>
-            </w:r>
-            <w:proofErr w:type="gramEnd"/>
-            <w:r>
-              <w:rPr>
-                <w:rFonts w:ascii="Lucida Console" w:eastAsia="Times New Roman" w:hAnsi="Lucida Console" w:cs="Times New Roman"/>
-                <w:color w:val="000000"/>
-                <w:kern w:val="0"/>
-                <w:sz w:val="14"/>
-                <w:szCs w:val="14"/>
-                <w:lang w:val="en-IL" w:eastAsia="en-IL"/>
-                <w14:ligatures w14:val="none"/>
-              </w:rPr>
-              <w:t>-01   2.242   0.0309 *</w:t>
+              <w:t>avg_sorensen_plants       1.538e+00  6.859e-01   2.242   0.0309 *</w:t>
             </w:r>
           </w:p>
         </w:tc>
@@ -10467,7 +8811,6 @@
                 <w14:ligatures w14:val="none"/>
               </w:rPr>
             </w:pPr>
-            <w:proofErr w:type="spellStart"/>
             <w:r>
               <w:rPr>
                 <w:rFonts w:ascii="Lucida Console" w:eastAsia="Times New Roman" w:hAnsi="Lucida Console" w:cs="Times New Roman"/>
@@ -10478,46 +8821,7 @@
                 <w:lang w:val="en-IL" w:eastAsia="en-IL"/>
                 <w14:ligatures w14:val="none"/>
               </w:rPr>
-              <w:t>avg_sorensen_pollinators</w:t>
-            </w:r>
-            <w:proofErr w:type="spellEnd"/>
-            <w:r>
-              <w:rPr>
-                <w:rFonts w:ascii="Lucida Console" w:eastAsia="Times New Roman" w:hAnsi="Lucida Console" w:cs="Times New Roman"/>
-                <w:color w:val="000000"/>
-                <w:kern w:val="0"/>
-                <w:sz w:val="14"/>
-                <w:szCs w:val="14"/>
-                <w:lang w:val="en-IL" w:eastAsia="en-IL"/>
-                <w14:ligatures w14:val="none"/>
-              </w:rPr>
-              <w:t xml:space="preserve"> -1.077e-</w:t>
-            </w:r>
-            <w:proofErr w:type="gramStart"/>
-            <w:r>
-              <w:rPr>
-                <w:rFonts w:ascii="Lucida Console" w:eastAsia="Times New Roman" w:hAnsi="Lucida Console" w:cs="Times New Roman"/>
-                <w:color w:val="000000"/>
-                <w:kern w:val="0"/>
-                <w:sz w:val="14"/>
-                <w:szCs w:val="14"/>
-                <w:lang w:val="en-IL" w:eastAsia="en-IL"/>
-                <w14:ligatures w14:val="none"/>
-              </w:rPr>
-              <w:t>01  2.753e</w:t>
-            </w:r>
-            <w:proofErr w:type="gramEnd"/>
-            <w:r>
-              <w:rPr>
-                <w:rFonts w:ascii="Lucida Console" w:eastAsia="Times New Roman" w:hAnsi="Lucida Console" w:cs="Times New Roman"/>
-                <w:color w:val="000000"/>
-                <w:kern w:val="0"/>
-                <w:sz w:val="14"/>
-                <w:szCs w:val="14"/>
-                <w:lang w:val="en-IL" w:eastAsia="en-IL"/>
-                <w14:ligatures w14:val="none"/>
-              </w:rPr>
-              <w:t xml:space="preserve">-01  -0.391   0.6978  </w:t>
+              <w:t xml:space="preserve">avg_sorensen_pollinators -1.077e-01  2.753e-01  -0.391   0.6978  </w:t>
             </w:r>
           </w:p>
         </w:tc>
@@ -10553,7 +8857,6 @@
                 <w14:ligatures w14:val="none"/>
               </w:rPr>
             </w:pPr>
-            <w:proofErr w:type="spellStart"/>
             <w:r>
               <w:rPr>
                 <w:rFonts w:ascii="Lucida Console" w:eastAsia="Times New Roman" w:hAnsi="Lucida Console" w:cs="Times New Roman"/>
@@ -10564,46 +8867,7 @@
                 <w:lang w:val="en-IL" w:eastAsia="en-IL"/>
                 <w14:ligatures w14:val="none"/>
               </w:rPr>
-              <w:t>jaccard_pollinators</w:t>
-            </w:r>
-            <w:proofErr w:type="spellEnd"/>
-            <w:r>
-              <w:rPr>
-                <w:rFonts w:ascii="Lucida Console" w:eastAsia="Times New Roman" w:hAnsi="Lucida Console" w:cs="Times New Roman"/>
-                <w:color w:val="000000"/>
-                <w:kern w:val="0"/>
-                <w:sz w:val="14"/>
-                <w:szCs w:val="14"/>
-                <w:lang w:val="en-IL" w:eastAsia="en-IL"/>
-                <w14:ligatures w14:val="none"/>
-              </w:rPr>
-              <w:t xml:space="preserve">       3.902e-</w:t>
-            </w:r>
-            <w:proofErr w:type="gramStart"/>
-            <w:r>
-              <w:rPr>
-                <w:rFonts w:ascii="Lucida Console" w:eastAsia="Times New Roman" w:hAnsi="Lucida Console" w:cs="Times New Roman"/>
-                <w:color w:val="000000"/>
-                <w:kern w:val="0"/>
-                <w:sz w:val="14"/>
-                <w:szCs w:val="14"/>
-                <w:lang w:val="en-IL" w:eastAsia="en-IL"/>
-                <w14:ligatures w14:val="none"/>
-              </w:rPr>
-              <w:t>01  2.514e</w:t>
-            </w:r>
-            <w:proofErr w:type="gramEnd"/>
-            <w:r>
-              <w:rPr>
-                <w:rFonts w:ascii="Lucida Console" w:eastAsia="Times New Roman" w:hAnsi="Lucida Console" w:cs="Times New Roman"/>
-                <w:color w:val="000000"/>
-                <w:kern w:val="0"/>
-                <w:sz w:val="14"/>
-                <w:szCs w:val="14"/>
-                <w:lang w:val="en-IL" w:eastAsia="en-IL"/>
-                <w14:ligatures w14:val="none"/>
-              </w:rPr>
-              <w:t xml:space="preserve">-01   1.552   0.1289  </w:t>
+              <w:t xml:space="preserve">jaccard_pollinators       3.902e-01  2.514e-01   1.552   0.1289  </w:t>
             </w:r>
           </w:p>
         </w:tc>
@@ -10639,7 +8903,6 @@
                 <w14:ligatures w14:val="none"/>
               </w:rPr>
             </w:pPr>
-            <w:proofErr w:type="spellStart"/>
             <w:r>
               <w:rPr>
                 <w:rFonts w:ascii="Lucida Console" w:eastAsia="Times New Roman" w:hAnsi="Lucida Console" w:cs="Times New Roman"/>
@@ -10650,46 +8913,7 @@
                 <w:lang w:val="en-IL" w:eastAsia="en-IL"/>
                 <w14:ligatures w14:val="none"/>
               </w:rPr>
-              <w:t>jaccard_plants</w:t>
-            </w:r>
-            <w:proofErr w:type="spellEnd"/>
-            <w:r>
-              <w:rPr>
-                <w:rFonts w:ascii="Lucida Console" w:eastAsia="Times New Roman" w:hAnsi="Lucida Console" w:cs="Times New Roman"/>
-                <w:color w:val="000000"/>
-                <w:kern w:val="0"/>
-                <w:sz w:val="14"/>
-                <w:szCs w:val="14"/>
-                <w:lang w:val="en-IL" w:eastAsia="en-IL"/>
-                <w14:ligatures w14:val="none"/>
-              </w:rPr>
-              <w:t xml:space="preserve">            1.449e-</w:t>
-            </w:r>
-            <w:proofErr w:type="gramStart"/>
-            <w:r>
-              <w:rPr>
-                <w:rFonts w:ascii="Lucida Console" w:eastAsia="Times New Roman" w:hAnsi="Lucida Console" w:cs="Times New Roman"/>
-                <w:color w:val="000000"/>
-                <w:kern w:val="0"/>
-                <w:sz w:val="14"/>
-                <w:szCs w:val="14"/>
-                <w:lang w:val="en-IL" w:eastAsia="en-IL"/>
-                <w14:ligatures w14:val="none"/>
-              </w:rPr>
-              <w:t>01  1.149e</w:t>
-            </w:r>
-            <w:proofErr w:type="gramEnd"/>
-            <w:r>
-              <w:rPr>
-                <w:rFonts w:ascii="Lucida Console" w:eastAsia="Times New Roman" w:hAnsi="Lucida Console" w:cs="Times New Roman"/>
-                <w:color w:val="000000"/>
-                <w:kern w:val="0"/>
-                <w:sz w:val="14"/>
-                <w:szCs w:val="14"/>
-                <w:lang w:val="en-IL" w:eastAsia="en-IL"/>
-                <w14:ligatures w14:val="none"/>
-              </w:rPr>
-              <w:t xml:space="preserve">-01   1.261   0.2148  </w:t>
+              <w:t xml:space="preserve">jaccard_plants            1.449e-01  1.149e-01   1.261   0.2148  </w:t>
             </w:r>
           </w:p>
         </w:tc>
@@ -10725,7 +8949,6 @@
                 <w14:ligatures w14:val="none"/>
               </w:rPr>
             </w:pPr>
-            <w:proofErr w:type="spellStart"/>
             <w:r>
               <w:rPr>
                 <w:rFonts w:ascii="Lucida Console" w:eastAsia="Times New Roman" w:hAnsi="Lucida Console" w:cs="Times New Roman"/>
@@ -10736,46 +8959,7 @@
                 <w:lang w:val="en-IL" w:eastAsia="en-IL"/>
                 <w14:ligatures w14:val="none"/>
               </w:rPr>
-              <w:t>jaccard_edges</w:t>
-            </w:r>
-            <w:proofErr w:type="spellEnd"/>
-            <w:r>
-              <w:rPr>
-                <w:rFonts w:ascii="Lucida Console" w:eastAsia="Times New Roman" w:hAnsi="Lucida Console" w:cs="Times New Roman"/>
-                <w:color w:val="000000"/>
-                <w:kern w:val="0"/>
-                <w:sz w:val="14"/>
-                <w:szCs w:val="14"/>
-                <w:lang w:val="en-IL" w:eastAsia="en-IL"/>
-                <w14:ligatures w14:val="none"/>
-              </w:rPr>
-              <w:t xml:space="preserve">            -4.416e-</w:t>
-            </w:r>
-            <w:proofErr w:type="gramStart"/>
-            <w:r>
-              <w:rPr>
-                <w:rFonts w:ascii="Lucida Console" w:eastAsia="Times New Roman" w:hAnsi="Lucida Console" w:cs="Times New Roman"/>
-                <w:color w:val="000000"/>
-                <w:kern w:val="0"/>
-                <w:sz w:val="14"/>
-                <w:szCs w:val="14"/>
-                <w:lang w:val="en-IL" w:eastAsia="en-IL"/>
-                <w14:ligatures w14:val="none"/>
-              </w:rPr>
-              <w:t>01  2.528e</w:t>
-            </w:r>
-            <w:proofErr w:type="gramEnd"/>
-            <w:r>
-              <w:rPr>
-                <w:rFonts w:ascii="Lucida Console" w:eastAsia="Times New Roman" w:hAnsi="Lucida Console" w:cs="Times New Roman"/>
-                <w:color w:val="000000"/>
-                <w:kern w:val="0"/>
-                <w:sz w:val="14"/>
-                <w:szCs w:val="14"/>
-                <w:lang w:val="en-IL" w:eastAsia="en-IL"/>
-                <w14:ligatures w14:val="none"/>
-              </w:rPr>
-              <w:t>-01  -1.747   0.0888 .</w:t>
+              <w:t>jaccard_edges            -4.416e-01  2.528e-01  -1.747   0.0888 .</w:t>
             </w:r>
           </w:p>
         </w:tc>
@@ -10811,7 +8995,6 @@
                 <w14:ligatures w14:val="none"/>
               </w:rPr>
             </w:pPr>
-            <w:proofErr w:type="spellStart"/>
             <w:r>
               <w:rPr>
                 <w:rFonts w:ascii="Lucida Console" w:eastAsia="Times New Roman" w:hAnsi="Lucida Console" w:cs="Times New Roman"/>
@@ -10822,46 +9005,7 @@
                 <w:lang w:val="en-IL" w:eastAsia="en-IL"/>
                 <w14:ligatures w14:val="none"/>
               </w:rPr>
-              <w:t>size_P</w:t>
-            </w:r>
-            <w:proofErr w:type="spellEnd"/>
-            <w:r>
-              <w:rPr>
-                <w:rFonts w:ascii="Lucida Console" w:eastAsia="Times New Roman" w:hAnsi="Lucida Console" w:cs="Times New Roman"/>
-                <w:color w:val="000000"/>
-                <w:kern w:val="0"/>
-                <w:sz w:val="14"/>
-                <w:szCs w:val="14"/>
-                <w:lang w:val="en-IL" w:eastAsia="en-IL"/>
-                <w14:ligatures w14:val="none"/>
-              </w:rPr>
-              <w:t xml:space="preserve">                    3.088e-</w:t>
-            </w:r>
-            <w:proofErr w:type="gramStart"/>
-            <w:r>
-              <w:rPr>
-                <w:rFonts w:ascii="Lucida Console" w:eastAsia="Times New Roman" w:hAnsi="Lucida Console" w:cs="Times New Roman"/>
-                <w:color w:val="000000"/>
-                <w:kern w:val="0"/>
-                <w:sz w:val="14"/>
-                <w:szCs w:val="14"/>
-                <w:lang w:val="en-IL" w:eastAsia="en-IL"/>
-                <w14:ligatures w14:val="none"/>
-              </w:rPr>
-              <w:t>04  1.220e</w:t>
-            </w:r>
-            <w:proofErr w:type="gramEnd"/>
-            <w:r>
-              <w:rPr>
-                <w:rFonts w:ascii="Lucida Console" w:eastAsia="Times New Roman" w:hAnsi="Lucida Console" w:cs="Times New Roman"/>
-                <w:color w:val="000000"/>
-                <w:kern w:val="0"/>
-                <w:sz w:val="14"/>
-                <w:szCs w:val="14"/>
-                <w:lang w:val="en-IL" w:eastAsia="en-IL"/>
-                <w14:ligatures w14:val="none"/>
-              </w:rPr>
-              <w:t>-04   2.531   0.0156 *</w:t>
+              <w:t>size_P                    3.088e-04  1.220e-04   2.531   0.0156 *</w:t>
             </w:r>
           </w:p>
         </w:tc>
@@ -10897,7 +9041,6 @@
                 <w14:ligatures w14:val="none"/>
               </w:rPr>
             </w:pPr>
-            <w:proofErr w:type="spellStart"/>
             <w:r>
               <w:rPr>
                 <w:rFonts w:ascii="Lucida Console" w:eastAsia="Times New Roman" w:hAnsi="Lucida Console" w:cs="Times New Roman"/>
@@ -10908,46 +9051,7 @@
                 <w:lang w:val="en-IL" w:eastAsia="en-IL"/>
                 <w14:ligatures w14:val="none"/>
               </w:rPr>
-              <w:t>density_P</w:t>
-            </w:r>
-            <w:proofErr w:type="spellEnd"/>
-            <w:r>
-              <w:rPr>
-                <w:rFonts w:ascii="Lucida Console" w:eastAsia="Times New Roman" w:hAnsi="Lucida Console" w:cs="Times New Roman"/>
-                <w:color w:val="000000"/>
-                <w:kern w:val="0"/>
-                <w:sz w:val="14"/>
-                <w:szCs w:val="14"/>
-                <w:lang w:val="en-IL" w:eastAsia="en-IL"/>
-                <w14:ligatures w14:val="none"/>
-              </w:rPr>
-              <w:t xml:space="preserve">                 2.466e+</w:t>
-            </w:r>
-            <w:proofErr w:type="gramStart"/>
-            <w:r>
-              <w:rPr>
-                <w:rFonts w:ascii="Lucida Console" w:eastAsia="Times New Roman" w:hAnsi="Lucida Console" w:cs="Times New Roman"/>
-                <w:color w:val="000000"/>
-                <w:kern w:val="0"/>
-                <w:sz w:val="14"/>
-                <w:szCs w:val="14"/>
-                <w:lang w:val="en-IL" w:eastAsia="en-IL"/>
-                <w14:ligatures w14:val="none"/>
-              </w:rPr>
-              <w:t>00  9.437e</w:t>
-            </w:r>
-            <w:proofErr w:type="gramEnd"/>
-            <w:r>
-              <w:rPr>
-                <w:rFonts w:ascii="Lucida Console" w:eastAsia="Times New Roman" w:hAnsi="Lucida Console" w:cs="Times New Roman"/>
-                <w:color w:val="000000"/>
-                <w:kern w:val="0"/>
-                <w:sz w:val="14"/>
-                <w:szCs w:val="14"/>
-                <w:lang w:val="en-IL" w:eastAsia="en-IL"/>
-                <w14:ligatures w14:val="none"/>
-              </w:rPr>
-              <w:t>-01   2.613   0.0128 *</w:t>
+              <w:t>density_P                 2.466e+00  9.437e-01   2.613   0.0128 *</w:t>
             </w:r>
           </w:p>
         </w:tc>
@@ -10983,7 +9087,6 @@
                 <w14:ligatures w14:val="none"/>
               </w:rPr>
             </w:pPr>
-            <w:proofErr w:type="spellStart"/>
             <w:r>
               <w:rPr>
                 <w:rFonts w:ascii="Lucida Console" w:eastAsia="Times New Roman" w:hAnsi="Lucida Console" w:cs="Times New Roman"/>
@@ -10994,46 +9097,7 @@
                 <w:lang w:val="en-IL" w:eastAsia="en-IL"/>
                 <w14:ligatures w14:val="none"/>
               </w:rPr>
-              <w:t>size_C</w:t>
-            </w:r>
-            <w:proofErr w:type="spellEnd"/>
-            <w:r>
-              <w:rPr>
-                <w:rFonts w:ascii="Lucida Console" w:eastAsia="Times New Roman" w:hAnsi="Lucida Console" w:cs="Times New Roman"/>
-                <w:color w:val="000000"/>
-                <w:kern w:val="0"/>
-                <w:sz w:val="14"/>
-                <w:szCs w:val="14"/>
-                <w:lang w:val="en-IL" w:eastAsia="en-IL"/>
-                <w14:ligatures w14:val="none"/>
-              </w:rPr>
-              <w:t xml:space="preserve">                   -1.339e-</w:t>
-            </w:r>
-            <w:proofErr w:type="gramStart"/>
-            <w:r>
-              <w:rPr>
-                <w:rFonts w:ascii="Lucida Console" w:eastAsia="Times New Roman" w:hAnsi="Lucida Console" w:cs="Times New Roman"/>
-                <w:color w:val="000000"/>
-                <w:kern w:val="0"/>
-                <w:sz w:val="14"/>
-                <w:szCs w:val="14"/>
-                <w:lang w:val="en-IL" w:eastAsia="en-IL"/>
-                <w14:ligatures w14:val="none"/>
-              </w:rPr>
-              <w:t>04  7.886e</w:t>
-            </w:r>
-            <w:proofErr w:type="gramEnd"/>
-            <w:r>
-              <w:rPr>
-                <w:rFonts w:ascii="Lucida Console" w:eastAsia="Times New Roman" w:hAnsi="Lucida Console" w:cs="Times New Roman"/>
-                <w:color w:val="000000"/>
-                <w:kern w:val="0"/>
-                <w:sz w:val="14"/>
-                <w:szCs w:val="14"/>
-                <w:lang w:val="en-IL" w:eastAsia="en-IL"/>
-                <w14:ligatures w14:val="none"/>
-              </w:rPr>
-              <w:t>-05  -1.697   0.0978 .</w:t>
+              <w:t>size_C                   -1.339e-04  7.886e-05  -1.697   0.0978 .</w:t>
             </w:r>
           </w:p>
         </w:tc>
@@ -11069,7 +9133,6 @@
                 <w14:ligatures w14:val="none"/>
               </w:rPr>
             </w:pPr>
-            <w:proofErr w:type="spellStart"/>
             <w:r>
               <w:rPr>
                 <w:rFonts w:ascii="Lucida Console" w:eastAsia="Times New Roman" w:hAnsi="Lucida Console" w:cs="Times New Roman"/>
@@ -11080,46 +9143,7 @@
                 <w:lang w:val="en-IL" w:eastAsia="en-IL"/>
                 <w14:ligatures w14:val="none"/>
               </w:rPr>
-              <w:t>density_C</w:t>
-            </w:r>
-            <w:proofErr w:type="spellEnd"/>
-            <w:r>
-              <w:rPr>
-                <w:rFonts w:ascii="Lucida Console" w:eastAsia="Times New Roman" w:hAnsi="Lucida Console" w:cs="Times New Roman"/>
-                <w:color w:val="000000"/>
-                <w:kern w:val="0"/>
-                <w:sz w:val="14"/>
-                <w:szCs w:val="14"/>
-                <w:lang w:val="en-IL" w:eastAsia="en-IL"/>
-                <w14:ligatures w14:val="none"/>
-              </w:rPr>
-              <w:t xml:space="preserve">                -2.266e+</w:t>
-            </w:r>
-            <w:proofErr w:type="gramStart"/>
-            <w:r>
-              <w:rPr>
-                <w:rFonts w:ascii="Lucida Console" w:eastAsia="Times New Roman" w:hAnsi="Lucida Console" w:cs="Times New Roman"/>
-                <w:color w:val="000000"/>
-                <w:kern w:val="0"/>
-                <w:sz w:val="14"/>
-                <w:szCs w:val="14"/>
-                <w:lang w:val="en-IL" w:eastAsia="en-IL"/>
-                <w14:ligatures w14:val="none"/>
-              </w:rPr>
-              <w:t>00  9.115e</w:t>
-            </w:r>
-            <w:proofErr w:type="gramEnd"/>
-            <w:r>
-              <w:rPr>
-                <w:rFonts w:ascii="Lucida Console" w:eastAsia="Times New Roman" w:hAnsi="Lucida Console" w:cs="Times New Roman"/>
-                <w:color w:val="000000"/>
-                <w:kern w:val="0"/>
-                <w:sz w:val="14"/>
-                <w:szCs w:val="14"/>
-                <w:lang w:val="en-IL" w:eastAsia="en-IL"/>
-                <w14:ligatures w14:val="none"/>
-              </w:rPr>
-              <w:t>-01  -2.486   0.0174 *</w:t>
+              <w:t>density_C                -2.266e+00  9.115e-01  -2.486   0.0174 *</w:t>
             </w:r>
           </w:p>
         </w:tc>
@@ -11336,7 +9360,6 @@
                 <w14:ligatures w14:val="none"/>
               </w:rPr>
             </w:pPr>
-            <w:proofErr w:type="spellStart"/>
             <w:r>
               <w:rPr>
                 <w:rFonts w:ascii="Lucida Console" w:eastAsia="Times New Roman" w:hAnsi="Lucida Console" w:cs="Times New Roman"/>
@@ -11347,46 +9370,7 @@
                 <w:lang w:val="en-IL" w:eastAsia="en-IL"/>
                 <w14:ligatures w14:val="none"/>
               </w:rPr>
-              <w:t>Signif</w:t>
-            </w:r>
-            <w:proofErr w:type="spellEnd"/>
-            <w:r>
-              <w:rPr>
-                <w:rFonts w:ascii="Lucida Console" w:eastAsia="Times New Roman" w:hAnsi="Lucida Console" w:cs="Times New Roman"/>
-                <w:color w:val="000000"/>
-                <w:kern w:val="0"/>
-                <w:sz w:val="14"/>
-                <w:szCs w:val="14"/>
-                <w:lang w:val="en-IL" w:eastAsia="en-IL"/>
-                <w14:ligatures w14:val="none"/>
-              </w:rPr>
-              <w:t xml:space="preserve">. codes:  0 ‘***’ 0.001 ‘**’ 0.01 ‘*’ 0.05 ‘.’ 0.1 </w:t>
-            </w:r>
-            <w:proofErr w:type="gramStart"/>
-            <w:r>
-              <w:rPr>
-                <w:rFonts w:ascii="Lucida Console" w:eastAsia="Times New Roman" w:hAnsi="Lucida Console" w:cs="Times New Roman"/>
-                <w:color w:val="000000"/>
-                <w:kern w:val="0"/>
-                <w:sz w:val="14"/>
-                <w:szCs w:val="14"/>
-                <w:lang w:val="en-IL" w:eastAsia="en-IL"/>
-                <w14:ligatures w14:val="none"/>
-              </w:rPr>
-              <w:t>‘ ’</w:t>
-            </w:r>
-            <w:proofErr w:type="gramEnd"/>
-            <w:r>
-              <w:rPr>
-                <w:rFonts w:ascii="Lucida Console" w:eastAsia="Times New Roman" w:hAnsi="Lucida Console" w:cs="Times New Roman"/>
-                <w:color w:val="000000"/>
-                <w:kern w:val="0"/>
-                <w:sz w:val="14"/>
-                <w:szCs w:val="14"/>
-                <w:lang w:val="en-IL" w:eastAsia="en-IL"/>
-                <w14:ligatures w14:val="none"/>
-              </w:rPr>
-              <w:t xml:space="preserve"> 1</w:t>
+              <w:t>Signif. codes:  0 ‘***’ 0.001 ‘**’ 0.01 ‘*’ 0.05 ‘.’ 0.1 ‘ ’ 1</w:t>
             </w:r>
           </w:p>
         </w:tc>
@@ -11720,10 +9704,26 @@
                 <w:lang w:val="en-IL" w:eastAsia="en-IL"/>
                 <w14:ligatures w14:val="none"/>
               </w:rPr>
-              <w:t xml:space="preserve">F-statistic: 2.345 on 10 and 38 </w:t>
+              <w:t>F-statistic: 2.345 on 10 and 38 DF,  p-value: 0.02864</w:t>
             </w:r>
-            <w:proofErr w:type="gramStart"/>
-            <w:r>
+          </w:p>
+        </w:tc>
+        <w:tc>
+          <w:tcPr>
+            <w:tcW w:w="1214" w:type="dxa"/>
+            <w:tcBorders>
+              <w:top w:val="nil"/>
+              <w:left w:val="nil"/>
+              <w:bottom w:val="nil"/>
+              <w:right w:val="nil"/>
+            </w:tcBorders>
+            <w:shd w:val="clear" w:color="auto" w:fill="auto"/>
+            <w:noWrap/>
+            <w:vAlign w:val="bottom"/>
+            <w:hideMark/>
+          </w:tcPr>
+          <w:p>
+            <w:pPr>
               <w:rPr>
                 <w:rFonts w:ascii="Lucida Console" w:eastAsia="Times New Roman" w:hAnsi="Lucida Console" w:cs="Times New Roman"/>
                 <w:color w:val="000000"/>
@@ -11733,48 +9733,6 @@
                 <w:lang w:val="en-IL" w:eastAsia="en-IL"/>
                 <w14:ligatures w14:val="none"/>
               </w:rPr>
-              <w:t>DF,  p</w:t>
-            </w:r>
-            <w:proofErr w:type="gramEnd"/>
-            <w:r>
-              <w:rPr>
-                <w:rFonts w:ascii="Lucida Console" w:eastAsia="Times New Roman" w:hAnsi="Lucida Console" w:cs="Times New Roman"/>
-                <w:color w:val="000000"/>
-                <w:kern w:val="0"/>
-                <w:sz w:val="14"/>
-                <w:szCs w:val="14"/>
-                <w:lang w:val="en-IL" w:eastAsia="en-IL"/>
-                <w14:ligatures w14:val="none"/>
-              </w:rPr>
-              <w:t>-value: 0.02864</w:t>
-            </w:r>
-          </w:p>
-        </w:tc>
-        <w:tc>
-          <w:tcPr>
-            <w:tcW w:w="1214" w:type="dxa"/>
-            <w:tcBorders>
-              <w:top w:val="nil"/>
-              <w:left w:val="nil"/>
-              <w:bottom w:val="nil"/>
-              <w:right w:val="nil"/>
-            </w:tcBorders>
-            <w:shd w:val="clear" w:color="auto" w:fill="auto"/>
-            <w:noWrap/>
-            <w:vAlign w:val="bottom"/>
-            <w:hideMark/>
-          </w:tcPr>
-          <w:p>
-            <w:pPr>
-              <w:rPr>
-                <w:rFonts w:ascii="Lucida Console" w:eastAsia="Times New Roman" w:hAnsi="Lucida Console" w:cs="Times New Roman"/>
-                <w:color w:val="000000"/>
-                <w:kern w:val="0"/>
-                <w:sz w:val="14"/>
-                <w:szCs w:val="14"/>
-                <w:lang w:val="en-IL" w:eastAsia="en-IL"/>
-                <w14:ligatures w14:val="none"/>
-              </w:rPr>
             </w:pPr>
           </w:p>
         </w:tc>
@@ -11818,39 +9776,7 @@
           <w:rFonts w:ascii="David" w:hAnsi="David" w:cs="David"/>
           <w:color w:val="000000" w:themeColor="text1"/>
         </w:rPr>
-        <w:t>%</w:t>
-      </w:r>
-      <w:proofErr w:type="spellStart"/>
-      <w:r>
-        <w:rPr>
-          <w:rFonts w:ascii="David" w:hAnsi="David" w:cs="David"/>
-          <w:color w:val="000000" w:themeColor="text1"/>
-        </w:rPr>
-        <w:t>IncMSE</w:t>
-      </w:r>
-      <w:proofErr w:type="spellEnd"/>
-      <w:r>
-        <w:rPr>
-          <w:rFonts w:ascii="David" w:hAnsi="David" w:cs="David"/>
-          <w:color w:val="000000" w:themeColor="text1"/>
-        </w:rPr>
-        <w:t xml:space="preserve"> shows how each variable impacts prediction accuracy, while </w:t>
-      </w:r>
-      <w:proofErr w:type="spellStart"/>
-      <w:r>
-        <w:rPr>
-          <w:rFonts w:ascii="David" w:hAnsi="David" w:cs="David"/>
-          <w:color w:val="000000" w:themeColor="text1"/>
-        </w:rPr>
-        <w:t>IncNodePurity</w:t>
-      </w:r>
-      <w:proofErr w:type="spellEnd"/>
-      <w:r>
-        <w:rPr>
-          <w:rFonts w:ascii="David" w:hAnsi="David" w:cs="David"/>
-          <w:color w:val="000000" w:themeColor="text1"/>
-        </w:rPr>
-        <w:t xml:space="preserve"> </w:t>
+        <w:t xml:space="preserve">%IncMSE shows how each variable impacts prediction accuracy, while IncNodePurity </w:t>
       </w:r>
       <w:r>
         <w:rPr>
@@ -11940,23 +9866,13 @@
           <w:lang w:val="en-IL"/>
         </w:rPr>
       </w:pPr>
-      <w:proofErr w:type="spellStart"/>
       <w:r>
         <w:rPr>
           <w:rFonts w:ascii="David" w:hAnsi="David" w:cs="David"/>
           <w:color w:val="000000" w:themeColor="text1"/>
           <w:lang w:val="en-IL"/>
         </w:rPr>
-        <w:t>Pca</w:t>
-      </w:r>
-      <w:proofErr w:type="spellEnd"/>
-      <w:r>
-        <w:rPr>
-          <w:rFonts w:ascii="David" w:hAnsi="David" w:cs="David"/>
-          <w:color w:val="000000" w:themeColor="text1"/>
-          <w:lang w:val="en-IL"/>
-        </w:rPr>
-        <w:t>:</w:t>
+        <w:t>Pca:</w:t>
       </w:r>
     </w:p>
     <w:p>

--- a/results/10_iterations/canary/canaries_analysis_softimpute_updated.docx
+++ b/results/10_iterations/canary/canaries_analysis_softimpute_updated.docx
@@ -12,14 +12,25 @@
           <w:lang w:val="en-US"/>
         </w:rPr>
       </w:pPr>
-      <w:r>
-        <w:rPr>
-          <w:rFonts w:ascii="David" w:hAnsi="David" w:cs="David"/>
-          <w:b/>
-          <w:bCs/>
-          <w:lang w:val="en-US"/>
-        </w:rPr>
-        <w:t xml:space="preserve">Softimpute – </w:t>
+      <w:proofErr w:type="spellStart"/>
+      <w:r>
+        <w:rPr>
+          <w:rFonts w:ascii="David" w:hAnsi="David" w:cs="David"/>
+          <w:b/>
+          <w:bCs/>
+          <w:lang w:val="en-US"/>
+        </w:rPr>
+        <w:t>Softimpute</w:t>
+      </w:r>
+      <w:proofErr w:type="spellEnd"/>
+      <w:r>
+        <w:rPr>
+          <w:rFonts w:ascii="David" w:hAnsi="David" w:cs="David"/>
+          <w:b/>
+          <w:bCs/>
+          <w:lang w:val="en-US"/>
+        </w:rPr>
+        <w:t xml:space="preserve"> – </w:t>
       </w:r>
       <w:r>
         <w:rPr>
@@ -63,7 +74,64 @@
           <w:rFonts w:ascii="David" w:hAnsi="David" w:cs="David"/>
           <w:lang w:val="en-US"/>
         </w:rPr>
-        <w:t>Working code: softimpute_bootstrap.R in the softimpute github repository</w:t>
+        <w:t xml:space="preserve">Working code: </w:t>
+      </w:r>
+      <w:proofErr w:type="spellStart"/>
+      <w:r>
+        <w:rPr>
+          <w:rFonts w:ascii="David" w:hAnsi="David" w:cs="David"/>
+          <w:lang w:val="en-US"/>
+        </w:rPr>
+        <w:t>softimpute_</w:t>
+      </w:r>
+      <w:proofErr w:type="gramStart"/>
+      <w:r>
+        <w:rPr>
+          <w:rFonts w:ascii="David" w:hAnsi="David" w:cs="David"/>
+          <w:lang w:val="en-US"/>
+        </w:rPr>
+        <w:t>bootstrap.R</w:t>
+      </w:r>
+      <w:proofErr w:type="spellEnd"/>
+      <w:proofErr w:type="gramEnd"/>
+      <w:r>
+        <w:rPr>
+          <w:rFonts w:ascii="David" w:hAnsi="David" w:cs="David"/>
+          <w:lang w:val="en-US"/>
+        </w:rPr>
+        <w:t xml:space="preserve"> in the </w:t>
+      </w:r>
+      <w:proofErr w:type="spellStart"/>
+      <w:r>
+        <w:rPr>
+          <w:rFonts w:ascii="David" w:hAnsi="David" w:cs="David"/>
+          <w:lang w:val="en-US"/>
+        </w:rPr>
+        <w:t>softimpute</w:t>
+      </w:r>
+      <w:proofErr w:type="spellEnd"/>
+      <w:r>
+        <w:rPr>
+          <w:rFonts w:ascii="David" w:hAnsi="David" w:cs="David"/>
+          <w:lang w:val="en-US"/>
+        </w:rPr>
+        <w:t xml:space="preserve"> </w:t>
+      </w:r>
+      <w:proofErr w:type="spellStart"/>
+      <w:r>
+        <w:rPr>
+          <w:rFonts w:ascii="David" w:hAnsi="David" w:cs="David"/>
+          <w:lang w:val="en-US"/>
+        </w:rPr>
+        <w:t>github</w:t>
+      </w:r>
+      <w:proofErr w:type="spellEnd"/>
+      <w:r>
+        <w:rPr>
+          <w:rFonts w:ascii="David" w:hAnsi="David" w:cs="David"/>
+          <w:lang w:val="en-US"/>
+        </w:rPr>
+        <w:t xml:space="preserve"> repository</w:t>
       </w:r>
     </w:p>
     <w:p>
@@ -92,22 +160,86 @@
           <w:rFonts w:ascii="David" w:hAnsi="David" w:cs="David"/>
           <w:lang w:val="en-US"/>
         </w:rPr>
-        <w:t xml:space="preserve"> very large csv files for the pollination networks inthe Canary Islands (in the Google Drive Research folder), with 100 iterations for removing zeros.</w:t>
-      </w:r>
-    </w:p>
-    <w:p>
-      <w:pPr>
-        <w:rPr>
-          <w:rFonts w:ascii="David" w:hAnsi="David" w:cs="David"/>
-          <w:lang w:val="en-US"/>
-        </w:rPr>
-      </w:pPr>
-      <w:r>
-        <w:rPr>
-          <w:rFonts w:ascii="David" w:hAnsi="David" w:cs="David"/>
-          <w:lang w:val="en-US"/>
-        </w:rPr>
-        <w:t>The amount of removed zeros is equal to the amount of ones removed (which are 20% of ones). Otherwise the amount of removed zeros i</w:t>
+        <w:t xml:space="preserve"> very large csv </w:t>
+      </w:r>
+      <w:proofErr w:type="gramStart"/>
+      <w:r>
+        <w:rPr>
+          <w:rFonts w:ascii="David" w:hAnsi="David" w:cs="David"/>
+          <w:lang w:val="en-US"/>
+        </w:rPr>
+        <w:t>files</w:t>
+      </w:r>
+      <w:proofErr w:type="gramEnd"/>
+      <w:r>
+        <w:rPr>
+          <w:rFonts w:ascii="David" w:hAnsi="David" w:cs="David"/>
+          <w:lang w:val="en-US"/>
+        </w:rPr>
+        <w:t xml:space="preserve"> for the pollination networks </w:t>
+      </w:r>
+      <w:proofErr w:type="spellStart"/>
+      <w:r>
+        <w:rPr>
+          <w:rFonts w:ascii="David" w:hAnsi="David" w:cs="David"/>
+          <w:lang w:val="en-US"/>
+        </w:rPr>
+        <w:t>inthe</w:t>
+      </w:r>
+      <w:proofErr w:type="spellEnd"/>
+      <w:r>
+        <w:rPr>
+          <w:rFonts w:ascii="David" w:hAnsi="David" w:cs="David"/>
+          <w:lang w:val="en-US"/>
+        </w:rPr>
+        <w:t xml:space="preserve"> Canary Islands (in the Google Drive Research folder), with 100 iterations for removing zeros.</w:t>
+      </w:r>
+    </w:p>
+    <w:p>
+      <w:pPr>
+        <w:rPr>
+          <w:rFonts w:ascii="David" w:hAnsi="David" w:cs="David"/>
+          <w:lang w:val="en-US"/>
+        </w:rPr>
+      </w:pPr>
+      <w:r>
+        <w:rPr>
+          <w:rFonts w:ascii="David" w:hAnsi="David" w:cs="David"/>
+          <w:lang w:val="en-US"/>
+        </w:rPr>
+        <w:t xml:space="preserve">The amount of removed zeros is equal to the </w:t>
+      </w:r>
+      <w:proofErr w:type="gramStart"/>
+      <w:r>
+        <w:rPr>
+          <w:rFonts w:ascii="David" w:hAnsi="David" w:cs="David"/>
+          <w:lang w:val="en-US"/>
+        </w:rPr>
+        <w:t>amount</w:t>
+      </w:r>
+      <w:proofErr w:type="gramEnd"/>
+      <w:r>
+        <w:rPr>
+          <w:rFonts w:ascii="David" w:hAnsi="David" w:cs="David"/>
+          <w:lang w:val="en-US"/>
+        </w:rPr>
+        <w:t xml:space="preserve"> of ones removed (which are 20% of ones). </w:t>
+      </w:r>
+      <w:proofErr w:type="gramStart"/>
+      <w:r>
+        <w:rPr>
+          <w:rFonts w:ascii="David" w:hAnsi="David" w:cs="David"/>
+          <w:lang w:val="en-US"/>
+        </w:rPr>
+        <w:t>Otherwise</w:t>
+      </w:r>
+      <w:proofErr w:type="gramEnd"/>
+      <w:r>
+        <w:rPr>
+          <w:rFonts w:ascii="David" w:hAnsi="David" w:cs="David"/>
+          <w:lang w:val="en-US"/>
+        </w:rPr>
+        <w:t xml:space="preserve"> the amount of removed zeros i</w:t>
       </w:r>
       <w:r>
         <w:rPr>
@@ -136,7 +268,48 @@
           <w:rFonts w:ascii="David" w:hAnsi="David" w:cs="David"/>
           <w:lang w:val="en-US"/>
         </w:rPr>
-        <w:t xml:space="preserve">Analysis code: brazil_canary_analysis.R in the github repository. </w:t>
+        <w:t xml:space="preserve">Analysis code: </w:t>
+      </w:r>
+      <w:proofErr w:type="spellStart"/>
+      <w:r>
+        <w:rPr>
+          <w:rFonts w:ascii="David" w:hAnsi="David" w:cs="David"/>
+          <w:lang w:val="en-US"/>
+        </w:rPr>
+        <w:t>brazil_canary_</w:t>
+      </w:r>
+      <w:proofErr w:type="gramStart"/>
+      <w:r>
+        <w:rPr>
+          <w:rFonts w:ascii="David" w:hAnsi="David" w:cs="David"/>
+          <w:lang w:val="en-US"/>
+        </w:rPr>
+        <w:t>analysis.R</w:t>
+      </w:r>
+      <w:proofErr w:type="spellEnd"/>
+      <w:proofErr w:type="gramEnd"/>
+      <w:r>
+        <w:rPr>
+          <w:rFonts w:ascii="David" w:hAnsi="David" w:cs="David"/>
+          <w:lang w:val="en-US"/>
+        </w:rPr>
+        <w:t xml:space="preserve"> in the </w:t>
+      </w:r>
+      <w:proofErr w:type="spellStart"/>
+      <w:r>
+        <w:rPr>
+          <w:rFonts w:ascii="David" w:hAnsi="David" w:cs="David"/>
+          <w:lang w:val="en-US"/>
+        </w:rPr>
+        <w:t>github</w:t>
+      </w:r>
+      <w:proofErr w:type="spellEnd"/>
+      <w:r>
+        <w:rPr>
+          <w:rFonts w:ascii="David" w:hAnsi="David" w:cs="David"/>
+          <w:lang w:val="en-US"/>
+        </w:rPr>
+        <w:t xml:space="preserve"> repository. </w:t>
       </w:r>
     </w:p>
     <w:p>
@@ -315,7 +488,23 @@
           <w:rFonts w:ascii="David" w:hAnsi="David" w:cs="David"/>
           <w:lang w:val="en-US"/>
         </w:rPr>
-        <w:t>The same trends were observed for both Brazil and the Canary Islands; therefore I continued the analysis using only these values of k and lambda.</w:t>
+        <w:t xml:space="preserve">The same trends were observed for both Brazil and the Canary Islands; </w:t>
+      </w:r>
+      <w:proofErr w:type="gramStart"/>
+      <w:r>
+        <w:rPr>
+          <w:rFonts w:ascii="David" w:hAnsi="David" w:cs="David"/>
+          <w:lang w:val="en-US"/>
+        </w:rPr>
+        <w:t>therefore</w:t>
+      </w:r>
+      <w:proofErr w:type="gramEnd"/>
+      <w:r>
+        <w:rPr>
+          <w:rFonts w:ascii="David" w:hAnsi="David" w:cs="David"/>
+          <w:lang w:val="en-US"/>
+        </w:rPr>
+        <w:t xml:space="preserve"> I continued the analysis using only these values of k and lambda.</w:t>
       </w:r>
     </w:p>
     <w:p>
@@ -508,7 +697,23 @@
           <w:rFonts w:ascii="David" w:hAnsi="David" w:cs="David"/>
           <w:lang w:val="en-US"/>
         </w:rPr>
-        <w:t>Sigmoid = converting the predicted values using sigmoid function, than probabilities over 0.5 are considered links.</w:t>
+        <w:t xml:space="preserve">Sigmoid = converting the predicted values using sigmoid function, </w:t>
+      </w:r>
+      <w:proofErr w:type="gramStart"/>
+      <w:r>
+        <w:rPr>
+          <w:rFonts w:ascii="David" w:hAnsi="David" w:cs="David"/>
+          <w:lang w:val="en-US"/>
+        </w:rPr>
+        <w:t>than</w:t>
+      </w:r>
+      <w:proofErr w:type="gramEnd"/>
+      <w:r>
+        <w:rPr>
+          <w:rFonts w:ascii="David" w:hAnsi="David" w:cs="David"/>
+          <w:lang w:val="en-US"/>
+        </w:rPr>
+        <w:t xml:space="preserve"> probabilities over 0.5 are considered links.</w:t>
       </w:r>
     </w:p>
     <w:p>
@@ -594,7 +799,7 @@
         </w:rPr>
         <w:lastRenderedPageBreak/>
         <w:drawing>
-          <wp:inline distT="0" distB="0" distL="0" distR="0" wp14:anchorId="7018F8A3" wp14:editId="397DC87D">
+          <wp:inline distT="0" distB="0" distL="0" distR="0" wp14:anchorId="7018F8A3" wp14:editId="677D8E3B">
             <wp:extent cx="7277864" cy="3699644"/>
             <wp:effectExtent l="0" t="0" r="0" b="0"/>
             <wp:docPr id="946855315" name="Picture 2"/>
@@ -661,7 +866,7 @@
           <w:lang w:val="en-US"/>
         </w:rPr>
         <w:drawing>
-          <wp:inline distT="0" distB="0" distL="0" distR="0" wp14:anchorId="7CA25923" wp14:editId="1FBD3A99">
+          <wp:inline distT="0" distB="0" distL="0" distR="0" wp14:anchorId="7CA25923" wp14:editId="4A923EBC">
             <wp:extent cx="7301012" cy="3711411"/>
             <wp:effectExtent l="0" t="0" r="0" b="3810"/>
             <wp:docPr id="1522771385" name="Picture 4"/>
@@ -711,23 +916,64 @@
           <w:rFonts w:ascii="David" w:hAnsi="David" w:cs="David"/>
           <w:lang w:val="en-US"/>
         </w:rPr>
-        <w:t xml:space="preserve">the min-max looks like the worse option since it cannot calculate the f1 score in some cases. The sigmoid and prob above 0 have similar results, with higher maximal f1 than sigmoid 0.5 . </w:t>
-      </w:r>
-    </w:p>
-    <w:p>
-      <w:pPr>
-        <w:rPr>
-          <w:rFonts w:ascii="David" w:hAnsi="David" w:cs="David"/>
-          <w:lang w:val="en-US"/>
-        </w:rPr>
-      </w:pPr>
-      <w:r>
-        <w:rPr>
-          <w:rFonts w:ascii="David" w:hAnsi="David" w:cs="David"/>
-          <w:lang w:val="en-US"/>
-        </w:rPr>
-        <w:t>Max f1 for sigm and &gt; 0 are the same (checked on 1 iteration in the Canaries): 0.72 .</w:t>
-      </w:r>
+        <w:t xml:space="preserve">the min-max looks like the worse option since it cannot calculate the f1 score in some cases. The sigmoid and prob above 0 have similar results, with higher maximal f1 than sigmoid </w:t>
+      </w:r>
+      <w:proofErr w:type="gramStart"/>
+      <w:r>
+        <w:rPr>
+          <w:rFonts w:ascii="David" w:hAnsi="David" w:cs="David"/>
+          <w:lang w:val="en-US"/>
+        </w:rPr>
+        <w:t>0.5 .</w:t>
+      </w:r>
+      <w:proofErr w:type="gramEnd"/>
+      <w:r>
+        <w:rPr>
+          <w:rFonts w:ascii="David" w:hAnsi="David" w:cs="David"/>
+          <w:lang w:val="en-US"/>
+        </w:rPr>
+        <w:t xml:space="preserve"> </w:t>
+      </w:r>
+    </w:p>
+    <w:p>
+      <w:pPr>
+        <w:rPr>
+          <w:rFonts w:ascii="David" w:hAnsi="David" w:cs="David"/>
+          <w:lang w:val="en-US"/>
+        </w:rPr>
+      </w:pPr>
+      <w:r>
+        <w:rPr>
+          <w:rFonts w:ascii="David" w:hAnsi="David" w:cs="David"/>
+          <w:lang w:val="en-US"/>
+        </w:rPr>
+        <w:t xml:space="preserve">Max f1 for </w:t>
+      </w:r>
+      <w:proofErr w:type="spellStart"/>
+      <w:r>
+        <w:rPr>
+          <w:rFonts w:ascii="David" w:hAnsi="David" w:cs="David"/>
+          <w:lang w:val="en-US"/>
+        </w:rPr>
+        <w:t>sigm</w:t>
+      </w:r>
+      <w:proofErr w:type="spellEnd"/>
+      <w:r>
+        <w:rPr>
+          <w:rFonts w:ascii="David" w:hAnsi="David" w:cs="David"/>
+          <w:lang w:val="en-US"/>
+        </w:rPr>
+        <w:t xml:space="preserve"> and &gt; 0 are the same (checked on 1 iteration in the Canaries): </w:t>
+      </w:r>
+      <w:proofErr w:type="gramStart"/>
+      <w:r>
+        <w:rPr>
+          <w:rFonts w:ascii="David" w:hAnsi="David" w:cs="David"/>
+          <w:lang w:val="en-US"/>
+        </w:rPr>
+        <w:t>0.72 .</w:t>
+      </w:r>
+      <w:proofErr w:type="gramEnd"/>
     </w:p>
     <w:p>
       <w:pPr>
@@ -742,7 +988,23 @@
           <w:lang w:val="en-US"/>
         </w:rPr>
         <w:lastRenderedPageBreak/>
-        <w:t xml:space="preserve">Average f1 sigm = 0.468, average f1 &gt; 0 = 0.476. </w:t>
+        <w:t xml:space="preserve">Average f1 </w:t>
+      </w:r>
+      <w:proofErr w:type="spellStart"/>
+      <w:r>
+        <w:rPr>
+          <w:rFonts w:ascii="David" w:hAnsi="David" w:cs="David"/>
+          <w:lang w:val="en-US"/>
+        </w:rPr>
+        <w:t>sigm</w:t>
+      </w:r>
+      <w:proofErr w:type="spellEnd"/>
+      <w:r>
+        <w:rPr>
+          <w:rFonts w:ascii="David" w:hAnsi="David" w:cs="David"/>
+          <w:lang w:val="en-US"/>
+        </w:rPr>
+        <w:t xml:space="preserve"> = 0.468, average f1 &gt; 0 = 0.476. </w:t>
       </w:r>
       <w:r>
         <w:rPr>
@@ -792,7 +1054,7 @@
           <w:lang w:val="en-US"/>
         </w:rPr>
         <w:drawing>
-          <wp:inline distT="0" distB="0" distL="0" distR="0" wp14:anchorId="4417915B" wp14:editId="75B02286">
+          <wp:inline distT="0" distB="0" distL="0" distR="0" wp14:anchorId="4417915B" wp14:editId="607A300D">
             <wp:extent cx="6318220" cy="3211817"/>
             <wp:effectExtent l="0" t="0" r="6985" b="8255"/>
             <wp:docPr id="1800440249" name="Picture 6"/>
@@ -858,7 +1120,23 @@
           <w:rFonts w:ascii="David" w:hAnsi="David" w:cs="David"/>
           <w:lang w:val="en-US"/>
         </w:rPr>
-        <w:t>The predictions for the off-diagonals are actually better than for the diagonal.</w:t>
+        <w:t xml:space="preserve">The predictions for the </w:t>
+      </w:r>
+      <w:proofErr w:type="gramStart"/>
+      <w:r>
+        <w:rPr>
+          <w:rFonts w:ascii="David" w:hAnsi="David" w:cs="David"/>
+          <w:lang w:val="en-US"/>
+        </w:rPr>
+        <w:t>off-diagonals</w:t>
+      </w:r>
+      <w:proofErr w:type="gramEnd"/>
+      <w:r>
+        <w:rPr>
+          <w:rFonts w:ascii="David" w:hAnsi="David" w:cs="David"/>
+          <w:lang w:val="en-US"/>
+        </w:rPr>
+        <w:t xml:space="preserve"> are actually better than for the diagonal.</w:t>
       </w:r>
     </w:p>
     <w:p>
@@ -915,7 +1193,23 @@
           <w:rFonts w:ascii="David" w:hAnsi="David" w:cs="David"/>
           <w:lang w:val="en-US"/>
         </w:rPr>
-        <w:t>We reduced the number of bootstrapping iterations from 100 to 10 since 100 iterations yield huge csvs.</w:t>
+        <w:t xml:space="preserve">We reduced the number of bootstrapping iterations from 100 to 10 since 100 iterations yield huge </w:t>
+      </w:r>
+      <w:proofErr w:type="spellStart"/>
+      <w:r>
+        <w:rPr>
+          <w:rFonts w:ascii="David" w:hAnsi="David" w:cs="David"/>
+          <w:lang w:val="en-US"/>
+        </w:rPr>
+        <w:t>csvs</w:t>
+      </w:r>
+      <w:proofErr w:type="spellEnd"/>
+      <w:r>
+        <w:rPr>
+          <w:rFonts w:ascii="David" w:hAnsi="David" w:cs="David"/>
+          <w:lang w:val="en-US"/>
+        </w:rPr>
+        <w:t>.</w:t>
       </w:r>
     </w:p>
     <w:p>
@@ -993,8 +1287,39 @@
           <w:bCs/>
           <w:lang w:val="en-US"/>
         </w:rPr>
-        <w:t>Links are considered as ones if sigmoid prob based on the predicted svd value is larger than 0.5 .</w:t>
-      </w:r>
+        <w:t xml:space="preserve">Links are considered as ones if sigmoid prob based on the predicted </w:t>
+      </w:r>
+      <w:proofErr w:type="spellStart"/>
+      <w:r>
+        <w:rPr>
+          <w:rFonts w:ascii="David" w:hAnsi="David" w:cs="David"/>
+          <w:b/>
+          <w:bCs/>
+          <w:lang w:val="en-US"/>
+        </w:rPr>
+        <w:t>svd</w:t>
+      </w:r>
+      <w:proofErr w:type="spellEnd"/>
+      <w:r>
+        <w:rPr>
+          <w:rFonts w:ascii="David" w:hAnsi="David" w:cs="David"/>
+          <w:b/>
+          <w:bCs/>
+          <w:lang w:val="en-US"/>
+        </w:rPr>
+        <w:t xml:space="preserve"> value is larger than </w:t>
+      </w:r>
+      <w:proofErr w:type="gramStart"/>
+      <w:r>
+        <w:rPr>
+          <w:rFonts w:ascii="David" w:hAnsi="David" w:cs="David"/>
+          <w:b/>
+          <w:bCs/>
+          <w:lang w:val="en-US"/>
+        </w:rPr>
+        <w:t>0.5 .</w:t>
+      </w:r>
+      <w:proofErr w:type="gramEnd"/>
     </w:p>
     <w:p>
       <w:pPr>
@@ -1025,12 +1350,21 @@
         </w:rPr>
         <w:t xml:space="preserve">what appears to be, at first, </w:t>
       </w:r>
-      <w:r>
-        <w:rPr>
-          <w:rFonts w:ascii="David" w:hAnsi="David" w:cs="David"/>
-          <w:lang w:val="en-US"/>
-        </w:rPr>
-        <w:t>non intuitive results.</w:t>
+      <w:proofErr w:type="spellStart"/>
+      <w:r>
+        <w:rPr>
+          <w:rFonts w:ascii="David" w:hAnsi="David" w:cs="David"/>
+          <w:lang w:val="en-US"/>
+        </w:rPr>
+        <w:t>non intuitive</w:t>
+      </w:r>
+      <w:proofErr w:type="spellEnd"/>
+      <w:r>
+        <w:rPr>
+          <w:rFonts w:ascii="David" w:hAnsi="David" w:cs="David"/>
+          <w:lang w:val="en-US"/>
+        </w:rPr>
+        <w:t xml:space="preserve"> results.</w:t>
       </w:r>
     </w:p>
     <w:p>
@@ -1457,7 +1791,7 @@
                 <w:kern w:val="0"/>
                 <w:sz w:val="14"/>
                 <w:szCs w:val="14"/>
-                <w:lang w:val="en-IL" w:eastAsia="en-IL"/>
+                <w:lang w:eastAsia="en-IL"/>
                 <w14:ligatures w14:val="none"/>
               </w:rPr>
             </w:pPr>
@@ -1468,7 +1802,7 @@
                 <w:kern w:val="0"/>
                 <w:sz w:val="14"/>
                 <w:szCs w:val="14"/>
-                <w:lang w:val="en-IL" w:eastAsia="en-IL"/>
+                <w:lang w:eastAsia="en-IL"/>
                 <w14:ligatures w14:val="none"/>
               </w:rPr>
               <w:t>&gt; anova_result &lt;- aov(f1_score ~ layer_comparison, data = result_table)</w:t>
@@ -1502,7 +1836,7 @@
                 <w:kern w:val="0"/>
                 <w:sz w:val="14"/>
                 <w:szCs w:val="14"/>
-                <w:lang w:val="en-IL" w:eastAsia="en-IL"/>
+                <w:lang w:eastAsia="en-IL"/>
                 <w14:ligatures w14:val="none"/>
               </w:rPr>
             </w:pPr>
@@ -1513,7 +1847,7 @@
                 <w:kern w:val="0"/>
                 <w:sz w:val="14"/>
                 <w:szCs w:val="14"/>
-                <w:lang w:val="en-IL" w:eastAsia="en-IL"/>
+                <w:lang w:eastAsia="en-IL"/>
                 <w14:ligatures w14:val="none"/>
               </w:rPr>
               <w:t>&gt; summary(anova_result)</w:t>
@@ -1542,7 +1876,7 @@
                 <w:kern w:val="0"/>
                 <w:sz w:val="14"/>
                 <w:szCs w:val="14"/>
-                <w:lang w:val="en-IL" w:eastAsia="en-IL"/>
+                <w:lang w:eastAsia="en-IL"/>
                 <w14:ligatures w14:val="none"/>
               </w:rPr>
             </w:pPr>
@@ -1569,7 +1903,7 @@
                 <w:kern w:val="0"/>
                 <w:sz w:val="20"/>
                 <w:szCs w:val="20"/>
-                <w:lang w:val="en-IL" w:eastAsia="en-IL"/>
+                <w:lang w:eastAsia="en-IL"/>
                 <w14:ligatures w14:val="none"/>
               </w:rPr>
             </w:pPr>
@@ -1596,7 +1930,7 @@
                 <w:kern w:val="0"/>
                 <w:sz w:val="20"/>
                 <w:szCs w:val="20"/>
-                <w:lang w:val="en-IL" w:eastAsia="en-IL"/>
+                <w:lang w:eastAsia="en-IL"/>
                 <w14:ligatures w14:val="none"/>
               </w:rPr>
             </w:pPr>
@@ -1623,7 +1957,7 @@
                 <w:kern w:val="0"/>
                 <w:sz w:val="20"/>
                 <w:szCs w:val="20"/>
-                <w:lang w:val="en-IL" w:eastAsia="en-IL"/>
+                <w:lang w:eastAsia="en-IL"/>
                 <w14:ligatures w14:val="none"/>
               </w:rPr>
             </w:pPr>
@@ -1650,7 +1984,7 @@
                 <w:kern w:val="0"/>
                 <w:sz w:val="20"/>
                 <w:szCs w:val="20"/>
-                <w:lang w:val="en-IL" w:eastAsia="en-IL"/>
+                <w:lang w:eastAsia="en-IL"/>
                 <w14:ligatures w14:val="none"/>
               </w:rPr>
             </w:pPr>
@@ -1683,7 +2017,7 @@
                 <w:kern w:val="0"/>
                 <w:sz w:val="14"/>
                 <w:szCs w:val="14"/>
-                <w:lang w:val="en-IL" w:eastAsia="en-IL"/>
+                <w:lang w:eastAsia="en-IL"/>
                 <w14:ligatures w14:val="none"/>
               </w:rPr>
             </w:pPr>
@@ -1694,7 +2028,7 @@
                 <w:kern w:val="0"/>
                 <w:sz w:val="14"/>
                 <w:szCs w:val="14"/>
-                <w:lang w:val="en-IL" w:eastAsia="en-IL"/>
+                <w:lang w:eastAsia="en-IL"/>
                 <w14:ligatures w14:val="none"/>
               </w:rPr>
               <w:t xml:space="preserve">                  Df Sum Sq Mean Sq F value Pr(&gt;F)  </w:t>
@@ -1723,7 +2057,7 @@
                 <w:kern w:val="0"/>
                 <w:sz w:val="14"/>
                 <w:szCs w:val="14"/>
-                <w:lang w:val="en-IL" w:eastAsia="en-IL"/>
+                <w:lang w:eastAsia="en-IL"/>
                 <w14:ligatures w14:val="none"/>
               </w:rPr>
             </w:pPr>
@@ -1750,7 +2084,7 @@
                 <w:kern w:val="0"/>
                 <w:sz w:val="20"/>
                 <w:szCs w:val="20"/>
-                <w:lang w:val="en-IL" w:eastAsia="en-IL"/>
+                <w:lang w:eastAsia="en-IL"/>
                 <w14:ligatures w14:val="none"/>
               </w:rPr>
             </w:pPr>
@@ -1777,7 +2111,7 @@
                 <w:kern w:val="0"/>
                 <w:sz w:val="20"/>
                 <w:szCs w:val="20"/>
-                <w:lang w:val="en-IL" w:eastAsia="en-IL"/>
+                <w:lang w:eastAsia="en-IL"/>
                 <w14:ligatures w14:val="none"/>
               </w:rPr>
             </w:pPr>
@@ -1804,7 +2138,7 @@
                 <w:kern w:val="0"/>
                 <w:sz w:val="20"/>
                 <w:szCs w:val="20"/>
-                <w:lang w:val="en-IL" w:eastAsia="en-IL"/>
+                <w:lang w:eastAsia="en-IL"/>
                 <w14:ligatures w14:val="none"/>
               </w:rPr>
             </w:pPr>
@@ -1831,7 +2165,7 @@
                 <w:kern w:val="0"/>
                 <w:sz w:val="20"/>
                 <w:szCs w:val="20"/>
-                <w:lang w:val="en-IL" w:eastAsia="en-IL"/>
+                <w:lang w:eastAsia="en-IL"/>
                 <w14:ligatures w14:val="none"/>
               </w:rPr>
             </w:pPr>
@@ -1864,7 +2198,7 @@
                 <w:kern w:val="0"/>
                 <w:sz w:val="14"/>
                 <w:szCs w:val="14"/>
-                <w:lang w:val="en-IL" w:eastAsia="en-IL"/>
+                <w:lang w:eastAsia="en-IL"/>
                 <w14:ligatures w14:val="none"/>
               </w:rPr>
             </w:pPr>
@@ -1875,7 +2209,7 @@
                 <w:kern w:val="0"/>
                 <w:sz w:val="14"/>
                 <w:szCs w:val="14"/>
-                <w:lang w:val="en-IL" w:eastAsia="en-IL"/>
+                <w:lang w:eastAsia="en-IL"/>
                 <w14:ligatures w14:val="none"/>
               </w:rPr>
               <w:t>layer_comparison   2 0.0802 0.04010   3.021 0.0511 .</w:t>
@@ -1904,7 +2238,7 @@
                 <w:kern w:val="0"/>
                 <w:sz w:val="14"/>
                 <w:szCs w:val="14"/>
-                <w:lang w:val="en-IL" w:eastAsia="en-IL"/>
+                <w:lang w:eastAsia="en-IL"/>
                 <w14:ligatures w14:val="none"/>
               </w:rPr>
             </w:pPr>
@@ -1931,7 +2265,7 @@
                 <w:kern w:val="0"/>
                 <w:sz w:val="20"/>
                 <w:szCs w:val="20"/>
-                <w:lang w:val="en-IL" w:eastAsia="en-IL"/>
+                <w:lang w:eastAsia="en-IL"/>
                 <w14:ligatures w14:val="none"/>
               </w:rPr>
             </w:pPr>
@@ -1958,7 +2292,7 @@
                 <w:kern w:val="0"/>
                 <w:sz w:val="20"/>
                 <w:szCs w:val="20"/>
-                <w:lang w:val="en-IL" w:eastAsia="en-IL"/>
+                <w:lang w:eastAsia="en-IL"/>
                 <w14:ligatures w14:val="none"/>
               </w:rPr>
             </w:pPr>
@@ -1985,7 +2319,7 @@
                 <w:kern w:val="0"/>
                 <w:sz w:val="20"/>
                 <w:szCs w:val="20"/>
-                <w:lang w:val="en-IL" w:eastAsia="en-IL"/>
+                <w:lang w:eastAsia="en-IL"/>
                 <w14:ligatures w14:val="none"/>
               </w:rPr>
             </w:pPr>
@@ -2012,7 +2346,7 @@
                 <w:kern w:val="0"/>
                 <w:sz w:val="20"/>
                 <w:szCs w:val="20"/>
-                <w:lang w:val="en-IL" w:eastAsia="en-IL"/>
+                <w:lang w:eastAsia="en-IL"/>
                 <w14:ligatures w14:val="none"/>
               </w:rPr>
             </w:pPr>
@@ -2045,7 +2379,7 @@
                 <w:kern w:val="0"/>
                 <w:sz w:val="14"/>
                 <w:szCs w:val="14"/>
-                <w:lang w:val="en-IL" w:eastAsia="en-IL"/>
+                <w:lang w:eastAsia="en-IL"/>
                 <w14:ligatures w14:val="none"/>
               </w:rPr>
             </w:pPr>
@@ -2056,7 +2390,7 @@
                 <w:kern w:val="0"/>
                 <w:sz w:val="14"/>
                 <w:szCs w:val="14"/>
-                <w:lang w:val="en-IL" w:eastAsia="en-IL"/>
+                <w:lang w:eastAsia="en-IL"/>
                 <w14:ligatures w14:val="none"/>
               </w:rPr>
               <w:t xml:space="preserve">Residuals        193 2.5624 0.01328                 </w:t>
@@ -2085,7 +2419,7 @@
                 <w:kern w:val="0"/>
                 <w:sz w:val="14"/>
                 <w:szCs w:val="14"/>
-                <w:lang w:val="en-IL" w:eastAsia="en-IL"/>
+                <w:lang w:eastAsia="en-IL"/>
                 <w14:ligatures w14:val="none"/>
               </w:rPr>
             </w:pPr>
@@ -2112,7 +2446,7 @@
                 <w:kern w:val="0"/>
                 <w:sz w:val="20"/>
                 <w:szCs w:val="20"/>
-                <w:lang w:val="en-IL" w:eastAsia="en-IL"/>
+                <w:lang w:eastAsia="en-IL"/>
                 <w14:ligatures w14:val="none"/>
               </w:rPr>
             </w:pPr>
@@ -2139,7 +2473,7 @@
                 <w:kern w:val="0"/>
                 <w:sz w:val="20"/>
                 <w:szCs w:val="20"/>
-                <w:lang w:val="en-IL" w:eastAsia="en-IL"/>
+                <w:lang w:eastAsia="en-IL"/>
                 <w14:ligatures w14:val="none"/>
               </w:rPr>
             </w:pPr>
@@ -2166,7 +2500,7 @@
                 <w:kern w:val="0"/>
                 <w:sz w:val="20"/>
                 <w:szCs w:val="20"/>
-                <w:lang w:val="en-IL" w:eastAsia="en-IL"/>
+                <w:lang w:eastAsia="en-IL"/>
                 <w14:ligatures w14:val="none"/>
               </w:rPr>
             </w:pPr>
@@ -2193,7 +2527,7 @@
                 <w:kern w:val="0"/>
                 <w:sz w:val="20"/>
                 <w:szCs w:val="20"/>
-                <w:lang w:val="en-IL" w:eastAsia="en-IL"/>
+                <w:lang w:eastAsia="en-IL"/>
                 <w14:ligatures w14:val="none"/>
               </w:rPr>
             </w:pPr>
@@ -2226,7 +2560,7 @@
                 <w:kern w:val="0"/>
                 <w:sz w:val="14"/>
                 <w:szCs w:val="14"/>
-                <w:lang w:val="en-IL" w:eastAsia="en-IL"/>
+                <w:lang w:eastAsia="en-IL"/>
                 <w14:ligatures w14:val="none"/>
               </w:rPr>
             </w:pPr>
@@ -2237,7 +2571,7 @@
                 <w:kern w:val="0"/>
                 <w:sz w:val="14"/>
                 <w:szCs w:val="14"/>
-                <w:lang w:val="en-IL" w:eastAsia="en-IL"/>
+                <w:lang w:eastAsia="en-IL"/>
                 <w14:ligatures w14:val="none"/>
               </w:rPr>
               <w:t>---</w:t>
@@ -2266,7 +2600,7 @@
                 <w:kern w:val="0"/>
                 <w:sz w:val="14"/>
                 <w:szCs w:val="14"/>
-                <w:lang w:val="en-IL" w:eastAsia="en-IL"/>
+                <w:lang w:eastAsia="en-IL"/>
                 <w14:ligatures w14:val="none"/>
               </w:rPr>
             </w:pPr>
@@ -2293,7 +2627,7 @@
                 <w:kern w:val="0"/>
                 <w:sz w:val="20"/>
                 <w:szCs w:val="20"/>
-                <w:lang w:val="en-IL" w:eastAsia="en-IL"/>
+                <w:lang w:eastAsia="en-IL"/>
                 <w14:ligatures w14:val="none"/>
               </w:rPr>
             </w:pPr>
@@ -2320,7 +2654,7 @@
                 <w:kern w:val="0"/>
                 <w:sz w:val="20"/>
                 <w:szCs w:val="20"/>
-                <w:lang w:val="en-IL" w:eastAsia="en-IL"/>
+                <w:lang w:eastAsia="en-IL"/>
                 <w14:ligatures w14:val="none"/>
               </w:rPr>
             </w:pPr>
@@ -2347,7 +2681,7 @@
                 <w:kern w:val="0"/>
                 <w:sz w:val="20"/>
                 <w:szCs w:val="20"/>
-                <w:lang w:val="en-IL" w:eastAsia="en-IL"/>
+                <w:lang w:eastAsia="en-IL"/>
                 <w14:ligatures w14:val="none"/>
               </w:rPr>
             </w:pPr>
@@ -2374,7 +2708,7 @@
                 <w:kern w:val="0"/>
                 <w:sz w:val="20"/>
                 <w:szCs w:val="20"/>
-                <w:lang w:val="en-IL" w:eastAsia="en-IL"/>
+                <w:lang w:eastAsia="en-IL"/>
                 <w14:ligatures w14:val="none"/>
               </w:rPr>
             </w:pPr>
@@ -2407,7 +2741,7 @@
                 <w:kern w:val="0"/>
                 <w:sz w:val="14"/>
                 <w:szCs w:val="14"/>
-                <w:lang w:val="en-IL" w:eastAsia="en-IL"/>
+                <w:lang w:eastAsia="en-IL"/>
                 <w14:ligatures w14:val="none"/>
               </w:rPr>
             </w:pPr>
@@ -2418,7 +2752,7 @@
                 <w:kern w:val="0"/>
                 <w:sz w:val="14"/>
                 <w:szCs w:val="14"/>
-                <w:lang w:val="en-IL" w:eastAsia="en-IL"/>
+                <w:lang w:eastAsia="en-IL"/>
                 <w14:ligatures w14:val="none"/>
               </w:rPr>
               <w:t>Signif. codes:  0 ‘***’ 0.001 ‘**’ 0.01 ‘*’ 0.05 ‘.’ 0.1 ‘ ’ 1</w:t>
@@ -2447,7 +2781,7 @@
                 <w:kern w:val="0"/>
                 <w:sz w:val="14"/>
                 <w:szCs w:val="14"/>
-                <w:lang w:val="en-IL" w:eastAsia="en-IL"/>
+                <w:lang w:eastAsia="en-IL"/>
                 <w14:ligatures w14:val="none"/>
               </w:rPr>
             </w:pPr>
@@ -2474,7 +2808,7 @@
                 <w:kern w:val="0"/>
                 <w:sz w:val="20"/>
                 <w:szCs w:val="20"/>
-                <w:lang w:val="en-IL" w:eastAsia="en-IL"/>
+                <w:lang w:eastAsia="en-IL"/>
                 <w14:ligatures w14:val="none"/>
               </w:rPr>
             </w:pPr>
@@ -2501,7 +2835,7 @@
                 <w:kern w:val="0"/>
                 <w:sz w:val="20"/>
                 <w:szCs w:val="20"/>
-                <w:lang w:val="en-IL" w:eastAsia="en-IL"/>
+                <w:lang w:eastAsia="en-IL"/>
                 <w14:ligatures w14:val="none"/>
               </w:rPr>
             </w:pPr>
@@ -2528,7 +2862,7 @@
                 <w:kern w:val="0"/>
                 <w:sz w:val="20"/>
                 <w:szCs w:val="20"/>
-                <w:lang w:val="en-IL" w:eastAsia="en-IL"/>
+                <w:lang w:eastAsia="en-IL"/>
                 <w14:ligatures w14:val="none"/>
               </w:rPr>
             </w:pPr>
@@ -2555,7 +2889,7 @@
                 <w:kern w:val="0"/>
                 <w:sz w:val="20"/>
                 <w:szCs w:val="20"/>
-                <w:lang w:val="en-IL" w:eastAsia="en-IL"/>
+                <w:lang w:eastAsia="en-IL"/>
                 <w14:ligatures w14:val="none"/>
               </w:rPr>
             </w:pPr>
@@ -2618,7 +2952,23 @@
           <w:rFonts w:ascii="David" w:hAnsi="David" w:cs="David"/>
           <w:lang w:val="en-US"/>
         </w:rPr>
-        <w:t>shows marginally significant results, that in my opinion is actually meaningful.</w:t>
+        <w:t xml:space="preserve">shows marginally significant results, that in my opinion is </w:t>
+      </w:r>
+      <w:proofErr w:type="gramStart"/>
+      <w:r>
+        <w:rPr>
+          <w:rFonts w:ascii="David" w:hAnsi="David" w:cs="David"/>
+          <w:lang w:val="en-US"/>
+        </w:rPr>
+        <w:t>actually meaningful</w:t>
+      </w:r>
+      <w:proofErr w:type="gramEnd"/>
+      <w:r>
+        <w:rPr>
+          <w:rFonts w:ascii="David" w:hAnsi="David" w:cs="David"/>
+          <w:lang w:val="en-US"/>
+        </w:rPr>
+        <w:t>.</w:t>
       </w:r>
     </w:p>
     <w:p>
@@ -2659,7 +3009,7 @@
         </w:rPr>
         <w:lastRenderedPageBreak/>
         <w:drawing>
-          <wp:inline distT="0" distB="0" distL="0" distR="0" wp14:anchorId="6B84555B" wp14:editId="2471EF83">
+          <wp:inline distT="0" distB="0" distL="0" distR="0" wp14:anchorId="6B84555B" wp14:editId="11220082">
             <wp:extent cx="3561496" cy="3010486"/>
             <wp:effectExtent l="0" t="0" r="1270" b="0"/>
             <wp:docPr id="1816812992" name="Picture 7" descr="A diagram of a diagram&#10;&#10;AI-generated content may be incorrect."/>
@@ -2740,7 +3090,7 @@
                 <w:kern w:val="0"/>
                 <w:sz w:val="14"/>
                 <w:szCs w:val="14"/>
-                <w:lang w:val="en-IL" w:eastAsia="en-IL"/>
+                <w:lang w:eastAsia="en-IL"/>
                 <w14:ligatures w14:val="none"/>
               </w:rPr>
             </w:pPr>
@@ -2751,7 +3101,7 @@
                 <w:kern w:val="0"/>
                 <w:sz w:val="14"/>
                 <w:szCs w:val="14"/>
-                <w:lang w:val="en-IL" w:eastAsia="en-IL"/>
+                <w:lang w:eastAsia="en-IL"/>
                 <w14:ligatures w14:val="none"/>
               </w:rPr>
               <w:t>&gt; anova_result &lt;- aov(f1_score ~ layer_comparison, data = result_table)</w:t>
@@ -2785,7 +3135,7 @@
                 <w:kern w:val="0"/>
                 <w:sz w:val="14"/>
                 <w:szCs w:val="14"/>
-                <w:lang w:val="en-IL" w:eastAsia="en-IL"/>
+                <w:lang w:eastAsia="en-IL"/>
                 <w14:ligatures w14:val="none"/>
               </w:rPr>
             </w:pPr>
@@ -2796,7 +3146,7 @@
                 <w:kern w:val="0"/>
                 <w:sz w:val="14"/>
                 <w:szCs w:val="14"/>
-                <w:lang w:val="en-IL" w:eastAsia="en-IL"/>
+                <w:lang w:eastAsia="en-IL"/>
                 <w14:ligatures w14:val="none"/>
               </w:rPr>
               <w:t>&gt; summary(anova_result)</w:t>
@@ -2825,7 +3175,7 @@
                 <w:kern w:val="0"/>
                 <w:sz w:val="14"/>
                 <w:szCs w:val="14"/>
-                <w:lang w:val="en-IL" w:eastAsia="en-IL"/>
+                <w:lang w:eastAsia="en-IL"/>
                 <w14:ligatures w14:val="none"/>
               </w:rPr>
             </w:pPr>
@@ -2852,7 +3202,7 @@
                 <w:kern w:val="0"/>
                 <w:sz w:val="20"/>
                 <w:szCs w:val="20"/>
-                <w:lang w:val="en-IL" w:eastAsia="en-IL"/>
+                <w:lang w:eastAsia="en-IL"/>
                 <w14:ligatures w14:val="none"/>
               </w:rPr>
             </w:pPr>
@@ -2879,7 +3229,7 @@
                 <w:kern w:val="0"/>
                 <w:sz w:val="20"/>
                 <w:szCs w:val="20"/>
-                <w:lang w:val="en-IL" w:eastAsia="en-IL"/>
+                <w:lang w:eastAsia="en-IL"/>
                 <w14:ligatures w14:val="none"/>
               </w:rPr>
             </w:pPr>
@@ -2906,7 +3256,7 @@
                 <w:kern w:val="0"/>
                 <w:sz w:val="20"/>
                 <w:szCs w:val="20"/>
-                <w:lang w:val="en-IL" w:eastAsia="en-IL"/>
+                <w:lang w:eastAsia="en-IL"/>
                 <w14:ligatures w14:val="none"/>
               </w:rPr>
             </w:pPr>
@@ -2939,7 +3289,7 @@
                 <w:kern w:val="0"/>
                 <w:sz w:val="14"/>
                 <w:szCs w:val="14"/>
-                <w:lang w:val="en-IL" w:eastAsia="en-IL"/>
+                <w:lang w:eastAsia="en-IL"/>
                 <w14:ligatures w14:val="none"/>
               </w:rPr>
             </w:pPr>
@@ -2950,7 +3300,7 @@
                 <w:kern w:val="0"/>
                 <w:sz w:val="14"/>
                 <w:szCs w:val="14"/>
-                <w:lang w:val="en-IL" w:eastAsia="en-IL"/>
+                <w:lang w:eastAsia="en-IL"/>
                 <w14:ligatures w14:val="none"/>
               </w:rPr>
               <w:t xml:space="preserve">                 Df  Sum Sq  Mean Sq F value Pr(&gt;F)</w:t>
@@ -2979,7 +3329,7 @@
                 <w:kern w:val="0"/>
                 <w:sz w:val="14"/>
                 <w:szCs w:val="14"/>
-                <w:lang w:val="en-IL" w:eastAsia="en-IL"/>
+                <w:lang w:eastAsia="en-IL"/>
                 <w14:ligatures w14:val="none"/>
               </w:rPr>
             </w:pPr>
@@ -3006,7 +3356,7 @@
                 <w:kern w:val="0"/>
                 <w:sz w:val="20"/>
                 <w:szCs w:val="20"/>
-                <w:lang w:val="en-IL" w:eastAsia="en-IL"/>
+                <w:lang w:eastAsia="en-IL"/>
                 <w14:ligatures w14:val="none"/>
               </w:rPr>
             </w:pPr>
@@ -3033,7 +3383,7 @@
                 <w:kern w:val="0"/>
                 <w:sz w:val="20"/>
                 <w:szCs w:val="20"/>
-                <w:lang w:val="en-IL" w:eastAsia="en-IL"/>
+                <w:lang w:eastAsia="en-IL"/>
                 <w14:ligatures w14:val="none"/>
               </w:rPr>
             </w:pPr>
@@ -3060,7 +3410,7 @@
                 <w:kern w:val="0"/>
                 <w:sz w:val="20"/>
                 <w:szCs w:val="20"/>
-                <w:lang w:val="en-IL" w:eastAsia="en-IL"/>
+                <w:lang w:eastAsia="en-IL"/>
                 <w14:ligatures w14:val="none"/>
               </w:rPr>
             </w:pPr>
@@ -3093,7 +3443,7 @@
                 <w:kern w:val="0"/>
                 <w:sz w:val="14"/>
                 <w:szCs w:val="14"/>
-                <w:lang w:val="en-IL" w:eastAsia="en-IL"/>
+                <w:lang w:eastAsia="en-IL"/>
                 <w14:ligatures w14:val="none"/>
               </w:rPr>
             </w:pPr>
@@ -3104,7 +3454,7 @@
                 <w:kern w:val="0"/>
                 <w:sz w:val="14"/>
                 <w:szCs w:val="14"/>
-                <w:lang w:val="en-IL" w:eastAsia="en-IL"/>
+                <w:lang w:eastAsia="en-IL"/>
                 <w14:ligatures w14:val="none"/>
               </w:rPr>
               <w:t>layer_comparison  2 0.00405 0.002027    0.33   0.72</w:t>
@@ -3133,7 +3483,7 @@
                 <w:kern w:val="0"/>
                 <w:sz w:val="14"/>
                 <w:szCs w:val="14"/>
-                <w:lang w:val="en-IL" w:eastAsia="en-IL"/>
+                <w:lang w:eastAsia="en-IL"/>
                 <w14:ligatures w14:val="none"/>
               </w:rPr>
             </w:pPr>
@@ -3160,7 +3510,7 @@
                 <w:kern w:val="0"/>
                 <w:sz w:val="20"/>
                 <w:szCs w:val="20"/>
-                <w:lang w:val="en-IL" w:eastAsia="en-IL"/>
+                <w:lang w:eastAsia="en-IL"/>
                 <w14:ligatures w14:val="none"/>
               </w:rPr>
             </w:pPr>
@@ -3187,7 +3537,7 @@
                 <w:kern w:val="0"/>
                 <w:sz w:val="20"/>
                 <w:szCs w:val="20"/>
-                <w:lang w:val="en-IL" w:eastAsia="en-IL"/>
+                <w:lang w:eastAsia="en-IL"/>
                 <w14:ligatures w14:val="none"/>
               </w:rPr>
             </w:pPr>
@@ -3214,7 +3564,7 @@
                 <w:kern w:val="0"/>
                 <w:sz w:val="20"/>
                 <w:szCs w:val="20"/>
-                <w:lang w:val="en-IL" w:eastAsia="en-IL"/>
+                <w:lang w:eastAsia="en-IL"/>
                 <w14:ligatures w14:val="none"/>
               </w:rPr>
             </w:pPr>
@@ -3247,7 +3597,7 @@
                 <w:kern w:val="0"/>
                 <w:sz w:val="14"/>
                 <w:szCs w:val="14"/>
-                <w:lang w:val="en-IL" w:eastAsia="en-IL"/>
+                <w:lang w:eastAsia="en-IL"/>
                 <w14:ligatures w14:val="none"/>
               </w:rPr>
             </w:pPr>
@@ -3258,7 +3608,7 @@
                 <w:kern w:val="0"/>
                 <w:sz w:val="14"/>
                 <w:szCs w:val="14"/>
-                <w:lang w:val="en-IL" w:eastAsia="en-IL"/>
+                <w:lang w:eastAsia="en-IL"/>
                 <w14:ligatures w14:val="none"/>
               </w:rPr>
               <w:t xml:space="preserve">Residuals        46 0.28225 0.006136   </w:t>
@@ -3287,7 +3637,7 @@
                 <w:kern w:val="0"/>
                 <w:sz w:val="14"/>
                 <w:szCs w:val="14"/>
-                <w:lang w:val="en-IL" w:eastAsia="en-IL"/>
+                <w:lang w:eastAsia="en-IL"/>
                 <w14:ligatures w14:val="none"/>
               </w:rPr>
             </w:pPr>
@@ -3314,7 +3664,7 @@
                 <w:kern w:val="0"/>
                 <w:sz w:val="20"/>
                 <w:szCs w:val="20"/>
-                <w:lang w:val="en-IL" w:eastAsia="en-IL"/>
+                <w:lang w:eastAsia="en-IL"/>
                 <w14:ligatures w14:val="none"/>
               </w:rPr>
             </w:pPr>
@@ -3341,7 +3691,7 @@
                 <w:kern w:val="0"/>
                 <w:sz w:val="20"/>
                 <w:szCs w:val="20"/>
-                <w:lang w:val="en-IL" w:eastAsia="en-IL"/>
+                <w:lang w:eastAsia="en-IL"/>
                 <w14:ligatures w14:val="none"/>
               </w:rPr>
             </w:pPr>
@@ -3368,7 +3718,7 @@
                 <w:kern w:val="0"/>
                 <w:sz w:val="20"/>
                 <w:szCs w:val="20"/>
-                <w:lang w:val="en-IL" w:eastAsia="en-IL"/>
+                <w:lang w:eastAsia="en-IL"/>
                 <w14:ligatures w14:val="none"/>
               </w:rPr>
             </w:pPr>
@@ -3420,7 +3770,29 @@
           <w:color w:val="FF0000"/>
           <w:lang w:val="en-US"/>
         </w:rPr>
-        <w:t xml:space="preserve"> (make sure that you used the same off-diagonal in all)</w:t>
+        <w:t xml:space="preserve"> (make sure that you used the same </w:t>
+      </w:r>
+      <w:proofErr w:type="gramStart"/>
+      <w:r>
+        <w:rPr>
+          <w:rFonts w:ascii="David" w:hAnsi="David" w:cs="David"/>
+          <w:b/>
+          <w:bCs/>
+          <w:color w:val="FF0000"/>
+          <w:lang w:val="en-US"/>
+        </w:rPr>
+        <w:t>off-diagonal</w:t>
+      </w:r>
+      <w:proofErr w:type="gramEnd"/>
+      <w:r>
+        <w:rPr>
+          <w:rFonts w:ascii="David" w:hAnsi="David" w:cs="David"/>
+          <w:b/>
+          <w:bCs/>
+          <w:color w:val="FF0000"/>
+          <w:lang w:val="en-US"/>
+        </w:rPr>
+        <w:t xml:space="preserve"> in all)</w:t>
       </w:r>
     </w:p>
     <w:p>
@@ -3580,16 +3952,49 @@
     <w:p>
       <w:pPr>
         <w:rPr>
-          <w:rFonts w:ascii="David" w:hAnsi="David" w:cs="David"/>
-          <w:lang w:val="en-US"/>
-        </w:rPr>
-      </w:pPr>
-      <w:r>
-        <w:rPr>
-          <w:rFonts w:ascii="David" w:hAnsi="David" w:cs="David"/>
-          <w:lang w:val="en-US"/>
-        </w:rPr>
-        <w:t>Island scale (off-diags and diag):</w:t>
+          <w:rFonts w:ascii="David" w:hAnsi="David" w:cs="David" w:hint="cs"/>
+          <w:rtl/>
+          <w:lang w:val="en-US"/>
+        </w:rPr>
+      </w:pPr>
+      <w:r>
+        <w:rPr>
+          <w:rFonts w:ascii="David" w:hAnsi="David" w:cs="David"/>
+          <w:lang w:val="en-US"/>
+        </w:rPr>
+        <w:t>Island scale (off-</w:t>
+      </w:r>
+      <w:proofErr w:type="spellStart"/>
+      <w:r>
+        <w:rPr>
+          <w:rFonts w:ascii="David" w:hAnsi="David" w:cs="David"/>
+          <w:lang w:val="en-US"/>
+        </w:rPr>
+        <w:t>diags</w:t>
+      </w:r>
+      <w:proofErr w:type="spellEnd"/>
+      <w:r>
+        <w:rPr>
+          <w:rFonts w:ascii="David" w:hAnsi="David" w:cs="David"/>
+          <w:lang w:val="en-US"/>
+        </w:rPr>
+        <w:t xml:space="preserve"> and </w:t>
+      </w:r>
+      <w:proofErr w:type="spellStart"/>
+      <w:r>
+        <w:rPr>
+          <w:rFonts w:ascii="David" w:hAnsi="David" w:cs="David"/>
+          <w:lang w:val="en-US"/>
+        </w:rPr>
+        <w:t>diag</w:t>
+      </w:r>
+      <w:proofErr w:type="spellEnd"/>
+      <w:r>
+        <w:rPr>
+          <w:rFonts w:ascii="David" w:hAnsi="David" w:cs="David"/>
+          <w:lang w:val="en-US"/>
+        </w:rPr>
+        <w:t>):</w:t>
       </w:r>
     </w:p>
     <w:p>
@@ -3657,6 +4062,7 @@
           <w:lang w:val="en-US"/>
         </w:rPr>
       </w:pPr>
+      <w:proofErr w:type="spellStart"/>
       <w:r>
         <w:rPr>
           <w:rFonts w:ascii="David" w:hAnsi="David" w:cs="David"/>
@@ -3664,6 +4070,7 @@
         </w:rPr>
         <w:t>Pumpumpummmm</w:t>
       </w:r>
+      <w:proofErr w:type="spellEnd"/>
     </w:p>
     <w:p>
       <w:pPr>
@@ -3693,6 +4100,30 @@
           <w:lang w:val="en-US"/>
         </w:rPr>
         <w:t>reverse decay</w:t>
+      </w:r>
+    </w:p>
+    <w:p>
+      <w:pPr>
+        <w:bidi/>
+        <w:rPr>
+          <w:rFonts w:ascii="David" w:hAnsi="David" w:cs="David"/>
+          <w:b/>
+          <w:bCs/>
+          <w:color w:val="7030A0"/>
+          <w:rtl/>
+          <w:lang w:val="en-US"/>
+        </w:rPr>
+      </w:pPr>
+      <w:r>
+        <w:rPr>
+          <w:rFonts w:ascii="David" w:hAnsi="David" w:cs="David" w:hint="cs"/>
+          <w:b/>
+          <w:bCs/>
+          <w:color w:val="7030A0"/>
+          <w:rtl/>
+          <w:lang w:val="en-US"/>
+        </w:rPr>
+        <w:t>ברמת האי אין קשר למרחק.</w:t>
       </w:r>
     </w:p>
     <w:p>
@@ -3866,6 +4297,7 @@
         </w:rPr>
         <w:t xml:space="preserve">predictive capacity for the </w:t>
       </w:r>
+      <w:proofErr w:type="gramStart"/>
       <w:r>
         <w:rPr>
           <w:rFonts w:ascii="David" w:hAnsi="David" w:cs="David"/>
@@ -3878,7 +4310,15 @@
           <w:rFonts w:ascii="David" w:hAnsi="David" w:cs="David"/>
           <w:lang w:val="en-US"/>
         </w:rPr>
-        <w:t xml:space="preserve"> is lower in comparison to the off-diagonals</w:t>
+        <w:t xml:space="preserve"> is</w:t>
+      </w:r>
+      <w:proofErr w:type="gramEnd"/>
+      <w:r>
+        <w:rPr>
+          <w:rFonts w:ascii="David" w:hAnsi="David" w:cs="David"/>
+          <w:lang w:val="en-US"/>
+        </w:rPr>
+        <w:t xml:space="preserve"> lower in comparison to the off-diagonals</w:t>
       </w:r>
       <w:r>
         <w:rPr>
@@ -3894,6 +4334,7 @@
           <w:rFonts w:ascii="David" w:hAnsi="David" w:cs="David"/>
           <w:b/>
           <w:bCs/>
+          <w:color w:val="7030A0"/>
           <w:lang w:val="en-US"/>
         </w:rPr>
       </w:pPr>
@@ -3902,10 +4343,35 @@
           <w:rFonts w:ascii="David" w:hAnsi="David" w:cs="David" w:hint="cs"/>
           <w:b/>
           <w:bCs/>
+          <w:color w:val="7030A0"/>
           <w:rtl/>
           <w:lang w:val="en-US"/>
         </w:rPr>
-        <w:t>יש חשיבות לאילו לינקים מורידים. לכן טוב עשינו כשמיצענו איטרציות.</w:t>
+        <w:t xml:space="preserve">יש חשיבות לאילו לינקים מורידים. לכן טוב עשינו כשמיצענו </w:t>
+      </w:r>
+      <w:proofErr w:type="spellStart"/>
+      <w:r>
+        <w:rPr>
+          <w:rFonts w:ascii="David" w:hAnsi="David" w:cs="David" w:hint="cs"/>
+          <w:b/>
+          <w:bCs/>
+          <w:color w:val="7030A0"/>
+          <w:rtl/>
+          <w:lang w:val="en-US"/>
+        </w:rPr>
+        <w:t>איטרציות</w:t>
+      </w:r>
+      <w:proofErr w:type="spellEnd"/>
+      <w:r>
+        <w:rPr>
+          <w:rFonts w:ascii="David" w:hAnsi="David" w:cs="David" w:hint="cs"/>
+          <w:b/>
+          <w:bCs/>
+          <w:color w:val="7030A0"/>
+          <w:rtl/>
+          <w:lang w:val="en-US"/>
+        </w:rPr>
+        <w:t>.</w:t>
       </w:r>
     </w:p>
     <w:p>
@@ -3957,14 +4423,16 @@
           <w:rFonts w:ascii="David" w:hAnsi="David" w:cs="David"/>
           <w:b/>
           <w:bCs/>
-          <w:lang w:val="en-US"/>
-        </w:rPr>
-      </w:pPr>
-      <w:r>
-        <w:rPr>
-          <w:rFonts w:ascii="David" w:hAnsi="David" w:cs="David"/>
-          <w:b/>
-          <w:bCs/>
+          <w:color w:val="7030A0"/>
+          <w:lang w:val="en-US"/>
+        </w:rPr>
+      </w:pPr>
+      <w:r>
+        <w:rPr>
+          <w:rFonts w:ascii="David" w:hAnsi="David" w:cs="David"/>
+          <w:b/>
+          <w:bCs/>
+          <w:color w:val="7030A0"/>
           <w:lang w:val="en-US"/>
         </w:rPr>
         <w:t>Conclusion</w:t>
@@ -3976,14 +4444,16 @@
           <w:rFonts w:ascii="David" w:hAnsi="David" w:cs="David"/>
           <w:b/>
           <w:bCs/>
-          <w:lang w:val="en-US"/>
-        </w:rPr>
-      </w:pPr>
-      <w:r>
-        <w:rPr>
-          <w:rFonts w:ascii="David" w:hAnsi="David" w:cs="David"/>
-          <w:b/>
-          <w:bCs/>
+          <w:color w:val="7030A0"/>
+          <w:lang w:val="en-US"/>
+        </w:rPr>
+      </w:pPr>
+      <w:r>
+        <w:rPr>
+          <w:rFonts w:ascii="David" w:hAnsi="David" w:cs="David"/>
+          <w:b/>
+          <w:bCs/>
+          <w:color w:val="7030A0"/>
           <w:lang w:val="en-US"/>
         </w:rPr>
         <w:t xml:space="preserve">This algorithm </w:t>
@@ -3993,133 +4463,111 @@
           <w:rFonts w:ascii="David" w:hAnsi="David" w:cs="David"/>
           <w:b/>
           <w:bCs/>
-          <w:lang w:val="en-US"/>
-        </w:rPr>
-        <w:t>tells us if adding information from other networks can help us impute links that we have no clue about (because they are also missing from the combined matrix c). The results show that adding information from other layers indeed helps us predicting these links – the off-diagonals are better than the diagonals (the diagonal is no info added).</w:t>
-      </w:r>
-    </w:p>
-    <w:p>
-      <w:pPr>
-        <w:rPr>
-          <w:rFonts w:ascii="David" w:hAnsi="David" w:cs="David"/>
-          <w:b/>
-          <w:bCs/>
-          <w:lang w:val="en-US"/>
-        </w:rPr>
-      </w:pPr>
-    </w:p>
-    <w:p>
-      <w:pPr>
-        <w:rPr>
-          <w:rFonts w:ascii="David" w:hAnsi="David" w:cs="David"/>
-          <w:b/>
-          <w:bCs/>
-          <w:lang w:val="en-US"/>
-        </w:rPr>
-      </w:pPr>
-      <w:r>
-        <w:rPr>
-          <w:rFonts w:ascii="David" w:hAnsi="David" w:cs="David"/>
-          <w:b/>
-          <w:bCs/>
-          <w:lang w:val="en-US"/>
-        </w:rPr>
-        <w:t>That’s not due to the increase in matrix size</w:t>
-      </w:r>
-      <w:r>
-        <w:rPr>
-          <w:rFonts w:ascii="David" w:hAnsi="David" w:cs="David"/>
-          <w:b/>
-          <w:bCs/>
-          <w:lang w:val="en-US"/>
-        </w:rPr>
-        <w:t xml:space="preserve"> or density</w:t>
-      </w:r>
-      <w:r>
-        <w:rPr>
-          <w:rFonts w:ascii="David" w:hAnsi="David" w:cs="David"/>
-          <w:b/>
-          <w:bCs/>
-          <w:lang w:val="en-US"/>
-        </w:rPr>
-        <w:t xml:space="preserve"> when adding interactions</w:t>
-      </w:r>
-      <w:r>
-        <w:rPr>
-          <w:rFonts w:ascii="David" w:hAnsi="David" w:cs="David"/>
-          <w:b/>
-          <w:bCs/>
-          <w:lang w:val="en-US"/>
-        </w:rPr>
-        <w:t xml:space="preserve"> (</w:t>
-      </w:r>
-      <w:r>
-        <w:rPr>
-          <w:rFonts w:ascii="David" w:hAnsi="David" w:cs="David"/>
-          <w:b/>
-          <w:bCs/>
-          <w:color w:val="FF0000"/>
-          <w:lang w:val="en-US"/>
-        </w:rPr>
-        <w:t>ran this analysis again and got different results for density. Check that there is no mistake</w:t>
-      </w:r>
-      <w:r>
-        <w:rPr>
-          <w:rFonts w:ascii="David" w:hAnsi="David" w:cs="David"/>
-          <w:b/>
-          <w:bCs/>
+          <w:color w:val="7030A0"/>
+          <w:lang w:val="en-US"/>
+        </w:rPr>
+        <w:t>tells us if adding information from other networks can help us impute links that we have no clue about (because they are also missing from the combined matrix c). The results show that adding information from other layers indeed helps us predicting these links – the off-diagonals are better than the diagonals (the diagonal is no info added)</w:t>
+      </w:r>
+      <w:r>
+        <w:rPr>
+          <w:rFonts w:ascii="David" w:hAnsi="David" w:cs="David"/>
+          <w:b/>
+          <w:bCs/>
+          <w:color w:val="7030A0"/>
+          <w:lang w:val="en-US"/>
+        </w:rPr>
+        <w:t xml:space="preserve"> – but </w:t>
+      </w:r>
+      <w:proofErr w:type="gramStart"/>
+      <w:r>
+        <w:rPr>
+          <w:rFonts w:ascii="David" w:hAnsi="David" w:cs="David"/>
+          <w:b/>
+          <w:bCs/>
+          <w:color w:val="7030A0"/>
+          <w:lang w:val="en-US"/>
+        </w:rPr>
+        <w:t>really not</w:t>
+      </w:r>
+      <w:proofErr w:type="gramEnd"/>
+      <w:r>
+        <w:rPr>
+          <w:rFonts w:ascii="David" w:hAnsi="David" w:cs="David"/>
+          <w:b/>
+          <w:bCs/>
+          <w:color w:val="7030A0"/>
+          <w:lang w:val="en-US"/>
+        </w:rPr>
+        <w:t xml:space="preserve"> much.</w:t>
+      </w:r>
+    </w:p>
+    <w:p>
+      <w:pPr>
+        <w:rPr>
+          <w:rFonts w:ascii="David" w:hAnsi="David" w:cs="David"/>
+          <w:b/>
+          <w:bCs/>
+          <w:lang w:val="en-US"/>
+        </w:rPr>
+      </w:pPr>
+    </w:p>
+    <w:p>
+      <w:pPr>
+        <w:rPr>
+          <w:rFonts w:ascii="David" w:hAnsi="David" w:cs="David"/>
+          <w:b/>
+          <w:bCs/>
+          <w:rtl/>
+          <w:lang w:val="en-US"/>
+        </w:rPr>
+      </w:pPr>
+      <w:r>
+        <w:rPr>
+          <w:rFonts w:ascii="David" w:hAnsi="David" w:cs="David"/>
+          <w:b/>
+          <w:bCs/>
+          <w:lang w:val="en-US"/>
+        </w:rPr>
+        <w:t>Size and density of C</w:t>
+      </w:r>
+      <w:r>
+        <w:rPr>
+          <w:rFonts w:ascii="David" w:hAnsi="David" w:cs="David"/>
+          <w:b/>
+          <w:bCs/>
+          <w:lang w:val="en-US"/>
+        </w:rPr>
+        <w:t xml:space="preserve"> (the combined matrix with Nas):</w:t>
+      </w:r>
+    </w:p>
+    <w:p>
+      <w:pPr>
+        <w:rPr>
+          <w:rFonts w:ascii="David" w:hAnsi="David" w:cs="David"/>
+          <w:lang w:val="en-US"/>
+        </w:rPr>
+      </w:pPr>
+      <w:r>
+        <w:rPr>
+          <w:rFonts w:ascii="David" w:hAnsi="David" w:cs="David"/>
+          <w:lang w:val="en-US"/>
+        </w:rPr>
+        <w:t>(I looked at only 1 off-diagonal since size C is the same for both and I wanted to be consistent with the other features</w:t>
+      </w:r>
+      <w:r>
+        <w:rPr>
+          <w:rFonts w:ascii="David" w:hAnsi="David" w:cs="David"/>
+          <w:lang w:val="en-US"/>
+        </w:rPr>
+        <w:t xml:space="preserve"> – we focus on added information from other layers</w:t>
+      </w:r>
+      <w:r>
+        <w:rPr>
+          <w:rFonts w:ascii="David" w:hAnsi="David" w:cs="David"/>
           <w:lang w:val="en-US"/>
         </w:rPr>
         <w:t>)</w:t>
       </w:r>
-      <w:r>
-        <w:rPr>
-          <w:rFonts w:ascii="David" w:hAnsi="David" w:cs="David"/>
-          <w:b/>
-          <w:bCs/>
-          <w:lang w:val="en-US"/>
-        </w:rPr>
-        <w:t>:</w:t>
-      </w:r>
-    </w:p>
-    <w:p>
-      <w:pPr>
-        <w:rPr>
-          <w:rFonts w:ascii="David" w:hAnsi="David" w:cs="David"/>
-          <w:b/>
-          <w:bCs/>
-          <w:lang w:val="en-US"/>
-        </w:rPr>
-      </w:pPr>
-    </w:p>
-    <w:p>
-      <w:pPr>
-        <w:rPr>
-          <w:rFonts w:ascii="David" w:hAnsi="David" w:cs="David"/>
-          <w:b/>
-          <w:bCs/>
-          <w:rtl/>
-          <w:lang w:val="en-US"/>
-        </w:rPr>
-      </w:pPr>
-      <w:r>
-        <w:rPr>
-          <w:rFonts w:ascii="David" w:hAnsi="David" w:cs="David"/>
-          <w:b/>
-          <w:bCs/>
-          <w:lang w:val="en-US"/>
-        </w:rPr>
-        <w:t>Size and density of C</w:t>
-      </w:r>
-      <w:r>
-        <w:rPr>
-          <w:rFonts w:ascii="David" w:hAnsi="David" w:cs="David"/>
-          <w:b/>
-          <w:bCs/>
-          <w:lang w:val="en-US"/>
-        </w:rPr>
-        <w:t xml:space="preserve"> (the combined matrix with Nas):</w:t>
-      </w:r>
     </w:p>
     <w:p>
       <w:pPr>
@@ -4134,35 +4582,6 @@
           <w:lang w:val="en-US"/>
         </w:rPr>
         <w:lastRenderedPageBreak/>
-        <w:t>(I looked at only 1 off-diagonal since size C is the same for both and I wanted to be consistent with the other features</w:t>
-      </w:r>
-      <w:r>
-        <w:rPr>
-          <w:rFonts w:ascii="David" w:hAnsi="David" w:cs="David"/>
-          <w:lang w:val="en-US"/>
-        </w:rPr>
-        <w:t xml:space="preserve"> – we focus on added information from other layers</w:t>
-      </w:r>
-      <w:r>
-        <w:rPr>
-          <w:rFonts w:ascii="David" w:hAnsi="David" w:cs="David"/>
-          <w:lang w:val="en-US"/>
-        </w:rPr>
-        <w:t>)</w:t>
-      </w:r>
-    </w:p>
-    <w:p>
-      <w:pPr>
-        <w:rPr>
-          <w:rFonts w:ascii="David" w:hAnsi="David" w:cs="David"/>
-          <w:lang w:val="en-US"/>
-        </w:rPr>
-      </w:pPr>
-      <w:r>
-        <w:rPr>
-          <w:rFonts w:ascii="David" w:hAnsi="David" w:cs="David"/>
-          <w:lang w:val="en-US"/>
-        </w:rPr>
         <w:t>Site scale:</w:t>
       </w:r>
     </w:p>
@@ -4383,6 +4802,7 @@
           <w:b/>
           <w:bCs/>
           <w:color w:val="000000" w:themeColor="text1"/>
+          <w:rtl/>
           <w:lang w:val="en-US"/>
         </w:rPr>
       </w:pPr>
@@ -4403,9 +4823,76 @@
           <w:rFonts w:ascii="David" w:hAnsi="David" w:cs="David"/>
           <w:b/>
           <w:bCs/>
-          <w:lang w:val="en-US"/>
-        </w:rPr>
-      </w:pPr>
+          <w:color w:val="000000" w:themeColor="text1"/>
+          <w:lang w:val="en-US"/>
+        </w:rPr>
+      </w:pPr>
+    </w:p>
+    <w:p>
+      <w:pPr>
+        <w:bidi/>
+        <w:rPr>
+          <w:rFonts w:ascii="David" w:hAnsi="David" w:cs="David" w:hint="cs"/>
+          <w:b/>
+          <w:bCs/>
+          <w:color w:val="7030A0"/>
+          <w:rtl/>
+          <w:lang w:val="en-US"/>
+        </w:rPr>
+      </w:pPr>
+      <w:r>
+        <w:rPr>
+          <w:rFonts w:ascii="David" w:hAnsi="David" w:cs="David" w:hint="cs"/>
+          <w:b/>
+          <w:bCs/>
+          <w:color w:val="7030A0"/>
+          <w:rtl/>
+          <w:lang w:val="en-US"/>
+        </w:rPr>
+        <w:t>ככל שה-</w:t>
+      </w:r>
+      <w:r>
+        <w:rPr>
+          <w:rFonts w:ascii="David" w:hAnsi="David" w:cs="David"/>
+          <w:b/>
+          <w:bCs/>
+          <w:color w:val="7030A0"/>
+          <w:lang w:val="en-US"/>
+        </w:rPr>
+        <w:t>density</w:t>
+      </w:r>
+      <w:r>
+        <w:rPr>
+          <w:rFonts w:ascii="David" w:hAnsi="David" w:cs="David" w:hint="cs"/>
+          <w:b/>
+          <w:bCs/>
+          <w:color w:val="7030A0"/>
+          <w:rtl/>
+          <w:lang w:val="en-US"/>
+        </w:rPr>
+        <w:t xml:space="preserve"> עולה יש פחות </w:t>
+      </w:r>
+      <w:r>
+        <w:rPr>
+          <w:rFonts w:ascii="David" w:hAnsi="David" w:cs="David"/>
+          <w:b/>
+          <w:bCs/>
+          <w:color w:val="7030A0"/>
+          <w:lang w:val="en-US"/>
+        </w:rPr>
+        <w:t>imbalance</w:t>
+      </w:r>
+      <w:r>
+        <w:rPr>
+          <w:rFonts w:ascii="David" w:hAnsi="David" w:cs="David" w:hint="cs"/>
+          <w:b/>
+          <w:bCs/>
+          <w:color w:val="7030A0"/>
+          <w:rtl/>
+          <w:lang w:val="en-US"/>
+        </w:rPr>
+        <w:t xml:space="preserve"> ולכן החיזוי יותר טוב.</w:t>
+      </w:r>
     </w:p>
     <w:p>
       <w:pPr>
@@ -4462,12 +4949,21 @@
           <w:lang w:val="en-US"/>
         </w:rPr>
       </w:pPr>
-      <w:r>
-        <w:rPr>
-          <w:rFonts w:ascii="David" w:hAnsi="David" w:cs="David"/>
-          <w:lang w:val="en-US"/>
-        </w:rPr>
-        <w:t>Overall Bray-Curtis similarity (all layer-to layer predictions, plants and pollinators combined):</w:t>
+      <w:proofErr w:type="gramStart"/>
+      <w:r>
+        <w:rPr>
+          <w:rFonts w:ascii="David" w:hAnsi="David" w:cs="David"/>
+          <w:lang w:val="en-US"/>
+        </w:rPr>
+        <w:t>Overall</w:t>
+      </w:r>
+      <w:proofErr w:type="gramEnd"/>
+      <w:r>
+        <w:rPr>
+          <w:rFonts w:ascii="David" w:hAnsi="David" w:cs="David"/>
+          <w:lang w:val="en-US"/>
+        </w:rPr>
+        <w:t xml:space="preserve"> Bray-Curtis similarity (all layer-to layer predictions, plants and pollinators combined):</w:t>
       </w:r>
     </w:p>
     <w:p>
@@ -4939,7 +5435,27 @@
           <w:rtl/>
           <w:lang w:val="en-US"/>
         </w:rPr>
-        <w:t xml:space="preserve"> בכל הפלוטים ומספר ספרות. להוסיף שנתות.</w:t>
+        <w:t xml:space="preserve"> בכל </w:t>
+      </w:r>
+      <w:proofErr w:type="spellStart"/>
+      <w:r>
+        <w:rPr>
+          <w:rFonts w:ascii="David" w:hAnsi="David" w:cs="David" w:hint="cs"/>
+          <w:color w:val="FF0000"/>
+          <w:rtl/>
+          <w:lang w:val="en-US"/>
+        </w:rPr>
+        <w:t>הפלוטים</w:t>
+      </w:r>
+      <w:proofErr w:type="spellEnd"/>
+      <w:r>
+        <w:rPr>
+          <w:rFonts w:ascii="David" w:hAnsi="David" w:cs="David" w:hint="cs"/>
+          <w:color w:val="FF0000"/>
+          <w:rtl/>
+          <w:lang w:val="en-US"/>
+        </w:rPr>
+        <w:t xml:space="preserve"> ומספר ספרות. להוסיף שנתות.</w:t>
       </w:r>
     </w:p>
     <w:p>
@@ -5104,7 +5620,7 @@
     <w:p>
       <w:pPr>
         <w:rPr>
-          <w:rFonts w:ascii="David" w:hAnsi="David" w:cs="David" w:hint="cs"/>
+          <w:rFonts w:ascii="David" w:hAnsi="David" w:cs="David"/>
           <w:b/>
           <w:bCs/>
           <w:color w:val="7030A0"/>
@@ -5434,7 +5950,25 @@
           <w:color w:val="FF0000"/>
           <w:lang w:val="en-US"/>
         </w:rPr>
-        <w:t>Do it for both off-diagonals</w:t>
+        <w:t xml:space="preserve">Do it for </w:t>
+      </w:r>
+      <w:proofErr w:type="gramStart"/>
+      <w:r>
+        <w:rPr>
+          <w:rFonts w:ascii="David" w:hAnsi="David" w:cs="David"/>
+          <w:color w:val="FF0000"/>
+          <w:lang w:val="en-US"/>
+        </w:rPr>
+        <w:t>both off</w:t>
+      </w:r>
+      <w:proofErr w:type="gramEnd"/>
+      <w:r>
+        <w:rPr>
+          <w:rFonts w:ascii="David" w:hAnsi="David" w:cs="David"/>
+          <w:color w:val="FF0000"/>
+          <w:lang w:val="en-US"/>
+        </w:rPr>
+        <w:t>-diagonals</w:t>
       </w:r>
       <w:r>
         <w:rPr>
@@ -5759,7 +6293,7 @@
         </w:rPr>
         <w:lastRenderedPageBreak/>
         <w:drawing>
-          <wp:inline distT="0" distB="0" distL="0" distR="0" wp14:anchorId="4288A8E8" wp14:editId="0C3A37EA">
+          <wp:inline distT="0" distB="0" distL="0" distR="0" wp14:anchorId="4288A8E8" wp14:editId="4FD74940">
             <wp:extent cx="2841674" cy="2399636"/>
             <wp:effectExtent l="0" t="0" r="0" b="1270"/>
             <wp:docPr id="136820354" name="Picture 1"/>
@@ -5808,7 +6342,7 @@
           <w:lang w:val="en-US"/>
         </w:rPr>
         <w:drawing>
-          <wp:inline distT="0" distB="0" distL="0" distR="0" wp14:anchorId="5C989D15" wp14:editId="2BF46691">
+          <wp:inline distT="0" distB="0" distL="0" distR="0" wp14:anchorId="5C989D15" wp14:editId="4ED4AC00">
             <wp:extent cx="2851296" cy="2407761"/>
             <wp:effectExtent l="0" t="0" r="6350" b="0"/>
             <wp:docPr id="394252880" name="Picture 2"/>
@@ -5891,7 +6425,7 @@
           <w:lang w:val="en-US"/>
         </w:rPr>
         <w:drawing>
-          <wp:inline distT="0" distB="0" distL="0" distR="0" wp14:anchorId="6939D3C2" wp14:editId="76270DDB">
+          <wp:inline distT="0" distB="0" distL="0" distR="0" wp14:anchorId="6939D3C2" wp14:editId="7507FF29">
             <wp:extent cx="2865366" cy="2419643"/>
             <wp:effectExtent l="0" t="0" r="0" b="0"/>
             <wp:docPr id="616980905" name="Picture 3"/>
@@ -5940,7 +6474,7 @@
           <w:lang w:val="en-US"/>
         </w:rPr>
         <w:drawing>
-          <wp:inline distT="0" distB="0" distL="0" distR="0" wp14:anchorId="6F2E06C2" wp14:editId="083AFCC3">
+          <wp:inline distT="0" distB="0" distL="0" distR="0" wp14:anchorId="6F2E06C2" wp14:editId="19F2071F">
             <wp:extent cx="2890356" cy="2440745"/>
             <wp:effectExtent l="0" t="0" r="5715" b="0"/>
             <wp:docPr id="997081678" name="Picture 4"/>
@@ -5996,7 +6530,25 @@
           <w:color w:val="000000" w:themeColor="text1"/>
           <w:lang w:val="en-US"/>
         </w:rPr>
-        <w:t>For the off-diagonals, when looking at 1 iteration the trends are the same but not significant</w:t>
+        <w:t xml:space="preserve">For the </w:t>
+      </w:r>
+      <w:proofErr w:type="gramStart"/>
+      <w:r>
+        <w:rPr>
+          <w:rFonts w:ascii="David" w:hAnsi="David" w:cs="David"/>
+          <w:color w:val="000000" w:themeColor="text1"/>
+          <w:lang w:val="en-US"/>
+        </w:rPr>
+        <w:t>off-diagonals</w:t>
+      </w:r>
+      <w:proofErr w:type="gramEnd"/>
+      <w:r>
+        <w:rPr>
+          <w:rFonts w:ascii="David" w:hAnsi="David" w:cs="David"/>
+          <w:color w:val="000000" w:themeColor="text1"/>
+          <w:lang w:val="en-US"/>
+        </w:rPr>
+        <w:t>, when looking at 1 iteration the trends are the same but not significant</w:t>
       </w:r>
       <w:r>
         <w:rPr>
@@ -6024,7 +6576,7 @@
           <w:lang w:val="he-IL"/>
         </w:rPr>
         <w:drawing>
-          <wp:inline distT="0" distB="0" distL="0" distR="0" wp14:anchorId="2061277C" wp14:editId="3C89C64B">
+          <wp:inline distT="0" distB="0" distL="0" distR="0" wp14:anchorId="2061277C" wp14:editId="58A3AB5D">
             <wp:extent cx="2913898" cy="2460625"/>
             <wp:effectExtent l="0" t="0" r="1270" b="0"/>
             <wp:docPr id="314017206" name="Picture 7"/>
@@ -6074,7 +6626,7 @@
           <w:lang w:val="he-IL"/>
         </w:rPr>
         <w:drawing>
-          <wp:inline distT="0" distB="0" distL="0" distR="0" wp14:anchorId="3EC23CBC" wp14:editId="3CA0C1A7">
+          <wp:inline distT="0" distB="0" distL="0" distR="0" wp14:anchorId="3EC23CBC" wp14:editId="1D86D4F0">
             <wp:extent cx="2947216" cy="2488760"/>
             <wp:effectExtent l="0" t="0" r="5715" b="6985"/>
             <wp:docPr id="1107465307" name="Picture 6"/>
@@ -6130,7 +6682,25 @@
           <w:color w:val="000000" w:themeColor="text1"/>
           <w:lang w:val="en-US"/>
         </w:rPr>
-        <w:t>When looking at the correlations in different iterations, in some cases the cor is positive, sometimes negative, for some cases significant and in others not</w:t>
+        <w:t xml:space="preserve">When looking at the correlations in different iterations, in some cases the </w:t>
+      </w:r>
+      <w:proofErr w:type="spellStart"/>
+      <w:r>
+        <w:rPr>
+          <w:rFonts w:ascii="David" w:hAnsi="David" w:cs="David"/>
+          <w:color w:val="000000" w:themeColor="text1"/>
+          <w:lang w:val="en-US"/>
+        </w:rPr>
+        <w:t>cor</w:t>
+      </w:r>
+      <w:proofErr w:type="spellEnd"/>
+      <w:r>
+        <w:rPr>
+          <w:rFonts w:ascii="David" w:hAnsi="David" w:cs="David"/>
+          <w:color w:val="000000" w:themeColor="text1"/>
+          <w:lang w:val="en-US"/>
+        </w:rPr>
+        <w:t xml:space="preserve"> is positive, sometimes negative, for some cases significant and in others not</w:t>
       </w:r>
       <w:r>
         <w:rPr>
@@ -6178,7 +6748,25 @@
           <w:color w:val="000000" w:themeColor="text1"/>
           <w:lang w:val="en-US"/>
         </w:rPr>
-        <w:t>. So we need to average the iterations.</w:t>
+        <w:t xml:space="preserve">. </w:t>
+      </w:r>
+      <w:proofErr w:type="gramStart"/>
+      <w:r>
+        <w:rPr>
+          <w:rFonts w:ascii="David" w:hAnsi="David" w:cs="David"/>
+          <w:color w:val="000000" w:themeColor="text1"/>
+          <w:lang w:val="en-US"/>
+        </w:rPr>
+        <w:t>So</w:t>
+      </w:r>
+      <w:proofErr w:type="gramEnd"/>
+      <w:r>
+        <w:rPr>
+          <w:rFonts w:ascii="David" w:hAnsi="David" w:cs="David"/>
+          <w:color w:val="000000" w:themeColor="text1"/>
+          <w:lang w:val="en-US"/>
+        </w:rPr>
+        <w:t xml:space="preserve"> we need to average the iterations.</w:t>
       </w:r>
     </w:p>
     <w:p>
@@ -6331,7 +6919,7 @@
         </w:rPr>
         <w:lastRenderedPageBreak/>
         <w:drawing>
-          <wp:inline distT="0" distB="0" distL="0" distR="0" wp14:anchorId="430A6D08" wp14:editId="00BD353D">
+          <wp:inline distT="0" distB="0" distL="0" distR="0" wp14:anchorId="430A6D08" wp14:editId="6F1541B6">
             <wp:extent cx="5185883" cy="4380499"/>
             <wp:effectExtent l="0" t="0" r="0" b="1270"/>
             <wp:docPr id="1227321864" name="Picture 1"/>
@@ -6606,7 +7194,25 @@
           <w:color w:val="FF0000"/>
           <w:lang w:val="en-US"/>
         </w:rPr>
-        <w:t>Check what species are concentrated around pred-obs = 0</w:t>
+        <w:t>Check what species are concentrated around pred-</w:t>
+      </w:r>
+      <w:proofErr w:type="spellStart"/>
+      <w:r>
+        <w:rPr>
+          <w:rFonts w:ascii="David" w:hAnsi="David" w:cs="David"/>
+          <w:color w:val="FF0000"/>
+          <w:lang w:val="en-US"/>
+        </w:rPr>
+        <w:t>obs</w:t>
+      </w:r>
+      <w:proofErr w:type="spellEnd"/>
+      <w:r>
+        <w:rPr>
+          <w:rFonts w:ascii="David" w:hAnsi="David" w:cs="David"/>
+          <w:color w:val="FF0000"/>
+          <w:lang w:val="en-US"/>
+        </w:rPr>
+        <w:t xml:space="preserve"> = 0</w:t>
       </w:r>
     </w:p>
     <w:p>
@@ -7309,13 +7915,23 @@
           <w:lang w:val="en-US"/>
         </w:rPr>
       </w:pPr>
-      <w:r>
-        <w:rPr>
-          <w:rFonts w:ascii="David" w:hAnsi="David" w:cs="David"/>
-          <w:color w:val="000000" w:themeColor="text1"/>
-          <w:lang w:val="en-US"/>
-        </w:rPr>
-        <w:t>Netsize and density were tested for 1 off-diagonal, hence variable importance was analyzed for this off-diagonal.</w:t>
+      <w:proofErr w:type="spellStart"/>
+      <w:r>
+        <w:rPr>
+          <w:rFonts w:ascii="David" w:hAnsi="David" w:cs="David"/>
+          <w:color w:val="000000" w:themeColor="text1"/>
+          <w:lang w:val="en-US"/>
+        </w:rPr>
+        <w:t>Netsize</w:t>
+      </w:r>
+      <w:proofErr w:type="spellEnd"/>
+      <w:r>
+        <w:rPr>
+          <w:rFonts w:ascii="David" w:hAnsi="David" w:cs="David"/>
+          <w:color w:val="000000" w:themeColor="text1"/>
+          <w:lang w:val="en-US"/>
+        </w:rPr>
+        <w:t xml:space="preserve"> and density were tested for 1 off-diagonal, hence variable importance was analyzed for this off-diagonal.</w:t>
       </w:r>
     </w:p>
     <w:p>
@@ -7429,7 +8045,7 @@
                 <w:kern w:val="0"/>
                 <w:sz w:val="14"/>
                 <w:szCs w:val="14"/>
-                <w:lang w:val="en-IL" w:eastAsia="en-IL"/>
+                <w:lang w:eastAsia="en-IL"/>
                 <w14:ligatures w14:val="none"/>
               </w:rPr>
             </w:pPr>
@@ -7440,7 +8056,7 @@
                 <w:kern w:val="0"/>
                 <w:sz w:val="14"/>
                 <w:szCs w:val="14"/>
-                <w:lang w:val="en-IL" w:eastAsia="en-IL"/>
+                <w:lang w:eastAsia="en-IL"/>
                 <w14:ligatures w14:val="none"/>
               </w:rPr>
               <w:t>Call:</w:t>
@@ -7469,7 +8085,7 @@
                 <w:kern w:val="0"/>
                 <w:sz w:val="14"/>
                 <w:szCs w:val="14"/>
-                <w:lang w:val="en-IL" w:eastAsia="en-IL"/>
+                <w:lang w:eastAsia="en-IL"/>
                 <w14:ligatures w14:val="none"/>
               </w:rPr>
             </w:pPr>
@@ -7496,7 +8112,7 @@
                 <w:kern w:val="0"/>
                 <w:sz w:val="20"/>
                 <w:szCs w:val="20"/>
-                <w:lang w:val="en-IL" w:eastAsia="en-IL"/>
+                <w:lang w:eastAsia="en-IL"/>
                 <w14:ligatures w14:val="none"/>
               </w:rPr>
             </w:pPr>
@@ -7523,7 +8139,7 @@
                 <w:kern w:val="0"/>
                 <w:sz w:val="20"/>
                 <w:szCs w:val="20"/>
-                <w:lang w:val="en-IL" w:eastAsia="en-IL"/>
+                <w:lang w:eastAsia="en-IL"/>
                 <w14:ligatures w14:val="none"/>
               </w:rPr>
             </w:pPr>
@@ -7550,7 +8166,7 @@
                 <w:kern w:val="0"/>
                 <w:sz w:val="20"/>
                 <w:szCs w:val="20"/>
-                <w:lang w:val="en-IL" w:eastAsia="en-IL"/>
+                <w:lang w:eastAsia="en-IL"/>
                 <w14:ligatures w14:val="none"/>
               </w:rPr>
             </w:pPr>
@@ -7577,7 +8193,7 @@
                 <w:kern w:val="0"/>
                 <w:sz w:val="20"/>
                 <w:szCs w:val="20"/>
-                <w:lang w:val="en-IL" w:eastAsia="en-IL"/>
+                <w:lang w:eastAsia="en-IL"/>
                 <w14:ligatures w14:val="none"/>
               </w:rPr>
             </w:pPr>
@@ -7611,7 +8227,7 @@
                 <w:kern w:val="0"/>
                 <w:sz w:val="14"/>
                 <w:szCs w:val="14"/>
-                <w:lang w:val="en-IL" w:eastAsia="en-IL"/>
+                <w:lang w:eastAsia="en-IL"/>
                 <w14:ligatures w14:val="none"/>
               </w:rPr>
             </w:pPr>
@@ -7622,7 +8238,7 @@
                 <w:kern w:val="0"/>
                 <w:sz w:val="14"/>
                 <w:szCs w:val="14"/>
-                <w:lang w:val="en-IL" w:eastAsia="en-IL"/>
+                <w:lang w:eastAsia="en-IL"/>
                 <w14:ligatures w14:val="none"/>
               </w:rPr>
               <w:t xml:space="preserve">lm(formula = f1_score ~ distance_km + avg_sorensen_plants + avg_sorensen_pollinators + </w:t>
@@ -7657,7 +8273,7 @@
                 <w:kern w:val="0"/>
                 <w:sz w:val="14"/>
                 <w:szCs w:val="14"/>
-                <w:lang w:val="en-IL" w:eastAsia="en-IL"/>
+                <w:lang w:eastAsia="en-IL"/>
                 <w14:ligatures w14:val="none"/>
               </w:rPr>
             </w:pPr>
@@ -7668,7 +8284,7 @@
                 <w:kern w:val="0"/>
                 <w:sz w:val="14"/>
                 <w:szCs w:val="14"/>
-                <w:lang w:val="en-IL" w:eastAsia="en-IL"/>
+                <w:lang w:eastAsia="en-IL"/>
                 <w14:ligatures w14:val="none"/>
               </w:rPr>
               <w:t xml:space="preserve">    jaccard_pollinators + jaccard_plants + jaccard_edges + size_P + </w:t>
@@ -7703,7 +8319,7 @@
                 <w:kern w:val="0"/>
                 <w:sz w:val="14"/>
                 <w:szCs w:val="14"/>
-                <w:lang w:val="en-IL" w:eastAsia="en-IL"/>
+                <w:lang w:eastAsia="en-IL"/>
                 <w14:ligatures w14:val="none"/>
               </w:rPr>
             </w:pPr>
@@ -7714,7 +8330,7 @@
                 <w:kern w:val="0"/>
                 <w:sz w:val="14"/>
                 <w:szCs w:val="14"/>
-                <w:lang w:val="en-IL" w:eastAsia="en-IL"/>
+                <w:lang w:eastAsia="en-IL"/>
                 <w14:ligatures w14:val="none"/>
               </w:rPr>
               <w:t xml:space="preserve">    density_P + size_C + density_C, data = df)</w:t>
@@ -7743,7 +8359,7 @@
                 <w:kern w:val="0"/>
                 <w:sz w:val="14"/>
                 <w:szCs w:val="14"/>
-                <w:lang w:val="en-IL" w:eastAsia="en-IL"/>
+                <w:lang w:eastAsia="en-IL"/>
                 <w14:ligatures w14:val="none"/>
               </w:rPr>
             </w:pPr>
@@ -7770,7 +8386,7 @@
                 <w:kern w:val="0"/>
                 <w:sz w:val="20"/>
                 <w:szCs w:val="20"/>
-                <w:lang w:val="en-IL" w:eastAsia="en-IL"/>
+                <w:lang w:eastAsia="en-IL"/>
                 <w14:ligatures w14:val="none"/>
               </w:rPr>
             </w:pPr>
@@ -7802,7 +8418,7 @@
                 <w:kern w:val="0"/>
                 <w:sz w:val="20"/>
                 <w:szCs w:val="20"/>
-                <w:lang w:val="en-IL" w:eastAsia="en-IL"/>
+                <w:lang w:eastAsia="en-IL"/>
                 <w14:ligatures w14:val="none"/>
               </w:rPr>
             </w:pPr>
@@ -7829,7 +8445,7 @@
                 <w:kern w:val="0"/>
                 <w:sz w:val="20"/>
                 <w:szCs w:val="20"/>
-                <w:lang w:val="en-IL" w:eastAsia="en-IL"/>
+                <w:lang w:eastAsia="en-IL"/>
                 <w14:ligatures w14:val="none"/>
               </w:rPr>
             </w:pPr>
@@ -7856,7 +8472,7 @@
                 <w:kern w:val="0"/>
                 <w:sz w:val="20"/>
                 <w:szCs w:val="20"/>
-                <w:lang w:val="en-IL" w:eastAsia="en-IL"/>
+                <w:lang w:eastAsia="en-IL"/>
                 <w14:ligatures w14:val="none"/>
               </w:rPr>
             </w:pPr>
@@ -7883,7 +8499,7 @@
                 <w:kern w:val="0"/>
                 <w:sz w:val="20"/>
                 <w:szCs w:val="20"/>
-                <w:lang w:val="en-IL" w:eastAsia="en-IL"/>
+                <w:lang w:eastAsia="en-IL"/>
                 <w14:ligatures w14:val="none"/>
               </w:rPr>
             </w:pPr>
@@ -7910,7 +8526,7 @@
                 <w:kern w:val="0"/>
                 <w:sz w:val="20"/>
                 <w:szCs w:val="20"/>
-                <w:lang w:val="en-IL" w:eastAsia="en-IL"/>
+                <w:lang w:eastAsia="en-IL"/>
                 <w14:ligatures w14:val="none"/>
               </w:rPr>
             </w:pPr>
@@ -7937,7 +8553,7 @@
                 <w:kern w:val="0"/>
                 <w:sz w:val="20"/>
                 <w:szCs w:val="20"/>
-                <w:lang w:val="en-IL" w:eastAsia="en-IL"/>
+                <w:lang w:eastAsia="en-IL"/>
                 <w14:ligatures w14:val="none"/>
               </w:rPr>
             </w:pPr>
@@ -7970,7 +8586,7 @@
                 <w:kern w:val="0"/>
                 <w:sz w:val="14"/>
                 <w:szCs w:val="14"/>
-                <w:lang w:val="en-IL" w:eastAsia="en-IL"/>
+                <w:lang w:eastAsia="en-IL"/>
                 <w14:ligatures w14:val="none"/>
               </w:rPr>
             </w:pPr>
@@ -7981,7 +8597,7 @@
                 <w:kern w:val="0"/>
                 <w:sz w:val="14"/>
                 <w:szCs w:val="14"/>
-                <w:lang w:val="en-IL" w:eastAsia="en-IL"/>
+                <w:lang w:eastAsia="en-IL"/>
                 <w14:ligatures w14:val="none"/>
               </w:rPr>
               <w:t>Residuals:</w:t>
@@ -8010,7 +8626,7 @@
                 <w:kern w:val="0"/>
                 <w:sz w:val="14"/>
                 <w:szCs w:val="14"/>
-                <w:lang w:val="en-IL" w:eastAsia="en-IL"/>
+                <w:lang w:eastAsia="en-IL"/>
                 <w14:ligatures w14:val="none"/>
               </w:rPr>
             </w:pPr>
@@ -8037,7 +8653,7 @@
                 <w:kern w:val="0"/>
                 <w:sz w:val="20"/>
                 <w:szCs w:val="20"/>
-                <w:lang w:val="en-IL" w:eastAsia="en-IL"/>
+                <w:lang w:eastAsia="en-IL"/>
                 <w14:ligatures w14:val="none"/>
               </w:rPr>
             </w:pPr>
@@ -8064,7 +8680,7 @@
                 <w:kern w:val="0"/>
                 <w:sz w:val="20"/>
                 <w:szCs w:val="20"/>
-                <w:lang w:val="en-IL" w:eastAsia="en-IL"/>
+                <w:lang w:eastAsia="en-IL"/>
                 <w14:ligatures w14:val="none"/>
               </w:rPr>
             </w:pPr>
@@ -8091,7 +8707,7 @@
                 <w:kern w:val="0"/>
                 <w:sz w:val="20"/>
                 <w:szCs w:val="20"/>
-                <w:lang w:val="en-IL" w:eastAsia="en-IL"/>
+                <w:lang w:eastAsia="en-IL"/>
                 <w14:ligatures w14:val="none"/>
               </w:rPr>
             </w:pPr>
@@ -8118,7 +8734,7 @@
                 <w:kern w:val="0"/>
                 <w:sz w:val="20"/>
                 <w:szCs w:val="20"/>
-                <w:lang w:val="en-IL" w:eastAsia="en-IL"/>
+                <w:lang w:eastAsia="en-IL"/>
                 <w14:ligatures w14:val="none"/>
               </w:rPr>
             </w:pPr>
@@ -8152,7 +8768,7 @@
                 <w:kern w:val="0"/>
                 <w:sz w:val="14"/>
                 <w:szCs w:val="14"/>
-                <w:lang w:val="en-IL" w:eastAsia="en-IL"/>
+                <w:lang w:eastAsia="en-IL"/>
                 <w14:ligatures w14:val="none"/>
               </w:rPr>
             </w:pPr>
@@ -8163,7 +8779,7 @@
                 <w:kern w:val="0"/>
                 <w:sz w:val="14"/>
                 <w:szCs w:val="14"/>
-                <w:lang w:val="en-IL" w:eastAsia="en-IL"/>
+                <w:lang w:eastAsia="en-IL"/>
                 <w14:ligatures w14:val="none"/>
               </w:rPr>
               <w:t xml:space="preserve">      Min        1Q    Median        3Q       Max </w:t>
@@ -8192,7 +8808,7 @@
                 <w:kern w:val="0"/>
                 <w:sz w:val="14"/>
                 <w:szCs w:val="14"/>
-                <w:lang w:val="en-IL" w:eastAsia="en-IL"/>
+                <w:lang w:eastAsia="en-IL"/>
                 <w14:ligatures w14:val="none"/>
               </w:rPr>
             </w:pPr>
@@ -8226,7 +8842,7 @@
                 <w:kern w:val="0"/>
                 <w:sz w:val="14"/>
                 <w:szCs w:val="14"/>
-                <w:lang w:val="en-IL" w:eastAsia="en-IL"/>
+                <w:lang w:eastAsia="en-IL"/>
                 <w14:ligatures w14:val="none"/>
               </w:rPr>
             </w:pPr>
@@ -8237,7 +8853,7 @@
                 <w:kern w:val="0"/>
                 <w:sz w:val="14"/>
                 <w:szCs w:val="14"/>
-                <w:lang w:val="en-IL" w:eastAsia="en-IL"/>
+                <w:lang w:eastAsia="en-IL"/>
                 <w14:ligatures w14:val="none"/>
               </w:rPr>
               <w:t xml:space="preserve">-0.165530 -0.031493  0.004162  0.043171  0.099709 </w:t>
@@ -8266,7 +8882,7 @@
                 <w:kern w:val="0"/>
                 <w:sz w:val="14"/>
                 <w:szCs w:val="14"/>
-                <w:lang w:val="en-IL" w:eastAsia="en-IL"/>
+                <w:lang w:eastAsia="en-IL"/>
                 <w14:ligatures w14:val="none"/>
               </w:rPr>
             </w:pPr>
@@ -8298,7 +8914,7 @@
                 <w:kern w:val="0"/>
                 <w:sz w:val="20"/>
                 <w:szCs w:val="20"/>
-                <w:lang w:val="en-IL" w:eastAsia="en-IL"/>
+                <w:lang w:eastAsia="en-IL"/>
                 <w14:ligatures w14:val="none"/>
               </w:rPr>
             </w:pPr>
@@ -8325,7 +8941,7 @@
                 <w:kern w:val="0"/>
                 <w:sz w:val="20"/>
                 <w:szCs w:val="20"/>
-                <w:lang w:val="en-IL" w:eastAsia="en-IL"/>
+                <w:lang w:eastAsia="en-IL"/>
                 <w14:ligatures w14:val="none"/>
               </w:rPr>
             </w:pPr>
@@ -8352,7 +8968,7 @@
                 <w:kern w:val="0"/>
                 <w:sz w:val="20"/>
                 <w:szCs w:val="20"/>
-                <w:lang w:val="en-IL" w:eastAsia="en-IL"/>
+                <w:lang w:eastAsia="en-IL"/>
                 <w14:ligatures w14:val="none"/>
               </w:rPr>
             </w:pPr>
@@ -8379,7 +8995,7 @@
                 <w:kern w:val="0"/>
                 <w:sz w:val="20"/>
                 <w:szCs w:val="20"/>
-                <w:lang w:val="en-IL" w:eastAsia="en-IL"/>
+                <w:lang w:eastAsia="en-IL"/>
                 <w14:ligatures w14:val="none"/>
               </w:rPr>
             </w:pPr>
@@ -8406,7 +9022,7 @@
                 <w:kern w:val="0"/>
                 <w:sz w:val="20"/>
                 <w:szCs w:val="20"/>
-                <w:lang w:val="en-IL" w:eastAsia="en-IL"/>
+                <w:lang w:eastAsia="en-IL"/>
                 <w14:ligatures w14:val="none"/>
               </w:rPr>
             </w:pPr>
@@ -8433,7 +9049,7 @@
                 <w:kern w:val="0"/>
                 <w:sz w:val="20"/>
                 <w:szCs w:val="20"/>
-                <w:lang w:val="en-IL" w:eastAsia="en-IL"/>
+                <w:lang w:eastAsia="en-IL"/>
                 <w14:ligatures w14:val="none"/>
               </w:rPr>
             </w:pPr>
@@ -8467,7 +9083,7 @@
                 <w:kern w:val="0"/>
                 <w:sz w:val="14"/>
                 <w:szCs w:val="14"/>
-                <w:lang w:val="en-IL" w:eastAsia="en-IL"/>
+                <w:lang w:eastAsia="en-IL"/>
                 <w14:ligatures w14:val="none"/>
               </w:rPr>
             </w:pPr>
@@ -8478,7 +9094,7 @@
                 <w:kern w:val="0"/>
                 <w:sz w:val="14"/>
                 <w:szCs w:val="14"/>
-                <w:lang w:val="en-IL" w:eastAsia="en-IL"/>
+                <w:lang w:eastAsia="en-IL"/>
                 <w14:ligatures w14:val="none"/>
               </w:rPr>
               <w:t>Coefficients:</w:t>
@@ -8507,7 +9123,7 @@
                 <w:kern w:val="0"/>
                 <w:sz w:val="14"/>
                 <w:szCs w:val="14"/>
-                <w:lang w:val="en-IL" w:eastAsia="en-IL"/>
+                <w:lang w:eastAsia="en-IL"/>
                 <w14:ligatures w14:val="none"/>
               </w:rPr>
             </w:pPr>
@@ -8534,7 +9150,7 @@
                 <w:kern w:val="0"/>
                 <w:sz w:val="20"/>
                 <w:szCs w:val="20"/>
-                <w:lang w:val="en-IL" w:eastAsia="en-IL"/>
+                <w:lang w:eastAsia="en-IL"/>
                 <w14:ligatures w14:val="none"/>
               </w:rPr>
             </w:pPr>
@@ -8561,7 +9177,7 @@
                 <w:kern w:val="0"/>
                 <w:sz w:val="20"/>
                 <w:szCs w:val="20"/>
-                <w:lang w:val="en-IL" w:eastAsia="en-IL"/>
+                <w:lang w:eastAsia="en-IL"/>
                 <w14:ligatures w14:val="none"/>
               </w:rPr>
             </w:pPr>
@@ -8588,7 +9204,7 @@
                 <w:kern w:val="0"/>
                 <w:sz w:val="20"/>
                 <w:szCs w:val="20"/>
-                <w:lang w:val="en-IL" w:eastAsia="en-IL"/>
+                <w:lang w:eastAsia="en-IL"/>
                 <w14:ligatures w14:val="none"/>
               </w:rPr>
             </w:pPr>
@@ -8622,7 +9238,7 @@
                 <w:kern w:val="0"/>
                 <w:sz w:val="14"/>
                 <w:szCs w:val="14"/>
-                <w:lang w:val="en-IL" w:eastAsia="en-IL"/>
+                <w:lang w:eastAsia="en-IL"/>
                 <w14:ligatures w14:val="none"/>
               </w:rPr>
             </w:pPr>
@@ -8633,7 +9249,7 @@
                 <w:kern w:val="0"/>
                 <w:sz w:val="14"/>
                 <w:szCs w:val="14"/>
-                <w:lang w:val="en-IL" w:eastAsia="en-IL"/>
+                <w:lang w:eastAsia="en-IL"/>
                 <w14:ligatures w14:val="none"/>
               </w:rPr>
               <w:lastRenderedPageBreak/>
@@ -8669,7 +9285,7 @@
                 <w:kern w:val="0"/>
                 <w:sz w:val="14"/>
                 <w:szCs w:val="14"/>
-                <w:lang w:val="en-IL" w:eastAsia="en-IL"/>
+                <w:lang w:eastAsia="en-IL"/>
                 <w14:ligatures w14:val="none"/>
               </w:rPr>
             </w:pPr>
@@ -8680,7 +9296,7 @@
                 <w:kern w:val="0"/>
                 <w:sz w:val="14"/>
                 <w:szCs w:val="14"/>
-                <w:lang w:val="en-IL" w:eastAsia="en-IL"/>
+                <w:lang w:eastAsia="en-IL"/>
                 <w14:ligatures w14:val="none"/>
               </w:rPr>
               <w:t xml:space="preserve">(Intercept)               6.214e-02  3.151e-01   0.197   0.8447  </w:t>
@@ -8715,7 +9331,7 @@
                 <w:kern w:val="0"/>
                 <w:sz w:val="14"/>
                 <w:szCs w:val="14"/>
-                <w:lang w:val="en-IL" w:eastAsia="en-IL"/>
+                <w:lang w:eastAsia="en-IL"/>
                 <w14:ligatures w14:val="none"/>
               </w:rPr>
             </w:pPr>
@@ -8726,7 +9342,7 @@
                 <w:kern w:val="0"/>
                 <w:sz w:val="14"/>
                 <w:szCs w:val="14"/>
-                <w:lang w:val="en-IL" w:eastAsia="en-IL"/>
+                <w:lang w:eastAsia="en-IL"/>
                 <w14:ligatures w14:val="none"/>
               </w:rPr>
               <w:t xml:space="preserve">distance_km               7.295e-05  1.035e-04   0.705   0.4852  </w:t>
@@ -8761,7 +9377,7 @@
                 <w:kern w:val="0"/>
                 <w:sz w:val="14"/>
                 <w:szCs w:val="14"/>
-                <w:lang w:val="en-IL" w:eastAsia="en-IL"/>
+                <w:lang w:eastAsia="en-IL"/>
                 <w14:ligatures w14:val="none"/>
               </w:rPr>
             </w:pPr>
@@ -8772,7 +9388,7 @@
                 <w:kern w:val="0"/>
                 <w:sz w:val="14"/>
                 <w:szCs w:val="14"/>
-                <w:lang w:val="en-IL" w:eastAsia="en-IL"/>
+                <w:lang w:eastAsia="en-IL"/>
                 <w14:ligatures w14:val="none"/>
               </w:rPr>
               <w:t>avg_sorensen_plants       1.538e+00  6.859e-01   2.242   0.0309 *</w:t>
@@ -8807,7 +9423,7 @@
                 <w:kern w:val="0"/>
                 <w:sz w:val="14"/>
                 <w:szCs w:val="14"/>
-                <w:lang w:val="en-IL" w:eastAsia="en-IL"/>
+                <w:lang w:eastAsia="en-IL"/>
                 <w14:ligatures w14:val="none"/>
               </w:rPr>
             </w:pPr>
@@ -8818,7 +9434,7 @@
                 <w:kern w:val="0"/>
                 <w:sz w:val="14"/>
                 <w:szCs w:val="14"/>
-                <w:lang w:val="en-IL" w:eastAsia="en-IL"/>
+                <w:lang w:eastAsia="en-IL"/>
                 <w14:ligatures w14:val="none"/>
               </w:rPr>
               <w:t xml:space="preserve">avg_sorensen_pollinators -1.077e-01  2.753e-01  -0.391   0.6978  </w:t>
@@ -8853,7 +9469,7 @@
                 <w:kern w:val="0"/>
                 <w:sz w:val="14"/>
                 <w:szCs w:val="14"/>
-                <w:lang w:val="en-IL" w:eastAsia="en-IL"/>
+                <w:lang w:eastAsia="en-IL"/>
                 <w14:ligatures w14:val="none"/>
               </w:rPr>
             </w:pPr>
@@ -8864,7 +9480,7 @@
                 <w:kern w:val="0"/>
                 <w:sz w:val="14"/>
                 <w:szCs w:val="14"/>
-                <w:lang w:val="en-IL" w:eastAsia="en-IL"/>
+                <w:lang w:eastAsia="en-IL"/>
                 <w14:ligatures w14:val="none"/>
               </w:rPr>
               <w:t xml:space="preserve">jaccard_pollinators       3.902e-01  2.514e-01   1.552   0.1289  </w:t>
@@ -8899,7 +9515,7 @@
                 <w:kern w:val="0"/>
                 <w:sz w:val="14"/>
                 <w:szCs w:val="14"/>
-                <w:lang w:val="en-IL" w:eastAsia="en-IL"/>
+                <w:lang w:eastAsia="en-IL"/>
                 <w14:ligatures w14:val="none"/>
               </w:rPr>
             </w:pPr>
@@ -8910,7 +9526,7 @@
                 <w:kern w:val="0"/>
                 <w:sz w:val="14"/>
                 <w:szCs w:val="14"/>
-                <w:lang w:val="en-IL" w:eastAsia="en-IL"/>
+                <w:lang w:eastAsia="en-IL"/>
                 <w14:ligatures w14:val="none"/>
               </w:rPr>
               <w:t xml:space="preserve">jaccard_plants            1.449e-01  1.149e-01   1.261   0.2148  </w:t>
@@ -8945,7 +9561,7 @@
                 <w:kern w:val="0"/>
                 <w:sz w:val="14"/>
                 <w:szCs w:val="14"/>
-                <w:lang w:val="en-IL" w:eastAsia="en-IL"/>
+                <w:lang w:eastAsia="en-IL"/>
                 <w14:ligatures w14:val="none"/>
               </w:rPr>
             </w:pPr>
@@ -8956,7 +9572,7 @@
                 <w:kern w:val="0"/>
                 <w:sz w:val="14"/>
                 <w:szCs w:val="14"/>
-                <w:lang w:val="en-IL" w:eastAsia="en-IL"/>
+                <w:lang w:eastAsia="en-IL"/>
                 <w14:ligatures w14:val="none"/>
               </w:rPr>
               <w:t>jaccard_edges            -4.416e-01  2.528e-01  -1.747   0.0888 .</w:t>
@@ -8991,7 +9607,7 @@
                 <w:kern w:val="0"/>
                 <w:sz w:val="14"/>
                 <w:szCs w:val="14"/>
-                <w:lang w:val="en-IL" w:eastAsia="en-IL"/>
+                <w:lang w:eastAsia="en-IL"/>
                 <w14:ligatures w14:val="none"/>
               </w:rPr>
             </w:pPr>
@@ -9002,7 +9618,7 @@
                 <w:kern w:val="0"/>
                 <w:sz w:val="14"/>
                 <w:szCs w:val="14"/>
-                <w:lang w:val="en-IL" w:eastAsia="en-IL"/>
+                <w:lang w:eastAsia="en-IL"/>
                 <w14:ligatures w14:val="none"/>
               </w:rPr>
               <w:t>size_P                    3.088e-04  1.220e-04   2.531   0.0156 *</w:t>
@@ -9037,7 +9653,7 @@
                 <w:kern w:val="0"/>
                 <w:sz w:val="14"/>
                 <w:szCs w:val="14"/>
-                <w:lang w:val="en-IL" w:eastAsia="en-IL"/>
+                <w:lang w:eastAsia="en-IL"/>
                 <w14:ligatures w14:val="none"/>
               </w:rPr>
             </w:pPr>
@@ -9048,7 +9664,7 @@
                 <w:kern w:val="0"/>
                 <w:sz w:val="14"/>
                 <w:szCs w:val="14"/>
-                <w:lang w:val="en-IL" w:eastAsia="en-IL"/>
+                <w:lang w:eastAsia="en-IL"/>
                 <w14:ligatures w14:val="none"/>
               </w:rPr>
               <w:t>density_P                 2.466e+00  9.437e-01   2.613   0.0128 *</w:t>
@@ -9083,7 +9699,7 @@
                 <w:kern w:val="0"/>
                 <w:sz w:val="14"/>
                 <w:szCs w:val="14"/>
-                <w:lang w:val="en-IL" w:eastAsia="en-IL"/>
+                <w:lang w:eastAsia="en-IL"/>
                 <w14:ligatures w14:val="none"/>
               </w:rPr>
             </w:pPr>
@@ -9094,7 +9710,7 @@
                 <w:kern w:val="0"/>
                 <w:sz w:val="14"/>
                 <w:szCs w:val="14"/>
-                <w:lang w:val="en-IL" w:eastAsia="en-IL"/>
+                <w:lang w:eastAsia="en-IL"/>
                 <w14:ligatures w14:val="none"/>
               </w:rPr>
               <w:t>size_C                   -1.339e-04  7.886e-05  -1.697   0.0978 .</w:t>
@@ -9129,7 +9745,7 @@
                 <w:kern w:val="0"/>
                 <w:sz w:val="14"/>
                 <w:szCs w:val="14"/>
-                <w:lang w:val="en-IL" w:eastAsia="en-IL"/>
+                <w:lang w:eastAsia="en-IL"/>
                 <w14:ligatures w14:val="none"/>
               </w:rPr>
             </w:pPr>
@@ -9140,7 +9756,7 @@
                 <w:kern w:val="0"/>
                 <w:sz w:val="14"/>
                 <w:szCs w:val="14"/>
-                <w:lang w:val="en-IL" w:eastAsia="en-IL"/>
+                <w:lang w:eastAsia="en-IL"/>
                 <w14:ligatures w14:val="none"/>
               </w:rPr>
               <w:t>density_C                -2.266e+00  9.115e-01  -2.486   0.0174 *</w:t>
@@ -9174,7 +9790,7 @@
                 <w:kern w:val="0"/>
                 <w:sz w:val="14"/>
                 <w:szCs w:val="14"/>
-                <w:lang w:val="en-IL" w:eastAsia="en-IL"/>
+                <w:lang w:eastAsia="en-IL"/>
                 <w14:ligatures w14:val="none"/>
               </w:rPr>
             </w:pPr>
@@ -9185,7 +9801,7 @@
                 <w:kern w:val="0"/>
                 <w:sz w:val="14"/>
                 <w:szCs w:val="14"/>
-                <w:lang w:val="en-IL" w:eastAsia="en-IL"/>
+                <w:lang w:eastAsia="en-IL"/>
                 <w14:ligatures w14:val="none"/>
               </w:rPr>
               <w:t>---</w:t>
@@ -9214,7 +9830,7 @@
                 <w:kern w:val="0"/>
                 <w:sz w:val="14"/>
                 <w:szCs w:val="14"/>
-                <w:lang w:val="en-IL" w:eastAsia="en-IL"/>
+                <w:lang w:eastAsia="en-IL"/>
                 <w14:ligatures w14:val="none"/>
               </w:rPr>
             </w:pPr>
@@ -9241,7 +9857,7 @@
                 <w:kern w:val="0"/>
                 <w:sz w:val="20"/>
                 <w:szCs w:val="20"/>
-                <w:lang w:val="en-IL" w:eastAsia="en-IL"/>
+                <w:lang w:eastAsia="en-IL"/>
                 <w14:ligatures w14:val="none"/>
               </w:rPr>
             </w:pPr>
@@ -9268,7 +9884,7 @@
                 <w:kern w:val="0"/>
                 <w:sz w:val="20"/>
                 <w:szCs w:val="20"/>
-                <w:lang w:val="en-IL" w:eastAsia="en-IL"/>
+                <w:lang w:eastAsia="en-IL"/>
                 <w14:ligatures w14:val="none"/>
               </w:rPr>
             </w:pPr>
@@ -9295,7 +9911,7 @@
                 <w:kern w:val="0"/>
                 <w:sz w:val="20"/>
                 <w:szCs w:val="20"/>
-                <w:lang w:val="en-IL" w:eastAsia="en-IL"/>
+                <w:lang w:eastAsia="en-IL"/>
                 <w14:ligatures w14:val="none"/>
               </w:rPr>
             </w:pPr>
@@ -9322,7 +9938,7 @@
                 <w:kern w:val="0"/>
                 <w:sz w:val="20"/>
                 <w:szCs w:val="20"/>
-                <w:lang w:val="en-IL" w:eastAsia="en-IL"/>
+                <w:lang w:eastAsia="en-IL"/>
                 <w14:ligatures w14:val="none"/>
               </w:rPr>
             </w:pPr>
@@ -9356,7 +9972,7 @@
                 <w:kern w:val="0"/>
                 <w:sz w:val="14"/>
                 <w:szCs w:val="14"/>
-                <w:lang w:val="en-IL" w:eastAsia="en-IL"/>
+                <w:lang w:eastAsia="en-IL"/>
                 <w14:ligatures w14:val="none"/>
               </w:rPr>
             </w:pPr>
@@ -9367,7 +9983,7 @@
                 <w:kern w:val="0"/>
                 <w:sz w:val="14"/>
                 <w:szCs w:val="14"/>
-                <w:lang w:val="en-IL" w:eastAsia="en-IL"/>
+                <w:lang w:eastAsia="en-IL"/>
                 <w14:ligatures w14:val="none"/>
               </w:rPr>
               <w:t>Signif. codes:  0 ‘***’ 0.001 ‘**’ 0.01 ‘*’ 0.05 ‘.’ 0.1 ‘ ’ 1</w:t>
@@ -9401,7 +10017,7 @@
                 <w:kern w:val="0"/>
                 <w:sz w:val="14"/>
                 <w:szCs w:val="14"/>
-                <w:lang w:val="en-IL" w:eastAsia="en-IL"/>
+                <w:lang w:eastAsia="en-IL"/>
                 <w14:ligatures w14:val="none"/>
               </w:rPr>
             </w:pPr>
@@ -9428,7 +10044,7 @@
                 <w:kern w:val="0"/>
                 <w:sz w:val="20"/>
                 <w:szCs w:val="20"/>
-                <w:lang w:val="en-IL" w:eastAsia="en-IL"/>
+                <w:lang w:eastAsia="en-IL"/>
                 <w14:ligatures w14:val="none"/>
               </w:rPr>
             </w:pPr>
@@ -9455,7 +10071,7 @@
                 <w:kern w:val="0"/>
                 <w:sz w:val="20"/>
                 <w:szCs w:val="20"/>
-                <w:lang w:val="en-IL" w:eastAsia="en-IL"/>
+                <w:lang w:eastAsia="en-IL"/>
                 <w14:ligatures w14:val="none"/>
               </w:rPr>
             </w:pPr>
@@ -9482,7 +10098,7 @@
                 <w:kern w:val="0"/>
                 <w:sz w:val="20"/>
                 <w:szCs w:val="20"/>
-                <w:lang w:val="en-IL" w:eastAsia="en-IL"/>
+                <w:lang w:eastAsia="en-IL"/>
                 <w14:ligatures w14:val="none"/>
               </w:rPr>
             </w:pPr>
@@ -9509,7 +10125,7 @@
                 <w:kern w:val="0"/>
                 <w:sz w:val="20"/>
                 <w:szCs w:val="20"/>
-                <w:lang w:val="en-IL" w:eastAsia="en-IL"/>
+                <w:lang w:eastAsia="en-IL"/>
                 <w14:ligatures w14:val="none"/>
               </w:rPr>
             </w:pPr>
@@ -9536,7 +10152,7 @@
                 <w:kern w:val="0"/>
                 <w:sz w:val="20"/>
                 <w:szCs w:val="20"/>
-                <w:lang w:val="en-IL" w:eastAsia="en-IL"/>
+                <w:lang w:eastAsia="en-IL"/>
                 <w14:ligatures w14:val="none"/>
               </w:rPr>
             </w:pPr>
@@ -9570,7 +10186,7 @@
                 <w:kern w:val="0"/>
                 <w:sz w:val="14"/>
                 <w:szCs w:val="14"/>
-                <w:lang w:val="en-IL" w:eastAsia="en-IL"/>
+                <w:lang w:eastAsia="en-IL"/>
                 <w14:ligatures w14:val="none"/>
               </w:rPr>
             </w:pPr>
@@ -9581,7 +10197,7 @@
                 <w:kern w:val="0"/>
                 <w:sz w:val="14"/>
                 <w:szCs w:val="14"/>
-                <w:lang w:val="en-IL" w:eastAsia="en-IL"/>
+                <w:lang w:eastAsia="en-IL"/>
                 <w14:ligatures w14:val="none"/>
               </w:rPr>
               <w:t>Residual standard error: 0.06826 on 38 degrees of freedom</w:t>
@@ -9610,7 +10226,7 @@
                 <w:kern w:val="0"/>
                 <w:sz w:val="14"/>
                 <w:szCs w:val="14"/>
-                <w:lang w:val="en-IL" w:eastAsia="en-IL"/>
+                <w:lang w:eastAsia="en-IL"/>
                 <w14:ligatures w14:val="none"/>
               </w:rPr>
             </w:pPr>
@@ -9644,7 +10260,7 @@
                 <w:kern w:val="0"/>
                 <w:sz w:val="14"/>
                 <w:szCs w:val="14"/>
-                <w:lang w:val="en-IL" w:eastAsia="en-IL"/>
+                <w:lang w:eastAsia="en-IL"/>
                 <w14:ligatures w14:val="none"/>
               </w:rPr>
             </w:pPr>
@@ -9655,7 +10271,7 @@
                 <w:kern w:val="0"/>
                 <w:sz w:val="14"/>
                 <w:szCs w:val="14"/>
-                <w:lang w:val="en-IL" w:eastAsia="en-IL"/>
+                <w:lang w:eastAsia="en-IL"/>
                 <w14:ligatures w14:val="none"/>
               </w:rPr>
               <w:t xml:space="preserve">Multiple R-squared:  0.3816,    Adjusted R-squared:  0.2189 </w:t>
@@ -9690,7 +10306,7 @@
                 <w:kern w:val="0"/>
                 <w:sz w:val="14"/>
                 <w:szCs w:val="14"/>
-                <w:lang w:val="en-IL" w:eastAsia="en-IL"/>
+                <w:lang w:eastAsia="en-IL"/>
                 <w14:ligatures w14:val="none"/>
               </w:rPr>
             </w:pPr>
@@ -9701,7 +10317,7 @@
                 <w:kern w:val="0"/>
                 <w:sz w:val="14"/>
                 <w:szCs w:val="14"/>
-                <w:lang w:val="en-IL" w:eastAsia="en-IL"/>
+                <w:lang w:eastAsia="en-IL"/>
                 <w14:ligatures w14:val="none"/>
               </w:rPr>
               <w:t>F-statistic: 2.345 on 10 and 38 DF,  p-value: 0.02864</w:t>
@@ -9730,7 +10346,7 @@
                 <w:kern w:val="0"/>
                 <w:sz w:val="14"/>
                 <w:szCs w:val="14"/>
-                <w:lang w:val="en-IL" w:eastAsia="en-IL"/>
+                <w:lang w:eastAsia="en-IL"/>
                 <w14:ligatures w14:val="none"/>
               </w:rPr>
             </w:pPr>
@@ -9743,23 +10359,87 @@
         <w:rPr>
           <w:rFonts w:ascii="David" w:hAnsi="David" w:cs="David"/>
           <w:color w:val="000000" w:themeColor="text1"/>
-          <w:lang w:val="en-IL"/>
-        </w:rPr>
-      </w:pPr>
-    </w:p>
-    <w:p>
-      <w:pPr>
-        <w:rPr>
-          <w:rFonts w:ascii="David" w:hAnsi="David" w:cs="David"/>
-          <w:color w:val="000000" w:themeColor="text1"/>
-          <w:lang w:val="en-IL"/>
-        </w:rPr>
-      </w:pPr>
-      <w:r>
-        <w:rPr>
-          <w:rFonts w:ascii="David" w:hAnsi="David" w:cs="David"/>
-          <w:color w:val="000000" w:themeColor="text1"/>
-          <w:lang w:val="en-IL"/>
+          <w:rtl/>
+        </w:rPr>
+      </w:pPr>
+    </w:p>
+    <w:p>
+      <w:pPr>
+        <w:bidi/>
+        <w:rPr>
+          <w:rFonts w:ascii="David" w:hAnsi="David" w:cs="David" w:hint="cs"/>
+          <w:b/>
+          <w:bCs/>
+          <w:color w:val="7030A0"/>
+          <w:rtl/>
+          <w:lang w:val="en-US"/>
+        </w:rPr>
+      </w:pPr>
+      <w:r>
+        <w:rPr>
+          <w:rFonts w:ascii="David" w:hAnsi="David" w:cs="David" w:hint="cs"/>
+          <w:b/>
+          <w:bCs/>
+          <w:color w:val="7030A0"/>
+          <w:rtl/>
+        </w:rPr>
+        <w:t xml:space="preserve">לא נכון להשתמש פה ברגרסיה לינארית כי יש חיזוי מאי 1 ל-2 ו-1 ל-3 </w:t>
+      </w:r>
+      <w:proofErr w:type="spellStart"/>
+      <w:r>
+        <w:rPr>
+          <w:rFonts w:ascii="David" w:hAnsi="David" w:cs="David" w:hint="cs"/>
+          <w:b/>
+          <w:bCs/>
+          <w:color w:val="7030A0"/>
+          <w:rtl/>
+        </w:rPr>
+        <w:t>וכו</w:t>
+      </w:r>
+      <w:proofErr w:type="spellEnd"/>
+      <w:r>
+        <w:rPr>
+          <w:rFonts w:ascii="David" w:hAnsi="David" w:cs="David" w:hint="cs"/>
+          <w:b/>
+          <w:bCs/>
+          <w:color w:val="7030A0"/>
+          <w:rtl/>
+        </w:rPr>
+        <w:t>׳, לכן עדיף להשתמש במה שיצא מה-</w:t>
+      </w:r>
+      <w:r>
+        <w:rPr>
+          <w:rFonts w:ascii="David" w:hAnsi="David" w:cs="David"/>
+          <w:b/>
+          <w:bCs/>
+          <w:color w:val="7030A0"/>
+          <w:lang w:val="en-US"/>
+        </w:rPr>
+        <w:t>rf</w:t>
+      </w:r>
+      <w:r>
+        <w:rPr>
+          <w:rFonts w:ascii="David" w:hAnsi="David" w:cs="David" w:hint="cs"/>
+          <w:b/>
+          <w:bCs/>
+          <w:color w:val="7030A0"/>
+          <w:rtl/>
+          <w:lang w:val="en-US"/>
+        </w:rPr>
+        <w:t>.</w:t>
+      </w:r>
+    </w:p>
+    <w:p>
+      <w:pPr>
+        <w:rPr>
+          <w:rFonts w:ascii="David" w:hAnsi="David" w:cs="David"/>
+          <w:color w:val="000000" w:themeColor="text1"/>
+        </w:rPr>
+      </w:pPr>
+      <w:r>
+        <w:rPr>
+          <w:rFonts w:ascii="David" w:hAnsi="David" w:cs="David"/>
+          <w:color w:val="000000" w:themeColor="text1"/>
         </w:rPr>
         <w:t>Random forest importance:</w:t>
       </w:r>
@@ -9798,7 +10478,6 @@
         <w:rPr>
           <w:rFonts w:ascii="David" w:hAnsi="David" w:cs="David"/>
           <w:color w:val="000000" w:themeColor="text1"/>
-          <w:lang w:val="en-IL"/>
         </w:rPr>
       </w:pPr>
       <w:r>
@@ -9806,7 +10485,6 @@
           <w:rFonts w:ascii="David" w:hAnsi="David" w:cs="David"/>
           <w:noProof/>
           <w:color w:val="000000" w:themeColor="text1"/>
-          <w:lang w:val="en-IL"/>
         </w:rPr>
         <w:drawing>
           <wp:inline distT="0" distB="0" distL="0" distR="0" wp14:anchorId="532377A6" wp14:editId="4630873B">
@@ -9863,14 +10541,12 @@
         <w:rPr>
           <w:rFonts w:ascii="David" w:hAnsi="David" w:cs="David"/>
           <w:color w:val="000000" w:themeColor="text1"/>
-          <w:lang w:val="en-IL"/>
-        </w:rPr>
-      </w:pPr>
-      <w:r>
-        <w:rPr>
-          <w:rFonts w:ascii="David" w:hAnsi="David" w:cs="David"/>
-          <w:color w:val="000000" w:themeColor="text1"/>
-          <w:lang w:val="en-IL"/>
+        </w:rPr>
+      </w:pPr>
+      <w:r>
+        <w:rPr>
+          <w:rFonts w:ascii="David" w:hAnsi="David" w:cs="David"/>
+          <w:color w:val="000000" w:themeColor="text1"/>
         </w:rPr>
         <w:t>Pca:</w:t>
       </w:r>
@@ -9880,7 +10556,6 @@
         <w:rPr>
           <w:rFonts w:ascii="David" w:hAnsi="David" w:cs="David"/>
           <w:color w:val="000000" w:themeColor="text1"/>
-          <w:lang w:val="en-IL"/>
         </w:rPr>
       </w:pPr>
       <w:r>
@@ -9888,11 +10563,10 @@
           <w:rFonts w:ascii="David" w:hAnsi="David" w:cs="David"/>
           <w:noProof/>
           <w:color w:val="000000" w:themeColor="text1"/>
-          <w:lang w:val="en-IL"/>
         </w:rPr>
         <w:lastRenderedPageBreak/>
         <w:drawing>
-          <wp:inline distT="0" distB="0" distL="0" distR="0" wp14:anchorId="05472C01" wp14:editId="743ABBEE">
+          <wp:inline distT="0" distB="0" distL="0" distR="0" wp14:anchorId="05472C01" wp14:editId="6CAACA06">
             <wp:extent cx="4543865" cy="3841411"/>
             <wp:effectExtent l="0" t="0" r="9525" b="6985"/>
             <wp:docPr id="299472941" name="Picture 4"/>
@@ -9940,7 +10614,6 @@
           <w:rFonts w:ascii="David" w:hAnsi="David" w:cs="David"/>
           <w:color w:val="000000" w:themeColor="text1"/>
           <w:rtl/>
-          <w:lang w:val="en-IL"/>
         </w:rPr>
       </w:pPr>
     </w:p>
@@ -9967,29 +10640,266 @@
         </w:rPr>
         <w:t>הכללת מידע שונה אך בעל דפוסים עקביים במרחב משפר את היכולת לחזות</w:t>
       </w:r>
-    </w:p>
-    <w:p>
-      <w:pPr>
-        <w:bidi/>
-        <w:rPr>
-          <w:rFonts w:ascii="David" w:hAnsi="David" w:cs="David"/>
+      <w:r>
+        <w:rPr>
+          <w:rFonts w:ascii="David" w:hAnsi="David" w:cs="David" w:hint="cs"/>
           <w:b/>
           <w:bCs/>
           <w:color w:val="7030A0"/>
           <w:rtl/>
           <w:lang w:val="en-US"/>
         </w:rPr>
-      </w:pPr>
-      <w:r>
-        <w:rPr>
-          <w:rFonts w:ascii="David" w:hAnsi="David" w:cs="David" w:hint="cs"/>
+        <w:t xml:space="preserve"> אבל רק מעט</w:t>
+      </w:r>
+    </w:p>
+    <w:p>
+      <w:pPr>
+        <w:bidi/>
+        <w:rPr>
+          <w:rFonts w:ascii="David" w:hAnsi="David" w:cs="David"/>
           <w:b/>
           <w:bCs/>
           <w:color w:val="7030A0"/>
           <w:rtl/>
           <w:lang w:val="en-US"/>
         </w:rPr>
-        <w:t>אגרגציה משפרת את התחזיות</w:t>
+      </w:pPr>
+      <w:proofErr w:type="spellStart"/>
+      <w:r>
+        <w:rPr>
+          <w:rFonts w:ascii="David" w:hAnsi="David" w:cs="David" w:hint="cs"/>
+          <w:b/>
+          <w:bCs/>
+          <w:color w:val="7030A0"/>
+          <w:rtl/>
+          <w:lang w:val="en-US"/>
+        </w:rPr>
+        <w:t>אגרגציה</w:t>
+      </w:r>
+      <w:proofErr w:type="spellEnd"/>
+      <w:r>
+        <w:rPr>
+          <w:rFonts w:ascii="David" w:hAnsi="David" w:cs="David" w:hint="cs"/>
+          <w:b/>
+          <w:bCs/>
+          <w:color w:val="7030A0"/>
+          <w:rtl/>
+          <w:lang w:val="en-US"/>
+        </w:rPr>
+        <w:t xml:space="preserve"> משפרת את התחזיות</w:t>
+      </w:r>
+      <w:r>
+        <w:rPr>
+          <w:rFonts w:ascii="David" w:hAnsi="David" w:cs="David" w:hint="cs"/>
+          <w:b/>
+          <w:bCs/>
+          <w:color w:val="7030A0"/>
+          <w:rtl/>
+          <w:lang w:val="en-US"/>
+        </w:rPr>
+        <w:t xml:space="preserve"> אבל מעט סה״כ</w:t>
+      </w:r>
+      <w:r>
+        <w:rPr>
+          <w:rFonts w:ascii="David" w:hAnsi="David" w:cs="David" w:hint="cs"/>
+          <w:b/>
+          <w:bCs/>
+          <w:color w:val="7030A0"/>
+          <w:rtl/>
+          <w:lang w:val="en-US"/>
+        </w:rPr>
+        <w:t>.</w:t>
+      </w:r>
+    </w:p>
+    <w:p>
+      <w:pPr>
+        <w:bidi/>
+        <w:rPr>
+          <w:rFonts w:ascii="David" w:hAnsi="David" w:cs="David"/>
+          <w:b/>
+          <w:bCs/>
+          <w:color w:val="7030A0"/>
+          <w:rtl/>
+          <w:lang w:val="en-US"/>
+        </w:rPr>
+      </w:pPr>
+      <w:r>
+        <w:rPr>
+          <w:rFonts w:ascii="David" w:hAnsi="David" w:cs="David" w:hint="cs"/>
+          <w:b/>
+          <w:bCs/>
+          <w:color w:val="7030A0"/>
+          <w:rtl/>
+          <w:lang w:val="en-US"/>
+        </w:rPr>
+        <w:t>השיפור שאנחנו רואים בחיזוי הוא בעל משמעות ביולוגית, אפשר לשייך אותו למשתנים שבדקנו.</w:t>
+      </w:r>
+    </w:p>
+    <w:p>
+      <w:pPr>
+        <w:bidi/>
+        <w:rPr>
+          <w:rFonts w:ascii="David" w:hAnsi="David" w:cs="David"/>
+          <w:b/>
+          <w:bCs/>
+          <w:color w:val="7030A0"/>
+          <w:rtl/>
+          <w:lang w:val="en-US"/>
+        </w:rPr>
+      </w:pPr>
+      <w:r>
+        <w:rPr>
+          <w:rFonts w:ascii="David" w:hAnsi="David" w:cs="David" w:hint="cs"/>
+          <w:b/>
+          <w:bCs/>
+          <w:color w:val="7030A0"/>
+          <w:rtl/>
+          <w:lang w:val="en-US"/>
+        </w:rPr>
+        <w:t>אבל עדיין אי אפשר להשתמש בשונות המרחבית הזו בשביל לשפר את החיזוי באופן משמעותי.</w:t>
+      </w:r>
+    </w:p>
+    <w:p>
+      <w:pPr>
+        <w:bidi/>
+        <w:rPr>
+          <w:rFonts w:ascii="David" w:hAnsi="David" w:cs="David"/>
+          <w:b/>
+          <w:bCs/>
+          <w:color w:val="7030A0"/>
+          <w:rtl/>
+          <w:lang w:val="en-US"/>
+        </w:rPr>
+      </w:pPr>
+    </w:p>
+    <w:p>
+      <w:pPr>
+        <w:bidi/>
+        <w:rPr>
+          <w:rFonts w:ascii="David" w:hAnsi="David" w:cs="David" w:hint="cs"/>
+          <w:b/>
+          <w:bCs/>
+          <w:color w:val="7030A0"/>
+          <w:rtl/>
+          <w:lang w:val="en-US"/>
+        </w:rPr>
+      </w:pPr>
+      <w:r>
+        <w:rPr>
+          <w:rFonts w:ascii="David" w:hAnsi="David" w:cs="David"/>
+          <w:b/>
+          <w:bCs/>
+          <w:color w:val="7030A0"/>
+          <w:lang w:val="en-US"/>
+        </w:rPr>
+        <w:t>F1</w:t>
+      </w:r>
+      <w:r>
+        <w:rPr>
+          <w:rFonts w:ascii="David" w:hAnsi="David" w:cs="David" w:hint="cs"/>
+          <w:b/>
+          <w:bCs/>
+          <w:color w:val="7030A0"/>
+          <w:rtl/>
+          <w:lang w:val="en-US"/>
+        </w:rPr>
+        <w:t xml:space="preserve"> </w:t>
+      </w:r>
+      <w:r>
+        <w:rPr>
+          <w:rFonts w:ascii="David" w:hAnsi="David" w:cs="David"/>
+          <w:b/>
+          <w:bCs/>
+          <w:color w:val="7030A0"/>
+          <w:rtl/>
+          <w:lang w:val="en-US"/>
+        </w:rPr>
+        <w:t>–</w:t>
+      </w:r>
+      <w:r>
+        <w:rPr>
+          <w:rFonts w:ascii="David" w:hAnsi="David" w:cs="David" w:hint="cs"/>
+          <w:b/>
+          <w:bCs/>
+          <w:color w:val="7030A0"/>
+          <w:rtl/>
+          <w:lang w:val="en-US"/>
+        </w:rPr>
+        <w:t xml:space="preserve"> נותן מידע רק על חיזוי האחדים ולא על חיזוי האפסים. צריך להוסיף ניתוחים ל</w:t>
+      </w:r>
+      <w:r>
+        <w:rPr>
+          <w:rFonts w:ascii="David" w:hAnsi="David" w:cs="David"/>
+          <w:b/>
+          <w:bCs/>
+          <w:color w:val="7030A0"/>
+          <w:lang w:val="en-US"/>
+        </w:rPr>
+        <w:t>balanced accuracy</w:t>
+      </w:r>
+      <w:r>
+        <w:rPr>
+          <w:rFonts w:ascii="David" w:hAnsi="David" w:cs="David" w:hint="cs"/>
+          <w:b/>
+          <w:bCs/>
+          <w:color w:val="7030A0"/>
+          <w:rtl/>
+          <w:lang w:val="en-US"/>
+        </w:rPr>
+        <w:t>.</w:t>
+      </w:r>
+      <w:r>
+        <w:rPr>
+          <w:rFonts w:ascii="David" w:hAnsi="David" w:cs="David" w:hint="cs"/>
+          <w:b/>
+          <w:bCs/>
+          <w:color w:val="7030A0"/>
+          <w:rtl/>
+          <w:lang w:val="en-US"/>
+        </w:rPr>
+        <w:t xml:space="preserve"> התוצאות מבחינת ה-</w:t>
+      </w:r>
+      <w:r>
+        <w:rPr>
+          <w:rFonts w:ascii="David" w:hAnsi="David" w:cs="David"/>
+          <w:b/>
+          <w:bCs/>
+          <w:color w:val="7030A0"/>
+          <w:lang w:val="en-US"/>
+        </w:rPr>
+        <w:t>balanced accuracy</w:t>
+      </w:r>
+      <w:r>
+        <w:rPr>
+          <w:rFonts w:ascii="David" w:hAnsi="David" w:cs="David" w:hint="cs"/>
+          <w:b/>
+          <w:bCs/>
+          <w:color w:val="7030A0"/>
+          <w:rtl/>
+          <w:lang w:val="en-US"/>
+        </w:rPr>
+        <w:t xml:space="preserve"> קצת יותר נמוכות מה-</w:t>
+      </w:r>
+      <w:r>
+        <w:rPr>
+          <w:rFonts w:ascii="David" w:hAnsi="David" w:cs="David"/>
+          <w:b/>
+          <w:bCs/>
+          <w:color w:val="7030A0"/>
+          <w:lang w:val="en-US"/>
+        </w:rPr>
+        <w:t>f1</w:t>
+      </w:r>
+      <w:r>
+        <w:rPr>
+          <w:rFonts w:ascii="David" w:hAnsi="David" w:cs="David" w:hint="cs"/>
+          <w:b/>
+          <w:bCs/>
+          <w:color w:val="7030A0"/>
+          <w:rtl/>
+          <w:lang w:val="en-US"/>
+        </w:rPr>
+        <w:t>, מראה שהיכולת לחזות לינקים ולא לא-לינקים.</w:t>
       </w:r>
     </w:p>
     <w:sectPr>
@@ -10599,6 +11509,7 @@
   <w:style w:type="character" w:default="1" w:styleId="DefaultParagraphFont">
     <w:name w:val="Default Paragraph Font"/>
     <w:uiPriority w:val="1"/>
+    <w:semiHidden/>
     <w:unhideWhenUsed/>
   </w:style>
   <w:style w:type="table" w:default="1" w:styleId="TableNormal">

--- a/results/10_iterations/canary/canaries_analysis_softimpute_updated.docx
+++ b/results/10_iterations/canary/canaries_analysis_softimpute_updated.docx
@@ -12,25 +12,14 @@
           <w:lang w:val="en-US"/>
         </w:rPr>
       </w:pPr>
-      <w:proofErr w:type="spellStart"/>
-      <w:r>
-        <w:rPr>
-          <w:rFonts w:ascii="David" w:hAnsi="David" w:cs="David"/>
-          <w:b/>
-          <w:bCs/>
-          <w:lang w:val="en-US"/>
-        </w:rPr>
-        <w:t>Softimpute</w:t>
-      </w:r>
-      <w:proofErr w:type="spellEnd"/>
-      <w:r>
-        <w:rPr>
-          <w:rFonts w:ascii="David" w:hAnsi="David" w:cs="David"/>
-          <w:b/>
-          <w:bCs/>
-          <w:lang w:val="en-US"/>
-        </w:rPr>
-        <w:t xml:space="preserve"> – </w:t>
+      <w:r>
+        <w:rPr>
+          <w:rFonts w:ascii="David" w:hAnsi="David" w:cs="David"/>
+          <w:b/>
+          <w:bCs/>
+          <w:lang w:val="en-US"/>
+        </w:rPr>
+        <w:t xml:space="preserve">Softimpute – </w:t>
       </w:r>
       <w:r>
         <w:rPr>
@@ -74,64 +63,7 @@
           <w:rFonts w:ascii="David" w:hAnsi="David" w:cs="David"/>
           <w:lang w:val="en-US"/>
         </w:rPr>
-        <w:t xml:space="preserve">Working code: </w:t>
-      </w:r>
-      <w:proofErr w:type="spellStart"/>
-      <w:r>
-        <w:rPr>
-          <w:rFonts w:ascii="David" w:hAnsi="David" w:cs="David"/>
-          <w:lang w:val="en-US"/>
-        </w:rPr>
-        <w:t>softimpute_</w:t>
-      </w:r>
-      <w:proofErr w:type="gramStart"/>
-      <w:r>
-        <w:rPr>
-          <w:rFonts w:ascii="David" w:hAnsi="David" w:cs="David"/>
-          <w:lang w:val="en-US"/>
-        </w:rPr>
-        <w:t>bootstrap.R</w:t>
-      </w:r>
-      <w:proofErr w:type="spellEnd"/>
-      <w:proofErr w:type="gramEnd"/>
-      <w:r>
-        <w:rPr>
-          <w:rFonts w:ascii="David" w:hAnsi="David" w:cs="David"/>
-          <w:lang w:val="en-US"/>
-        </w:rPr>
-        <w:t xml:space="preserve"> in the </w:t>
-      </w:r>
-      <w:proofErr w:type="spellStart"/>
-      <w:r>
-        <w:rPr>
-          <w:rFonts w:ascii="David" w:hAnsi="David" w:cs="David"/>
-          <w:lang w:val="en-US"/>
-        </w:rPr>
-        <w:t>softimpute</w:t>
-      </w:r>
-      <w:proofErr w:type="spellEnd"/>
-      <w:r>
-        <w:rPr>
-          <w:rFonts w:ascii="David" w:hAnsi="David" w:cs="David"/>
-          <w:lang w:val="en-US"/>
-        </w:rPr>
-        <w:t xml:space="preserve"> </w:t>
-      </w:r>
-      <w:proofErr w:type="spellStart"/>
-      <w:r>
-        <w:rPr>
-          <w:rFonts w:ascii="David" w:hAnsi="David" w:cs="David"/>
-          <w:lang w:val="en-US"/>
-        </w:rPr>
-        <w:t>github</w:t>
-      </w:r>
-      <w:proofErr w:type="spellEnd"/>
-      <w:r>
-        <w:rPr>
-          <w:rFonts w:ascii="David" w:hAnsi="David" w:cs="David"/>
-          <w:lang w:val="en-US"/>
-        </w:rPr>
-        <w:t xml:space="preserve"> repository</w:t>
+        <w:t>Working code: softimpute_bootstrap.R in the softimpute github repository</w:t>
       </w:r>
     </w:p>
     <w:p>
@@ -160,86 +92,22 @@
           <w:rFonts w:ascii="David" w:hAnsi="David" w:cs="David"/>
           <w:lang w:val="en-US"/>
         </w:rPr>
-        <w:t xml:space="preserve"> very large csv </w:t>
-      </w:r>
-      <w:proofErr w:type="gramStart"/>
-      <w:r>
-        <w:rPr>
-          <w:rFonts w:ascii="David" w:hAnsi="David" w:cs="David"/>
-          <w:lang w:val="en-US"/>
-        </w:rPr>
-        <w:t>files</w:t>
-      </w:r>
-      <w:proofErr w:type="gramEnd"/>
-      <w:r>
-        <w:rPr>
-          <w:rFonts w:ascii="David" w:hAnsi="David" w:cs="David"/>
-          <w:lang w:val="en-US"/>
-        </w:rPr>
-        <w:t xml:space="preserve"> for the pollination networks </w:t>
-      </w:r>
-      <w:proofErr w:type="spellStart"/>
-      <w:r>
-        <w:rPr>
-          <w:rFonts w:ascii="David" w:hAnsi="David" w:cs="David"/>
-          <w:lang w:val="en-US"/>
-        </w:rPr>
-        <w:t>inthe</w:t>
-      </w:r>
-      <w:proofErr w:type="spellEnd"/>
-      <w:r>
-        <w:rPr>
-          <w:rFonts w:ascii="David" w:hAnsi="David" w:cs="David"/>
-          <w:lang w:val="en-US"/>
-        </w:rPr>
-        <w:t xml:space="preserve"> Canary Islands (in the Google Drive Research folder), with 100 iterations for removing zeros.</w:t>
-      </w:r>
-    </w:p>
-    <w:p>
-      <w:pPr>
-        <w:rPr>
-          <w:rFonts w:ascii="David" w:hAnsi="David" w:cs="David"/>
-          <w:lang w:val="en-US"/>
-        </w:rPr>
-      </w:pPr>
-      <w:r>
-        <w:rPr>
-          <w:rFonts w:ascii="David" w:hAnsi="David" w:cs="David"/>
-          <w:lang w:val="en-US"/>
-        </w:rPr>
-        <w:t xml:space="preserve">The amount of removed zeros is equal to the </w:t>
-      </w:r>
-      <w:proofErr w:type="gramStart"/>
-      <w:r>
-        <w:rPr>
-          <w:rFonts w:ascii="David" w:hAnsi="David" w:cs="David"/>
-          <w:lang w:val="en-US"/>
-        </w:rPr>
-        <w:t>amount</w:t>
-      </w:r>
-      <w:proofErr w:type="gramEnd"/>
-      <w:r>
-        <w:rPr>
-          <w:rFonts w:ascii="David" w:hAnsi="David" w:cs="David"/>
-          <w:lang w:val="en-US"/>
-        </w:rPr>
-        <w:t xml:space="preserve"> of ones removed (which are 20% of ones). </w:t>
-      </w:r>
-      <w:proofErr w:type="gramStart"/>
-      <w:r>
-        <w:rPr>
-          <w:rFonts w:ascii="David" w:hAnsi="David" w:cs="David"/>
-          <w:lang w:val="en-US"/>
-        </w:rPr>
-        <w:t>Otherwise</w:t>
-      </w:r>
-      <w:proofErr w:type="gramEnd"/>
-      <w:r>
-        <w:rPr>
-          <w:rFonts w:ascii="David" w:hAnsi="David" w:cs="David"/>
-          <w:lang w:val="en-US"/>
-        </w:rPr>
-        <w:t xml:space="preserve"> the amount of removed zeros i</w:t>
+        <w:t xml:space="preserve"> very large csv files for the pollination networks inthe Canary Islands (in the Google Drive Research folder), with 100 iterations for removing zeros.</w:t>
+      </w:r>
+    </w:p>
+    <w:p>
+      <w:pPr>
+        <w:rPr>
+          <w:rFonts w:ascii="David" w:hAnsi="David" w:cs="David"/>
+          <w:lang w:val="en-US"/>
+        </w:rPr>
+      </w:pPr>
+      <w:r>
+        <w:rPr>
+          <w:rFonts w:ascii="David" w:hAnsi="David" w:cs="David"/>
+          <w:lang w:val="en-US"/>
+        </w:rPr>
+        <w:t>The amount of removed zeros is equal to the amount of ones removed (which are 20% of ones). Otherwise the amount of removed zeros i</w:t>
       </w:r>
       <w:r>
         <w:rPr>
@@ -268,48 +136,7 @@
           <w:rFonts w:ascii="David" w:hAnsi="David" w:cs="David"/>
           <w:lang w:val="en-US"/>
         </w:rPr>
-        <w:t xml:space="preserve">Analysis code: </w:t>
-      </w:r>
-      <w:proofErr w:type="spellStart"/>
-      <w:r>
-        <w:rPr>
-          <w:rFonts w:ascii="David" w:hAnsi="David" w:cs="David"/>
-          <w:lang w:val="en-US"/>
-        </w:rPr>
-        <w:t>brazil_canary_</w:t>
-      </w:r>
-      <w:proofErr w:type="gramStart"/>
-      <w:r>
-        <w:rPr>
-          <w:rFonts w:ascii="David" w:hAnsi="David" w:cs="David"/>
-          <w:lang w:val="en-US"/>
-        </w:rPr>
-        <w:t>analysis.R</w:t>
-      </w:r>
-      <w:proofErr w:type="spellEnd"/>
-      <w:proofErr w:type="gramEnd"/>
-      <w:r>
-        <w:rPr>
-          <w:rFonts w:ascii="David" w:hAnsi="David" w:cs="David"/>
-          <w:lang w:val="en-US"/>
-        </w:rPr>
-        <w:t xml:space="preserve"> in the </w:t>
-      </w:r>
-      <w:proofErr w:type="spellStart"/>
-      <w:r>
-        <w:rPr>
-          <w:rFonts w:ascii="David" w:hAnsi="David" w:cs="David"/>
-          <w:lang w:val="en-US"/>
-        </w:rPr>
-        <w:t>github</w:t>
-      </w:r>
-      <w:proofErr w:type="spellEnd"/>
-      <w:r>
-        <w:rPr>
-          <w:rFonts w:ascii="David" w:hAnsi="David" w:cs="David"/>
-          <w:lang w:val="en-US"/>
-        </w:rPr>
-        <w:t xml:space="preserve"> repository. </w:t>
+        <w:t xml:space="preserve">Analysis code: brazil_canary_analysis.R in the github repository. </w:t>
       </w:r>
     </w:p>
     <w:p>
@@ -488,23 +315,7 @@
           <w:rFonts w:ascii="David" w:hAnsi="David" w:cs="David"/>
           <w:lang w:val="en-US"/>
         </w:rPr>
-        <w:t xml:space="preserve">The same trends were observed for both Brazil and the Canary Islands; </w:t>
-      </w:r>
-      <w:proofErr w:type="gramStart"/>
-      <w:r>
-        <w:rPr>
-          <w:rFonts w:ascii="David" w:hAnsi="David" w:cs="David"/>
-          <w:lang w:val="en-US"/>
-        </w:rPr>
-        <w:t>therefore</w:t>
-      </w:r>
-      <w:proofErr w:type="gramEnd"/>
-      <w:r>
-        <w:rPr>
-          <w:rFonts w:ascii="David" w:hAnsi="David" w:cs="David"/>
-          <w:lang w:val="en-US"/>
-        </w:rPr>
-        <w:t xml:space="preserve"> I continued the analysis using only these values of k and lambda.</w:t>
+        <w:t>The same trends were observed for both Brazil and the Canary Islands; therefore I continued the analysis using only these values of k and lambda.</w:t>
       </w:r>
     </w:p>
     <w:p>
@@ -697,23 +508,7 @@
           <w:rFonts w:ascii="David" w:hAnsi="David" w:cs="David"/>
           <w:lang w:val="en-US"/>
         </w:rPr>
-        <w:t xml:space="preserve">Sigmoid = converting the predicted values using sigmoid function, </w:t>
-      </w:r>
-      <w:proofErr w:type="gramStart"/>
-      <w:r>
-        <w:rPr>
-          <w:rFonts w:ascii="David" w:hAnsi="David" w:cs="David"/>
-          <w:lang w:val="en-US"/>
-        </w:rPr>
-        <w:t>than</w:t>
-      </w:r>
-      <w:proofErr w:type="gramEnd"/>
-      <w:r>
-        <w:rPr>
-          <w:rFonts w:ascii="David" w:hAnsi="David" w:cs="David"/>
-          <w:lang w:val="en-US"/>
-        </w:rPr>
-        <w:t xml:space="preserve"> probabilities over 0.5 are considered links.</w:t>
+        <w:t>Sigmoid = converting the predicted values using sigmoid function, than probabilities over 0.5 are considered links.</w:t>
       </w:r>
     </w:p>
     <w:p>
@@ -799,7 +594,7 @@
         </w:rPr>
         <w:lastRenderedPageBreak/>
         <w:drawing>
-          <wp:inline distT="0" distB="0" distL="0" distR="0" wp14:anchorId="7018F8A3" wp14:editId="677D8E3B">
+          <wp:inline distT="0" distB="0" distL="0" distR="0" wp14:anchorId="7018F8A3" wp14:editId="36DBFE6F">
             <wp:extent cx="7277864" cy="3699644"/>
             <wp:effectExtent l="0" t="0" r="0" b="0"/>
             <wp:docPr id="946855315" name="Picture 2"/>
@@ -866,7 +661,7 @@
           <w:lang w:val="en-US"/>
         </w:rPr>
         <w:drawing>
-          <wp:inline distT="0" distB="0" distL="0" distR="0" wp14:anchorId="7CA25923" wp14:editId="4A923EBC">
+          <wp:inline distT="0" distB="0" distL="0" distR="0" wp14:anchorId="7CA25923" wp14:editId="0CD0871C">
             <wp:extent cx="7301012" cy="3711411"/>
             <wp:effectExtent l="0" t="0" r="0" b="3810"/>
             <wp:docPr id="1522771385" name="Picture 4"/>
@@ -916,64 +711,23 @@
           <w:rFonts w:ascii="David" w:hAnsi="David" w:cs="David"/>
           <w:lang w:val="en-US"/>
         </w:rPr>
-        <w:t xml:space="preserve">the min-max looks like the worse option since it cannot calculate the f1 score in some cases. The sigmoid and prob above 0 have similar results, with higher maximal f1 than sigmoid </w:t>
-      </w:r>
-      <w:proofErr w:type="gramStart"/>
-      <w:r>
-        <w:rPr>
-          <w:rFonts w:ascii="David" w:hAnsi="David" w:cs="David"/>
-          <w:lang w:val="en-US"/>
-        </w:rPr>
-        <w:t>0.5 .</w:t>
-      </w:r>
-      <w:proofErr w:type="gramEnd"/>
-      <w:r>
-        <w:rPr>
-          <w:rFonts w:ascii="David" w:hAnsi="David" w:cs="David"/>
-          <w:lang w:val="en-US"/>
-        </w:rPr>
-        <w:t xml:space="preserve"> </w:t>
-      </w:r>
-    </w:p>
-    <w:p>
-      <w:pPr>
-        <w:rPr>
-          <w:rFonts w:ascii="David" w:hAnsi="David" w:cs="David"/>
-          <w:lang w:val="en-US"/>
-        </w:rPr>
-      </w:pPr>
-      <w:r>
-        <w:rPr>
-          <w:rFonts w:ascii="David" w:hAnsi="David" w:cs="David"/>
-          <w:lang w:val="en-US"/>
-        </w:rPr>
-        <w:t xml:space="preserve">Max f1 for </w:t>
-      </w:r>
-      <w:proofErr w:type="spellStart"/>
-      <w:r>
-        <w:rPr>
-          <w:rFonts w:ascii="David" w:hAnsi="David" w:cs="David"/>
-          <w:lang w:val="en-US"/>
-        </w:rPr>
-        <w:t>sigm</w:t>
-      </w:r>
-      <w:proofErr w:type="spellEnd"/>
-      <w:r>
-        <w:rPr>
-          <w:rFonts w:ascii="David" w:hAnsi="David" w:cs="David"/>
-          <w:lang w:val="en-US"/>
-        </w:rPr>
-        <w:t xml:space="preserve"> and &gt; 0 are the same (checked on 1 iteration in the Canaries): </w:t>
-      </w:r>
-      <w:proofErr w:type="gramStart"/>
-      <w:r>
-        <w:rPr>
-          <w:rFonts w:ascii="David" w:hAnsi="David" w:cs="David"/>
-          <w:lang w:val="en-US"/>
-        </w:rPr>
-        <w:t>0.72 .</w:t>
-      </w:r>
-      <w:proofErr w:type="gramEnd"/>
+        <w:t xml:space="preserve">the min-max looks like the worse option since it cannot calculate the f1 score in some cases. The sigmoid and prob above 0 have similar results, with higher maximal f1 than sigmoid 0.5 . </w:t>
+      </w:r>
+    </w:p>
+    <w:p>
+      <w:pPr>
+        <w:rPr>
+          <w:rFonts w:ascii="David" w:hAnsi="David" w:cs="David"/>
+          <w:lang w:val="en-US"/>
+        </w:rPr>
+      </w:pPr>
+      <w:r>
+        <w:rPr>
+          <w:rFonts w:ascii="David" w:hAnsi="David" w:cs="David"/>
+          <w:lang w:val="en-US"/>
+        </w:rPr>
+        <w:t>Max f1 for sigm and &gt; 0 are the same (checked on 1 iteration in the Canaries): 0.72 .</w:t>
+      </w:r>
     </w:p>
     <w:p>
       <w:pPr>
@@ -988,23 +742,7 @@
           <w:lang w:val="en-US"/>
         </w:rPr>
         <w:lastRenderedPageBreak/>
-        <w:t xml:space="preserve">Average f1 </w:t>
-      </w:r>
-      <w:proofErr w:type="spellStart"/>
-      <w:r>
-        <w:rPr>
-          <w:rFonts w:ascii="David" w:hAnsi="David" w:cs="David"/>
-          <w:lang w:val="en-US"/>
-        </w:rPr>
-        <w:t>sigm</w:t>
-      </w:r>
-      <w:proofErr w:type="spellEnd"/>
-      <w:r>
-        <w:rPr>
-          <w:rFonts w:ascii="David" w:hAnsi="David" w:cs="David"/>
-          <w:lang w:val="en-US"/>
-        </w:rPr>
-        <w:t xml:space="preserve"> = 0.468, average f1 &gt; 0 = 0.476. </w:t>
+        <w:t xml:space="preserve">Average f1 sigm = 0.468, average f1 &gt; 0 = 0.476. </w:t>
       </w:r>
       <w:r>
         <w:rPr>
@@ -1120,23 +858,7 @@
           <w:rFonts w:ascii="David" w:hAnsi="David" w:cs="David"/>
           <w:lang w:val="en-US"/>
         </w:rPr>
-        <w:t xml:space="preserve">The predictions for the </w:t>
-      </w:r>
-      <w:proofErr w:type="gramStart"/>
-      <w:r>
-        <w:rPr>
-          <w:rFonts w:ascii="David" w:hAnsi="David" w:cs="David"/>
-          <w:lang w:val="en-US"/>
-        </w:rPr>
-        <w:t>off-diagonals</w:t>
-      </w:r>
-      <w:proofErr w:type="gramEnd"/>
-      <w:r>
-        <w:rPr>
-          <w:rFonts w:ascii="David" w:hAnsi="David" w:cs="David"/>
-          <w:lang w:val="en-US"/>
-        </w:rPr>
-        <w:t xml:space="preserve"> are actually better than for the diagonal.</w:t>
+        <w:t>The predictions for the off-diagonals are actually better than for the diagonal.</w:t>
       </w:r>
     </w:p>
     <w:p>
@@ -1193,23 +915,7 @@
           <w:rFonts w:ascii="David" w:hAnsi="David" w:cs="David"/>
           <w:lang w:val="en-US"/>
         </w:rPr>
-        <w:t xml:space="preserve">We reduced the number of bootstrapping iterations from 100 to 10 since 100 iterations yield huge </w:t>
-      </w:r>
-      <w:proofErr w:type="spellStart"/>
-      <w:r>
-        <w:rPr>
-          <w:rFonts w:ascii="David" w:hAnsi="David" w:cs="David"/>
-          <w:lang w:val="en-US"/>
-        </w:rPr>
-        <w:t>csvs</w:t>
-      </w:r>
-      <w:proofErr w:type="spellEnd"/>
-      <w:r>
-        <w:rPr>
-          <w:rFonts w:ascii="David" w:hAnsi="David" w:cs="David"/>
-          <w:lang w:val="en-US"/>
-        </w:rPr>
-        <w:t>.</w:t>
+        <w:t>We reduced the number of bootstrapping iterations from 100 to 10 since 100 iterations yield huge csvs.</w:t>
       </w:r>
     </w:p>
     <w:p>
@@ -1287,39 +993,8 @@
           <w:bCs/>
           <w:lang w:val="en-US"/>
         </w:rPr>
-        <w:t xml:space="preserve">Links are considered as ones if sigmoid prob based on the predicted </w:t>
-      </w:r>
-      <w:proofErr w:type="spellStart"/>
-      <w:r>
-        <w:rPr>
-          <w:rFonts w:ascii="David" w:hAnsi="David" w:cs="David"/>
-          <w:b/>
-          <w:bCs/>
-          <w:lang w:val="en-US"/>
-        </w:rPr>
-        <w:t>svd</w:t>
-      </w:r>
-      <w:proofErr w:type="spellEnd"/>
-      <w:r>
-        <w:rPr>
-          <w:rFonts w:ascii="David" w:hAnsi="David" w:cs="David"/>
-          <w:b/>
-          <w:bCs/>
-          <w:lang w:val="en-US"/>
-        </w:rPr>
-        <w:t xml:space="preserve"> value is larger than </w:t>
-      </w:r>
-      <w:proofErr w:type="gramStart"/>
-      <w:r>
-        <w:rPr>
-          <w:rFonts w:ascii="David" w:hAnsi="David" w:cs="David"/>
-          <w:b/>
-          <w:bCs/>
-          <w:lang w:val="en-US"/>
-        </w:rPr>
-        <w:t>0.5 .</w:t>
-      </w:r>
-      <w:proofErr w:type="gramEnd"/>
+        <w:t>Links are considered as ones if sigmoid prob based on the predicted svd value is larger than 0.5 .</w:t>
+      </w:r>
     </w:p>
     <w:p>
       <w:pPr>
@@ -1350,21 +1025,12 @@
         </w:rPr>
         <w:t xml:space="preserve">what appears to be, at first, </w:t>
       </w:r>
-      <w:proofErr w:type="spellStart"/>
-      <w:r>
-        <w:rPr>
-          <w:rFonts w:ascii="David" w:hAnsi="David" w:cs="David"/>
-          <w:lang w:val="en-US"/>
-        </w:rPr>
-        <w:t>non intuitive</w:t>
-      </w:r>
-      <w:proofErr w:type="spellEnd"/>
-      <w:r>
-        <w:rPr>
-          <w:rFonts w:ascii="David" w:hAnsi="David" w:cs="David"/>
-          <w:lang w:val="en-US"/>
-        </w:rPr>
-        <w:t xml:space="preserve"> results.</w:t>
+      <w:r>
+        <w:rPr>
+          <w:rFonts w:ascii="David" w:hAnsi="David" w:cs="David"/>
+          <w:lang w:val="en-US"/>
+        </w:rPr>
+        <w:t>non intuitive results.</w:t>
       </w:r>
     </w:p>
     <w:p>
@@ -2952,23 +2618,7 @@
           <w:rFonts w:ascii="David" w:hAnsi="David" w:cs="David"/>
           <w:lang w:val="en-US"/>
         </w:rPr>
-        <w:t xml:space="preserve">shows marginally significant results, that in my opinion is </w:t>
-      </w:r>
-      <w:proofErr w:type="gramStart"/>
-      <w:r>
-        <w:rPr>
-          <w:rFonts w:ascii="David" w:hAnsi="David" w:cs="David"/>
-          <w:lang w:val="en-US"/>
-        </w:rPr>
-        <w:t>actually meaningful</w:t>
-      </w:r>
-      <w:proofErr w:type="gramEnd"/>
-      <w:r>
-        <w:rPr>
-          <w:rFonts w:ascii="David" w:hAnsi="David" w:cs="David"/>
-          <w:lang w:val="en-US"/>
-        </w:rPr>
-        <w:t>.</w:t>
+        <w:t>shows marginally significant results, that in my opinion is actually meaningful.</w:t>
       </w:r>
     </w:p>
     <w:p>
@@ -3770,29 +3420,7 @@
           <w:color w:val="FF0000"/>
           <w:lang w:val="en-US"/>
         </w:rPr>
-        <w:t xml:space="preserve"> (make sure that you used the same </w:t>
-      </w:r>
-      <w:proofErr w:type="gramStart"/>
-      <w:r>
-        <w:rPr>
-          <w:rFonts w:ascii="David" w:hAnsi="David" w:cs="David"/>
-          <w:b/>
-          <w:bCs/>
-          <w:color w:val="FF0000"/>
-          <w:lang w:val="en-US"/>
-        </w:rPr>
-        <w:t>off-diagonal</w:t>
-      </w:r>
-      <w:proofErr w:type="gramEnd"/>
-      <w:r>
-        <w:rPr>
-          <w:rFonts w:ascii="David" w:hAnsi="David" w:cs="David"/>
-          <w:b/>
-          <w:bCs/>
-          <w:color w:val="FF0000"/>
-          <w:lang w:val="en-US"/>
-        </w:rPr>
-        <w:t xml:space="preserve"> in all)</w:t>
+        <w:t xml:space="preserve"> (make sure that you used the same off-diagonal in all)</w:t>
       </w:r>
     </w:p>
     <w:p>
@@ -3952,7 +3580,7 @@
     <w:p>
       <w:pPr>
         <w:rPr>
-          <w:rFonts w:ascii="David" w:hAnsi="David" w:cs="David" w:hint="cs"/>
+          <w:rFonts w:ascii="David" w:hAnsi="David" w:cs="David"/>
           <w:rtl/>
           <w:lang w:val="en-US"/>
         </w:rPr>
@@ -3962,39 +3590,7 @@
           <w:rFonts w:ascii="David" w:hAnsi="David" w:cs="David"/>
           <w:lang w:val="en-US"/>
         </w:rPr>
-        <w:t>Island scale (off-</w:t>
-      </w:r>
-      <w:proofErr w:type="spellStart"/>
-      <w:r>
-        <w:rPr>
-          <w:rFonts w:ascii="David" w:hAnsi="David" w:cs="David"/>
-          <w:lang w:val="en-US"/>
-        </w:rPr>
-        <w:t>diags</w:t>
-      </w:r>
-      <w:proofErr w:type="spellEnd"/>
-      <w:r>
-        <w:rPr>
-          <w:rFonts w:ascii="David" w:hAnsi="David" w:cs="David"/>
-          <w:lang w:val="en-US"/>
-        </w:rPr>
-        <w:t xml:space="preserve"> and </w:t>
-      </w:r>
-      <w:proofErr w:type="spellStart"/>
-      <w:r>
-        <w:rPr>
-          <w:rFonts w:ascii="David" w:hAnsi="David" w:cs="David"/>
-          <w:lang w:val="en-US"/>
-        </w:rPr>
-        <w:t>diag</w:t>
-      </w:r>
-      <w:proofErr w:type="spellEnd"/>
-      <w:r>
-        <w:rPr>
-          <w:rFonts w:ascii="David" w:hAnsi="David" w:cs="David"/>
-          <w:lang w:val="en-US"/>
-        </w:rPr>
-        <w:t>):</w:t>
+        <w:t>Island scale (off-diags and diag):</w:t>
       </w:r>
     </w:p>
     <w:p>
@@ -4062,7 +3658,6 @@
           <w:lang w:val="en-US"/>
         </w:rPr>
       </w:pPr>
-      <w:proofErr w:type="spellStart"/>
       <w:r>
         <w:rPr>
           <w:rFonts w:ascii="David" w:hAnsi="David" w:cs="David"/>
@@ -4070,7 +3665,6 @@
         </w:rPr>
         <w:t>Pumpumpummmm</w:t>
       </w:r>
-      <w:proofErr w:type="spellEnd"/>
     </w:p>
     <w:p>
       <w:pPr>
@@ -4297,7 +3891,6 @@
         </w:rPr>
         <w:t xml:space="preserve">predictive capacity for the </w:t>
       </w:r>
-      <w:proofErr w:type="gramStart"/>
       <w:r>
         <w:rPr>
           <w:rFonts w:ascii="David" w:hAnsi="David" w:cs="David"/>
@@ -4310,15 +3903,7 @@
           <w:rFonts w:ascii="David" w:hAnsi="David" w:cs="David"/>
           <w:lang w:val="en-US"/>
         </w:rPr>
-        <w:t xml:space="preserve"> is</w:t>
-      </w:r>
-      <w:proofErr w:type="gramEnd"/>
-      <w:r>
-        <w:rPr>
-          <w:rFonts w:ascii="David" w:hAnsi="David" w:cs="David"/>
-          <w:lang w:val="en-US"/>
-        </w:rPr>
-        <w:t xml:space="preserve"> lower in comparison to the off-diagonals</w:t>
+        <w:t xml:space="preserve"> is lower in comparison to the off-diagonals</w:t>
       </w:r>
       <w:r>
         <w:rPr>
@@ -4347,75 +3932,72 @@
           <w:rtl/>
           <w:lang w:val="en-US"/>
         </w:rPr>
-        <w:t xml:space="preserve">יש חשיבות לאילו לינקים מורידים. לכן טוב עשינו כשמיצענו </w:t>
-      </w:r>
-      <w:proofErr w:type="spellStart"/>
-      <w:r>
-        <w:rPr>
-          <w:rFonts w:ascii="David" w:hAnsi="David" w:cs="David" w:hint="cs"/>
+        <w:t>יש חשיבות לאילו לינקים מורידים. לכן טוב עשינו כשמיצענו איטרציות.</w:t>
+      </w:r>
+    </w:p>
+    <w:p>
+      <w:pPr>
+        <w:rPr>
+          <w:rFonts w:ascii="David" w:hAnsi="David" w:cs="David"/>
+          <w:b/>
+          <w:bCs/>
+          <w:lang w:val="en-US"/>
+        </w:rPr>
+      </w:pPr>
+    </w:p>
+    <w:p>
+      <w:pPr>
+        <w:rPr>
+          <w:rFonts w:ascii="David" w:hAnsi="David" w:cs="David"/>
+          <w:color w:val="FF0000"/>
+          <w:lang w:val="en-US"/>
+        </w:rPr>
+      </w:pPr>
+      <w:r>
+        <w:rPr>
+          <w:rFonts w:ascii="David" w:hAnsi="David" w:cs="David"/>
+          <w:color w:val="FF0000"/>
+          <w:lang w:val="en-US"/>
+        </w:rPr>
+        <w:t>Check off-diagonal and diagonal separately</w:t>
+      </w:r>
+    </w:p>
+    <w:p>
+      <w:pPr>
+        <w:rPr>
+          <w:rFonts w:ascii="David" w:hAnsi="David" w:cs="David"/>
+          <w:lang w:val="en-US"/>
+        </w:rPr>
+      </w:pPr>
+    </w:p>
+    <w:p>
+      <w:pPr>
+        <w:rPr>
+          <w:rFonts w:ascii="David" w:hAnsi="David" w:cs="David"/>
+          <w:lang w:val="en-US"/>
+        </w:rPr>
+      </w:pPr>
+    </w:p>
+    <w:p>
+      <w:pPr>
+        <w:rPr>
+          <w:rFonts w:ascii="David" w:hAnsi="David" w:cs="David"/>
           <w:b/>
           <w:bCs/>
           <w:color w:val="7030A0"/>
-          <w:rtl/>
-          <w:lang w:val="en-US"/>
-        </w:rPr>
-        <w:t>איטרציות</w:t>
-      </w:r>
-      <w:proofErr w:type="spellEnd"/>
-      <w:r>
-        <w:rPr>
-          <w:rFonts w:ascii="David" w:hAnsi="David" w:cs="David" w:hint="cs"/>
+          <w:lang w:val="en-US"/>
+        </w:rPr>
+      </w:pPr>
+      <w:r>
+        <w:rPr>
+          <w:rFonts w:ascii="David" w:hAnsi="David" w:cs="David"/>
           <w:b/>
           <w:bCs/>
           <w:color w:val="7030A0"/>
-          <w:rtl/>
-          <w:lang w:val="en-US"/>
-        </w:rPr>
-        <w:t>.</w:t>
-      </w:r>
-    </w:p>
-    <w:p>
-      <w:pPr>
-        <w:rPr>
-          <w:rFonts w:ascii="David" w:hAnsi="David" w:cs="David"/>
-          <w:b/>
-          <w:bCs/>
-          <w:lang w:val="en-US"/>
-        </w:rPr>
-      </w:pPr>
-    </w:p>
-    <w:p>
-      <w:pPr>
-        <w:rPr>
-          <w:rFonts w:ascii="David" w:hAnsi="David" w:cs="David"/>
-          <w:color w:val="FF0000"/>
-          <w:lang w:val="en-US"/>
-        </w:rPr>
-      </w:pPr>
-      <w:r>
-        <w:rPr>
-          <w:rFonts w:ascii="David" w:hAnsi="David" w:cs="David"/>
-          <w:color w:val="FF0000"/>
-          <w:lang w:val="en-US"/>
-        </w:rPr>
-        <w:t>Check off-diagonal and diagonal separately</w:t>
-      </w:r>
-    </w:p>
-    <w:p>
-      <w:pPr>
-        <w:rPr>
-          <w:rFonts w:ascii="David" w:hAnsi="David" w:cs="David"/>
-          <w:lang w:val="en-US"/>
-        </w:rPr>
-      </w:pPr>
-    </w:p>
-    <w:p>
-      <w:pPr>
-        <w:rPr>
-          <w:rFonts w:ascii="David" w:hAnsi="David" w:cs="David"/>
-          <w:lang w:val="en-US"/>
-        </w:rPr>
-      </w:pPr>
+          <w:lang w:val="en-US"/>
+        </w:rPr>
+        <w:t>Conclusion</w:t>
+      </w:r>
     </w:p>
     <w:p>
       <w:pPr>
@@ -4435,11 +4017,9 @@
           <w:color w:val="7030A0"/>
           <w:lang w:val="en-US"/>
         </w:rPr>
-        <w:t>Conclusion</w:t>
-      </w:r>
-    </w:p>
-    <w:p>
-      <w:pPr>
+        <w:t xml:space="preserve">This algorithm </w:t>
+      </w:r>
+      <w:r>
         <w:rPr>
           <w:rFonts w:ascii="David" w:hAnsi="David" w:cs="David"/>
           <w:b/>
@@ -4447,7 +4027,8 @@
           <w:color w:val="7030A0"/>
           <w:lang w:val="en-US"/>
         </w:rPr>
-      </w:pPr>
+        <w:t>tells us if adding information from other networks can help us impute links that we have no clue about (because they are also missing from the combined matrix c). The results show that adding information from other layers indeed helps us predicting these links – the off-diagonals are better than the diagonals (the diagonal is no info added)</w:t>
+      </w:r>
       <w:r>
         <w:rPr>
           <w:rFonts w:ascii="David" w:hAnsi="David" w:cs="David"/>
@@ -4456,49 +4037,7 @@
           <w:color w:val="7030A0"/>
           <w:lang w:val="en-US"/>
         </w:rPr>
-        <w:t xml:space="preserve">This algorithm </w:t>
-      </w:r>
-      <w:r>
-        <w:rPr>
-          <w:rFonts w:ascii="David" w:hAnsi="David" w:cs="David"/>
-          <w:b/>
-          <w:bCs/>
-          <w:color w:val="7030A0"/>
-          <w:lang w:val="en-US"/>
-        </w:rPr>
-        <w:t>tells us if adding information from other networks can help us impute links that we have no clue about (because they are also missing from the combined matrix c). The results show that adding information from other layers indeed helps us predicting these links – the off-diagonals are better than the diagonals (the diagonal is no info added)</w:t>
-      </w:r>
-      <w:r>
-        <w:rPr>
-          <w:rFonts w:ascii="David" w:hAnsi="David" w:cs="David"/>
-          <w:b/>
-          <w:bCs/>
-          <w:color w:val="7030A0"/>
-          <w:lang w:val="en-US"/>
-        </w:rPr>
-        <w:t xml:space="preserve"> – but </w:t>
-      </w:r>
-      <w:proofErr w:type="gramStart"/>
-      <w:r>
-        <w:rPr>
-          <w:rFonts w:ascii="David" w:hAnsi="David" w:cs="David"/>
-          <w:b/>
-          <w:bCs/>
-          <w:color w:val="7030A0"/>
-          <w:lang w:val="en-US"/>
-        </w:rPr>
-        <w:t>really not</w:t>
-      </w:r>
-      <w:proofErr w:type="gramEnd"/>
-      <w:r>
-        <w:rPr>
-          <w:rFonts w:ascii="David" w:hAnsi="David" w:cs="David"/>
-          <w:b/>
-          <w:bCs/>
-          <w:color w:val="7030A0"/>
-          <w:lang w:val="en-US"/>
-        </w:rPr>
-        <w:t xml:space="preserve"> much.</w:t>
+        <w:t xml:space="preserve"> – but really not much.</w:t>
       </w:r>
     </w:p>
     <w:p>
@@ -4832,7 +4371,7 @@
       <w:pPr>
         <w:bidi/>
         <w:rPr>
-          <w:rFonts w:ascii="David" w:hAnsi="David" w:cs="David" w:hint="cs"/>
+          <w:rFonts w:ascii="David" w:hAnsi="David" w:cs="David"/>
           <w:b/>
           <w:bCs/>
           <w:color w:val="7030A0"/>
@@ -4949,21 +4488,12 @@
           <w:lang w:val="en-US"/>
         </w:rPr>
       </w:pPr>
-      <w:proofErr w:type="gramStart"/>
-      <w:r>
-        <w:rPr>
-          <w:rFonts w:ascii="David" w:hAnsi="David" w:cs="David"/>
-          <w:lang w:val="en-US"/>
-        </w:rPr>
-        <w:t>Overall</w:t>
-      </w:r>
-      <w:proofErr w:type="gramEnd"/>
-      <w:r>
-        <w:rPr>
-          <w:rFonts w:ascii="David" w:hAnsi="David" w:cs="David"/>
-          <w:lang w:val="en-US"/>
-        </w:rPr>
-        <w:t xml:space="preserve"> Bray-Curtis similarity (all layer-to layer predictions, plants and pollinators combined):</w:t>
+      <w:r>
+        <w:rPr>
+          <w:rFonts w:ascii="David" w:hAnsi="David" w:cs="David"/>
+          <w:lang w:val="en-US"/>
+        </w:rPr>
+        <w:t>Overall Bray-Curtis similarity (all layer-to layer predictions, plants and pollinators combined):</w:t>
       </w:r>
     </w:p>
     <w:p>
@@ -5435,27 +4965,7 @@
           <w:rtl/>
           <w:lang w:val="en-US"/>
         </w:rPr>
-        <w:t xml:space="preserve"> בכל </w:t>
-      </w:r>
-      <w:proofErr w:type="spellStart"/>
-      <w:r>
-        <w:rPr>
-          <w:rFonts w:ascii="David" w:hAnsi="David" w:cs="David" w:hint="cs"/>
-          <w:color w:val="FF0000"/>
-          <w:rtl/>
-          <w:lang w:val="en-US"/>
-        </w:rPr>
-        <w:t>הפלוטים</w:t>
-      </w:r>
-      <w:proofErr w:type="spellEnd"/>
-      <w:r>
-        <w:rPr>
-          <w:rFonts w:ascii="David" w:hAnsi="David" w:cs="David" w:hint="cs"/>
-          <w:color w:val="FF0000"/>
-          <w:rtl/>
-          <w:lang w:val="en-US"/>
-        </w:rPr>
-        <w:t xml:space="preserve"> ומספר ספרות. להוסיף שנתות.</w:t>
+        <w:t xml:space="preserve"> בכל הפלוטים ומספר ספרות. להוסיף שנתות.</w:t>
       </w:r>
     </w:p>
     <w:p>
@@ -5950,25 +5460,7 @@
           <w:color w:val="FF0000"/>
           <w:lang w:val="en-US"/>
         </w:rPr>
-        <w:t xml:space="preserve">Do it for </w:t>
-      </w:r>
-      <w:proofErr w:type="gramStart"/>
-      <w:r>
-        <w:rPr>
-          <w:rFonts w:ascii="David" w:hAnsi="David" w:cs="David"/>
-          <w:color w:val="FF0000"/>
-          <w:lang w:val="en-US"/>
-        </w:rPr>
-        <w:t>both off</w:t>
-      </w:r>
-      <w:proofErr w:type="gramEnd"/>
-      <w:r>
-        <w:rPr>
-          <w:rFonts w:ascii="David" w:hAnsi="David" w:cs="David"/>
-          <w:color w:val="FF0000"/>
-          <w:lang w:val="en-US"/>
-        </w:rPr>
-        <w:t>-diagonals</w:t>
+        <w:t>Do it for both off-diagonals</w:t>
       </w:r>
       <w:r>
         <w:rPr>
@@ -6530,25 +6022,7 @@
           <w:color w:val="000000" w:themeColor="text1"/>
           <w:lang w:val="en-US"/>
         </w:rPr>
-        <w:t xml:space="preserve">For the </w:t>
-      </w:r>
-      <w:proofErr w:type="gramStart"/>
-      <w:r>
-        <w:rPr>
-          <w:rFonts w:ascii="David" w:hAnsi="David" w:cs="David"/>
-          <w:color w:val="000000" w:themeColor="text1"/>
-          <w:lang w:val="en-US"/>
-        </w:rPr>
-        <w:t>off-diagonals</w:t>
-      </w:r>
-      <w:proofErr w:type="gramEnd"/>
-      <w:r>
-        <w:rPr>
-          <w:rFonts w:ascii="David" w:hAnsi="David" w:cs="David"/>
-          <w:color w:val="000000" w:themeColor="text1"/>
-          <w:lang w:val="en-US"/>
-        </w:rPr>
-        <w:t>, when looking at 1 iteration the trends are the same but not significant</w:t>
+        <w:t>For the off-diagonals, when looking at 1 iteration the trends are the same but not significant</w:t>
       </w:r>
       <w:r>
         <w:rPr>
@@ -6682,25 +6156,7 @@
           <w:color w:val="000000" w:themeColor="text1"/>
           <w:lang w:val="en-US"/>
         </w:rPr>
-        <w:t xml:space="preserve">When looking at the correlations in different iterations, in some cases the </w:t>
-      </w:r>
-      <w:proofErr w:type="spellStart"/>
-      <w:r>
-        <w:rPr>
-          <w:rFonts w:ascii="David" w:hAnsi="David" w:cs="David"/>
-          <w:color w:val="000000" w:themeColor="text1"/>
-          <w:lang w:val="en-US"/>
-        </w:rPr>
-        <w:t>cor</w:t>
-      </w:r>
-      <w:proofErr w:type="spellEnd"/>
-      <w:r>
-        <w:rPr>
-          <w:rFonts w:ascii="David" w:hAnsi="David" w:cs="David"/>
-          <w:color w:val="000000" w:themeColor="text1"/>
-          <w:lang w:val="en-US"/>
-        </w:rPr>
-        <w:t xml:space="preserve"> is positive, sometimes negative, for some cases significant and in others not</w:t>
+        <w:t>When looking at the correlations in different iterations, in some cases the cor is positive, sometimes negative, for some cases significant and in others not</w:t>
       </w:r>
       <w:r>
         <w:rPr>
@@ -6748,25 +6204,7 @@
           <w:color w:val="000000" w:themeColor="text1"/>
           <w:lang w:val="en-US"/>
         </w:rPr>
-        <w:t xml:space="preserve">. </w:t>
-      </w:r>
-      <w:proofErr w:type="gramStart"/>
-      <w:r>
-        <w:rPr>
-          <w:rFonts w:ascii="David" w:hAnsi="David" w:cs="David"/>
-          <w:color w:val="000000" w:themeColor="text1"/>
-          <w:lang w:val="en-US"/>
-        </w:rPr>
-        <w:t>So</w:t>
-      </w:r>
-      <w:proofErr w:type="gramEnd"/>
-      <w:r>
-        <w:rPr>
-          <w:rFonts w:ascii="David" w:hAnsi="David" w:cs="David"/>
-          <w:color w:val="000000" w:themeColor="text1"/>
-          <w:lang w:val="en-US"/>
-        </w:rPr>
-        <w:t xml:space="preserve"> we need to average the iterations.</w:t>
+        <w:t>. So we need to average the iterations.</w:t>
       </w:r>
     </w:p>
     <w:p>
@@ -7194,25 +6632,24 @@
           <w:color w:val="FF0000"/>
           <w:lang w:val="en-US"/>
         </w:rPr>
-        <w:t>Check what species are concentrated around pred-</w:t>
-      </w:r>
-      <w:proofErr w:type="spellStart"/>
-      <w:r>
+        <w:t>Check what species are concentrated around pred-obs = 0</w:t>
+      </w:r>
+    </w:p>
+    <w:p>
+      <w:pPr>
         <w:rPr>
           <w:rFonts w:ascii="David" w:hAnsi="David" w:cs="David"/>
           <w:color w:val="FF0000"/>
           <w:lang w:val="en-US"/>
         </w:rPr>
-        <w:t>obs</w:t>
-      </w:r>
-      <w:proofErr w:type="spellEnd"/>
+      </w:pPr>
       <w:r>
         <w:rPr>
           <w:rFonts w:ascii="David" w:hAnsi="David" w:cs="David"/>
           <w:color w:val="FF0000"/>
           <w:lang w:val="en-US"/>
         </w:rPr>
-        <w:t xml:space="preserve"> = 0</w:t>
+        <w:t>Check correlation with degree.</w:t>
       </w:r>
     </w:p>
     <w:p>
@@ -7223,23 +6660,30 @@
           <w:lang w:val="en-US"/>
         </w:rPr>
       </w:pPr>
-      <w:r>
-        <w:rPr>
-          <w:rFonts w:ascii="David" w:hAnsi="David" w:cs="David"/>
+    </w:p>
+    <w:p>
+      <w:pPr>
+        <w:bidi/>
+        <w:rPr>
+          <w:rFonts w:ascii="David" w:hAnsi="David" w:cs="David" w:hint="cs"/>
+          <w:b/>
+          <w:bCs/>
           <w:color w:val="FF0000"/>
-          <w:lang w:val="en-US"/>
-        </w:rPr>
-        <w:t>Check correlation with degree.</w:t>
-      </w:r>
-    </w:p>
-    <w:p>
-      <w:pPr>
-        <w:rPr>
-          <w:rFonts w:ascii="David" w:hAnsi="David" w:cs="David"/>
+          <w:rtl/>
+          <w:lang w:val="en-US"/>
+        </w:rPr>
+      </w:pPr>
+      <w:r>
+        <w:rPr>
+          <w:rFonts w:ascii="David" w:hAnsi="David" w:cs="David" w:hint="cs"/>
+          <w:b/>
+          <w:bCs/>
           <w:color w:val="FF0000"/>
-          <w:lang w:val="en-US"/>
-        </w:rPr>
-      </w:pPr>
+          <w:rtl/>
+          <w:lang w:val="en-US"/>
+        </w:rPr>
+        <w:t>צריך לסנן רק את המינים שנחזו כאפס בכללל האיים</w:t>
+      </w:r>
     </w:p>
     <w:p>
       <w:pPr>
@@ -7915,23 +7359,13 @@
           <w:lang w:val="en-US"/>
         </w:rPr>
       </w:pPr>
-      <w:proofErr w:type="spellStart"/>
-      <w:r>
-        <w:rPr>
-          <w:rFonts w:ascii="David" w:hAnsi="David" w:cs="David"/>
-          <w:color w:val="000000" w:themeColor="text1"/>
-          <w:lang w:val="en-US"/>
-        </w:rPr>
-        <w:t>Netsize</w:t>
-      </w:r>
-      <w:proofErr w:type="spellEnd"/>
-      <w:r>
-        <w:rPr>
-          <w:rFonts w:ascii="David" w:hAnsi="David" w:cs="David"/>
-          <w:color w:val="000000" w:themeColor="text1"/>
-          <w:lang w:val="en-US"/>
-        </w:rPr>
-        <w:t xml:space="preserve"> and density were tested for 1 off-diagonal, hence variable importance was analyzed for this off-diagonal.</w:t>
+      <w:r>
+        <w:rPr>
+          <w:rFonts w:ascii="David" w:hAnsi="David" w:cs="David"/>
+          <w:color w:val="000000" w:themeColor="text1"/>
+          <w:lang w:val="en-US"/>
+        </w:rPr>
+        <w:t>Netsize and density were tested for 1 off-diagonal, hence variable importance was analyzed for this off-diagonal.</w:t>
       </w:r>
     </w:p>
     <w:p>
@@ -10367,7 +9801,7 @@
       <w:pPr>
         <w:bidi/>
         <w:rPr>
-          <w:rFonts w:ascii="David" w:hAnsi="David" w:cs="David" w:hint="cs"/>
+          <w:rFonts w:ascii="David" w:hAnsi="David" w:cs="David"/>
           <w:b/>
           <w:bCs/>
           <w:color w:val="7030A0"/>
@@ -10383,29 +9817,7 @@
           <w:color w:val="7030A0"/>
           <w:rtl/>
         </w:rPr>
-        <w:t xml:space="preserve">לא נכון להשתמש פה ברגרסיה לינארית כי יש חיזוי מאי 1 ל-2 ו-1 ל-3 </w:t>
-      </w:r>
-      <w:proofErr w:type="spellStart"/>
-      <w:r>
-        <w:rPr>
-          <w:rFonts w:ascii="David" w:hAnsi="David" w:cs="David" w:hint="cs"/>
-          <w:b/>
-          <w:bCs/>
-          <w:color w:val="7030A0"/>
-          <w:rtl/>
-        </w:rPr>
-        <w:t>וכו</w:t>
-      </w:r>
-      <w:proofErr w:type="spellEnd"/>
-      <w:r>
-        <w:rPr>
-          <w:rFonts w:ascii="David" w:hAnsi="David" w:cs="David" w:hint="cs"/>
-          <w:b/>
-          <w:bCs/>
-          <w:color w:val="7030A0"/>
-          <w:rtl/>
-        </w:rPr>
-        <w:t>׳, לכן עדיף להשתמש במה שיצא מה-</w:t>
+        <w:t>לא נכון להשתמש פה ברגרסיה לינארית כי יש חיזוי מאי 1 ל-2 ו-1 ל-3 וכו׳, לכן עדיף להשתמש במה שיצא מה-</w:t>
       </w:r>
       <w:r>
         <w:rPr>
@@ -10566,7 +9978,7 @@
         </w:rPr>
         <w:lastRenderedPageBreak/>
         <w:drawing>
-          <wp:inline distT="0" distB="0" distL="0" distR="0" wp14:anchorId="05472C01" wp14:editId="6CAACA06">
+          <wp:inline distT="0" distB="0" distL="0" distR="0" wp14:anchorId="05472C01" wp14:editId="609D4798">
             <wp:extent cx="4543865" cy="3841411"/>
             <wp:effectExtent l="0" t="0" r="9525" b="6985"/>
             <wp:docPr id="299472941" name="Picture 4"/>
@@ -10664,7 +10076,6 @@
           <w:lang w:val="en-US"/>
         </w:rPr>
       </w:pPr>
-      <w:proofErr w:type="spellStart"/>
       <w:r>
         <w:rPr>
           <w:rFonts w:ascii="David" w:hAnsi="David" w:cs="David" w:hint="cs"/>
@@ -10674,9 +10085,8 @@
           <w:rtl/>
           <w:lang w:val="en-US"/>
         </w:rPr>
-        <w:t>אגרגציה</w:t>
-      </w:r>
-      <w:proofErr w:type="spellEnd"/>
+        <w:t>אגרגציה משפרת את התחזיות</w:t>
+      </w:r>
       <w:r>
         <w:rPr>
           <w:rFonts w:ascii="David" w:hAnsi="David" w:cs="David" w:hint="cs"/>
@@ -10686,7 +10096,7 @@
           <w:rtl/>
           <w:lang w:val="en-US"/>
         </w:rPr>
-        <w:t xml:space="preserve"> משפרת את התחזיות</w:t>
+        <w:t xml:space="preserve"> אבל מעט סה״כ</w:t>
       </w:r>
       <w:r>
         <w:rPr>
@@ -10697,86 +10107,75 @@
           <w:rtl/>
           <w:lang w:val="en-US"/>
         </w:rPr>
-        <w:t xml:space="preserve"> אבל מעט סה״כ</w:t>
-      </w:r>
-      <w:r>
-        <w:rPr>
-          <w:rFonts w:ascii="David" w:hAnsi="David" w:cs="David" w:hint="cs"/>
+        <w:t>.</w:t>
+      </w:r>
+    </w:p>
+    <w:p>
+      <w:pPr>
+        <w:bidi/>
+        <w:rPr>
+          <w:rFonts w:ascii="David" w:hAnsi="David" w:cs="David"/>
           <w:b/>
           <w:bCs/>
           <w:color w:val="7030A0"/>
           <w:rtl/>
           <w:lang w:val="en-US"/>
         </w:rPr>
-        <w:t>.</w:t>
-      </w:r>
-    </w:p>
-    <w:p>
-      <w:pPr>
-        <w:bidi/>
-        <w:rPr>
-          <w:rFonts w:ascii="David" w:hAnsi="David" w:cs="David"/>
+      </w:pPr>
+      <w:r>
+        <w:rPr>
+          <w:rFonts w:ascii="David" w:hAnsi="David" w:cs="David" w:hint="cs"/>
           <w:b/>
           <w:bCs/>
           <w:color w:val="7030A0"/>
           <w:rtl/>
           <w:lang w:val="en-US"/>
         </w:rPr>
-      </w:pPr>
-      <w:r>
-        <w:rPr>
-          <w:rFonts w:ascii="David" w:hAnsi="David" w:cs="David" w:hint="cs"/>
+        <w:t>השיפור שאנחנו רואים בחיזוי הוא בעל משמעות ביולוגית, אפשר לשייך אותו למשתנים שבדקנו.</w:t>
+      </w:r>
+    </w:p>
+    <w:p>
+      <w:pPr>
+        <w:bidi/>
+        <w:rPr>
+          <w:rFonts w:ascii="David" w:hAnsi="David" w:cs="David"/>
           <w:b/>
           <w:bCs/>
           <w:color w:val="7030A0"/>
           <w:rtl/>
           <w:lang w:val="en-US"/>
         </w:rPr>
-        <w:t>השיפור שאנחנו רואים בחיזוי הוא בעל משמעות ביולוגית, אפשר לשייך אותו למשתנים שבדקנו.</w:t>
-      </w:r>
-    </w:p>
-    <w:p>
-      <w:pPr>
-        <w:bidi/>
-        <w:rPr>
-          <w:rFonts w:ascii="David" w:hAnsi="David" w:cs="David"/>
+      </w:pPr>
+      <w:r>
+        <w:rPr>
+          <w:rFonts w:ascii="David" w:hAnsi="David" w:cs="David" w:hint="cs"/>
           <w:b/>
           <w:bCs/>
           <w:color w:val="7030A0"/>
           <w:rtl/>
           <w:lang w:val="en-US"/>
         </w:rPr>
-      </w:pPr>
-      <w:r>
-        <w:rPr>
-          <w:rFonts w:ascii="David" w:hAnsi="David" w:cs="David" w:hint="cs"/>
+        <w:t>אבל עדיין אי אפשר להשתמש בשונות המרחבית הזו בשביל לשפר את החיזוי באופן משמעותי.</w:t>
+      </w:r>
+    </w:p>
+    <w:p>
+      <w:pPr>
+        <w:bidi/>
+        <w:rPr>
+          <w:rFonts w:ascii="David" w:hAnsi="David" w:cs="David"/>
           <w:b/>
           <w:bCs/>
           <w:color w:val="7030A0"/>
           <w:rtl/>
           <w:lang w:val="en-US"/>
         </w:rPr>
-        <w:t>אבל עדיין אי אפשר להשתמש בשונות המרחבית הזו בשביל לשפר את החיזוי באופן משמעותי.</w:t>
-      </w:r>
+      </w:pPr>
     </w:p>
     <w:p>
       <w:pPr>
         <w:bidi/>
         <w:rPr>
           <w:rFonts w:ascii="David" w:hAnsi="David" w:cs="David"/>
-          <w:b/>
-          <w:bCs/>
-          <w:color w:val="7030A0"/>
-          <w:rtl/>
-          <w:lang w:val="en-US"/>
-        </w:rPr>
-      </w:pPr>
-    </w:p>
-    <w:p>
-      <w:pPr>
-        <w:bidi/>
-        <w:rPr>
-          <w:rFonts w:ascii="David" w:hAnsi="David" w:cs="David" w:hint="cs"/>
           <w:b/>
           <w:bCs/>
           <w:color w:val="7030A0"/>

--- a/results/10_iterations/canary/canaries_analysis_softimpute_updated.docx
+++ b/results/10_iterations/canary/canaries_analysis_softimpute_updated.docx
@@ -12,14 +12,25 @@
           <w:lang w:val="en-US"/>
         </w:rPr>
       </w:pPr>
-      <w:r>
-        <w:rPr>
-          <w:rFonts w:ascii="David" w:hAnsi="David" w:cs="David"/>
-          <w:b/>
-          <w:bCs/>
-          <w:lang w:val="en-US"/>
-        </w:rPr>
-        <w:t xml:space="preserve">Softimpute – </w:t>
+      <w:proofErr w:type="spellStart"/>
+      <w:r>
+        <w:rPr>
+          <w:rFonts w:ascii="David" w:hAnsi="David" w:cs="David"/>
+          <w:b/>
+          <w:bCs/>
+          <w:lang w:val="en-US"/>
+        </w:rPr>
+        <w:t>Softimpute</w:t>
+      </w:r>
+      <w:proofErr w:type="spellEnd"/>
+      <w:r>
+        <w:rPr>
+          <w:rFonts w:ascii="David" w:hAnsi="David" w:cs="David"/>
+          <w:b/>
+          <w:bCs/>
+          <w:lang w:val="en-US"/>
+        </w:rPr>
+        <w:t xml:space="preserve"> – </w:t>
       </w:r>
       <w:r>
         <w:rPr>
@@ -63,7 +74,64 @@
           <w:rFonts w:ascii="David" w:hAnsi="David" w:cs="David"/>
           <w:lang w:val="en-US"/>
         </w:rPr>
-        <w:t>Working code: softimpute_bootstrap.R in the softimpute github repository</w:t>
+        <w:t xml:space="preserve">Working code: </w:t>
+      </w:r>
+      <w:proofErr w:type="spellStart"/>
+      <w:r>
+        <w:rPr>
+          <w:rFonts w:ascii="David" w:hAnsi="David" w:cs="David"/>
+          <w:lang w:val="en-US"/>
+        </w:rPr>
+        <w:t>softimpute_</w:t>
+      </w:r>
+      <w:proofErr w:type="gramStart"/>
+      <w:r>
+        <w:rPr>
+          <w:rFonts w:ascii="David" w:hAnsi="David" w:cs="David"/>
+          <w:lang w:val="en-US"/>
+        </w:rPr>
+        <w:t>bootstrap.R</w:t>
+      </w:r>
+      <w:proofErr w:type="spellEnd"/>
+      <w:proofErr w:type="gramEnd"/>
+      <w:r>
+        <w:rPr>
+          <w:rFonts w:ascii="David" w:hAnsi="David" w:cs="David"/>
+          <w:lang w:val="en-US"/>
+        </w:rPr>
+        <w:t xml:space="preserve"> in the </w:t>
+      </w:r>
+      <w:proofErr w:type="spellStart"/>
+      <w:r>
+        <w:rPr>
+          <w:rFonts w:ascii="David" w:hAnsi="David" w:cs="David"/>
+          <w:lang w:val="en-US"/>
+        </w:rPr>
+        <w:t>softimpute</w:t>
+      </w:r>
+      <w:proofErr w:type="spellEnd"/>
+      <w:r>
+        <w:rPr>
+          <w:rFonts w:ascii="David" w:hAnsi="David" w:cs="David"/>
+          <w:lang w:val="en-US"/>
+        </w:rPr>
+        <w:t xml:space="preserve"> </w:t>
+      </w:r>
+      <w:proofErr w:type="spellStart"/>
+      <w:r>
+        <w:rPr>
+          <w:rFonts w:ascii="David" w:hAnsi="David" w:cs="David"/>
+          <w:lang w:val="en-US"/>
+        </w:rPr>
+        <w:t>github</w:t>
+      </w:r>
+      <w:proofErr w:type="spellEnd"/>
+      <w:r>
+        <w:rPr>
+          <w:rFonts w:ascii="David" w:hAnsi="David" w:cs="David"/>
+          <w:lang w:val="en-US"/>
+        </w:rPr>
+        <w:t xml:space="preserve"> repository</w:t>
       </w:r>
     </w:p>
     <w:p>
@@ -92,22 +160,86 @@
           <w:rFonts w:ascii="David" w:hAnsi="David" w:cs="David"/>
           <w:lang w:val="en-US"/>
         </w:rPr>
-        <w:t xml:space="preserve"> very large csv files for the pollination networks inthe Canary Islands (in the Google Drive Research folder), with 100 iterations for removing zeros.</w:t>
-      </w:r>
-    </w:p>
-    <w:p>
-      <w:pPr>
-        <w:rPr>
-          <w:rFonts w:ascii="David" w:hAnsi="David" w:cs="David"/>
-          <w:lang w:val="en-US"/>
-        </w:rPr>
-      </w:pPr>
-      <w:r>
-        <w:rPr>
-          <w:rFonts w:ascii="David" w:hAnsi="David" w:cs="David"/>
-          <w:lang w:val="en-US"/>
-        </w:rPr>
-        <w:t>The amount of removed zeros is equal to the amount of ones removed (which are 20% of ones). Otherwise the amount of removed zeros i</w:t>
+        <w:t xml:space="preserve"> very large csv </w:t>
+      </w:r>
+      <w:proofErr w:type="gramStart"/>
+      <w:r>
+        <w:rPr>
+          <w:rFonts w:ascii="David" w:hAnsi="David" w:cs="David"/>
+          <w:lang w:val="en-US"/>
+        </w:rPr>
+        <w:t>files</w:t>
+      </w:r>
+      <w:proofErr w:type="gramEnd"/>
+      <w:r>
+        <w:rPr>
+          <w:rFonts w:ascii="David" w:hAnsi="David" w:cs="David"/>
+          <w:lang w:val="en-US"/>
+        </w:rPr>
+        <w:t xml:space="preserve"> for the pollination networks </w:t>
+      </w:r>
+      <w:proofErr w:type="spellStart"/>
+      <w:r>
+        <w:rPr>
+          <w:rFonts w:ascii="David" w:hAnsi="David" w:cs="David"/>
+          <w:lang w:val="en-US"/>
+        </w:rPr>
+        <w:t>inthe</w:t>
+      </w:r>
+      <w:proofErr w:type="spellEnd"/>
+      <w:r>
+        <w:rPr>
+          <w:rFonts w:ascii="David" w:hAnsi="David" w:cs="David"/>
+          <w:lang w:val="en-US"/>
+        </w:rPr>
+        <w:t xml:space="preserve"> Canary Islands (in the Google Drive Research folder), with 100 iterations for removing zeros.</w:t>
+      </w:r>
+    </w:p>
+    <w:p>
+      <w:pPr>
+        <w:rPr>
+          <w:rFonts w:ascii="David" w:hAnsi="David" w:cs="David"/>
+          <w:lang w:val="en-US"/>
+        </w:rPr>
+      </w:pPr>
+      <w:r>
+        <w:rPr>
+          <w:rFonts w:ascii="David" w:hAnsi="David" w:cs="David"/>
+          <w:lang w:val="en-US"/>
+        </w:rPr>
+        <w:t xml:space="preserve">The amount of removed zeros is equal to the </w:t>
+      </w:r>
+      <w:proofErr w:type="gramStart"/>
+      <w:r>
+        <w:rPr>
+          <w:rFonts w:ascii="David" w:hAnsi="David" w:cs="David"/>
+          <w:lang w:val="en-US"/>
+        </w:rPr>
+        <w:t>amount</w:t>
+      </w:r>
+      <w:proofErr w:type="gramEnd"/>
+      <w:r>
+        <w:rPr>
+          <w:rFonts w:ascii="David" w:hAnsi="David" w:cs="David"/>
+          <w:lang w:val="en-US"/>
+        </w:rPr>
+        <w:t xml:space="preserve"> of ones removed (which are 20% of ones). </w:t>
+      </w:r>
+      <w:proofErr w:type="gramStart"/>
+      <w:r>
+        <w:rPr>
+          <w:rFonts w:ascii="David" w:hAnsi="David" w:cs="David"/>
+          <w:lang w:val="en-US"/>
+        </w:rPr>
+        <w:t>Otherwise</w:t>
+      </w:r>
+      <w:proofErr w:type="gramEnd"/>
+      <w:r>
+        <w:rPr>
+          <w:rFonts w:ascii="David" w:hAnsi="David" w:cs="David"/>
+          <w:lang w:val="en-US"/>
+        </w:rPr>
+        <w:t xml:space="preserve"> the amount of removed zeros i</w:t>
       </w:r>
       <w:r>
         <w:rPr>
@@ -136,7 +268,48 @@
           <w:rFonts w:ascii="David" w:hAnsi="David" w:cs="David"/>
           <w:lang w:val="en-US"/>
         </w:rPr>
-        <w:t xml:space="preserve">Analysis code: brazil_canary_analysis.R in the github repository. </w:t>
+        <w:t xml:space="preserve">Analysis code: </w:t>
+      </w:r>
+      <w:proofErr w:type="spellStart"/>
+      <w:r>
+        <w:rPr>
+          <w:rFonts w:ascii="David" w:hAnsi="David" w:cs="David"/>
+          <w:lang w:val="en-US"/>
+        </w:rPr>
+        <w:t>brazil_canary_</w:t>
+      </w:r>
+      <w:proofErr w:type="gramStart"/>
+      <w:r>
+        <w:rPr>
+          <w:rFonts w:ascii="David" w:hAnsi="David" w:cs="David"/>
+          <w:lang w:val="en-US"/>
+        </w:rPr>
+        <w:t>analysis.R</w:t>
+      </w:r>
+      <w:proofErr w:type="spellEnd"/>
+      <w:proofErr w:type="gramEnd"/>
+      <w:r>
+        <w:rPr>
+          <w:rFonts w:ascii="David" w:hAnsi="David" w:cs="David"/>
+          <w:lang w:val="en-US"/>
+        </w:rPr>
+        <w:t xml:space="preserve"> in the </w:t>
+      </w:r>
+      <w:proofErr w:type="spellStart"/>
+      <w:r>
+        <w:rPr>
+          <w:rFonts w:ascii="David" w:hAnsi="David" w:cs="David"/>
+          <w:lang w:val="en-US"/>
+        </w:rPr>
+        <w:t>github</w:t>
+      </w:r>
+      <w:proofErr w:type="spellEnd"/>
+      <w:r>
+        <w:rPr>
+          <w:rFonts w:ascii="David" w:hAnsi="David" w:cs="David"/>
+          <w:lang w:val="en-US"/>
+        </w:rPr>
+        <w:t xml:space="preserve"> repository. </w:t>
       </w:r>
     </w:p>
     <w:p>
@@ -315,7 +488,23 @@
           <w:rFonts w:ascii="David" w:hAnsi="David" w:cs="David"/>
           <w:lang w:val="en-US"/>
         </w:rPr>
-        <w:t>The same trends were observed for both Brazil and the Canary Islands; therefore I continued the analysis using only these values of k and lambda.</w:t>
+        <w:t xml:space="preserve">The same trends were observed for both Brazil and the Canary Islands; </w:t>
+      </w:r>
+      <w:proofErr w:type="gramStart"/>
+      <w:r>
+        <w:rPr>
+          <w:rFonts w:ascii="David" w:hAnsi="David" w:cs="David"/>
+          <w:lang w:val="en-US"/>
+        </w:rPr>
+        <w:t>therefore</w:t>
+      </w:r>
+      <w:proofErr w:type="gramEnd"/>
+      <w:r>
+        <w:rPr>
+          <w:rFonts w:ascii="David" w:hAnsi="David" w:cs="David"/>
+          <w:lang w:val="en-US"/>
+        </w:rPr>
+        <w:t xml:space="preserve"> I continued the analysis using only these values of k and lambda.</w:t>
       </w:r>
     </w:p>
     <w:p>
@@ -508,7 +697,23 @@
           <w:rFonts w:ascii="David" w:hAnsi="David" w:cs="David"/>
           <w:lang w:val="en-US"/>
         </w:rPr>
-        <w:t>Sigmoid = converting the predicted values using sigmoid function, than probabilities over 0.5 are considered links.</w:t>
+        <w:t xml:space="preserve">Sigmoid = converting the predicted values using sigmoid function, </w:t>
+      </w:r>
+      <w:proofErr w:type="gramStart"/>
+      <w:r>
+        <w:rPr>
+          <w:rFonts w:ascii="David" w:hAnsi="David" w:cs="David"/>
+          <w:lang w:val="en-US"/>
+        </w:rPr>
+        <w:t>than</w:t>
+      </w:r>
+      <w:proofErr w:type="gramEnd"/>
+      <w:r>
+        <w:rPr>
+          <w:rFonts w:ascii="David" w:hAnsi="David" w:cs="David"/>
+          <w:lang w:val="en-US"/>
+        </w:rPr>
+        <w:t xml:space="preserve"> probabilities over 0.5 are considered links.</w:t>
       </w:r>
     </w:p>
     <w:p>
@@ -594,7 +799,7 @@
         </w:rPr>
         <w:lastRenderedPageBreak/>
         <w:drawing>
-          <wp:inline distT="0" distB="0" distL="0" distR="0" wp14:anchorId="7018F8A3" wp14:editId="36DBFE6F">
+          <wp:inline distT="0" distB="0" distL="0" distR="0" wp14:anchorId="7018F8A3" wp14:editId="4C192581">
             <wp:extent cx="7277864" cy="3699644"/>
             <wp:effectExtent l="0" t="0" r="0" b="0"/>
             <wp:docPr id="946855315" name="Picture 2"/>
@@ -661,7 +866,7 @@
           <w:lang w:val="en-US"/>
         </w:rPr>
         <w:drawing>
-          <wp:inline distT="0" distB="0" distL="0" distR="0" wp14:anchorId="7CA25923" wp14:editId="0CD0871C">
+          <wp:inline distT="0" distB="0" distL="0" distR="0" wp14:anchorId="7CA25923" wp14:editId="3D67A45C">
             <wp:extent cx="7301012" cy="3711411"/>
             <wp:effectExtent l="0" t="0" r="0" b="3810"/>
             <wp:docPr id="1522771385" name="Picture 4"/>
@@ -711,23 +916,64 @@
           <w:rFonts w:ascii="David" w:hAnsi="David" w:cs="David"/>
           <w:lang w:val="en-US"/>
         </w:rPr>
-        <w:t xml:space="preserve">the min-max looks like the worse option since it cannot calculate the f1 score in some cases. The sigmoid and prob above 0 have similar results, with higher maximal f1 than sigmoid 0.5 . </w:t>
-      </w:r>
-    </w:p>
-    <w:p>
-      <w:pPr>
-        <w:rPr>
-          <w:rFonts w:ascii="David" w:hAnsi="David" w:cs="David"/>
-          <w:lang w:val="en-US"/>
-        </w:rPr>
-      </w:pPr>
-      <w:r>
-        <w:rPr>
-          <w:rFonts w:ascii="David" w:hAnsi="David" w:cs="David"/>
-          <w:lang w:val="en-US"/>
-        </w:rPr>
-        <w:t>Max f1 for sigm and &gt; 0 are the same (checked on 1 iteration in the Canaries): 0.72 .</w:t>
-      </w:r>
+        <w:t xml:space="preserve">the min-max looks like the worse option since it cannot calculate the f1 score in some cases. The sigmoid and prob above 0 have similar results, with higher maximal f1 than sigmoid </w:t>
+      </w:r>
+      <w:proofErr w:type="gramStart"/>
+      <w:r>
+        <w:rPr>
+          <w:rFonts w:ascii="David" w:hAnsi="David" w:cs="David"/>
+          <w:lang w:val="en-US"/>
+        </w:rPr>
+        <w:t>0.5 .</w:t>
+      </w:r>
+      <w:proofErr w:type="gramEnd"/>
+      <w:r>
+        <w:rPr>
+          <w:rFonts w:ascii="David" w:hAnsi="David" w:cs="David"/>
+          <w:lang w:val="en-US"/>
+        </w:rPr>
+        <w:t xml:space="preserve"> </w:t>
+      </w:r>
+    </w:p>
+    <w:p>
+      <w:pPr>
+        <w:rPr>
+          <w:rFonts w:ascii="David" w:hAnsi="David" w:cs="David"/>
+          <w:lang w:val="en-US"/>
+        </w:rPr>
+      </w:pPr>
+      <w:r>
+        <w:rPr>
+          <w:rFonts w:ascii="David" w:hAnsi="David" w:cs="David"/>
+          <w:lang w:val="en-US"/>
+        </w:rPr>
+        <w:t xml:space="preserve">Max f1 for </w:t>
+      </w:r>
+      <w:proofErr w:type="spellStart"/>
+      <w:r>
+        <w:rPr>
+          <w:rFonts w:ascii="David" w:hAnsi="David" w:cs="David"/>
+          <w:lang w:val="en-US"/>
+        </w:rPr>
+        <w:t>sigm</w:t>
+      </w:r>
+      <w:proofErr w:type="spellEnd"/>
+      <w:r>
+        <w:rPr>
+          <w:rFonts w:ascii="David" w:hAnsi="David" w:cs="David"/>
+          <w:lang w:val="en-US"/>
+        </w:rPr>
+        <w:t xml:space="preserve"> and &gt; 0 are the same (checked on 1 iteration in the Canaries): </w:t>
+      </w:r>
+      <w:proofErr w:type="gramStart"/>
+      <w:r>
+        <w:rPr>
+          <w:rFonts w:ascii="David" w:hAnsi="David" w:cs="David"/>
+          <w:lang w:val="en-US"/>
+        </w:rPr>
+        <w:t>0.72 .</w:t>
+      </w:r>
+      <w:proofErr w:type="gramEnd"/>
     </w:p>
     <w:p>
       <w:pPr>
@@ -742,7 +988,23 @@
           <w:lang w:val="en-US"/>
         </w:rPr>
         <w:lastRenderedPageBreak/>
-        <w:t xml:space="preserve">Average f1 sigm = 0.468, average f1 &gt; 0 = 0.476. </w:t>
+        <w:t xml:space="preserve">Average f1 </w:t>
+      </w:r>
+      <w:proofErr w:type="spellStart"/>
+      <w:r>
+        <w:rPr>
+          <w:rFonts w:ascii="David" w:hAnsi="David" w:cs="David"/>
+          <w:lang w:val="en-US"/>
+        </w:rPr>
+        <w:t>sigm</w:t>
+      </w:r>
+      <w:proofErr w:type="spellEnd"/>
+      <w:r>
+        <w:rPr>
+          <w:rFonts w:ascii="David" w:hAnsi="David" w:cs="David"/>
+          <w:lang w:val="en-US"/>
+        </w:rPr>
+        <w:t xml:space="preserve"> = 0.468, average f1 &gt; 0 = 0.476. </w:t>
       </w:r>
       <w:r>
         <w:rPr>
@@ -792,7 +1054,7 @@
           <w:lang w:val="en-US"/>
         </w:rPr>
         <w:drawing>
-          <wp:inline distT="0" distB="0" distL="0" distR="0" wp14:anchorId="4417915B" wp14:editId="607A300D">
+          <wp:inline distT="0" distB="0" distL="0" distR="0" wp14:anchorId="4417915B" wp14:editId="4AA52ACC">
             <wp:extent cx="6318220" cy="3211817"/>
             <wp:effectExtent l="0" t="0" r="6985" b="8255"/>
             <wp:docPr id="1800440249" name="Picture 6"/>
@@ -858,7 +1120,23 @@
           <w:rFonts w:ascii="David" w:hAnsi="David" w:cs="David"/>
           <w:lang w:val="en-US"/>
         </w:rPr>
-        <w:t>The predictions for the off-diagonals are actually better than for the diagonal.</w:t>
+        <w:t xml:space="preserve">The predictions for the </w:t>
+      </w:r>
+      <w:proofErr w:type="gramStart"/>
+      <w:r>
+        <w:rPr>
+          <w:rFonts w:ascii="David" w:hAnsi="David" w:cs="David"/>
+          <w:lang w:val="en-US"/>
+        </w:rPr>
+        <w:t>off-diagonals</w:t>
+      </w:r>
+      <w:proofErr w:type="gramEnd"/>
+      <w:r>
+        <w:rPr>
+          <w:rFonts w:ascii="David" w:hAnsi="David" w:cs="David"/>
+          <w:lang w:val="en-US"/>
+        </w:rPr>
+        <w:t xml:space="preserve"> are actually better than for the diagonal.</w:t>
       </w:r>
     </w:p>
     <w:p>
@@ -915,7 +1193,23 @@
           <w:rFonts w:ascii="David" w:hAnsi="David" w:cs="David"/>
           <w:lang w:val="en-US"/>
         </w:rPr>
-        <w:t>We reduced the number of bootstrapping iterations from 100 to 10 since 100 iterations yield huge csvs.</w:t>
+        <w:t xml:space="preserve">We reduced the number of bootstrapping iterations from 100 to 10 since 100 iterations yield huge </w:t>
+      </w:r>
+      <w:proofErr w:type="spellStart"/>
+      <w:r>
+        <w:rPr>
+          <w:rFonts w:ascii="David" w:hAnsi="David" w:cs="David"/>
+          <w:lang w:val="en-US"/>
+        </w:rPr>
+        <w:t>csvs</w:t>
+      </w:r>
+      <w:proofErr w:type="spellEnd"/>
+      <w:r>
+        <w:rPr>
+          <w:rFonts w:ascii="David" w:hAnsi="David" w:cs="David"/>
+          <w:lang w:val="en-US"/>
+        </w:rPr>
+        <w:t>.</w:t>
       </w:r>
     </w:p>
     <w:p>
@@ -993,8 +1287,39 @@
           <w:bCs/>
           <w:lang w:val="en-US"/>
         </w:rPr>
-        <w:t>Links are considered as ones if sigmoid prob based on the predicted svd value is larger than 0.5 .</w:t>
-      </w:r>
+        <w:t xml:space="preserve">Links are considered as ones if sigmoid prob based on the predicted </w:t>
+      </w:r>
+      <w:proofErr w:type="spellStart"/>
+      <w:r>
+        <w:rPr>
+          <w:rFonts w:ascii="David" w:hAnsi="David" w:cs="David"/>
+          <w:b/>
+          <w:bCs/>
+          <w:lang w:val="en-US"/>
+        </w:rPr>
+        <w:t>svd</w:t>
+      </w:r>
+      <w:proofErr w:type="spellEnd"/>
+      <w:r>
+        <w:rPr>
+          <w:rFonts w:ascii="David" w:hAnsi="David" w:cs="David"/>
+          <w:b/>
+          <w:bCs/>
+          <w:lang w:val="en-US"/>
+        </w:rPr>
+        <w:t xml:space="preserve"> value is larger than </w:t>
+      </w:r>
+      <w:proofErr w:type="gramStart"/>
+      <w:r>
+        <w:rPr>
+          <w:rFonts w:ascii="David" w:hAnsi="David" w:cs="David"/>
+          <w:b/>
+          <w:bCs/>
+          <w:lang w:val="en-US"/>
+        </w:rPr>
+        <w:t>0.5 .</w:t>
+      </w:r>
+      <w:proofErr w:type="gramEnd"/>
     </w:p>
     <w:p>
       <w:pPr>
@@ -1025,12 +1350,21 @@
         </w:rPr>
         <w:t xml:space="preserve">what appears to be, at first, </w:t>
       </w:r>
-      <w:r>
-        <w:rPr>
-          <w:rFonts w:ascii="David" w:hAnsi="David" w:cs="David"/>
-          <w:lang w:val="en-US"/>
-        </w:rPr>
-        <w:t>non intuitive results.</w:t>
+      <w:proofErr w:type="spellStart"/>
+      <w:r>
+        <w:rPr>
+          <w:rFonts w:ascii="David" w:hAnsi="David" w:cs="David"/>
+          <w:lang w:val="en-US"/>
+        </w:rPr>
+        <w:t>non intuitive</w:t>
+      </w:r>
+      <w:proofErr w:type="spellEnd"/>
+      <w:r>
+        <w:rPr>
+          <w:rFonts w:ascii="David" w:hAnsi="David" w:cs="David"/>
+          <w:lang w:val="en-US"/>
+        </w:rPr>
+        <w:t xml:space="preserve"> results.</w:t>
       </w:r>
     </w:p>
     <w:p>
@@ -2618,7 +2952,23 @@
           <w:rFonts w:ascii="David" w:hAnsi="David" w:cs="David"/>
           <w:lang w:val="en-US"/>
         </w:rPr>
-        <w:t>shows marginally significant results, that in my opinion is actually meaningful.</w:t>
+        <w:t xml:space="preserve">shows marginally significant results, that in my opinion is </w:t>
+      </w:r>
+      <w:proofErr w:type="gramStart"/>
+      <w:r>
+        <w:rPr>
+          <w:rFonts w:ascii="David" w:hAnsi="David" w:cs="David"/>
+          <w:lang w:val="en-US"/>
+        </w:rPr>
+        <w:t>actually meaningful</w:t>
+      </w:r>
+      <w:proofErr w:type="gramEnd"/>
+      <w:r>
+        <w:rPr>
+          <w:rFonts w:ascii="David" w:hAnsi="David" w:cs="David"/>
+          <w:lang w:val="en-US"/>
+        </w:rPr>
+        <w:t>.</w:t>
       </w:r>
     </w:p>
     <w:p>
@@ -2659,7 +3009,7 @@
         </w:rPr>
         <w:lastRenderedPageBreak/>
         <w:drawing>
-          <wp:inline distT="0" distB="0" distL="0" distR="0" wp14:anchorId="6B84555B" wp14:editId="11220082">
+          <wp:inline distT="0" distB="0" distL="0" distR="0" wp14:anchorId="6B84555B" wp14:editId="04E119BD">
             <wp:extent cx="3561496" cy="3010486"/>
             <wp:effectExtent l="0" t="0" r="1270" b="0"/>
             <wp:docPr id="1816812992" name="Picture 7" descr="A diagram of a diagram&#10;&#10;AI-generated content may be incorrect."/>
@@ -3420,7 +3770,29 @@
           <w:color w:val="FF0000"/>
           <w:lang w:val="en-US"/>
         </w:rPr>
-        <w:t xml:space="preserve"> (make sure that you used the same off-diagonal in all)</w:t>
+        <w:t xml:space="preserve"> (make sure that you used the same </w:t>
+      </w:r>
+      <w:proofErr w:type="gramStart"/>
+      <w:r>
+        <w:rPr>
+          <w:rFonts w:ascii="David" w:hAnsi="David" w:cs="David"/>
+          <w:b/>
+          <w:bCs/>
+          <w:color w:val="FF0000"/>
+          <w:lang w:val="en-US"/>
+        </w:rPr>
+        <w:t>off-diagonal</w:t>
+      </w:r>
+      <w:proofErr w:type="gramEnd"/>
+      <w:r>
+        <w:rPr>
+          <w:rFonts w:ascii="David" w:hAnsi="David" w:cs="David"/>
+          <w:b/>
+          <w:bCs/>
+          <w:color w:val="FF0000"/>
+          <w:lang w:val="en-US"/>
+        </w:rPr>
+        <w:t xml:space="preserve"> in all)</w:t>
       </w:r>
     </w:p>
     <w:p>
@@ -3590,7 +3962,39 @@
           <w:rFonts w:ascii="David" w:hAnsi="David" w:cs="David"/>
           <w:lang w:val="en-US"/>
         </w:rPr>
-        <w:t>Island scale (off-diags and diag):</w:t>
+        <w:t>Island scale (off-</w:t>
+      </w:r>
+      <w:proofErr w:type="spellStart"/>
+      <w:r>
+        <w:rPr>
+          <w:rFonts w:ascii="David" w:hAnsi="David" w:cs="David"/>
+          <w:lang w:val="en-US"/>
+        </w:rPr>
+        <w:t>diags</w:t>
+      </w:r>
+      <w:proofErr w:type="spellEnd"/>
+      <w:r>
+        <w:rPr>
+          <w:rFonts w:ascii="David" w:hAnsi="David" w:cs="David"/>
+          <w:lang w:val="en-US"/>
+        </w:rPr>
+        <w:t xml:space="preserve"> and </w:t>
+      </w:r>
+      <w:proofErr w:type="spellStart"/>
+      <w:r>
+        <w:rPr>
+          <w:rFonts w:ascii="David" w:hAnsi="David" w:cs="David"/>
+          <w:lang w:val="en-US"/>
+        </w:rPr>
+        <w:t>diag</w:t>
+      </w:r>
+      <w:proofErr w:type="spellEnd"/>
+      <w:r>
+        <w:rPr>
+          <w:rFonts w:ascii="David" w:hAnsi="David" w:cs="David"/>
+          <w:lang w:val="en-US"/>
+        </w:rPr>
+        <w:t>):</w:t>
       </w:r>
     </w:p>
     <w:p>
@@ -3658,6 +4062,7 @@
           <w:lang w:val="en-US"/>
         </w:rPr>
       </w:pPr>
+      <w:proofErr w:type="spellStart"/>
       <w:r>
         <w:rPr>
           <w:rFonts w:ascii="David" w:hAnsi="David" w:cs="David"/>
@@ -3665,6 +4070,7 @@
         </w:rPr>
         <w:t>Pumpumpummmm</w:t>
       </w:r>
+      <w:proofErr w:type="spellEnd"/>
     </w:p>
     <w:p>
       <w:pPr>
@@ -3891,6 +4297,7 @@
         </w:rPr>
         <w:t xml:space="preserve">predictive capacity for the </w:t>
       </w:r>
+      <w:proofErr w:type="gramStart"/>
       <w:r>
         <w:rPr>
           <w:rFonts w:ascii="David" w:hAnsi="David" w:cs="David"/>
@@ -3903,7 +4310,15 @@
           <w:rFonts w:ascii="David" w:hAnsi="David" w:cs="David"/>
           <w:lang w:val="en-US"/>
         </w:rPr>
-        <w:t xml:space="preserve"> is lower in comparison to the off-diagonals</w:t>
+        <w:t xml:space="preserve"> is</w:t>
+      </w:r>
+      <w:proofErr w:type="gramEnd"/>
+      <w:r>
+        <w:rPr>
+          <w:rFonts w:ascii="David" w:hAnsi="David" w:cs="David"/>
+          <w:lang w:val="en-US"/>
+        </w:rPr>
+        <w:t xml:space="preserve"> lower in comparison to the off-diagonals</w:t>
       </w:r>
       <w:r>
         <w:rPr>
@@ -3932,7 +4347,31 @@
           <w:rtl/>
           <w:lang w:val="en-US"/>
         </w:rPr>
-        <w:t>יש חשיבות לאילו לינקים מורידים. לכן טוב עשינו כשמיצענו איטרציות.</w:t>
+        <w:t xml:space="preserve">יש חשיבות לאילו לינקים מורידים. לכן טוב עשינו כשמיצענו </w:t>
+      </w:r>
+      <w:proofErr w:type="spellStart"/>
+      <w:r>
+        <w:rPr>
+          <w:rFonts w:ascii="David" w:hAnsi="David" w:cs="David" w:hint="cs"/>
+          <w:b/>
+          <w:bCs/>
+          <w:color w:val="7030A0"/>
+          <w:rtl/>
+          <w:lang w:val="en-US"/>
+        </w:rPr>
+        <w:t>איטרציות</w:t>
+      </w:r>
+      <w:proofErr w:type="spellEnd"/>
+      <w:r>
+        <w:rPr>
+          <w:rFonts w:ascii="David" w:hAnsi="David" w:cs="David" w:hint="cs"/>
+          <w:b/>
+          <w:bCs/>
+          <w:color w:val="7030A0"/>
+          <w:rtl/>
+          <w:lang w:val="en-US"/>
+        </w:rPr>
+        <w:t>.</w:t>
       </w:r>
     </w:p>
     <w:p>
@@ -4037,7 +4476,29 @@
           <w:color w:val="7030A0"/>
           <w:lang w:val="en-US"/>
         </w:rPr>
-        <w:t xml:space="preserve"> – but really not much.</w:t>
+        <w:t xml:space="preserve"> – but </w:t>
+      </w:r>
+      <w:proofErr w:type="gramStart"/>
+      <w:r>
+        <w:rPr>
+          <w:rFonts w:ascii="David" w:hAnsi="David" w:cs="David"/>
+          <w:b/>
+          <w:bCs/>
+          <w:color w:val="7030A0"/>
+          <w:lang w:val="en-US"/>
+        </w:rPr>
+        <w:t>really not</w:t>
+      </w:r>
+      <w:proofErr w:type="gramEnd"/>
+      <w:r>
+        <w:rPr>
+          <w:rFonts w:ascii="David" w:hAnsi="David" w:cs="David"/>
+          <w:b/>
+          <w:bCs/>
+          <w:color w:val="7030A0"/>
+          <w:lang w:val="en-US"/>
+        </w:rPr>
+        <w:t xml:space="preserve"> much.</w:t>
       </w:r>
     </w:p>
     <w:p>
@@ -4488,12 +4949,21 @@
           <w:lang w:val="en-US"/>
         </w:rPr>
       </w:pPr>
-      <w:r>
-        <w:rPr>
-          <w:rFonts w:ascii="David" w:hAnsi="David" w:cs="David"/>
-          <w:lang w:val="en-US"/>
-        </w:rPr>
-        <w:t>Overall Bray-Curtis similarity (all layer-to layer predictions, plants and pollinators combined):</w:t>
+      <w:proofErr w:type="gramStart"/>
+      <w:r>
+        <w:rPr>
+          <w:rFonts w:ascii="David" w:hAnsi="David" w:cs="David"/>
+          <w:lang w:val="en-US"/>
+        </w:rPr>
+        <w:t>Overall</w:t>
+      </w:r>
+      <w:proofErr w:type="gramEnd"/>
+      <w:r>
+        <w:rPr>
+          <w:rFonts w:ascii="David" w:hAnsi="David" w:cs="David"/>
+          <w:lang w:val="en-US"/>
+        </w:rPr>
+        <w:t xml:space="preserve"> Bray-Curtis similarity (all layer-to layer predictions, plants and pollinators combined):</w:t>
       </w:r>
     </w:p>
     <w:p>
@@ -4965,7 +5435,27 @@
           <w:rtl/>
           <w:lang w:val="en-US"/>
         </w:rPr>
-        <w:t xml:space="preserve"> בכל הפלוטים ומספר ספרות. להוסיף שנתות.</w:t>
+        <w:t xml:space="preserve"> בכל </w:t>
+      </w:r>
+      <w:proofErr w:type="spellStart"/>
+      <w:r>
+        <w:rPr>
+          <w:rFonts w:ascii="David" w:hAnsi="David" w:cs="David" w:hint="cs"/>
+          <w:color w:val="FF0000"/>
+          <w:rtl/>
+          <w:lang w:val="en-US"/>
+        </w:rPr>
+        <w:t>הפלוטים</w:t>
+      </w:r>
+      <w:proofErr w:type="spellEnd"/>
+      <w:r>
+        <w:rPr>
+          <w:rFonts w:ascii="David" w:hAnsi="David" w:cs="David" w:hint="cs"/>
+          <w:color w:val="FF0000"/>
+          <w:rtl/>
+          <w:lang w:val="en-US"/>
+        </w:rPr>
+        <w:t xml:space="preserve"> ומספר ספרות. להוסיף שנתות.</w:t>
       </w:r>
     </w:p>
     <w:p>
@@ -5304,6 +5794,23 @@
       <w:pPr>
         <w:rPr>
           <w:rFonts w:ascii="David" w:hAnsi="David" w:cs="David"/>
+          <w:color w:val="FF0000"/>
+          <w:lang w:val="en-US"/>
+        </w:rPr>
+      </w:pPr>
+      <w:r>
+        <w:rPr>
+          <w:rFonts w:ascii="David" w:hAnsi="David" w:cs="David"/>
+          <w:color w:val="FF0000"/>
+          <w:lang w:val="en-US"/>
+        </w:rPr>
+        <w:t>Change to above 1!!</w:t>
+      </w:r>
+    </w:p>
+    <w:p>
+      <w:pPr>
+        <w:rPr>
+          <w:rFonts w:ascii="David" w:hAnsi="David" w:cs="David"/>
           <w:color w:val="000000" w:themeColor="text1"/>
           <w:lang w:val="en-US"/>
         </w:rPr>
@@ -5460,14 +5967,32 @@
           <w:color w:val="FF0000"/>
           <w:lang w:val="en-US"/>
         </w:rPr>
-        <w:t>Do it for both off-diagonals</w:t>
-      </w:r>
+        <w:t xml:space="preserve">Do it for </w:t>
+      </w:r>
+      <w:proofErr w:type="gramStart"/>
       <w:r>
         <w:rPr>
           <w:rFonts w:ascii="David" w:hAnsi="David" w:cs="David"/>
           <w:color w:val="FF0000"/>
           <w:lang w:val="en-US"/>
         </w:rPr>
+        <w:t>both off</w:t>
+      </w:r>
+      <w:proofErr w:type="gramEnd"/>
+      <w:r>
+        <w:rPr>
+          <w:rFonts w:ascii="David" w:hAnsi="David" w:cs="David"/>
+          <w:color w:val="FF0000"/>
+          <w:lang w:val="en-US"/>
+        </w:rPr>
+        <w:t>-diagonals</w:t>
+      </w:r>
+      <w:r>
+        <w:rPr>
+          <w:rFonts w:ascii="David" w:hAnsi="David" w:cs="David"/>
+          <w:color w:val="FF0000"/>
+          <w:lang w:val="en-US"/>
+        </w:rPr>
         <w:t>. Might be wrong, check the code</w:t>
       </w:r>
     </w:p>
@@ -5509,6 +6034,7 @@
           <w:rFonts w:ascii="David" w:hAnsi="David" w:cs="David"/>
           <w:lang w:val="en-US"/>
         </w:rPr>
+        <w:lastRenderedPageBreak/>
         <w:t>Results – not updated</w:t>
       </w:r>
       <w:r>
@@ -5542,7 +6068,6 @@
           <w:color w:val="000000" w:themeColor="text1"/>
           <w:lang w:val="en-US"/>
         </w:rPr>
-        <w:lastRenderedPageBreak/>
         <w:t>Plants</w:t>
       </w:r>
       <w:r>
@@ -5785,7 +6310,7 @@
         </w:rPr>
         <w:lastRenderedPageBreak/>
         <w:drawing>
-          <wp:inline distT="0" distB="0" distL="0" distR="0" wp14:anchorId="4288A8E8" wp14:editId="4FD74940">
+          <wp:inline distT="0" distB="0" distL="0" distR="0" wp14:anchorId="4288A8E8" wp14:editId="18A82005">
             <wp:extent cx="2841674" cy="2399636"/>
             <wp:effectExtent l="0" t="0" r="0" b="1270"/>
             <wp:docPr id="136820354" name="Picture 1"/>
@@ -5834,7 +6359,7 @@
           <w:lang w:val="en-US"/>
         </w:rPr>
         <w:drawing>
-          <wp:inline distT="0" distB="0" distL="0" distR="0" wp14:anchorId="5C989D15" wp14:editId="4ED4AC00">
+          <wp:inline distT="0" distB="0" distL="0" distR="0" wp14:anchorId="5C989D15" wp14:editId="4EAE881A">
             <wp:extent cx="2851296" cy="2407761"/>
             <wp:effectExtent l="0" t="0" r="6350" b="0"/>
             <wp:docPr id="394252880" name="Picture 2"/>
@@ -5917,7 +6442,7 @@
           <w:lang w:val="en-US"/>
         </w:rPr>
         <w:drawing>
-          <wp:inline distT="0" distB="0" distL="0" distR="0" wp14:anchorId="6939D3C2" wp14:editId="7507FF29">
+          <wp:inline distT="0" distB="0" distL="0" distR="0" wp14:anchorId="6939D3C2" wp14:editId="0505E854">
             <wp:extent cx="2865366" cy="2419643"/>
             <wp:effectExtent l="0" t="0" r="0" b="0"/>
             <wp:docPr id="616980905" name="Picture 3"/>
@@ -5966,7 +6491,7 @@
           <w:lang w:val="en-US"/>
         </w:rPr>
         <w:drawing>
-          <wp:inline distT="0" distB="0" distL="0" distR="0" wp14:anchorId="6F2E06C2" wp14:editId="19F2071F">
+          <wp:inline distT="0" distB="0" distL="0" distR="0" wp14:anchorId="6F2E06C2" wp14:editId="33134334">
             <wp:extent cx="2890356" cy="2440745"/>
             <wp:effectExtent l="0" t="0" r="5715" b="0"/>
             <wp:docPr id="997081678" name="Picture 4"/>
@@ -6022,7 +6547,25 @@
           <w:color w:val="000000" w:themeColor="text1"/>
           <w:lang w:val="en-US"/>
         </w:rPr>
-        <w:t>For the off-diagonals, when looking at 1 iteration the trends are the same but not significant</w:t>
+        <w:t xml:space="preserve">For the </w:t>
+      </w:r>
+      <w:proofErr w:type="gramStart"/>
+      <w:r>
+        <w:rPr>
+          <w:rFonts w:ascii="David" w:hAnsi="David" w:cs="David"/>
+          <w:color w:val="000000" w:themeColor="text1"/>
+          <w:lang w:val="en-US"/>
+        </w:rPr>
+        <w:t>off-diagonals</w:t>
+      </w:r>
+      <w:proofErr w:type="gramEnd"/>
+      <w:r>
+        <w:rPr>
+          <w:rFonts w:ascii="David" w:hAnsi="David" w:cs="David"/>
+          <w:color w:val="000000" w:themeColor="text1"/>
+          <w:lang w:val="en-US"/>
+        </w:rPr>
+        <w:t>, when looking at 1 iteration the trends are the same but not significant</w:t>
       </w:r>
       <w:r>
         <w:rPr>
@@ -6050,7 +6593,7 @@
           <w:lang w:val="he-IL"/>
         </w:rPr>
         <w:drawing>
-          <wp:inline distT="0" distB="0" distL="0" distR="0" wp14:anchorId="2061277C" wp14:editId="58A3AB5D">
+          <wp:inline distT="0" distB="0" distL="0" distR="0" wp14:anchorId="2061277C" wp14:editId="4ECD3FBE">
             <wp:extent cx="2913898" cy="2460625"/>
             <wp:effectExtent l="0" t="0" r="1270" b="0"/>
             <wp:docPr id="314017206" name="Picture 7"/>
@@ -6100,7 +6643,7 @@
           <w:lang w:val="he-IL"/>
         </w:rPr>
         <w:drawing>
-          <wp:inline distT="0" distB="0" distL="0" distR="0" wp14:anchorId="3EC23CBC" wp14:editId="1D86D4F0">
+          <wp:inline distT="0" distB="0" distL="0" distR="0" wp14:anchorId="3EC23CBC" wp14:editId="00260CFF">
             <wp:extent cx="2947216" cy="2488760"/>
             <wp:effectExtent l="0" t="0" r="5715" b="6985"/>
             <wp:docPr id="1107465307" name="Picture 6"/>
@@ -6156,7 +6699,25 @@
           <w:color w:val="000000" w:themeColor="text1"/>
           <w:lang w:val="en-US"/>
         </w:rPr>
-        <w:t>When looking at the correlations in different iterations, in some cases the cor is positive, sometimes negative, for some cases significant and in others not</w:t>
+        <w:t xml:space="preserve">When looking at the correlations in different iterations, in some cases the </w:t>
+      </w:r>
+      <w:proofErr w:type="spellStart"/>
+      <w:r>
+        <w:rPr>
+          <w:rFonts w:ascii="David" w:hAnsi="David" w:cs="David"/>
+          <w:color w:val="000000" w:themeColor="text1"/>
+          <w:lang w:val="en-US"/>
+        </w:rPr>
+        <w:t>cor</w:t>
+      </w:r>
+      <w:proofErr w:type="spellEnd"/>
+      <w:r>
+        <w:rPr>
+          <w:rFonts w:ascii="David" w:hAnsi="David" w:cs="David"/>
+          <w:color w:val="000000" w:themeColor="text1"/>
+          <w:lang w:val="en-US"/>
+        </w:rPr>
+        <w:t xml:space="preserve"> is positive, sometimes negative, for some cases significant and in others not</w:t>
       </w:r>
       <w:r>
         <w:rPr>
@@ -6204,7 +6765,25 @@
           <w:color w:val="000000" w:themeColor="text1"/>
           <w:lang w:val="en-US"/>
         </w:rPr>
-        <w:t>. So we need to average the iterations.</w:t>
+        <w:t xml:space="preserve">. </w:t>
+      </w:r>
+      <w:proofErr w:type="gramStart"/>
+      <w:r>
+        <w:rPr>
+          <w:rFonts w:ascii="David" w:hAnsi="David" w:cs="David"/>
+          <w:color w:val="000000" w:themeColor="text1"/>
+          <w:lang w:val="en-US"/>
+        </w:rPr>
+        <w:t>So</w:t>
+      </w:r>
+      <w:proofErr w:type="gramEnd"/>
+      <w:r>
+        <w:rPr>
+          <w:rFonts w:ascii="David" w:hAnsi="David" w:cs="David"/>
+          <w:color w:val="000000" w:themeColor="text1"/>
+          <w:lang w:val="en-US"/>
+        </w:rPr>
+        <w:t xml:space="preserve"> we need to average the iterations.</w:t>
       </w:r>
     </w:p>
     <w:p>
@@ -6357,7 +6936,7 @@
         </w:rPr>
         <w:lastRenderedPageBreak/>
         <w:drawing>
-          <wp:inline distT="0" distB="0" distL="0" distR="0" wp14:anchorId="430A6D08" wp14:editId="6F1541B6">
+          <wp:inline distT="0" distB="0" distL="0" distR="0" wp14:anchorId="430A6D08" wp14:editId="687C35BA">
             <wp:extent cx="5185883" cy="4380499"/>
             <wp:effectExtent l="0" t="0" r="0" b="1270"/>
             <wp:docPr id="1227321864" name="Picture 1"/>
@@ -6632,23 +7211,41 @@
           <w:color w:val="FF0000"/>
           <w:lang w:val="en-US"/>
         </w:rPr>
-        <w:t>Check what species are concentrated around pred-obs = 0</w:t>
-      </w:r>
-    </w:p>
-    <w:p>
-      <w:pPr>
+        <w:t>Check what species are concentrated around pred-</w:t>
+      </w:r>
+      <w:proofErr w:type="spellStart"/>
+      <w:r>
         <w:rPr>
           <w:rFonts w:ascii="David" w:hAnsi="David" w:cs="David"/>
           <w:color w:val="FF0000"/>
           <w:lang w:val="en-US"/>
         </w:rPr>
-      </w:pPr>
+        <w:t>obs</w:t>
+      </w:r>
+      <w:proofErr w:type="spellEnd"/>
       <w:r>
         <w:rPr>
           <w:rFonts w:ascii="David" w:hAnsi="David" w:cs="David"/>
           <w:color w:val="FF0000"/>
           <w:lang w:val="en-US"/>
         </w:rPr>
+        <w:t xml:space="preserve"> = 0</w:t>
+      </w:r>
+    </w:p>
+    <w:p>
+      <w:pPr>
+        <w:rPr>
+          <w:rFonts w:ascii="David" w:hAnsi="David" w:cs="David"/>
+          <w:color w:val="FF0000"/>
+          <w:lang w:val="en-US"/>
+        </w:rPr>
+      </w:pPr>
+      <w:r>
+        <w:rPr>
+          <w:rFonts w:ascii="David" w:hAnsi="David" w:cs="David"/>
+          <w:color w:val="FF0000"/>
+          <w:lang w:val="en-US"/>
+        </w:rPr>
         <w:t>Check correlation with degree.</w:t>
       </w:r>
     </w:p>
@@ -6665,7 +7262,7 @@
       <w:pPr>
         <w:bidi/>
         <w:rPr>
-          <w:rFonts w:ascii="David" w:hAnsi="David" w:cs="David" w:hint="cs"/>
+          <w:rFonts w:ascii="David" w:hAnsi="David" w:cs="David"/>
           <w:b/>
           <w:bCs/>
           <w:color w:val="FF0000"/>
@@ -6682,7 +7279,31 @@
           <w:rtl/>
           <w:lang w:val="en-US"/>
         </w:rPr>
-        <w:t>צריך לסנן רק את המינים שנחזו כאפס בכללל האיים</w:t>
+        <w:t xml:space="preserve">צריך לסנן רק את המינים שנחזו כאפס </w:t>
+      </w:r>
+      <w:proofErr w:type="spellStart"/>
+      <w:r>
+        <w:rPr>
+          <w:rFonts w:ascii="David" w:hAnsi="David" w:cs="David" w:hint="cs"/>
+          <w:b/>
+          <w:bCs/>
+          <w:color w:val="FF0000"/>
+          <w:rtl/>
+          <w:lang w:val="en-US"/>
+        </w:rPr>
+        <w:t>בכללל</w:t>
+      </w:r>
+      <w:proofErr w:type="spellEnd"/>
+      <w:r>
+        <w:rPr>
+          <w:rFonts w:ascii="David" w:hAnsi="David" w:cs="David" w:hint="cs"/>
+          <w:b/>
+          <w:bCs/>
+          <w:color w:val="FF0000"/>
+          <w:rtl/>
+          <w:lang w:val="en-US"/>
+        </w:rPr>
+        <w:t xml:space="preserve"> האיים</w:t>
       </w:r>
     </w:p>
     <w:p>
@@ -7359,13 +7980,23 @@
           <w:lang w:val="en-US"/>
         </w:rPr>
       </w:pPr>
-      <w:r>
-        <w:rPr>
-          <w:rFonts w:ascii="David" w:hAnsi="David" w:cs="David"/>
-          <w:color w:val="000000" w:themeColor="text1"/>
-          <w:lang w:val="en-US"/>
-        </w:rPr>
-        <w:t>Netsize and density were tested for 1 off-diagonal, hence variable importance was analyzed for this off-diagonal.</w:t>
+      <w:proofErr w:type="spellStart"/>
+      <w:r>
+        <w:rPr>
+          <w:rFonts w:ascii="David" w:hAnsi="David" w:cs="David"/>
+          <w:color w:val="000000" w:themeColor="text1"/>
+          <w:lang w:val="en-US"/>
+        </w:rPr>
+        <w:t>Netsize</w:t>
+      </w:r>
+      <w:proofErr w:type="spellEnd"/>
+      <w:r>
+        <w:rPr>
+          <w:rFonts w:ascii="David" w:hAnsi="David" w:cs="David"/>
+          <w:color w:val="000000" w:themeColor="text1"/>
+          <w:lang w:val="en-US"/>
+        </w:rPr>
+        <w:t xml:space="preserve"> and density were tested for 1 off-diagonal, hence variable importance was analyzed for this off-diagonal.</w:t>
       </w:r>
     </w:p>
     <w:p>
@@ -9817,7 +10448,29 @@
           <w:color w:val="7030A0"/>
           <w:rtl/>
         </w:rPr>
-        <w:t>לא נכון להשתמש פה ברגרסיה לינארית כי יש חיזוי מאי 1 ל-2 ו-1 ל-3 וכו׳, לכן עדיף להשתמש במה שיצא מה-</w:t>
+        <w:t xml:space="preserve">לא נכון להשתמש פה ברגרסיה לינארית כי יש חיזוי מאי 1 ל-2 ו-1 ל-3 </w:t>
+      </w:r>
+      <w:proofErr w:type="spellStart"/>
+      <w:r>
+        <w:rPr>
+          <w:rFonts w:ascii="David" w:hAnsi="David" w:cs="David" w:hint="cs"/>
+          <w:b/>
+          <w:bCs/>
+          <w:color w:val="7030A0"/>
+          <w:rtl/>
+        </w:rPr>
+        <w:t>וכו</w:t>
+      </w:r>
+      <w:proofErr w:type="spellEnd"/>
+      <w:r>
+        <w:rPr>
+          <w:rFonts w:ascii="David" w:hAnsi="David" w:cs="David" w:hint="cs"/>
+          <w:b/>
+          <w:bCs/>
+          <w:color w:val="7030A0"/>
+          <w:rtl/>
+        </w:rPr>
+        <w:t>׳, לכן עדיף להשתמש במה שיצא מה-</w:t>
       </w:r>
       <w:r>
         <w:rPr>
@@ -9978,7 +10631,7 @@
         </w:rPr>
         <w:lastRenderedPageBreak/>
         <w:drawing>
-          <wp:inline distT="0" distB="0" distL="0" distR="0" wp14:anchorId="05472C01" wp14:editId="609D4798">
+          <wp:inline distT="0" distB="0" distL="0" distR="0" wp14:anchorId="05472C01" wp14:editId="22E5E483">
             <wp:extent cx="4543865" cy="3841411"/>
             <wp:effectExtent l="0" t="0" r="9525" b="6985"/>
             <wp:docPr id="299472941" name="Picture 4"/>
@@ -10076,6 +10729,7 @@
           <w:lang w:val="en-US"/>
         </w:rPr>
       </w:pPr>
+      <w:proofErr w:type="spellStart"/>
       <w:r>
         <w:rPr>
           <w:rFonts w:ascii="David" w:hAnsi="David" w:cs="David" w:hint="cs"/>
@@ -10085,7 +10739,19 @@
           <w:rtl/>
           <w:lang w:val="en-US"/>
         </w:rPr>
-        <w:t>אגרגציה משפרת את התחזיות</w:t>
+        <w:t>אגרגציה</w:t>
+      </w:r>
+      <w:proofErr w:type="spellEnd"/>
+      <w:r>
+        <w:rPr>
+          <w:rFonts w:ascii="David" w:hAnsi="David" w:cs="David" w:hint="cs"/>
+          <w:b/>
+          <w:bCs/>
+          <w:color w:val="7030A0"/>
+          <w:rtl/>
+          <w:lang w:val="en-US"/>
+        </w:rPr>
+        <w:t xml:space="preserve"> משפרת את התחזיות</w:t>
       </w:r>
       <w:r>
         <w:rPr>

--- a/results/10_iterations/canary/canaries_analysis_softimpute_updated.docx
+++ b/results/10_iterations/canary/canaries_analysis_softimpute_updated.docx
@@ -148,6 +148,7 @@
         </w:rPr>
         <w:t xml:space="preserve">Yielded </w:t>
       </w:r>
+      <w:proofErr w:type="gramStart"/>
       <w:r>
         <w:rPr>
           <w:rFonts w:ascii="David" w:hAnsi="David" w:cs="David"/>
@@ -160,7 +161,15 @@
           <w:rFonts w:ascii="David" w:hAnsi="David" w:cs="David"/>
           <w:lang w:val="en-US"/>
         </w:rPr>
-        <w:t xml:space="preserve"> very large csv </w:t>
+        <w:t xml:space="preserve"> very</w:t>
+      </w:r>
+      <w:proofErr w:type="gramEnd"/>
+      <w:r>
+        <w:rPr>
+          <w:rFonts w:ascii="David" w:hAnsi="David" w:cs="David"/>
+          <w:lang w:val="en-US"/>
+        </w:rPr>
+        <w:t xml:space="preserve"> large csv </w:t>
       </w:r>
       <w:proofErr w:type="gramStart"/>
       <w:r>
@@ -239,7 +248,23 @@
           <w:rFonts w:ascii="David" w:hAnsi="David" w:cs="David"/>
           <w:lang w:val="en-US"/>
         </w:rPr>
-        <w:t xml:space="preserve"> the amount of removed zeros i</w:t>
+        <w:t xml:space="preserve"> the amount of </w:t>
+      </w:r>
+      <w:proofErr w:type="gramStart"/>
+      <w:r>
+        <w:rPr>
+          <w:rFonts w:ascii="David" w:hAnsi="David" w:cs="David"/>
+          <w:lang w:val="en-US"/>
+        </w:rPr>
+        <w:t>removed zeros</w:t>
+      </w:r>
+      <w:proofErr w:type="gramEnd"/>
+      <w:r>
+        <w:rPr>
+          <w:rFonts w:ascii="David" w:hAnsi="David" w:cs="David"/>
+          <w:lang w:val="en-US"/>
+        </w:rPr>
+        <w:t xml:space="preserve"> i</w:t>
       </w:r>
       <w:r>
         <w:rPr>
@@ -799,7 +824,7 @@
         </w:rPr>
         <w:lastRenderedPageBreak/>
         <w:drawing>
-          <wp:inline distT="0" distB="0" distL="0" distR="0" wp14:anchorId="7018F8A3" wp14:editId="4C192581">
+          <wp:inline distT="0" distB="0" distL="0" distR="0" wp14:anchorId="7018F8A3" wp14:editId="3BB4DF31">
             <wp:extent cx="7277864" cy="3699644"/>
             <wp:effectExtent l="0" t="0" r="0" b="0"/>
             <wp:docPr id="946855315" name="Picture 2"/>
@@ -866,7 +891,7 @@
           <w:lang w:val="en-US"/>
         </w:rPr>
         <w:drawing>
-          <wp:inline distT="0" distB="0" distL="0" distR="0" wp14:anchorId="7CA25923" wp14:editId="3D67A45C">
+          <wp:inline distT="0" distB="0" distL="0" distR="0" wp14:anchorId="7CA25923" wp14:editId="6D5A4924">
             <wp:extent cx="7301012" cy="3711411"/>
             <wp:effectExtent l="0" t="0" r="0" b="3810"/>
             <wp:docPr id="1522771385" name="Picture 4"/>
@@ -4347,31 +4372,7 @@
           <w:rtl/>
           <w:lang w:val="en-US"/>
         </w:rPr>
-        <w:t xml:space="preserve">יש חשיבות לאילו לינקים מורידים. לכן טוב עשינו כשמיצענו </w:t>
-      </w:r>
-      <w:proofErr w:type="spellStart"/>
-      <w:r>
-        <w:rPr>
-          <w:rFonts w:ascii="David" w:hAnsi="David" w:cs="David" w:hint="cs"/>
-          <w:b/>
-          <w:bCs/>
-          <w:color w:val="7030A0"/>
-          <w:rtl/>
-          <w:lang w:val="en-US"/>
-        </w:rPr>
-        <w:t>איטרציות</w:t>
-      </w:r>
-      <w:proofErr w:type="spellEnd"/>
-      <w:r>
-        <w:rPr>
-          <w:rFonts w:ascii="David" w:hAnsi="David" w:cs="David" w:hint="cs"/>
-          <w:b/>
-          <w:bCs/>
-          <w:color w:val="7030A0"/>
-          <w:rtl/>
-          <w:lang w:val="en-US"/>
-        </w:rPr>
-        <w:t>.</w:t>
+        <w:t>יש חשיבות לאילו לינקים מורידים. לכן טוב עשינו כשמיצענו איטרציות.</w:t>
       </w:r>
     </w:p>
     <w:p>
@@ -5435,27 +5436,7 @@
           <w:rtl/>
           <w:lang w:val="en-US"/>
         </w:rPr>
-        <w:t xml:space="preserve"> בכל </w:t>
-      </w:r>
-      <w:proofErr w:type="spellStart"/>
-      <w:r>
-        <w:rPr>
-          <w:rFonts w:ascii="David" w:hAnsi="David" w:cs="David" w:hint="cs"/>
-          <w:color w:val="FF0000"/>
-          <w:rtl/>
-          <w:lang w:val="en-US"/>
-        </w:rPr>
-        <w:t>הפלוטים</w:t>
-      </w:r>
-      <w:proofErr w:type="spellEnd"/>
-      <w:r>
-        <w:rPr>
-          <w:rFonts w:ascii="David" w:hAnsi="David" w:cs="David" w:hint="cs"/>
-          <w:color w:val="FF0000"/>
-          <w:rtl/>
-          <w:lang w:val="en-US"/>
-        </w:rPr>
-        <w:t xml:space="preserve"> ומספר ספרות. להוסיף שנתות.</w:t>
+        <w:t xml:space="preserve"> בכל הפלוטים ומספר ספרות. להוסיף שנתות.</w:t>
       </w:r>
     </w:p>
     <w:p>
@@ -6565,7 +6546,25 @@
           <w:color w:val="000000" w:themeColor="text1"/>
           <w:lang w:val="en-US"/>
         </w:rPr>
-        <w:t>, when looking at 1 iteration the trends are the same but not significant</w:t>
+        <w:t xml:space="preserve">, when looking at 1 </w:t>
+      </w:r>
+      <w:proofErr w:type="gramStart"/>
+      <w:r>
+        <w:rPr>
+          <w:rFonts w:ascii="David" w:hAnsi="David" w:cs="David"/>
+          <w:color w:val="000000" w:themeColor="text1"/>
+          <w:lang w:val="en-US"/>
+        </w:rPr>
+        <w:t>iteration</w:t>
+      </w:r>
+      <w:proofErr w:type="gramEnd"/>
+      <w:r>
+        <w:rPr>
+          <w:rFonts w:ascii="David" w:hAnsi="David" w:cs="David"/>
+          <w:color w:val="000000" w:themeColor="text1"/>
+          <w:lang w:val="en-US"/>
+        </w:rPr>
+        <w:t xml:space="preserve"> the trends are the same but not significant</w:t>
       </w:r>
       <w:r>
         <w:rPr>
@@ -7279,31 +7278,7 @@
           <w:rtl/>
           <w:lang w:val="en-US"/>
         </w:rPr>
-        <w:t xml:space="preserve">צריך לסנן רק את המינים שנחזו כאפס </w:t>
-      </w:r>
-      <w:proofErr w:type="spellStart"/>
-      <w:r>
-        <w:rPr>
-          <w:rFonts w:ascii="David" w:hAnsi="David" w:cs="David" w:hint="cs"/>
-          <w:b/>
-          <w:bCs/>
-          <w:color w:val="FF0000"/>
-          <w:rtl/>
-          <w:lang w:val="en-US"/>
-        </w:rPr>
-        <w:t>בכללל</w:t>
-      </w:r>
-      <w:proofErr w:type="spellEnd"/>
-      <w:r>
-        <w:rPr>
-          <w:rFonts w:ascii="David" w:hAnsi="David" w:cs="David" w:hint="cs"/>
-          <w:b/>
-          <w:bCs/>
-          <w:color w:val="FF0000"/>
-          <w:rtl/>
-          <w:lang w:val="en-US"/>
-        </w:rPr>
-        <w:t xml:space="preserve"> האיים</w:t>
+        <w:t>צריך לסנן רק את המינים שנחזו כאפס בכללל האיים</w:t>
       </w:r>
     </w:p>
     <w:p>
@@ -10448,9 +10423,18 @@
           <w:color w:val="7030A0"/>
           <w:rtl/>
         </w:rPr>
-        <w:t xml:space="preserve">לא נכון להשתמש פה ברגרסיה לינארית כי יש חיזוי מאי 1 ל-2 ו-1 ל-3 </w:t>
-      </w:r>
-      <w:proofErr w:type="spellStart"/>
+        <w:t>לא נכון להשתמש פה ברגרסיה לינארית כי יש חיזוי מאי 1 ל-2 ו-1 ל-3 וכו׳, לכן עדיף להשתמש במה שיצא מה-</w:t>
+      </w:r>
+      <w:r>
+        <w:rPr>
+          <w:rFonts w:ascii="David" w:hAnsi="David" w:cs="David"/>
+          <w:b/>
+          <w:bCs/>
+          <w:color w:val="7030A0"/>
+          <w:lang w:val="en-US"/>
+        </w:rPr>
+        <w:t>rf</w:t>
+      </w:r>
       <w:r>
         <w:rPr>
           <w:rFonts w:ascii="David" w:hAnsi="David" w:cs="David" w:hint="cs"/>
@@ -10458,37 +10442,6 @@
           <w:bCs/>
           <w:color w:val="7030A0"/>
           <w:rtl/>
-        </w:rPr>
-        <w:t>וכו</w:t>
-      </w:r>
-      <w:proofErr w:type="spellEnd"/>
-      <w:r>
-        <w:rPr>
-          <w:rFonts w:ascii="David" w:hAnsi="David" w:cs="David" w:hint="cs"/>
-          <w:b/>
-          <w:bCs/>
-          <w:color w:val="7030A0"/>
-          <w:rtl/>
-        </w:rPr>
-        <w:t>׳, לכן עדיף להשתמש במה שיצא מה-</w:t>
-      </w:r>
-      <w:r>
-        <w:rPr>
-          <w:rFonts w:ascii="David" w:hAnsi="David" w:cs="David"/>
-          <w:b/>
-          <w:bCs/>
-          <w:color w:val="7030A0"/>
-          <w:lang w:val="en-US"/>
-        </w:rPr>
-        <w:t>rf</w:t>
-      </w:r>
-      <w:r>
-        <w:rPr>
-          <w:rFonts w:ascii="David" w:hAnsi="David" w:cs="David" w:hint="cs"/>
-          <w:b/>
-          <w:bCs/>
-          <w:color w:val="7030A0"/>
-          <w:rtl/>
           <w:lang w:val="en-US"/>
         </w:rPr>
         <w:t>.</w:t>
@@ -10552,9 +10505,9 @@
           <w:color w:val="000000" w:themeColor="text1"/>
         </w:rPr>
         <w:drawing>
-          <wp:inline distT="0" distB="0" distL="0" distR="0" wp14:anchorId="532377A6" wp14:editId="4630873B">
-            <wp:extent cx="4126230" cy="3192425"/>
-            <wp:effectExtent l="0" t="0" r="7620" b="8255"/>
+          <wp:inline distT="0" distB="0" distL="0" distR="0" wp14:anchorId="532377A6" wp14:editId="15248612">
+            <wp:extent cx="2916000" cy="2256077"/>
+            <wp:effectExtent l="0" t="0" r="0" b="0"/>
             <wp:docPr id="1733097654" name="Picture 3"/>
             <wp:cNvGraphicFramePr>
               <a:graphicFrameLocks xmlns:a="http://schemas.openxmlformats.org/drawingml/2006/main" noChangeAspect="1"/>
@@ -10567,7 +10520,7 @@
                     <pic:cNvPicPr/>
                   </pic:nvPicPr>
                   <pic:blipFill rotWithShape="1">
-                    <a:blip r:embed="rId49">
+                    <a:blip r:embed="rId49" cstate="print">
                       <a:extLst>
                         <a:ext uri="{28A0092B-C50C-407E-A947-70E740481C1C}">
                           <a14:useLocalDpi xmlns:a14="http://schemas.microsoft.com/office/drawing/2010/main" val="0"/>
@@ -10580,7 +10533,7 @@
                   <pic:spPr bwMode="auto">
                     <a:xfrm>
                       <a:off x="0" y="0"/>
-                      <a:ext cx="4126477" cy="3192616"/>
+                      <a:ext cx="2916000" cy="2256077"/>
                     </a:xfrm>
                     <a:prstGeom prst="rect">
                       <a:avLst/>
@@ -10600,6 +10553,54 @@
           </wp:inline>
         </w:drawing>
       </w:r>
+      <w:r>
+        <w:rPr>
+          <w:rFonts w:ascii="David" w:hAnsi="David" w:cs="David"/>
+          <w:noProof/>
+          <w:color w:val="000000" w:themeColor="text1"/>
+        </w:rPr>
+        <w:drawing>
+          <wp:inline distT="0" distB="0" distL="0" distR="0" wp14:anchorId="6DC354B3" wp14:editId="0E02853C">
+            <wp:extent cx="2736000" cy="2309830"/>
+            <wp:effectExtent l="0" t="0" r="7620" b="0"/>
+            <wp:docPr id="1657564355" name="Picture 1"/>
+            <wp:cNvGraphicFramePr>
+              <a:graphicFrameLocks xmlns:a="http://schemas.openxmlformats.org/drawingml/2006/main" noChangeAspect="1"/>
+            </wp:cNvGraphicFramePr>
+            <a:graphic xmlns:a="http://schemas.openxmlformats.org/drawingml/2006/main">
+              <a:graphicData uri="http://schemas.openxmlformats.org/drawingml/2006/picture">
+                <pic:pic xmlns:pic="http://schemas.openxmlformats.org/drawingml/2006/picture">
+                  <pic:nvPicPr>
+                    <pic:cNvPr id="1657564355" name="Picture 1657564355"/>
+                    <pic:cNvPicPr/>
+                  </pic:nvPicPr>
+                  <pic:blipFill>
+                    <a:blip r:embed="rId50" cstate="print">
+                      <a:extLst>
+                        <a:ext uri="{28A0092B-C50C-407E-A947-70E740481C1C}">
+                          <a14:useLocalDpi xmlns:a14="http://schemas.microsoft.com/office/drawing/2010/main" val="0"/>
+                        </a:ext>
+                      </a:extLst>
+                    </a:blip>
+                    <a:stretch>
+                      <a:fillRect/>
+                    </a:stretch>
+                  </pic:blipFill>
+                  <pic:spPr>
+                    <a:xfrm>
+                      <a:off x="0" y="0"/>
+                      <a:ext cx="2736000" cy="2309830"/>
+                    </a:xfrm>
+                    <a:prstGeom prst="rect">
+                      <a:avLst/>
+                    </a:prstGeom>
+                  </pic:spPr>
+                </pic:pic>
+              </a:graphicData>
+            </a:graphic>
+          </wp:inline>
+        </w:drawing>
+      </w:r>
     </w:p>
     <w:p>
       <w:pPr>
@@ -10631,7 +10632,7 @@
         </w:rPr>
         <w:lastRenderedPageBreak/>
         <w:drawing>
-          <wp:inline distT="0" distB="0" distL="0" distR="0" wp14:anchorId="05472C01" wp14:editId="22E5E483">
+          <wp:inline distT="0" distB="0" distL="0" distR="0" wp14:anchorId="05472C01" wp14:editId="5F5C273D">
             <wp:extent cx="4543865" cy="3841411"/>
             <wp:effectExtent l="0" t="0" r="9525" b="6985"/>
             <wp:docPr id="299472941" name="Picture 4"/>
@@ -10646,7 +10647,7 @@
                     <pic:cNvPicPr/>
                   </pic:nvPicPr>
                   <pic:blipFill>
-                    <a:blip r:embed="rId50" cstate="print">
+                    <a:blip r:embed="rId51" cstate="print">
                       <a:extLst>
                         <a:ext uri="{28A0092B-C50C-407E-A947-70E740481C1C}">
                           <a14:useLocalDpi xmlns:a14="http://schemas.microsoft.com/office/drawing/2010/main" val="0"/>
@@ -10729,7 +10730,6 @@
           <w:lang w:val="en-US"/>
         </w:rPr>
       </w:pPr>
-      <w:proofErr w:type="spellStart"/>
       <w:r>
         <w:rPr>
           <w:rFonts w:ascii="David" w:hAnsi="David" w:cs="David" w:hint="cs"/>
@@ -10739,19 +10739,7 @@
           <w:rtl/>
           <w:lang w:val="en-US"/>
         </w:rPr>
-        <w:t>אגרגציה</w:t>
-      </w:r>
-      <w:proofErr w:type="spellEnd"/>
-      <w:r>
-        <w:rPr>
-          <w:rFonts w:ascii="David" w:hAnsi="David" w:cs="David" w:hint="cs"/>
-          <w:b/>
-          <w:bCs/>
-          <w:color w:val="7030A0"/>
-          <w:rtl/>
-          <w:lang w:val="en-US"/>
-        </w:rPr>
-        <w:t xml:space="preserve"> משפרת את התחזיות</w:t>
+        <w:t>אגרגציה משפרת את התחזיות</w:t>
       </w:r>
       <w:r>
         <w:rPr>

--- a/results/10_iterations/canary/canaries_analysis_softimpute_updated.docx
+++ b/results/10_iterations/canary/canaries_analysis_softimpute_updated.docx
@@ -824,7 +824,7 @@
         </w:rPr>
         <w:lastRenderedPageBreak/>
         <w:drawing>
-          <wp:inline distT="0" distB="0" distL="0" distR="0" wp14:anchorId="7018F8A3" wp14:editId="3BB4DF31">
+          <wp:inline distT="0" distB="0" distL="0" distR="0" wp14:anchorId="7018F8A3" wp14:editId="2D6F74F2">
             <wp:extent cx="7277864" cy="3699644"/>
             <wp:effectExtent l="0" t="0" r="0" b="0"/>
             <wp:docPr id="946855315" name="Picture 2"/>
@@ -891,7 +891,7 @@
           <w:lang w:val="en-US"/>
         </w:rPr>
         <w:drawing>
-          <wp:inline distT="0" distB="0" distL="0" distR="0" wp14:anchorId="7CA25923" wp14:editId="6D5A4924">
+          <wp:inline distT="0" distB="0" distL="0" distR="0" wp14:anchorId="7CA25923" wp14:editId="2FCB830E">
             <wp:extent cx="7301012" cy="3711411"/>
             <wp:effectExtent l="0" t="0" r="0" b="3810"/>
             <wp:docPr id="1522771385" name="Picture 4"/>
@@ -7093,6 +7093,91 @@
           <w:color w:val="000000" w:themeColor="text1"/>
           <w:lang w:val="en-US"/>
         </w:rPr>
+        <w:t>20 most significant interactions predicted not to be zero that were NEVER observed:</w:t>
+      </w:r>
+    </w:p>
+    <w:p>
+      <w:pPr>
+        <w:rPr>
+          <w:rFonts w:ascii="David" w:hAnsi="David" w:cs="David"/>
+          <w:color w:val="000000" w:themeColor="text1"/>
+          <w:lang w:val="en-US"/>
+        </w:rPr>
+      </w:pPr>
+      <w:r>
+        <w:rPr>
+          <w:rFonts w:ascii="David" w:hAnsi="David" w:cs="David"/>
+          <w:noProof/>
+          <w:color w:val="000000" w:themeColor="text1"/>
+          <w:lang w:val="en-US"/>
+        </w:rPr>
+        <w:lastRenderedPageBreak/>
+        <w:drawing>
+          <wp:inline distT="0" distB="0" distL="0" distR="0" wp14:anchorId="02FA286A" wp14:editId="6FA6DDAB">
+            <wp:extent cx="5943600" cy="5017135"/>
+            <wp:effectExtent l="0" t="0" r="0" b="0"/>
+            <wp:docPr id="287022152" name="Picture 2"/>
+            <wp:cNvGraphicFramePr>
+              <a:graphicFrameLocks xmlns:a="http://schemas.openxmlformats.org/drawingml/2006/main" noChangeAspect="1"/>
+            </wp:cNvGraphicFramePr>
+            <a:graphic xmlns:a="http://schemas.openxmlformats.org/drawingml/2006/main">
+              <a:graphicData uri="http://schemas.openxmlformats.org/drawingml/2006/picture">
+                <pic:pic xmlns:pic="http://schemas.openxmlformats.org/drawingml/2006/picture">
+                  <pic:nvPicPr>
+                    <pic:cNvPr id="287022152" name="Picture 287022152"/>
+                    <pic:cNvPicPr/>
+                  </pic:nvPicPr>
+                  <pic:blipFill>
+                    <a:blip r:embed="rId41">
+                      <a:extLst>
+                        <a:ext uri="{28A0092B-C50C-407E-A947-70E740481C1C}">
+                          <a14:useLocalDpi xmlns:a14="http://schemas.microsoft.com/office/drawing/2010/main" val="0"/>
+                        </a:ext>
+                      </a:extLst>
+                    </a:blip>
+                    <a:stretch>
+                      <a:fillRect/>
+                    </a:stretch>
+                  </pic:blipFill>
+                  <pic:spPr>
+                    <a:xfrm>
+                      <a:off x="0" y="0"/>
+                      <a:ext cx="5943600" cy="5017135"/>
+                    </a:xfrm>
+                    <a:prstGeom prst="rect">
+                      <a:avLst/>
+                    </a:prstGeom>
+                  </pic:spPr>
+                </pic:pic>
+              </a:graphicData>
+            </a:graphic>
+          </wp:inline>
+        </w:drawing>
+      </w:r>
+    </w:p>
+    <w:p>
+      <w:pPr>
+        <w:rPr>
+          <w:rFonts w:ascii="David" w:hAnsi="David" w:cs="David"/>
+          <w:color w:val="000000" w:themeColor="text1"/>
+          <w:lang w:val="en-US"/>
+        </w:rPr>
+      </w:pPr>
+    </w:p>
+    <w:p>
+      <w:pPr>
+        <w:rPr>
+          <w:rFonts w:ascii="David" w:hAnsi="David" w:cs="David"/>
+          <w:color w:val="000000" w:themeColor="text1"/>
+          <w:lang w:val="en-US"/>
+        </w:rPr>
+      </w:pPr>
+      <w:r>
+        <w:rPr>
+          <w:rFonts w:ascii="David" w:hAnsi="David" w:cs="David"/>
+          <w:color w:val="000000" w:themeColor="text1"/>
+          <w:lang w:val="en-US"/>
+        </w:rPr>
         <w:t>There is a difference between the probable links predicted with binary and weighted data:</w:t>
       </w:r>
     </w:p>
@@ -7128,7 +7213,7 @@
                     <pic:cNvPicPr/>
                   </pic:nvPicPr>
                   <pic:blipFill rotWithShape="1">
-                    <a:blip r:embed="rId41">
+                    <a:blip r:embed="rId42">
                       <a:extLst>
                         <a:ext uri="{28A0092B-C50C-407E-A947-70E740481C1C}">
                           <a14:useLocalDpi xmlns:a14="http://schemas.microsoft.com/office/drawing/2010/main" val="0"/>
@@ -7236,6 +7321,7 @@
         <w:rPr>
           <w:rFonts w:ascii="David" w:hAnsi="David" w:cs="David"/>
           <w:color w:val="FF0000"/>
+          <w:rtl/>
           <w:lang w:val="en-US"/>
         </w:rPr>
       </w:pPr>
@@ -7252,34 +7338,334 @@
       <w:pPr>
         <w:rPr>
           <w:rFonts w:ascii="David" w:hAnsi="David" w:cs="David"/>
-          <w:color w:val="FF0000"/>
-          <w:lang w:val="en-US"/>
-        </w:rPr>
-      </w:pPr>
-    </w:p>
-    <w:p>
-      <w:pPr>
-        <w:bidi/>
-        <w:rPr>
-          <w:rFonts w:ascii="David" w:hAnsi="David" w:cs="David"/>
-          <w:b/>
-          <w:bCs/>
           <w:color w:val="FF0000"/>
           <w:rtl/>
           <w:lang w:val="en-US"/>
         </w:rPr>
       </w:pPr>
-      <w:r>
+    </w:p>
+    <w:p>
+      <w:pPr>
+        <w:rPr>
+          <w:rFonts w:ascii="David" w:hAnsi="David" w:cs="David"/>
+          <w:lang w:val="en-US"/>
+        </w:rPr>
+      </w:pPr>
+      <w:r>
+        <w:rPr>
+          <w:rFonts w:ascii="David" w:hAnsi="David" w:cs="David"/>
+          <w:lang w:val="en-US"/>
+        </w:rPr>
+        <w:t xml:space="preserve">These are (for all iterations averaged, all layer-to-layer combos) in </w:t>
+      </w:r>
+      <w:proofErr w:type="gramStart"/>
+      <w:r>
+        <w:rPr>
+          <w:rFonts w:ascii="David" w:hAnsi="David" w:cs="David"/>
+          <w:lang w:val="en-US"/>
+        </w:rPr>
+        <w:t>thistle</w:t>
+      </w:r>
+      <w:proofErr w:type="gramEnd"/>
+      <w:r>
+        <w:rPr>
+          <w:rFonts w:ascii="David" w:hAnsi="David" w:cs="David"/>
+          <w:lang w:val="en-US"/>
+        </w:rPr>
+        <w:t>: interactions that were NEVER observed and the model predicted to exit (</w:t>
+      </w:r>
+      <w:r>
+        <w:rPr>
+          <w:rFonts w:ascii="David" w:hAnsi="David" w:cs="David"/>
+          <w:lang w:val="en-US"/>
+        </w:rPr>
+        <w:t xml:space="preserve">average </w:t>
+      </w:r>
+      <w:r>
+        <w:rPr>
+          <w:rFonts w:ascii="David" w:hAnsi="David" w:cs="David"/>
+          <w:lang w:val="en-US"/>
+        </w:rPr>
+        <w:t xml:space="preserve">sigmoid &gt; 0.6), </w:t>
+      </w:r>
+      <w:r>
+        <w:rPr>
+          <w:rFonts w:ascii="David" w:hAnsi="David" w:cs="David"/>
+          <w:lang w:val="en-US"/>
+        </w:rPr>
+        <w:t xml:space="preserve">in </w:t>
+      </w:r>
+      <w:r>
+        <w:rPr>
+          <w:rFonts w:ascii="David" w:hAnsi="David" w:cs="David"/>
+          <w:lang w:val="en-US"/>
+        </w:rPr>
+        <w:t>salmon</w:t>
+      </w:r>
+      <w:r>
+        <w:rPr>
+          <w:rFonts w:ascii="David" w:hAnsi="David" w:cs="David"/>
+          <w:lang w:val="en-US"/>
+        </w:rPr>
+        <w:t xml:space="preserve"> interactions that were observed (but not in all islands) and were predicted (average sigmoid &gt; 0.6).</w:t>
+      </w:r>
+      <w:r>
+        <w:rPr>
+          <w:rFonts w:ascii="David" w:hAnsi="David" w:cs="David"/>
+          <w:lang w:val="en-US"/>
+        </w:rPr>
+        <w:t xml:space="preserve"> bluish: proportion of layer-to-layer predictions where the interaction was </w:t>
+      </w:r>
+      <w:proofErr w:type="gramStart"/>
+      <w:r>
+        <w:rPr>
+          <w:rFonts w:ascii="David" w:hAnsi="David" w:cs="David"/>
+          <w:lang w:val="en-US"/>
+        </w:rPr>
+        <w:t>actually observed</w:t>
+      </w:r>
+      <w:proofErr w:type="gramEnd"/>
+      <w:r>
+        <w:rPr>
+          <w:rFonts w:ascii="David" w:hAnsi="David" w:cs="David"/>
+          <w:lang w:val="en-US"/>
+        </w:rPr>
+        <w:t>.</w:t>
+      </w:r>
+      <w:r>
+        <w:rPr>
+          <w:rFonts w:ascii="David" w:hAnsi="David" w:cs="David"/>
+          <w:lang w:val="en-US"/>
+        </w:rPr>
+        <w:t xml:space="preserve"> I tried to order the species according to their degree.</w:t>
+      </w:r>
+    </w:p>
+    <w:p>
+      <w:pPr>
+        <w:rPr>
+          <w:rFonts w:ascii="David" w:hAnsi="David" w:cs="David"/>
+          <w:color w:val="FF0000"/>
+          <w:lang w:val="en-US"/>
+        </w:rPr>
+      </w:pPr>
+    </w:p>
+    <w:p>
+      <w:pPr>
+        <w:bidi/>
+        <w:rPr>
+          <w:rFonts w:ascii="David" w:hAnsi="David" w:cs="David"/>
+          <w:b/>
+          <w:bCs/>
+          <w:color w:val="FF0000"/>
+          <w:lang w:val="en-US"/>
+        </w:rPr>
+      </w:pPr>
+      <w:r>
+        <w:rPr>
+          <w:rFonts w:ascii="David" w:hAnsi="David" w:cs="David"/>
+          <w:b/>
+          <w:bCs/>
+          <w:noProof/>
+          <w:color w:val="FF0000"/>
+          <w:lang w:val="en-US"/>
+        </w:rPr>
+        <w:drawing>
+          <wp:inline distT="0" distB="0" distL="0" distR="0" wp14:anchorId="68748089" wp14:editId="2748F90A">
+            <wp:extent cx="5943600" cy="2971800"/>
+            <wp:effectExtent l="0" t="0" r="0" b="0"/>
+            <wp:docPr id="706770656" name="Picture 7" descr="A screen shot of a computer generated image&#10;&#10;AI-generated content may be incorrect."/>
+            <wp:cNvGraphicFramePr>
+              <a:graphicFrameLocks xmlns:a="http://schemas.openxmlformats.org/drawingml/2006/main" noChangeAspect="1"/>
+            </wp:cNvGraphicFramePr>
+            <a:graphic xmlns:a="http://schemas.openxmlformats.org/drawingml/2006/main">
+              <a:graphicData uri="http://schemas.openxmlformats.org/drawingml/2006/picture">
+                <pic:pic xmlns:pic="http://schemas.openxmlformats.org/drawingml/2006/picture">
+                  <pic:nvPicPr>
+                    <pic:cNvPr id="706770656" name="Picture 7" descr="A screen shot of a computer generated image&#10;&#10;AI-generated content may be incorrect."/>
+                    <pic:cNvPicPr/>
+                  </pic:nvPicPr>
+                  <pic:blipFill>
+                    <a:blip r:embed="rId43">
+                      <a:extLst>
+                        <a:ext uri="{28A0092B-C50C-407E-A947-70E740481C1C}">
+                          <a14:useLocalDpi xmlns:a14="http://schemas.microsoft.com/office/drawing/2010/main" val="0"/>
+                        </a:ext>
+                      </a:extLst>
+                    </a:blip>
+                    <a:stretch>
+                      <a:fillRect/>
+                    </a:stretch>
+                  </pic:blipFill>
+                  <pic:spPr>
+                    <a:xfrm>
+                      <a:off x="0" y="0"/>
+                      <a:ext cx="5943600" cy="2971800"/>
+                    </a:xfrm>
+                    <a:prstGeom prst="rect">
+                      <a:avLst/>
+                    </a:prstGeom>
+                  </pic:spPr>
+                </pic:pic>
+              </a:graphicData>
+            </a:graphic>
+          </wp:inline>
+        </w:drawing>
+      </w:r>
+    </w:p>
+    <w:p>
+      <w:pPr>
+        <w:bidi/>
+        <w:rPr>
+          <w:rFonts w:ascii="David" w:hAnsi="David" w:cs="David"/>
+          <w:b/>
+          <w:bCs/>
+          <w:color w:val="FF0000"/>
+          <w:lang w:val="en-US"/>
+        </w:rPr>
+      </w:pPr>
+    </w:p>
+    <w:p>
+      <w:pPr>
+        <w:rPr>
+          <w:rFonts w:ascii="David" w:hAnsi="David" w:cs="David"/>
+          <w:lang w:val="en-US"/>
+        </w:rPr>
+      </w:pPr>
+      <w:r>
+        <w:rPr>
+          <w:rFonts w:ascii="David" w:hAnsi="David" w:cs="David"/>
+          <w:lang w:val="en-US"/>
+        </w:rPr>
+        <w:lastRenderedPageBreak/>
+        <w:t>If we take average sigmoid &gt; 0.5 we get a mess:</w:t>
+      </w:r>
+    </w:p>
+    <w:p>
+      <w:pPr>
+        <w:rPr>
+          <w:rFonts w:ascii="David" w:hAnsi="David" w:cs="David"/>
+          <w:lang w:val="en-US"/>
+        </w:rPr>
+      </w:pPr>
+      <w:r>
+        <w:rPr>
+          <w:rFonts w:ascii="David" w:hAnsi="David" w:cs="David"/>
+          <w:noProof/>
+          <w:rtl/>
+          <w:lang w:val="he-IL"/>
+        </w:rPr>
+        <w:drawing>
+          <wp:inline distT="0" distB="0" distL="0" distR="0" wp14:anchorId="180AF423" wp14:editId="1516212A">
+            <wp:extent cx="5566323" cy="2797810"/>
+            <wp:effectExtent l="0" t="0" r="0" b="2540"/>
+            <wp:docPr id="1017389214" name="Picture 4"/>
+            <wp:cNvGraphicFramePr>
+              <a:graphicFrameLocks xmlns:a="http://schemas.openxmlformats.org/drawingml/2006/main" noChangeAspect="1"/>
+            </wp:cNvGraphicFramePr>
+            <a:graphic xmlns:a="http://schemas.openxmlformats.org/drawingml/2006/main">
+              <a:graphicData uri="http://schemas.openxmlformats.org/drawingml/2006/picture">
+                <pic:pic xmlns:pic="http://schemas.openxmlformats.org/drawingml/2006/picture">
+                  <pic:nvPicPr>
+                    <pic:cNvPr id="1017389214" name="Picture 4"/>
+                    <pic:cNvPicPr/>
+                  </pic:nvPicPr>
+                  <pic:blipFill>
+                    <a:blip r:embed="rId44" cstate="print">
+                      <a:extLst>
+                        <a:ext uri="{28A0092B-C50C-407E-A947-70E740481C1C}">
+                          <a14:useLocalDpi xmlns:a14="http://schemas.microsoft.com/office/drawing/2010/main" val="0"/>
+                        </a:ext>
+                      </a:extLst>
+                    </a:blip>
+                    <a:stretch>
+                      <a:fillRect/>
+                    </a:stretch>
+                  </pic:blipFill>
+                  <pic:spPr>
+                    <a:xfrm>
+                      <a:off x="0" y="0"/>
+                      <a:ext cx="5566323" cy="2797810"/>
+                    </a:xfrm>
+                    <a:prstGeom prst="rect">
+                      <a:avLst/>
+                    </a:prstGeom>
+                  </pic:spPr>
+                </pic:pic>
+              </a:graphicData>
+            </a:graphic>
+          </wp:inline>
+        </w:drawing>
+      </w:r>
+    </w:p>
+    <w:p>
+      <w:pPr>
         <w:rPr>
           <w:rFonts w:ascii="David" w:hAnsi="David" w:cs="David" w:hint="cs"/>
-          <w:b/>
-          <w:bCs/>
-          <w:color w:val="FF0000"/>
           <w:rtl/>
           <w:lang w:val="en-US"/>
         </w:rPr>
-        <w:t>צריך לסנן רק את המינים שנחזו כאפס בכללל האיים</w:t>
-      </w:r>
+      </w:pPr>
+      <w:r>
+        <w:rPr>
+          <w:rFonts w:ascii="David" w:hAnsi="David" w:cs="David"/>
+          <w:lang w:val="en-US"/>
+        </w:rPr>
+        <w:t>Here it predicted the interactions that were observed in some (not all) of the islands almost always.</w:t>
+      </w:r>
+    </w:p>
+    <w:p>
+      <w:pPr>
+        <w:rPr>
+          <w:rFonts w:ascii="David" w:hAnsi="David" w:cs="David"/>
+          <w:color w:val="7030A0"/>
+          <w:lang w:val="en-US"/>
+        </w:rPr>
+      </w:pPr>
+      <w:proofErr w:type="gramStart"/>
+      <w:r>
+        <w:rPr>
+          <w:rFonts w:ascii="David" w:hAnsi="David" w:cs="David"/>
+          <w:color w:val="7030A0"/>
+          <w:lang w:val="en-US"/>
+        </w:rPr>
+        <w:t>It’s predicting</w:t>
+      </w:r>
+      <w:proofErr w:type="gramEnd"/>
+      <w:r>
+        <w:rPr>
+          <w:rFonts w:ascii="David" w:hAnsi="David" w:cs="David"/>
+          <w:color w:val="7030A0"/>
+          <w:lang w:val="en-US"/>
+        </w:rPr>
+        <w:t xml:space="preserve"> according to the </w:t>
+      </w:r>
+      <w:proofErr w:type="gramStart"/>
+      <w:r>
+        <w:rPr>
+          <w:rFonts w:ascii="David" w:hAnsi="David" w:cs="David"/>
+          <w:color w:val="7030A0"/>
+          <w:lang w:val="en-US"/>
+        </w:rPr>
+        <w:t>degree</w:t>
+      </w:r>
+      <w:r>
+        <w:rPr>
+          <w:rFonts w:ascii="David" w:hAnsi="David" w:cs="David"/>
+          <w:color w:val="7030A0"/>
+          <w:lang w:val="en-US"/>
+        </w:rPr>
+        <w:t>?</w:t>
+      </w:r>
+      <w:proofErr w:type="gramEnd"/>
+    </w:p>
+    <w:p>
+      <w:pPr>
+        <w:rPr>
+          <w:rFonts w:ascii="David" w:hAnsi="David" w:cs="David"/>
+          <w:rtl/>
+          <w:lang w:val="en-US"/>
+        </w:rPr>
+      </w:pPr>
     </w:p>
     <w:p>
       <w:pPr>
@@ -7354,7 +7740,7 @@
                     <pic:cNvPicPr/>
                   </pic:nvPicPr>
                   <pic:blipFill>
-                    <a:blip r:embed="rId42">
+                    <a:blip r:embed="rId45">
                       <a:extLst>
                         <a:ext uri="{28A0092B-C50C-407E-A947-70E740481C1C}">
                           <a14:useLocalDpi xmlns:a14="http://schemas.microsoft.com/office/drawing/2010/main" val="0"/>
@@ -7407,7 +7793,6 @@
           <w:color w:val="000000" w:themeColor="text1"/>
           <w:lang w:val="en-US"/>
         </w:rPr>
-        <w:lastRenderedPageBreak/>
         <w:drawing>
           <wp:inline distT="0" distB="0" distL="0" distR="0" wp14:anchorId="26B3239A" wp14:editId="562CF803">
             <wp:extent cx="2458387" cy="987080"/>
@@ -7424,7 +7809,7 @@
                     <pic:cNvPicPr/>
                   </pic:nvPicPr>
                   <pic:blipFill>
-                    <a:blip r:embed="rId43">
+                    <a:blip r:embed="rId46">
                       <a:extLst>
                         <a:ext uri="{28A0092B-C50C-407E-A947-70E740481C1C}">
                           <a14:useLocalDpi xmlns:a14="http://schemas.microsoft.com/office/drawing/2010/main" val="0"/>
@@ -7492,6 +7877,7 @@
           <w:color w:val="000000" w:themeColor="text1"/>
           <w:lang w:val="en-US"/>
         </w:rPr>
+        <w:lastRenderedPageBreak/>
         <w:drawing>
           <wp:inline distT="0" distB="0" distL="0" distR="0" wp14:anchorId="78AA2CA7" wp14:editId="64403126">
             <wp:extent cx="3297836" cy="2964176"/>
@@ -7508,7 +7894,7 @@
                     <pic:cNvPicPr/>
                   </pic:nvPicPr>
                   <pic:blipFill>
-                    <a:blip r:embed="rId44">
+                    <a:blip r:embed="rId47">
                       <a:extLst>
                         <a:ext uri="{28A0092B-C50C-407E-A947-70E740481C1C}">
                           <a14:useLocalDpi xmlns:a14="http://schemas.microsoft.com/office/drawing/2010/main" val="0"/>
@@ -7566,7 +7952,7 @@
                     <pic:cNvPicPr/>
                   </pic:nvPicPr>
                   <pic:blipFill>
-                    <a:blip r:embed="rId45">
+                    <a:blip r:embed="rId48">
                       <a:extLst>
                         <a:ext uri="{28A0092B-C50C-407E-A947-70E740481C1C}">
                           <a14:useLocalDpi xmlns:a14="http://schemas.microsoft.com/office/drawing/2010/main" val="0"/>
@@ -7650,7 +8036,7 @@
                     <pic:cNvPicPr/>
                   </pic:nvPicPr>
                   <pic:blipFill>
-                    <a:blip r:embed="rId46">
+                    <a:blip r:embed="rId49">
                       <a:extLst>
                         <a:ext uri="{28A0092B-C50C-407E-A947-70E740481C1C}">
                           <a14:useLocalDpi xmlns:a14="http://schemas.microsoft.com/office/drawing/2010/main" val="0"/>
@@ -7692,7 +8078,6 @@
           <w:color w:val="000000" w:themeColor="text1"/>
           <w:lang w:val="en-US"/>
         </w:rPr>
-        <w:lastRenderedPageBreak/>
         <w:drawing>
           <wp:inline distT="0" distB="0" distL="0" distR="0" wp14:anchorId="1AD17B0E" wp14:editId="733720A7">
             <wp:extent cx="3218761" cy="2893102"/>
@@ -7709,7 +8094,7 @@
                     <pic:cNvPicPr/>
                   </pic:nvPicPr>
                   <pic:blipFill>
-                    <a:blip r:embed="rId47">
+                    <a:blip r:embed="rId50">
                       <a:extLst>
                         <a:ext uri="{28A0092B-C50C-407E-A947-70E740481C1C}">
                           <a14:useLocalDpi xmlns:a14="http://schemas.microsoft.com/office/drawing/2010/main" val="0"/>
@@ -7892,7 +8277,7 @@
                     <pic:cNvPicPr/>
                   </pic:nvPicPr>
                   <pic:blipFill rotWithShape="1">
-                    <a:blip r:embed="rId48">
+                    <a:blip r:embed="rId51">
                       <a:extLst>
                         <a:ext uri="{28A0092B-C50C-407E-A947-70E740481C1C}">
                           <a14:useLocalDpi xmlns:a14="http://schemas.microsoft.com/office/drawing/2010/main" val="0"/>
@@ -10520,7 +10905,7 @@
                     <pic:cNvPicPr/>
                   </pic:nvPicPr>
                   <pic:blipFill rotWithShape="1">
-                    <a:blip r:embed="rId49" cstate="print">
+                    <a:blip r:embed="rId52" cstate="print">
                       <a:extLst>
                         <a:ext uri="{28A0092B-C50C-407E-A947-70E740481C1C}">
                           <a14:useLocalDpi xmlns:a14="http://schemas.microsoft.com/office/drawing/2010/main" val="0"/>
@@ -10575,7 +10960,7 @@
                     <pic:cNvPicPr/>
                   </pic:nvPicPr>
                   <pic:blipFill>
-                    <a:blip r:embed="rId50" cstate="print">
+                    <a:blip r:embed="rId53" cstate="print">
                       <a:extLst>
                         <a:ext uri="{28A0092B-C50C-407E-A947-70E740481C1C}">
                           <a14:useLocalDpi xmlns:a14="http://schemas.microsoft.com/office/drawing/2010/main" val="0"/>
@@ -10632,7 +11017,7 @@
         </w:rPr>
         <w:lastRenderedPageBreak/>
         <w:drawing>
-          <wp:inline distT="0" distB="0" distL="0" distR="0" wp14:anchorId="05472C01" wp14:editId="5F5C273D">
+          <wp:inline distT="0" distB="0" distL="0" distR="0" wp14:anchorId="05472C01" wp14:editId="03DF7D03">
             <wp:extent cx="4543865" cy="3841411"/>
             <wp:effectExtent l="0" t="0" r="9525" b="6985"/>
             <wp:docPr id="299472941" name="Picture 4"/>
@@ -10647,7 +11032,7 @@
                     <pic:cNvPicPr/>
                   </pic:nvPicPr>
                   <pic:blipFill>
-                    <a:blip r:embed="rId51" cstate="print">
+                    <a:blip r:embed="rId54" cstate="print">
                       <a:extLst>
                         <a:ext uri="{28A0092B-C50C-407E-A947-70E740481C1C}">
                           <a14:useLocalDpi xmlns:a14="http://schemas.microsoft.com/office/drawing/2010/main" val="0"/>
